--- a/docs/user-guide/en/pages/03-hiringforecast.docx
+++ b/docs/user-guide/en/pages/03-hiringforecast.docx
@@ -1301,7 +1301,7 @@
       <w:r>
         <w:drawing>
           <wp:inline distT="0" distB="0" distL="0" distR="0">
-            <wp:extent cx="4953000" cy="2171700"/>
+            <wp:extent cx="5715000" cy="2505075"/>
             <wp:effectExtent t="0" r="0" b="0" l="0"/>
             <wp:docPr id="1" name="" descr="" title=""/>
             <wp:cNvGraphicFramePr>
@@ -1326,7 +1326,7 @@
                   <pic:spPr bwMode="auto">
                     <a:xfrm>
                       <a:off x="0" y="0"/>
-                      <a:ext cx="4953000" cy="2171700"/>
+                      <a:ext cx="5715000" cy="2505075"/>
                     </a:xfrm>
                     <a:prstGeom prst="rect">
                       <a:avLst/>
@@ -1348,7 +1348,7 @@
       <w:r>
         <w:drawing>
           <wp:inline distT="0" distB="0" distL="0" distR="0">
-            <wp:extent cx="4953000" cy="933450"/>
+            <wp:extent cx="5715000" cy="1076325"/>
             <wp:effectExtent t="0" r="0" b="0" l="0"/>
             <wp:docPr id="1" name="" descr="" title=""/>
             <wp:cNvGraphicFramePr>
@@ -1373,7 +1373,7 @@
                   <pic:spPr bwMode="auto">
                     <a:xfrm>
                       <a:off x="0" y="0"/>
-                      <a:ext cx="4953000" cy="933450"/>
+                      <a:ext cx="5715000" cy="1076325"/>
                     </a:xfrm>
                     <a:prstGeom prst="rect">
                       <a:avLst/>
@@ -1395,7 +1395,7 @@
       <w:r>
         <w:drawing>
           <wp:inline distT="0" distB="0" distL="0" distR="0">
-            <wp:extent cx="4953000" cy="933450"/>
+            <wp:extent cx="5715000" cy="1076325"/>
             <wp:effectExtent t="0" r="0" b="0" l="0"/>
             <wp:docPr id="1" name="" descr="" title=""/>
             <wp:cNvGraphicFramePr>
@@ -1420,7 +1420,7 @@
                   <pic:spPr bwMode="auto">
                     <a:xfrm>
                       <a:off x="0" y="0"/>
-                      <a:ext cx="4953000" cy="933450"/>
+                      <a:ext cx="5715000" cy="1076325"/>
                     </a:xfrm>
                     <a:prstGeom prst="rect">
                       <a:avLst/>
@@ -1442,7 +1442,7 @@
       <w:r>
         <w:drawing>
           <wp:inline distT="0" distB="0" distL="0" distR="0">
-            <wp:extent cx="4953000" cy="1085850"/>
+            <wp:extent cx="5715000" cy="1247775"/>
             <wp:effectExtent t="0" r="0" b="0" l="0"/>
             <wp:docPr id="1" name="" descr="" title=""/>
             <wp:cNvGraphicFramePr>
@@ -1467,7 +1467,7 @@
                   <pic:spPr bwMode="auto">
                     <a:xfrm>
                       <a:off x="0" y="0"/>
-                      <a:ext cx="4953000" cy="1085850"/>
+                      <a:ext cx="5715000" cy="1247775"/>
                     </a:xfrm>
                     <a:prstGeom prst="rect">
                       <a:avLst/>

--- a/docs/user-guide/en/pages/03-hiringforecast.docx
+++ b/docs/user-guide/en/pages/03-hiringforecast.docx
@@ -65,7 +65,7 @@
       <w:r>
         <w:drawing>
           <wp:inline distT="0" distB="0" distL="0" distR="0">
-            <wp:extent cx="5715000" cy="381000"/>
+            <wp:extent cx="6953250" cy="466725"/>
             <wp:effectExtent t="0" r="0" b="0" l="0"/>
             <wp:docPr id="1" name="" descr="" title=""/>
             <wp:cNvGraphicFramePr>
@@ -90,7 +90,7 @@
                   <pic:spPr bwMode="auto">
                     <a:xfrm>
                       <a:off x="0" y="0"/>
-                      <a:ext cx="5715000" cy="381000"/>
+                      <a:ext cx="6953250" cy="466725"/>
                     </a:xfrm>
                     <a:prstGeom prst="rect">
                       <a:avLst/>
@@ -105,7 +105,7 @@
     </w:p>
     <w:p>
       <w:pPr>
-        <w:spacing w:after="90" w:line="290"/>
+        <w:spacing w:after="70" w:line="270"/>
       </w:pPr>
       <w:r>
         <w:rPr>
@@ -152,7 +152,7 @@
     </w:p>
     <w:tbl>
       <w:tblPr>
-        <w:tblW w:type="dxa" w:w="9399"/>
+        <w:tblW w:type="dxa" w:w="10998"/>
         <w:jc w:val="center"/>
         <w:tblBorders>
           <w:top w:val="single" w:color="auto" w:sz="4"/>
@@ -164,9 +164,9 @@
         </w:tblBorders>
       </w:tblPr>
       <w:tblGrid>
-        <w:gridCol w:w="3133"/>
-        <w:gridCol w:w="3133"/>
-        <w:gridCol w:w="3133"/>
+        <w:gridCol w:w="3666"/>
+        <w:gridCol w:w="3666"/>
+        <w:gridCol w:w="3666"/>
       </w:tblGrid>
       <w:tr>
         <w:trPr>
@@ -174,7 +174,7 @@
         </w:trPr>
         <w:tc>
           <w:tcPr>
-            <w:tcW w:type="dxa" w:w="3133"/>
+            <w:tcW w:type="dxa" w:w="3666"/>
             <w:tcBorders>
               <w:top w:val="none" w:color="FFFFFF" w:sz="0"/>
               <w:left w:val="none" w:color="FFFFFF" w:sz="0"/>
@@ -195,7 +195,7 @@
             <w:r>
               <w:drawing>
                 <wp:inline distT="0" distB="0" distL="0" distR="0">
-                  <wp:extent cx="1809750" cy="971550"/>
+                  <wp:extent cx="2171700" cy="1162050"/>
                   <wp:effectExtent t="0" r="0" b="0" l="0"/>
                   <wp:docPr id="1" name="" descr="" title=""/>
                   <wp:cNvGraphicFramePr>
@@ -220,7 +220,7 @@
                         <pic:spPr bwMode="auto">
                           <a:xfrm>
                             <a:off x="0" y="0"/>
-                            <a:ext cx="1809750" cy="971550"/>
+                            <a:ext cx="2171700" cy="1162050"/>
                           </a:xfrm>
                           <a:prstGeom prst="rect">
                             <a:avLst/>
@@ -236,7 +236,7 @@
         </w:tc>
         <w:tc>
           <w:tcPr>
-            <w:tcW w:type="dxa" w:w="3133"/>
+            <w:tcW w:type="dxa" w:w="3666"/>
             <w:tcBorders>
               <w:top w:val="none" w:color="FFFFFF" w:sz="0"/>
               <w:left w:val="none" w:color="FFFFFF" w:sz="0"/>
@@ -257,7 +257,7 @@
             <w:r>
               <w:drawing>
                 <wp:inline distT="0" distB="0" distL="0" distR="0">
-                  <wp:extent cx="1809750" cy="971550"/>
+                  <wp:extent cx="2171700" cy="1162050"/>
                   <wp:effectExtent t="0" r="0" b="0" l="0"/>
                   <wp:docPr id="1" name="" descr="" title=""/>
                   <wp:cNvGraphicFramePr>
@@ -282,7 +282,7 @@
                         <pic:spPr bwMode="auto">
                           <a:xfrm>
                             <a:off x="0" y="0"/>
-                            <a:ext cx="1809750" cy="971550"/>
+                            <a:ext cx="2171700" cy="1162050"/>
                           </a:xfrm>
                           <a:prstGeom prst="rect">
                             <a:avLst/>
@@ -298,7 +298,7 @@
         </w:tc>
         <w:tc>
           <w:tcPr>
-            <w:tcW w:type="dxa" w:w="3133"/>
+            <w:tcW w:type="dxa" w:w="3666"/>
             <w:tcBorders>
               <w:top w:val="none" w:color="FFFFFF" w:sz="0"/>
               <w:left w:val="none" w:color="FFFFFF" w:sz="0"/>
@@ -319,7 +319,7 @@
             <w:r>
               <w:drawing>
                 <wp:inline distT="0" distB="0" distL="0" distR="0">
-                  <wp:extent cx="1809750" cy="971550"/>
+                  <wp:extent cx="2171700" cy="1162050"/>
                   <wp:effectExtent t="0" r="0" b="0" l="0"/>
                   <wp:docPr id="1" name="" descr="" title=""/>
                   <wp:cNvGraphicFramePr>
@@ -344,7 +344,7 @@
                         <pic:spPr bwMode="auto">
                           <a:xfrm>
                             <a:off x="0" y="0"/>
-                            <a:ext cx="1809750" cy="971550"/>
+                            <a:ext cx="2171700" cy="1162050"/>
                           </a:xfrm>
                           <a:prstGeom prst="rect">
                             <a:avLst/>
@@ -365,7 +365,7 @@
         </w:trPr>
         <w:tc>
           <w:tcPr>
-            <w:tcW w:type="dxa" w:w="3133"/>
+            <w:tcW w:type="dxa" w:w="3666"/>
             <w:tcBorders>
               <w:top w:val="none" w:color="FFFFFF" w:sz="0"/>
               <w:left w:val="none" w:color="FFFFFF" w:sz="0"/>
@@ -386,7 +386,7 @@
             <w:r>
               <w:drawing>
                 <wp:inline distT="0" distB="0" distL="0" distR="0">
-                  <wp:extent cx="1809750" cy="971550"/>
+                  <wp:extent cx="2171700" cy="1162050"/>
                   <wp:effectExtent t="0" r="0" b="0" l="0"/>
                   <wp:docPr id="1" name="" descr="" title=""/>
                   <wp:cNvGraphicFramePr>
@@ -411,7 +411,7 @@
                         <pic:spPr bwMode="auto">
                           <a:xfrm>
                             <a:off x="0" y="0"/>
-                            <a:ext cx="1809750" cy="971550"/>
+                            <a:ext cx="2171700" cy="1162050"/>
                           </a:xfrm>
                           <a:prstGeom prst="rect">
                             <a:avLst/>
@@ -427,7 +427,7 @@
         </w:tc>
         <w:tc>
           <w:tcPr>
-            <w:tcW w:type="dxa" w:w="3133"/>
+            <w:tcW w:type="dxa" w:w="3666"/>
             <w:tcBorders>
               <w:top w:val="none" w:color="FFFFFF" w:sz="0"/>
               <w:left w:val="none" w:color="FFFFFF" w:sz="0"/>
@@ -445,7 +445,7 @@
         </w:tc>
         <w:tc>
           <w:tcPr>
-            <w:tcW w:type="dxa" w:w="3133"/>
+            <w:tcW w:type="dxa" w:w="3666"/>
             <w:tcBorders>
               <w:top w:val="none" w:color="FFFFFF" w:sz="0"/>
               <w:left w:val="none" w:color="FFFFFF" w:sz="0"/>
@@ -874,7 +874,7 @@
       <w:r>
         <w:drawing>
           <wp:inline distT="0" distB="0" distL="0" distR="0">
-            <wp:extent cx="5715000" cy="1200150"/>
+            <wp:extent cx="6953250" cy="1457325"/>
             <wp:effectExtent t="0" r="0" b="0" l="0"/>
             <wp:docPr id="1" name="" descr="" title=""/>
             <wp:cNvGraphicFramePr>
@@ -899,7 +899,7 @@
                   <pic:spPr bwMode="auto">
                     <a:xfrm>
                       <a:off x="0" y="0"/>
-                      <a:ext cx="5715000" cy="1200150"/>
+                      <a:ext cx="6953250" cy="1457325"/>
                     </a:xfrm>
                     <a:prstGeom prst="rect">
                       <a:avLst/>
@@ -914,7 +914,7 @@
     </w:p>
     <w:p>
       <w:pPr>
-        <w:spacing w:after="90" w:line="290"/>
+        <w:spacing w:after="70" w:line="270"/>
       </w:pPr>
       <w:r>
         <w:rPr>
@@ -943,7 +943,7 @@
       <w:r>
         <w:drawing>
           <wp:inline distT="0" distB="0" distL="0" distR="0">
-            <wp:extent cx="5715000" cy="1609725"/>
+            <wp:extent cx="6953250" cy="1962150"/>
             <wp:effectExtent t="0" r="0" b="0" l="0"/>
             <wp:docPr id="1" name="" descr="" title=""/>
             <wp:cNvGraphicFramePr>
@@ -968,7 +968,7 @@
                   <pic:spPr bwMode="auto">
                     <a:xfrm>
                       <a:off x="0" y="0"/>
-                      <a:ext cx="5715000" cy="1609725"/>
+                      <a:ext cx="6953250" cy="1962150"/>
                     </a:xfrm>
                     <a:prstGeom prst="rect">
                       <a:avLst/>
@@ -983,7 +983,7 @@
     </w:p>
     <w:p>
       <w:pPr>
-        <w:spacing w:after="90" w:line="290"/>
+        <w:spacing w:after="70" w:line="270"/>
       </w:pPr>
       <w:r>
         <w:rPr>
@@ -1037,7 +1037,7 @@
       <w:r>
         <w:drawing>
           <wp:inline distT="0" distB="0" distL="0" distR="0">
-            <wp:extent cx="5715000" cy="4705350"/>
+            <wp:extent cx="6953250" cy="5724525"/>
             <wp:effectExtent t="0" r="0" b="0" l="0"/>
             <wp:docPr id="1" name="" descr="" title=""/>
             <wp:cNvGraphicFramePr>
@@ -1062,7 +1062,7 @@
                   <pic:spPr bwMode="auto">
                     <a:xfrm>
                       <a:off x="0" y="0"/>
-                      <a:ext cx="5715000" cy="4705350"/>
+                      <a:ext cx="6953250" cy="5724525"/>
                     </a:xfrm>
                     <a:prstGeom prst="rect">
                       <a:avLst/>
@@ -1077,7 +1077,7 @@
     </w:p>
     <w:p>
       <w:pPr>
-        <w:spacing w:after="90" w:line="290"/>
+        <w:spacing w:after="70" w:line="270"/>
       </w:pPr>
       <w:r>
         <w:rPr>
@@ -1106,7 +1106,7 @@
       <w:r>
         <w:drawing>
           <wp:inline distT="0" distB="0" distL="0" distR="0">
-            <wp:extent cx="5715000" cy="2924175"/>
+            <wp:extent cx="6953250" cy="3562350"/>
             <wp:effectExtent t="0" r="0" b="0" l="0"/>
             <wp:docPr id="1" name="" descr="" title=""/>
             <wp:cNvGraphicFramePr>
@@ -1131,7 +1131,7 @@
                   <pic:spPr bwMode="auto">
                     <a:xfrm>
                       <a:off x="0" y="0"/>
-                      <a:ext cx="5715000" cy="2924175"/>
+                      <a:ext cx="6953250" cy="3562350"/>
                     </a:xfrm>
                     <a:prstGeom prst="rect">
                       <a:avLst/>
@@ -1146,7 +1146,7 @@
     </w:p>
     <w:p>
       <w:pPr>
-        <w:spacing w:after="90" w:line="290"/>
+        <w:spacing w:after="70" w:line="270"/>
       </w:pPr>
       <w:r>
         <w:rPr>
@@ -1301,7 +1301,7 @@
       <w:r>
         <w:drawing>
           <wp:inline distT="0" distB="0" distL="0" distR="0">
-            <wp:extent cx="5715000" cy="2505075"/>
+            <wp:extent cx="6953250" cy="3048000"/>
             <wp:effectExtent t="0" r="0" b="0" l="0"/>
             <wp:docPr id="1" name="" descr="" title=""/>
             <wp:cNvGraphicFramePr>
@@ -1326,7 +1326,7 @@
                   <pic:spPr bwMode="auto">
                     <a:xfrm>
                       <a:off x="0" y="0"/>
-                      <a:ext cx="5715000" cy="2505075"/>
+                      <a:ext cx="6953250" cy="3048000"/>
                     </a:xfrm>
                     <a:prstGeom prst="rect">
                       <a:avLst/>
@@ -1348,7 +1348,7 @@
       <w:r>
         <w:drawing>
           <wp:inline distT="0" distB="0" distL="0" distR="0">
-            <wp:extent cx="5715000" cy="1076325"/>
+            <wp:extent cx="6953250" cy="1304925"/>
             <wp:effectExtent t="0" r="0" b="0" l="0"/>
             <wp:docPr id="1" name="" descr="" title=""/>
             <wp:cNvGraphicFramePr>
@@ -1373,7 +1373,7 @@
                   <pic:spPr bwMode="auto">
                     <a:xfrm>
                       <a:off x="0" y="0"/>
-                      <a:ext cx="5715000" cy="1076325"/>
+                      <a:ext cx="6953250" cy="1304925"/>
                     </a:xfrm>
                     <a:prstGeom prst="rect">
                       <a:avLst/>
@@ -1395,7 +1395,7 @@
       <w:r>
         <w:drawing>
           <wp:inline distT="0" distB="0" distL="0" distR="0">
-            <wp:extent cx="5715000" cy="1076325"/>
+            <wp:extent cx="6953250" cy="1304925"/>
             <wp:effectExtent t="0" r="0" b="0" l="0"/>
             <wp:docPr id="1" name="" descr="" title=""/>
             <wp:cNvGraphicFramePr>
@@ -1420,7 +1420,7 @@
                   <pic:spPr bwMode="auto">
                     <a:xfrm>
                       <a:off x="0" y="0"/>
-                      <a:ext cx="5715000" cy="1076325"/>
+                      <a:ext cx="6953250" cy="1304925"/>
                     </a:xfrm>
                     <a:prstGeom prst="rect">
                       <a:avLst/>
@@ -1442,7 +1442,7 @@
       <w:r>
         <w:drawing>
           <wp:inline distT="0" distB="0" distL="0" distR="0">
-            <wp:extent cx="5715000" cy="1247775"/>
+            <wp:extent cx="6953250" cy="1524000"/>
             <wp:effectExtent t="0" r="0" b="0" l="0"/>
             <wp:docPr id="1" name="" descr="" title=""/>
             <wp:cNvGraphicFramePr>
@@ -1467,7 +1467,7 @@
                   <pic:spPr bwMode="auto">
                     <a:xfrm>
                       <a:off x="0" y="0"/>
-                      <a:ext cx="5715000" cy="1247775"/>
+                      <a:ext cx="6953250" cy="1524000"/>
                     </a:xfrm>
                     <a:prstGeom prst="rect">
                       <a:avLst/>
@@ -1482,7 +1482,7 @@
     </w:p>
     <w:p>
       <w:pPr>
-        <w:spacing w:after="90" w:line="290"/>
+        <w:spacing w:after="70" w:line="270"/>
       </w:pPr>
       <w:r>
         <w:rPr>
@@ -1498,7 +1498,7 @@
       <w:headerReference w:type="default" r:id="rId7"/>
       <w:footerReference w:type="default" r:id="rId8"/>
       <w:pgSz w:w="11906" w:h="16838" w:orient="portrait"/>
-      <w:pgMar w:top="1300" w:right="1250" w:bottom="1000" w:left="1250" w:header="708" w:footer="708" w:gutter="0"/>
+      <w:pgMar w:top="1500" w:right="432" w:bottom="994" w:left="432" w:header="706" w:footer="706" w:gutter="0"/>
       <w:pgNumType/>
       <w:docGrid w:linePitch="360"/>
     </w:sectPr>

--- a/docs/user-guide/en/pages/03-hiringforecast.docx
+++ b/docs/user-guide/en/pages/03-hiringforecast.docx
@@ -152,7 +152,7 @@
     </w:p>
     <w:tbl>
       <w:tblPr>
-        <w:tblW w:type="dxa" w:w="10998"/>
+        <w:tblW w:type="dxa" w:w="11000"/>
         <w:jc w:val="center"/>
         <w:tblBorders>
           <w:top w:val="single" w:color="auto" w:sz="4"/>
@@ -164,9 +164,10 @@
         </w:tblBorders>
       </w:tblPr>
       <w:tblGrid>
-        <w:gridCol w:w="3666"/>
-        <w:gridCol w:w="3666"/>
-        <w:gridCol w:w="3666"/>
+        <w:gridCol w:w="2750"/>
+        <w:gridCol w:w="2750"/>
+        <w:gridCol w:w="2750"/>
+        <w:gridCol w:w="2750"/>
       </w:tblGrid>
       <w:tr>
         <w:trPr>
@@ -174,7 +175,7 @@
         </w:trPr>
         <w:tc>
           <w:tcPr>
-            <w:tcW w:type="dxa" w:w="3666"/>
+            <w:tcW w:type="dxa" w:w="2750"/>
             <w:tcBorders>
               <w:top w:val="none" w:color="FFFFFF" w:sz="0"/>
               <w:left w:val="none" w:color="FFFFFF" w:sz="0"/>
@@ -195,7 +196,7 @@
             <w:r>
               <w:drawing>
                 <wp:inline distT="0" distB="0" distL="0" distR="0">
-                  <wp:extent cx="2171700" cy="1162050"/>
+                  <wp:extent cx="1590675" cy="847725"/>
                   <wp:effectExtent t="0" r="0" b="0" l="0"/>
                   <wp:docPr id="1" name="" descr="" title=""/>
                   <wp:cNvGraphicFramePr>
@@ -220,7 +221,7 @@
                         <pic:spPr bwMode="auto">
                           <a:xfrm>
                             <a:off x="0" y="0"/>
-                            <a:ext cx="2171700" cy="1162050"/>
+                            <a:ext cx="1590675" cy="847725"/>
                           </a:xfrm>
                           <a:prstGeom prst="rect">
                             <a:avLst/>
@@ -236,7 +237,7 @@
         </w:tc>
         <w:tc>
           <w:tcPr>
-            <w:tcW w:type="dxa" w:w="3666"/>
+            <w:tcW w:type="dxa" w:w="2750"/>
             <w:tcBorders>
               <w:top w:val="none" w:color="FFFFFF" w:sz="0"/>
               <w:left w:val="none" w:color="FFFFFF" w:sz="0"/>
@@ -257,7 +258,7 @@
             <w:r>
               <w:drawing>
                 <wp:inline distT="0" distB="0" distL="0" distR="0">
-                  <wp:extent cx="2171700" cy="1162050"/>
+                  <wp:extent cx="1590675" cy="847725"/>
                   <wp:effectExtent t="0" r="0" b="0" l="0"/>
                   <wp:docPr id="1" name="" descr="" title=""/>
                   <wp:cNvGraphicFramePr>
@@ -282,7 +283,7 @@
                         <pic:spPr bwMode="auto">
                           <a:xfrm>
                             <a:off x="0" y="0"/>
-                            <a:ext cx="2171700" cy="1162050"/>
+                            <a:ext cx="1590675" cy="847725"/>
                           </a:xfrm>
                           <a:prstGeom prst="rect">
                             <a:avLst/>
@@ -298,7 +299,7 @@
         </w:tc>
         <w:tc>
           <w:tcPr>
-            <w:tcW w:type="dxa" w:w="3666"/>
+            <w:tcW w:type="dxa" w:w="2750"/>
             <w:tcBorders>
               <w:top w:val="none" w:color="FFFFFF" w:sz="0"/>
               <w:left w:val="none" w:color="FFFFFF" w:sz="0"/>
@@ -319,7 +320,7 @@
             <w:r>
               <w:drawing>
                 <wp:inline distT="0" distB="0" distL="0" distR="0">
-                  <wp:extent cx="2171700" cy="1162050"/>
+                  <wp:extent cx="1590675" cy="847725"/>
                   <wp:effectExtent t="0" r="0" b="0" l="0"/>
                   <wp:docPr id="1" name="" descr="" title=""/>
                   <wp:cNvGraphicFramePr>
@@ -344,7 +345,7 @@
                         <pic:spPr bwMode="auto">
                           <a:xfrm>
                             <a:off x="0" y="0"/>
-                            <a:ext cx="2171700" cy="1162050"/>
+                            <a:ext cx="1590675" cy="847725"/>
                           </a:xfrm>
                           <a:prstGeom prst="rect">
                             <a:avLst/>
@@ -358,14 +359,9 @@
             </w:r>
           </w:p>
         </w:tc>
-      </w:tr>
-      <w:tr>
-        <w:trPr>
-          <w:cantSplit/>
-        </w:trPr>
         <w:tc>
           <w:tcPr>
-            <w:tcW w:type="dxa" w:w="3666"/>
+            <w:tcW w:type="dxa" w:w="2750"/>
             <w:tcBorders>
               <w:top w:val="none" w:color="FFFFFF" w:sz="0"/>
               <w:left w:val="none" w:color="FFFFFF" w:sz="0"/>
@@ -386,7 +382,7 @@
             <w:r>
               <w:drawing>
                 <wp:inline distT="0" distB="0" distL="0" distR="0">
-                  <wp:extent cx="2171700" cy="1162050"/>
+                  <wp:extent cx="1590675" cy="847725"/>
                   <wp:effectExtent t="0" r="0" b="0" l="0"/>
                   <wp:docPr id="1" name="" descr="" title=""/>
                   <wp:cNvGraphicFramePr>
@@ -411,7 +407,7 @@
                         <pic:spPr bwMode="auto">
                           <a:xfrm>
                             <a:off x="0" y="0"/>
-                            <a:ext cx="2171700" cy="1162050"/>
+                            <a:ext cx="1590675" cy="847725"/>
                           </a:xfrm>
                           <a:prstGeom prst="rect">
                             <a:avLst/>
@@ -424,42 +420,6 @@
               </w:drawing>
             </w:r>
           </w:p>
-        </w:tc>
-        <w:tc>
-          <w:tcPr>
-            <w:tcW w:type="dxa" w:w="3666"/>
-            <w:tcBorders>
-              <w:top w:val="none" w:color="FFFFFF" w:sz="0"/>
-              <w:left w:val="none" w:color="FFFFFF" w:sz="0"/>
-              <w:bottom w:val="none" w:color="FFFFFF" w:sz="0"/>
-              <w:right w:val="none" w:color="FFFFFF" w:sz="0"/>
-            </w:tcBorders>
-            <w:tcMar>
-              <w:top w:type="dxa" w:w="40"/>
-              <w:left w:type="dxa" w:w="40"/>
-              <w:bottom w:type="dxa" w:w="80"/>
-              <w:right w:type="dxa" w:w="40"/>
-            </w:tcMar>
-          </w:tcPr>
-          <w:p/>
-        </w:tc>
-        <w:tc>
-          <w:tcPr>
-            <w:tcW w:type="dxa" w:w="3666"/>
-            <w:tcBorders>
-              <w:top w:val="none" w:color="FFFFFF" w:sz="0"/>
-              <w:left w:val="none" w:color="FFFFFF" w:sz="0"/>
-              <w:bottom w:val="none" w:color="FFFFFF" w:sz="0"/>
-              <w:right w:val="none" w:color="FFFFFF" w:sz="0"/>
-            </w:tcBorders>
-            <w:tcMar>
-              <w:top w:type="dxa" w:w="40"/>
-              <w:left w:type="dxa" w:w="40"/>
-              <w:bottom w:type="dxa" w:w="80"/>
-              <w:right w:type="dxa" w:w="40"/>
-            </w:tcMar>
-          </w:tcPr>
-          <w:p/>
         </w:tc>
       </w:tr>
     </w:tbl>
@@ -1294,7 +1254,7 @@
     </w:p>
     <w:p>
       <w:pPr>
-        <w:keepNext/>
+        <w:keepNext w:val="false"/>
         <w:spacing w:after="120" w:before="60"/>
         <w:jc w:val="center"/>
       </w:pPr>
@@ -1341,7 +1301,7 @@
     </w:p>
     <w:p>
       <w:pPr>
-        <w:keepNext/>
+        <w:keepNext w:val="false"/>
         <w:spacing w:after="120" w:before="60"/>
         <w:jc w:val="center"/>
       </w:pPr>
@@ -1388,7 +1348,7 @@
     </w:p>
     <w:p>
       <w:pPr>
-        <w:keepNext/>
+        <w:keepNext w:val="false"/>
         <w:spacing w:after="120" w:before="60"/>
         <w:jc w:val="center"/>
       </w:pPr>

--- a/docs/user-guide/en/pages/03-hiringforecast.docx
+++ b/docs/user-guide/en/pages/03-hiringforecast.docx
@@ -1,6 +1,6 @@
 
 <file path=word/document.xml><?xml version="1.0" encoding="utf-8"?>
-<w:document xmlns:wpc="http://schemas.microsoft.com/office/word/2010/wordprocessingCanvas" xmlns:mc="http://schemas.openxmlformats.org/markup-compatibility/2006" xmlns:o="urn:schemas-microsoft-com:office:office" xmlns:r="http://schemas.openxmlformats.org/officeDocument/2006/relationships" xmlns:m="http://schemas.openxmlformats.org/officeDocument/2006/math" xmlns:v="urn:schemas-microsoft-com:vml" xmlns:wp14="http://schemas.microsoft.com/office/word/2010/wordprocessingDrawing" xmlns:wp="http://schemas.openxmlformats.org/drawingml/2006/wordprocessingDrawing" xmlns:w10="urn:schemas-microsoft-com:office:word" xmlns:w="http://schemas.openxmlformats.org/wordprocessingml/2006/main" xmlns:w14="http://schemas.microsoft.com/office/word/2010/wordml" xmlns:w15="http://schemas.microsoft.com/office/word/2012/wordml" xmlns:wpg="http://schemas.microsoft.com/office/word/2010/wordprocessingGroup" xmlns:wpi="http://schemas.microsoft.com/office/word/2010/wordprocessingInk" xmlns:wne="http://schemas.microsoft.com/office/word/2006/wordml" xmlns:wps="http://schemas.microsoft.com/office/word/2010/wordprocessingShape" xmlns:cx="http://schemas.microsoft.com/office/drawing/2014/chartex" xmlns:cx1="http://schemas.microsoft.com/office/drawing/2015/9/8/chartex" xmlns:cx2="http://schemas.microsoft.com/office/drawing/2015/10/21/chartex" xmlns:cx3="http://schemas.microsoft.com/office/drawing/2016/5/9/chartex" xmlns:cx4="http://schemas.microsoft.com/office/drawing/2016/5/10/chartex" xmlns:cx5="http://schemas.microsoft.com/office/drawing/2016/5/11/chartex" xmlns:cx6="http://schemas.microsoft.com/office/drawing/2016/5/12/chartex" xmlns:cx7="http://schemas.microsoft.com/office/drawing/2016/5/13/chartex" xmlns:cx8="http://schemas.microsoft.com/office/drawing/2016/5/14/chartex" xmlns:aink="http://schemas.microsoft.com/office/drawing/2016/ink" xmlns:am3d="http://schemas.microsoft.com/office/drawing/2017/model3d" xmlns:w16cex="http://schemas.microsoft.com/office/word/2018/wordml/cex" xmlns:w16cid="http://schemas.microsoft.com/office/word/2016/wordml/cid" xmlns:w16="http://schemas.microsoft.com/office/word/2018/wordml" xmlns:w16sdtdh="http://schemas.microsoft.com/office/word/2020/wordml/sdtdatahash" xmlns:w16se="http://schemas.microsoft.com/office/word/2015/wordml/symex" mc:Ignorable="w14 w15 wp14">
+<w:document xmlns:wpc="http://schemas.microsoft.com/office/word/2010/wordprocessingCanvas" xmlns:cx="http://schemas.microsoft.com/office/drawing/2014/chartex" xmlns:cx1="http://schemas.microsoft.com/office/drawing/2015/9/8/chartex" xmlns:cx2="http://schemas.microsoft.com/office/drawing/2015/10/21/chartex" xmlns:cx3="http://schemas.microsoft.com/office/drawing/2016/5/9/chartex" xmlns:cx4="http://schemas.microsoft.com/office/drawing/2016/5/10/chartex" xmlns:cx5="http://schemas.microsoft.com/office/drawing/2016/5/11/chartex" xmlns:cx6="http://schemas.microsoft.com/office/drawing/2016/5/12/chartex" xmlns:cx7="http://schemas.microsoft.com/office/drawing/2016/5/13/chartex" xmlns:cx8="http://schemas.microsoft.com/office/drawing/2016/5/14/chartex" xmlns:mc="http://schemas.openxmlformats.org/markup-compatibility/2006" xmlns:aink="http://schemas.microsoft.com/office/drawing/2016/ink" xmlns:am3d="http://schemas.microsoft.com/office/drawing/2017/model3d" xmlns:o="urn:schemas-microsoft-com:office:office" xmlns:oel="http://schemas.microsoft.com/office/2019/extlst" xmlns:r="http://schemas.openxmlformats.org/officeDocument/2006/relationships" xmlns:m="http://schemas.openxmlformats.org/officeDocument/2006/math" xmlns:v="urn:schemas-microsoft-com:vml" xmlns:wp14="http://schemas.microsoft.com/office/word/2010/wordprocessingDrawing" xmlns:wp="http://schemas.openxmlformats.org/drawingml/2006/wordprocessingDrawing" xmlns:w10="urn:schemas-microsoft-com:office:word" xmlns:w="http://schemas.openxmlformats.org/wordprocessingml/2006/main" xmlns:w14="http://schemas.microsoft.com/office/word/2010/wordml" xmlns:w15="http://schemas.microsoft.com/office/word/2012/wordml" xmlns:w16cex="http://schemas.microsoft.com/office/word/2018/wordml/cex" xmlns:w16cid="http://schemas.microsoft.com/office/word/2016/wordml/cid" xmlns:w16="http://schemas.microsoft.com/office/word/2018/wordml" xmlns:w16du="http://schemas.microsoft.com/office/word/2023/wordml/word16du" xmlns:w16sdtdh="http://schemas.microsoft.com/office/word/2020/wordml/sdtdatahash" xmlns:w16sdtfl="http://schemas.microsoft.com/office/word/2024/wordml/sdtformatlock" xmlns:w16se="http://schemas.microsoft.com/office/word/2015/wordml/symex" xmlns:wpg="http://schemas.microsoft.com/office/word/2010/wordprocessingGroup" xmlns:wpi="http://schemas.microsoft.com/office/word/2010/wordprocessingInk" xmlns:wne="http://schemas.microsoft.com/office/word/2006/wordml" xmlns:wps="http://schemas.microsoft.com/office/word/2010/wordprocessingShape" mc:Ignorable="w14 w15 w16se w16cid w16 w16cex w16sdtdh w16sdtfl w16du wp14">
   <w:body>
     <w:p>
       <w:pPr>
@@ -8,44 +8,49 @@
         <w:pageBreakBefore/>
       </w:pPr>
       <w:r>
-        <w:t xml:space="preserve">Hiring Forecast</w:t>
-      </w:r>
-    </w:p>
-    <w:p>
-      <w:pPr>
-        <w:spacing w:after="90" w:line="290"/>
-      </w:pPr>
-      <w:r>
-        <w:rPr>
-          <w:rFonts w:ascii="Arial" w:cs="Arial" w:eastAsia="Arial" w:hAnsi="Arial"/>
+        <w:t>Hiring Forecast</w:t>
+      </w:r>
+    </w:p>
+    <w:p>
+      <w:pPr>
+        <w:spacing w:after="90" w:line="290" w:lineRule="auto"/>
+      </w:pPr>
+      <w:r>
+        <w:rPr>
           <w:color w:val="666666"/>
           <w:sz w:val="19"/>
           <w:szCs w:val="19"/>
         </w:rPr>
-        <w:t xml:space="preserve">Where to find it: </w:t>
-      </w:r>
-      <w:r>
-        <w:rPr>
-          <w:rFonts w:ascii="Arial" w:cs="Arial" w:eastAsia="Arial" w:hAnsi="Arial"/>
+        <w:t xml:space="preserve">Where to find it: Side </w:t>
+      </w:r>
+      <w:proofErr w:type="gramStart"/>
+      <w:r>
+        <w:rPr>
           <w:color w:val="666666"/>
           <w:sz w:val="19"/>
           <w:szCs w:val="19"/>
         </w:rPr>
-        <w:t xml:space="preserve">Side menu  &gt;  Hiring Forecast</w:t>
-      </w:r>
-    </w:p>
-    <w:p>
-      <w:pPr>
-        <w:spacing w:after="90" w:line="290"/>
-      </w:pPr>
-      <w:r>
-        <w:rPr>
-          <w:rFonts w:ascii="Arial" w:cs="Arial" w:eastAsia="Arial" w:hAnsi="Arial"/>
-          <w:color w:val="27251F"/>
-          <w:sz w:val="21"/>
-          <w:szCs w:val="21"/>
-        </w:rPr>
-        <w:t xml:space="preserve">Use this page to plan recruitment ahead. It shows how many people each store needs to hire in each month of the year. The figures are an estimate based on past resignations and the projection - they are not a hiring order, and they change as new employee lists and projections are uploaded.</w:t>
+        <w:t>menu  &gt;</w:t>
+      </w:r>
+      <w:proofErr w:type="gramEnd"/>
+      <w:r>
+        <w:rPr>
+          <w:color w:val="666666"/>
+          <w:sz w:val="19"/>
+          <w:szCs w:val="19"/>
+        </w:rPr>
+        <w:t xml:space="preserve">  Hiring Forecast</w:t>
+      </w:r>
+    </w:p>
+    <w:p>
+      <w:pPr>
+        <w:spacing w:after="90" w:line="290" w:lineRule="auto"/>
+      </w:pPr>
+      <w:r>
+        <w:rPr>
+          <w:color w:val="27251F"/>
+        </w:rPr>
+        <w:t>Use this page to plan recruitment ahead. It shows how many people each store needs to hire in each month of the year. The figures are an estimate based on past resignations and the projection - they are not a hiring order, and they change as new employee lists and projections are uploaded.</w:t>
       </w:r>
     </w:p>
     <w:p>
@@ -53,21 +58,24 @@
         <w:pStyle w:val="Heading2"/>
       </w:pPr>
       <w:r>
-        <w:t xml:space="preserve">Step 1 - Choose your scope</w:t>
+        <w:t>Step 1 - Choose your scope</w:t>
       </w:r>
     </w:p>
     <w:p>
       <w:pPr>
         <w:keepNext/>
-        <w:spacing w:after="120" w:before="60"/>
+        <w:spacing w:before="60" w:after="120"/>
         <w:jc w:val="center"/>
       </w:pPr>
       <w:r>
+        <w:rPr>
+          <w:noProof/>
+        </w:rPr>
         <w:drawing>
-          <wp:inline distT="0" distB="0" distL="0" distR="0">
+          <wp:inline distT="0" distB="0" distL="0" distR="0" wp14:anchorId="7B8AB8B0" wp14:editId="13DC4448">
             <wp:extent cx="6953250" cy="466725"/>
-            <wp:effectExtent t="0" r="0" b="0" l="0"/>
-            <wp:docPr id="1" name="" descr="" title=""/>
+            <wp:effectExtent l="0" t="0" r="0" b="0"/>
+            <wp:docPr id="1" name="Picture 1"/>
             <wp:cNvGraphicFramePr>
               <a:graphicFrameLocks xmlns:a="http://schemas.openxmlformats.org/drawingml/2006/main" noChangeAspect="1"/>
             </wp:cNvGraphicFramePr>
@@ -75,13 +83,13 @@
               <a:graphicData uri="http://schemas.openxmlformats.org/drawingml/2006/picture">
                 <pic:pic xmlns:pic="http://schemas.openxmlformats.org/drawingml/2006/picture">
                   <pic:nvPicPr>
-                    <pic:cNvPr id="0" name="" descr=""/>
+                    <pic:cNvPr id="0" name=""/>
                     <pic:cNvPicPr>
                       <a:picLocks noChangeAspect="1" noChangeArrowheads="1"/>
                     </pic:cNvPicPr>
                   </pic:nvPicPr>
                   <pic:blipFill>
-                    <a:blip r:embed="rId9" cstate="none"/>
+                    <a:blip r:embed="rId7"/>
                     <a:srcRect/>
                     <a:stretch>
                       <a:fillRect/>
@@ -105,41 +113,60 @@
     </w:p>
     <w:p>
       <w:pPr>
-        <w:spacing w:after="70" w:line="270"/>
-      </w:pPr>
-      <w:r>
-        <w:rPr>
-          <w:rFonts w:ascii="Arial" w:cs="Arial" w:eastAsia="Arial" w:hAnsi="Arial"/>
-          <w:color w:val="27251F"/>
-          <w:sz w:val="21"/>
-          <w:szCs w:val="21"/>
-        </w:rPr>
-        <w:t xml:space="preserve">Year, Store, Job title and the Operation Consultant / Manager / Senior Consultant / Director selectors narrow the table and its totals. You only see the stores you have access to.</w:t>
-      </w:r>
-    </w:p>
-    <w:p>
-      <w:pPr>
-        <w:spacing w:after="90" w:line="290"/>
-      </w:pPr>
-      <w:r>
-        <w:rPr>
-          <w:rFonts w:ascii="Arial" w:cs="Arial" w:eastAsia="Arial" w:hAnsi="Arial"/>
+        <w:spacing w:after="70" w:line="270" w:lineRule="auto"/>
+      </w:pPr>
+      <w:r>
+        <w:rPr>
+          <w:color w:val="27251F"/>
+        </w:rPr>
+        <w:t>Year, Store, Job title and the Operation Consultant / Manager / Senior Consultant / Director selectors narrow the table and its totals. You only see the stores you have access to.</w:t>
+      </w:r>
+    </w:p>
+    <w:p>
+      <w:pPr>
+        <w:spacing w:after="90" w:line="290" w:lineRule="auto"/>
+      </w:pPr>
+      <w:r>
+        <w:rPr>
           <w:b/>
           <w:bCs/>
           <w:color w:val="27251F"/>
-          <w:sz w:val="21"/>
-          <w:szCs w:val="21"/>
         </w:rPr>
         <w:t xml:space="preserve">Good to know: </w:t>
       </w:r>
       <w:r>
         <w:rPr>
-          <w:rFonts w:ascii="Arial" w:cs="Arial" w:eastAsia="Arial" w:hAnsi="Arial"/>
-          <w:color w:val="27251F"/>
-          <w:sz w:val="21"/>
-          <w:szCs w:val="21"/>
-        </w:rPr>
-        <w:t xml:space="preserve">the Month filter focuses the summary cards, the Smart Insights and the monthly chart on one month. The table below always shows the whole year.</w:t>
+          <w:color w:val="27251F"/>
+        </w:rPr>
+        <w:t xml:space="preserve">the Month filter </w:t>
+      </w:r>
+      <w:proofErr w:type="gramStart"/>
+      <w:r>
+        <w:rPr>
+          <w:color w:val="27251F"/>
+        </w:rPr>
+        <w:t>focuses</w:t>
+      </w:r>
+      <w:proofErr w:type="gramEnd"/>
+      <w:r>
+        <w:rPr>
+          <w:color w:val="27251F"/>
+        </w:rPr>
+        <w:t xml:space="preserve"> the summary cards, the Smart Insights and the monthly chart </w:t>
+      </w:r>
+      <w:proofErr w:type="gramStart"/>
+      <w:r>
+        <w:rPr>
+          <w:color w:val="27251F"/>
+        </w:rPr>
+        <w:t>on</w:t>
+      </w:r>
+      <w:proofErr w:type="gramEnd"/>
+      <w:r>
+        <w:rPr>
+          <w:color w:val="27251F"/>
+        </w:rPr>
+        <w:t xml:space="preserve"> one month. The table below always shows the whole year.</w:t>
       </w:r>
     </w:p>
     <w:p>
@@ -147,21 +174,26 @@
         <w:pStyle w:val="Heading2"/>
       </w:pPr>
       <w:r>
-        <w:t xml:space="preserve">Step 2 - Read the summary cards</w:t>
+        <w:t>Step 2 - Read the summary cards</w:t>
       </w:r>
     </w:p>
     <w:tbl>
       <w:tblPr>
-        <w:tblW w:type="dxa" w:w="11000"/>
+        <w:tblW w:w="11000" w:type="dxa"/>
         <w:jc w:val="center"/>
         <w:tblBorders>
-          <w:top w:val="single" w:color="auto" w:sz="4"/>
-          <w:left w:val="single" w:color="auto" w:sz="4"/>
-          <w:bottom w:val="single" w:color="auto" w:sz="4"/>
-          <w:right w:val="single" w:color="auto" w:sz="4"/>
-          <w:insideH w:val="single" w:color="auto" w:sz="4"/>
-          <w:insideV w:val="single" w:color="auto" w:sz="4"/>
+          <w:top w:val="single" w:sz="4" w:space="0" w:color="auto"/>
+          <w:left w:val="single" w:sz="4" w:space="0" w:color="auto"/>
+          <w:bottom w:val="single" w:sz="4" w:space="0" w:color="auto"/>
+          <w:right w:val="single" w:sz="4" w:space="0" w:color="auto"/>
+          <w:insideH w:val="single" w:sz="4" w:space="0" w:color="auto"/>
+          <w:insideV w:val="single" w:sz="4" w:space="0" w:color="auto"/>
         </w:tblBorders>
+        <w:tblCellMar>
+          <w:left w:w="10" w:type="dxa"/>
+          <w:right w:w="10" w:type="dxa"/>
+        </w:tblCellMar>
+        <w:tblLook w:val="04A0" w:firstRow="1" w:lastRow="0" w:firstColumn="1" w:lastColumn="0" w:noHBand="0" w:noVBand="1"/>
       </w:tblPr>
       <w:tblGrid>
         <w:gridCol w:w="2750"/>
@@ -170,23 +202,30 @@
         <w:gridCol w:w="2750"/>
       </w:tblGrid>
       <w:tr>
+        <w:tblPrEx>
+          <w:tblCellMar>
+            <w:top w:w="0" w:type="dxa"/>
+            <w:bottom w:w="0" w:type="dxa"/>
+          </w:tblCellMar>
+        </w:tblPrEx>
         <w:trPr>
           <w:cantSplit/>
+          <w:jc w:val="center"/>
         </w:trPr>
         <w:tc>
           <w:tcPr>
-            <w:tcW w:type="dxa" w:w="2750"/>
+            <w:tcW w:w="2750" w:type="dxa"/>
             <w:tcBorders>
-              <w:top w:val="none" w:color="FFFFFF" w:sz="0"/>
-              <w:left w:val="none" w:color="FFFFFF" w:sz="0"/>
-              <w:bottom w:val="none" w:color="FFFFFF" w:sz="0"/>
-              <w:right w:val="none" w:color="FFFFFF" w:sz="0"/>
+              <w:top w:val="none" w:sz="0" w:space="0" w:color="FFFFFF"/>
+              <w:left w:val="none" w:sz="0" w:space="0" w:color="FFFFFF"/>
+              <w:bottom w:val="none" w:sz="0" w:space="0" w:color="FFFFFF"/>
+              <w:right w:val="none" w:sz="0" w:space="0" w:color="FFFFFF"/>
             </w:tcBorders>
             <w:tcMar>
-              <w:top w:type="dxa" w:w="40"/>
-              <w:left w:type="dxa" w:w="40"/>
-              <w:bottom w:type="dxa" w:w="80"/>
-              <w:right w:type="dxa" w:w="40"/>
+              <w:top w:w="40" w:type="dxa"/>
+              <w:left w:w="40" w:type="dxa"/>
+              <w:bottom w:w="80" w:type="dxa"/>
+              <w:right w:w="40" w:type="dxa"/>
             </w:tcMar>
           </w:tcPr>
           <w:p>
@@ -194,11 +233,14 @@
               <w:jc w:val="center"/>
             </w:pPr>
             <w:r>
+              <w:rPr>
+                <w:noProof/>
+              </w:rPr>
               <w:drawing>
-                <wp:inline distT="0" distB="0" distL="0" distR="0">
+                <wp:inline distT="0" distB="0" distL="0" distR="0" wp14:anchorId="043439E1" wp14:editId="629D174C">
                   <wp:extent cx="1590675" cy="847725"/>
-                  <wp:effectExtent t="0" r="0" b="0" l="0"/>
-                  <wp:docPr id="1" name="" descr="" title=""/>
+                  <wp:effectExtent l="0" t="0" r="0" b="0"/>
+                  <wp:docPr id="130906955" name="Picture 130906955"/>
                   <wp:cNvGraphicFramePr>
                     <a:graphicFrameLocks xmlns:a="http://schemas.openxmlformats.org/drawingml/2006/main" noChangeAspect="1"/>
                   </wp:cNvGraphicFramePr>
@@ -206,13 +248,13 @@
                     <a:graphicData uri="http://schemas.openxmlformats.org/drawingml/2006/picture">
                       <pic:pic xmlns:pic="http://schemas.openxmlformats.org/drawingml/2006/picture">
                         <pic:nvPicPr>
-                          <pic:cNvPr id="0" name="" descr=""/>
+                          <pic:cNvPr id="0" name=""/>
                           <pic:cNvPicPr>
                             <a:picLocks noChangeAspect="1" noChangeArrowheads="1"/>
                           </pic:cNvPicPr>
                         </pic:nvPicPr>
                         <pic:blipFill>
-                          <a:blip r:embed="rId10" cstate="none"/>
+                          <a:blip r:embed="rId8"/>
                           <a:srcRect/>
                           <a:stretch>
                             <a:fillRect/>
@@ -237,18 +279,18 @@
         </w:tc>
         <w:tc>
           <w:tcPr>
-            <w:tcW w:type="dxa" w:w="2750"/>
+            <w:tcW w:w="2750" w:type="dxa"/>
             <w:tcBorders>
-              <w:top w:val="none" w:color="FFFFFF" w:sz="0"/>
-              <w:left w:val="none" w:color="FFFFFF" w:sz="0"/>
-              <w:bottom w:val="none" w:color="FFFFFF" w:sz="0"/>
-              <w:right w:val="none" w:color="FFFFFF" w:sz="0"/>
+              <w:top w:val="none" w:sz="0" w:space="0" w:color="FFFFFF"/>
+              <w:left w:val="none" w:sz="0" w:space="0" w:color="FFFFFF"/>
+              <w:bottom w:val="none" w:sz="0" w:space="0" w:color="FFFFFF"/>
+              <w:right w:val="none" w:sz="0" w:space="0" w:color="FFFFFF"/>
             </w:tcBorders>
             <w:tcMar>
-              <w:top w:type="dxa" w:w="40"/>
-              <w:left w:type="dxa" w:w="40"/>
-              <w:bottom w:type="dxa" w:w="80"/>
-              <w:right w:type="dxa" w:w="40"/>
+              <w:top w:w="40" w:type="dxa"/>
+              <w:left w:w="40" w:type="dxa"/>
+              <w:bottom w:w="80" w:type="dxa"/>
+              <w:right w:w="40" w:type="dxa"/>
             </w:tcMar>
           </w:tcPr>
           <w:p>
@@ -256,11 +298,14 @@
               <w:jc w:val="center"/>
             </w:pPr>
             <w:r>
+              <w:rPr>
+                <w:noProof/>
+              </w:rPr>
               <w:drawing>
-                <wp:inline distT="0" distB="0" distL="0" distR="0">
+                <wp:inline distT="0" distB="0" distL="0" distR="0" wp14:anchorId="3F939F0B" wp14:editId="1D493A12">
                   <wp:extent cx="1590675" cy="847725"/>
-                  <wp:effectExtent t="0" r="0" b="0" l="0"/>
-                  <wp:docPr id="1" name="" descr="" title=""/>
+                  <wp:effectExtent l="0" t="0" r="0" b="0"/>
+                  <wp:docPr id="1808902126" name="Picture 1808902126"/>
                   <wp:cNvGraphicFramePr>
                     <a:graphicFrameLocks xmlns:a="http://schemas.openxmlformats.org/drawingml/2006/main" noChangeAspect="1"/>
                   </wp:cNvGraphicFramePr>
@@ -268,13 +313,13 @@
                     <a:graphicData uri="http://schemas.openxmlformats.org/drawingml/2006/picture">
                       <pic:pic xmlns:pic="http://schemas.openxmlformats.org/drawingml/2006/picture">
                         <pic:nvPicPr>
-                          <pic:cNvPr id="0" name="" descr=""/>
+                          <pic:cNvPr id="0" name=""/>
                           <pic:cNvPicPr>
                             <a:picLocks noChangeAspect="1" noChangeArrowheads="1"/>
                           </pic:cNvPicPr>
                         </pic:nvPicPr>
                         <pic:blipFill>
-                          <a:blip r:embed="rId11" cstate="none"/>
+                          <a:blip r:embed="rId9"/>
                           <a:srcRect/>
                           <a:stretch>
                             <a:fillRect/>
@@ -299,18 +344,18 @@
         </w:tc>
         <w:tc>
           <w:tcPr>
-            <w:tcW w:type="dxa" w:w="2750"/>
+            <w:tcW w:w="2750" w:type="dxa"/>
             <w:tcBorders>
-              <w:top w:val="none" w:color="FFFFFF" w:sz="0"/>
-              <w:left w:val="none" w:color="FFFFFF" w:sz="0"/>
-              <w:bottom w:val="none" w:color="FFFFFF" w:sz="0"/>
-              <w:right w:val="none" w:color="FFFFFF" w:sz="0"/>
+              <w:top w:val="none" w:sz="0" w:space="0" w:color="FFFFFF"/>
+              <w:left w:val="none" w:sz="0" w:space="0" w:color="FFFFFF"/>
+              <w:bottom w:val="none" w:sz="0" w:space="0" w:color="FFFFFF"/>
+              <w:right w:val="none" w:sz="0" w:space="0" w:color="FFFFFF"/>
             </w:tcBorders>
             <w:tcMar>
-              <w:top w:type="dxa" w:w="40"/>
-              <w:left w:type="dxa" w:w="40"/>
-              <w:bottom w:type="dxa" w:w="80"/>
-              <w:right w:type="dxa" w:w="40"/>
+              <w:top w:w="40" w:type="dxa"/>
+              <w:left w:w="40" w:type="dxa"/>
+              <w:bottom w:w="80" w:type="dxa"/>
+              <w:right w:w="40" w:type="dxa"/>
             </w:tcMar>
           </w:tcPr>
           <w:p>
@@ -318,11 +363,14 @@
               <w:jc w:val="center"/>
             </w:pPr>
             <w:r>
+              <w:rPr>
+                <w:noProof/>
+              </w:rPr>
               <w:drawing>
-                <wp:inline distT="0" distB="0" distL="0" distR="0">
+                <wp:inline distT="0" distB="0" distL="0" distR="0" wp14:anchorId="1D458C8C" wp14:editId="102D9FB1">
                   <wp:extent cx="1590675" cy="847725"/>
-                  <wp:effectExtent t="0" r="0" b="0" l="0"/>
-                  <wp:docPr id="1" name="" descr="" title=""/>
+                  <wp:effectExtent l="0" t="0" r="0" b="0"/>
+                  <wp:docPr id="1080807093" name="Picture 1080807093"/>
                   <wp:cNvGraphicFramePr>
                     <a:graphicFrameLocks xmlns:a="http://schemas.openxmlformats.org/drawingml/2006/main" noChangeAspect="1"/>
                   </wp:cNvGraphicFramePr>
@@ -330,13 +378,13 @@
                     <a:graphicData uri="http://schemas.openxmlformats.org/drawingml/2006/picture">
                       <pic:pic xmlns:pic="http://schemas.openxmlformats.org/drawingml/2006/picture">
                         <pic:nvPicPr>
-                          <pic:cNvPr id="0" name="" descr=""/>
+                          <pic:cNvPr id="0" name=""/>
                           <pic:cNvPicPr>
                             <a:picLocks noChangeAspect="1" noChangeArrowheads="1"/>
                           </pic:cNvPicPr>
                         </pic:nvPicPr>
                         <pic:blipFill>
-                          <a:blip r:embed="rId12" cstate="none"/>
+                          <a:blip r:embed="rId10"/>
                           <a:srcRect/>
                           <a:stretch>
                             <a:fillRect/>
@@ -361,18 +409,18 @@
         </w:tc>
         <w:tc>
           <w:tcPr>
-            <w:tcW w:type="dxa" w:w="2750"/>
+            <w:tcW w:w="2750" w:type="dxa"/>
             <w:tcBorders>
-              <w:top w:val="none" w:color="FFFFFF" w:sz="0"/>
-              <w:left w:val="none" w:color="FFFFFF" w:sz="0"/>
-              <w:bottom w:val="none" w:color="FFFFFF" w:sz="0"/>
-              <w:right w:val="none" w:color="FFFFFF" w:sz="0"/>
+              <w:top w:val="none" w:sz="0" w:space="0" w:color="FFFFFF"/>
+              <w:left w:val="none" w:sz="0" w:space="0" w:color="FFFFFF"/>
+              <w:bottom w:val="none" w:sz="0" w:space="0" w:color="FFFFFF"/>
+              <w:right w:val="none" w:sz="0" w:space="0" w:color="FFFFFF"/>
             </w:tcBorders>
             <w:tcMar>
-              <w:top w:type="dxa" w:w="40"/>
-              <w:left w:type="dxa" w:w="40"/>
-              <w:bottom w:type="dxa" w:w="80"/>
-              <w:right w:type="dxa" w:w="40"/>
+              <w:top w:w="40" w:type="dxa"/>
+              <w:left w:w="40" w:type="dxa"/>
+              <w:bottom w:w="80" w:type="dxa"/>
+              <w:right w:w="40" w:type="dxa"/>
             </w:tcMar>
           </w:tcPr>
           <w:p>
@@ -380,11 +428,14 @@
               <w:jc w:val="center"/>
             </w:pPr>
             <w:r>
+              <w:rPr>
+                <w:noProof/>
+              </w:rPr>
               <w:drawing>
-                <wp:inline distT="0" distB="0" distL="0" distR="0">
+                <wp:inline distT="0" distB="0" distL="0" distR="0" wp14:anchorId="4154120E" wp14:editId="51458B3C">
                   <wp:extent cx="1590675" cy="847725"/>
-                  <wp:effectExtent t="0" r="0" b="0" l="0"/>
-                  <wp:docPr id="1" name="" descr="" title=""/>
+                  <wp:effectExtent l="0" t="0" r="0" b="0"/>
+                  <wp:docPr id="444516365" name="Picture 444516365"/>
                   <wp:cNvGraphicFramePr>
                     <a:graphicFrameLocks xmlns:a="http://schemas.openxmlformats.org/drawingml/2006/main" noChangeAspect="1"/>
                   </wp:cNvGraphicFramePr>
@@ -392,13 +443,13 @@
                     <a:graphicData uri="http://schemas.openxmlformats.org/drawingml/2006/picture">
                       <pic:pic xmlns:pic="http://schemas.openxmlformats.org/drawingml/2006/picture">
                         <pic:nvPicPr>
-                          <pic:cNvPr id="0" name="" descr=""/>
+                          <pic:cNvPr id="0" name=""/>
                           <pic:cNvPicPr>
                             <a:picLocks noChangeAspect="1" noChangeArrowheads="1"/>
                           </pic:cNvPicPr>
                         </pic:nvPicPr>
                         <pic:blipFill>
-                          <a:blip r:embed="rId13" cstate="none"/>
+                          <a:blip r:embed="rId11"/>
                           <a:srcRect/>
                           <a:stretch>
                             <a:fillRect/>
@@ -427,352 +478,364 @@
       <w:pPr>
         <w:spacing w:after="40"/>
       </w:pPr>
-      <w:r>
-        <w:rPr>
-          <w:rFonts w:ascii="Arial" w:cs="Arial" w:eastAsia="Arial" w:hAnsi="Arial"/>
-          <w:color w:val="27251F"/>
-          <w:sz w:val="21"/>
-          <w:szCs w:val="21"/>
-        </w:rPr>
-        <w:t xml:space="preserve"/>
-      </w:r>
     </w:p>
     <w:tbl>
       <w:tblPr>
-        <w:tblW w:type="dxa" w:w="9400"/>
+        <w:tblW w:w="9400" w:type="dxa"/>
         <w:tblBorders>
-          <w:top w:val="single" w:color="auto" w:sz="4"/>
-          <w:left w:val="single" w:color="auto" w:sz="4"/>
-          <w:bottom w:val="single" w:color="auto" w:sz="4"/>
-          <w:right w:val="single" w:color="auto" w:sz="4"/>
-          <w:insideH w:val="single" w:color="auto" w:sz="4"/>
-          <w:insideV w:val="single" w:color="auto" w:sz="4"/>
+          <w:top w:val="single" w:sz="4" w:space="0" w:color="auto"/>
+          <w:left w:val="single" w:sz="4" w:space="0" w:color="auto"/>
+          <w:bottom w:val="single" w:sz="4" w:space="0" w:color="auto"/>
+          <w:right w:val="single" w:sz="4" w:space="0" w:color="auto"/>
+          <w:insideH w:val="single" w:sz="4" w:space="0" w:color="auto"/>
+          <w:insideV w:val="single" w:sz="4" w:space="0" w:color="auto"/>
         </w:tblBorders>
+        <w:tblCellMar>
+          <w:left w:w="10" w:type="dxa"/>
+          <w:right w:w="10" w:type="dxa"/>
+        </w:tblCellMar>
+        <w:tblLook w:val="04A0" w:firstRow="1" w:lastRow="0" w:firstColumn="1" w:lastColumn="0" w:noHBand="0" w:noVBand="1"/>
       </w:tblPr>
       <w:tblGrid>
         <w:gridCol w:w="2600"/>
         <w:gridCol w:w="6800"/>
       </w:tblGrid>
       <w:tr>
+        <w:tblPrEx>
+          <w:tblCellMar>
+            <w:top w:w="0" w:type="dxa"/>
+            <w:bottom w:w="0" w:type="dxa"/>
+          </w:tblCellMar>
+        </w:tblPrEx>
         <w:trPr>
           <w:cantSplit/>
           <w:tblHeader/>
         </w:trPr>
         <w:tc>
           <w:tcPr>
-            <w:tcW w:type="dxa" w:w="2600"/>
+            <w:tcW w:w="2600" w:type="dxa"/>
             <w:tcBorders>
-              <w:top w:val="single" w:color="D9D9D6" w:sz="4"/>
-              <w:left w:val="single" w:color="D9D9D6" w:sz="4"/>
-              <w:bottom w:val="single" w:color="D9D9D6" w:sz="4"/>
-              <w:right w:val="single" w:color="D9D9D6" w:sz="4"/>
+              <w:top w:val="single" w:sz="4" w:space="0" w:color="D9D9D6"/>
+              <w:left w:val="single" w:sz="4" w:space="0" w:color="D9D9D6"/>
+              <w:bottom w:val="single" w:sz="4" w:space="0" w:color="D9D9D6"/>
+              <w:right w:val="single" w:sz="4" w:space="0" w:color="D9D9D6"/>
             </w:tcBorders>
-            <w:shd w:fill="FFC72C" w:color="auto" w:val="clear"/>
+            <w:shd w:val="clear" w:color="auto" w:fill="FFC72C"/>
             <w:tcMar>
-              <w:top w:type="dxa" w:w="70"/>
-              <w:left w:type="dxa" w:w="110"/>
-              <w:bottom w:type="dxa" w:w="70"/>
-              <w:right w:type="dxa" w:w="110"/>
+              <w:top w:w="70" w:type="dxa"/>
+              <w:left w:w="110" w:type="dxa"/>
+              <w:bottom w:w="70" w:type="dxa"/>
+              <w:right w:w="110" w:type="dxa"/>
             </w:tcMar>
           </w:tcPr>
           <w:p>
             <w:r>
               <w:rPr>
-                <w:rFonts w:ascii="Arial" w:cs="Arial" w:eastAsia="Arial" w:hAnsi="Arial"/>
                 <w:b/>
                 <w:bCs/>
                 <w:color w:val="27251F"/>
                 <w:sz w:val="19"/>
                 <w:szCs w:val="19"/>
               </w:rPr>
-              <w:t xml:space="preserve">Card</w:t>
+              <w:t>Card</w:t>
             </w:r>
           </w:p>
         </w:tc>
         <w:tc>
           <w:tcPr>
-            <w:tcW w:type="dxa" w:w="6800"/>
+            <w:tcW w:w="6800" w:type="dxa"/>
             <w:tcBorders>
-              <w:top w:val="single" w:color="D9D9D6" w:sz="4"/>
-              <w:left w:val="single" w:color="D9D9D6" w:sz="4"/>
-              <w:bottom w:val="single" w:color="D9D9D6" w:sz="4"/>
-              <w:right w:val="single" w:color="D9D9D6" w:sz="4"/>
+              <w:top w:val="single" w:sz="4" w:space="0" w:color="D9D9D6"/>
+              <w:left w:val="single" w:sz="4" w:space="0" w:color="D9D9D6"/>
+              <w:bottom w:val="single" w:sz="4" w:space="0" w:color="D9D9D6"/>
+              <w:right w:val="single" w:sz="4" w:space="0" w:color="D9D9D6"/>
             </w:tcBorders>
-            <w:shd w:fill="FFC72C" w:color="auto" w:val="clear"/>
+            <w:shd w:val="clear" w:color="auto" w:fill="FFC72C"/>
             <w:tcMar>
-              <w:top w:type="dxa" w:w="70"/>
-              <w:left w:type="dxa" w:w="110"/>
-              <w:bottom w:type="dxa" w:w="70"/>
-              <w:right w:type="dxa" w:w="110"/>
+              <w:top w:w="70" w:type="dxa"/>
+              <w:left w:w="110" w:type="dxa"/>
+              <w:bottom w:w="70" w:type="dxa"/>
+              <w:right w:w="110" w:type="dxa"/>
             </w:tcMar>
           </w:tcPr>
           <w:p>
             <w:r>
               <w:rPr>
-                <w:rFonts w:ascii="Arial" w:cs="Arial" w:eastAsia="Arial" w:hAnsi="Arial"/>
                 <w:b/>
                 <w:bCs/>
                 <w:color w:val="27251F"/>
                 <w:sz w:val="19"/>
                 <w:szCs w:val="19"/>
               </w:rPr>
-              <w:t xml:space="preserve">What it shows</w:t>
+              <w:t>What it shows</w:t>
             </w:r>
           </w:p>
         </w:tc>
       </w:tr>
       <w:tr>
+        <w:tblPrEx>
+          <w:tblCellMar>
+            <w:top w:w="0" w:type="dxa"/>
+            <w:bottom w:w="0" w:type="dxa"/>
+          </w:tblCellMar>
+        </w:tblPrEx>
         <w:trPr>
           <w:cantSplit/>
-          <w:tblHeader w:val="false"/>
         </w:trPr>
         <w:tc>
           <w:tcPr>
-            <w:tcW w:type="dxa" w:w="2600"/>
+            <w:tcW w:w="2600" w:type="dxa"/>
             <w:tcBorders>
-              <w:top w:val="single" w:color="D9D9D6" w:sz="4"/>
-              <w:left w:val="single" w:color="D9D9D6" w:sz="4"/>
-              <w:bottom w:val="single" w:color="D9D9D6" w:sz="4"/>
-              <w:right w:val="single" w:color="D9D9D6" w:sz="4"/>
+              <w:top w:val="single" w:sz="4" w:space="0" w:color="D9D9D6"/>
+              <w:left w:val="single" w:sz="4" w:space="0" w:color="D9D9D6"/>
+              <w:bottom w:val="single" w:sz="4" w:space="0" w:color="D9D9D6"/>
+              <w:right w:val="single" w:sz="4" w:space="0" w:color="D9D9D6"/>
             </w:tcBorders>
-            <w:shd w:fill="FFFFFF" w:color="auto" w:val="clear"/>
+            <w:shd w:val="clear" w:color="auto" w:fill="FFFFFF"/>
             <w:tcMar>
-              <w:top w:type="dxa" w:w="70"/>
-              <w:left w:type="dxa" w:w="110"/>
-              <w:bottom w:type="dxa" w:w="70"/>
-              <w:right w:type="dxa" w:w="110"/>
+              <w:top w:w="70" w:type="dxa"/>
+              <w:left w:w="110" w:type="dxa"/>
+              <w:bottom w:w="70" w:type="dxa"/>
+              <w:right w:w="110" w:type="dxa"/>
             </w:tcMar>
           </w:tcPr>
           <w:p>
             <w:r>
               <w:rPr>
-                <w:rFonts w:ascii="Arial" w:cs="Arial" w:eastAsia="Arial" w:hAnsi="Arial"/>
                 <w:color w:val="27251F"/>
                 <w:sz w:val="19"/>
                 <w:szCs w:val="19"/>
               </w:rPr>
-              <w:t xml:space="preserve">Hires needed in the year</w:t>
+              <w:t>Hires needed in the year</w:t>
             </w:r>
           </w:p>
         </w:tc>
         <w:tc>
           <w:tcPr>
-            <w:tcW w:type="dxa" w:w="6800"/>
+            <w:tcW w:w="6800" w:type="dxa"/>
             <w:tcBorders>
-              <w:top w:val="single" w:color="D9D9D6" w:sz="4"/>
-              <w:left w:val="single" w:color="D9D9D6" w:sz="4"/>
-              <w:bottom w:val="single" w:color="D9D9D6" w:sz="4"/>
-              <w:right w:val="single" w:color="D9D9D6" w:sz="4"/>
+              <w:top w:val="single" w:sz="4" w:space="0" w:color="D9D9D6"/>
+              <w:left w:val="single" w:sz="4" w:space="0" w:color="D9D9D6"/>
+              <w:bottom w:val="single" w:sz="4" w:space="0" w:color="D9D9D6"/>
+              <w:right w:val="single" w:sz="4" w:space="0" w:color="D9D9D6"/>
             </w:tcBorders>
-            <w:shd w:fill="FFFFFF" w:color="auto" w:val="clear"/>
+            <w:shd w:val="clear" w:color="auto" w:fill="FFFFFF"/>
             <w:tcMar>
-              <w:top w:type="dxa" w:w="70"/>
-              <w:left w:type="dxa" w:w="110"/>
-              <w:bottom w:type="dxa" w:w="70"/>
-              <w:right w:type="dxa" w:w="110"/>
+              <w:top w:w="70" w:type="dxa"/>
+              <w:left w:w="110" w:type="dxa"/>
+              <w:bottom w:w="70" w:type="dxa"/>
+              <w:right w:w="110" w:type="dxa"/>
             </w:tcMar>
           </w:tcPr>
           <w:p>
             <w:r>
               <w:rPr>
-                <w:rFonts w:ascii="Arial" w:cs="Arial" w:eastAsia="Arial" w:hAnsi="Arial"/>
                 <w:color w:val="27251F"/>
                 <w:sz w:val="19"/>
                 <w:szCs w:val="19"/>
               </w:rPr>
-              <w:t xml:space="preserve">Total of all stores and months shown.</w:t>
+              <w:t>Total of all stores and months shown.</w:t>
             </w:r>
           </w:p>
         </w:tc>
       </w:tr>
       <w:tr>
+        <w:tblPrEx>
+          <w:tblCellMar>
+            <w:top w:w="0" w:type="dxa"/>
+            <w:bottom w:w="0" w:type="dxa"/>
+          </w:tblCellMar>
+        </w:tblPrEx>
         <w:trPr>
           <w:cantSplit/>
-          <w:tblHeader w:val="false"/>
         </w:trPr>
         <w:tc>
           <w:tcPr>
-            <w:tcW w:type="dxa" w:w="2600"/>
+            <w:tcW w:w="2600" w:type="dxa"/>
             <w:tcBorders>
-              <w:top w:val="single" w:color="D9D9D6" w:sz="4"/>
-              <w:left w:val="single" w:color="D9D9D6" w:sz="4"/>
-              <w:bottom w:val="single" w:color="D9D9D6" w:sz="4"/>
-              <w:right w:val="single" w:color="D9D9D6" w:sz="4"/>
+              <w:top w:val="single" w:sz="4" w:space="0" w:color="D9D9D6"/>
+              <w:left w:val="single" w:sz="4" w:space="0" w:color="D9D9D6"/>
+              <w:bottom w:val="single" w:sz="4" w:space="0" w:color="D9D9D6"/>
+              <w:right w:val="single" w:sz="4" w:space="0" w:color="D9D9D6"/>
             </w:tcBorders>
-            <w:shd w:fill="FFFFFF" w:color="auto" w:val="clear"/>
+            <w:shd w:val="clear" w:color="auto" w:fill="FFFFFF"/>
             <w:tcMar>
-              <w:top w:type="dxa" w:w="70"/>
-              <w:left w:type="dxa" w:w="110"/>
-              <w:bottom w:type="dxa" w:w="70"/>
-              <w:right w:type="dxa" w:w="110"/>
+              <w:top w:w="70" w:type="dxa"/>
+              <w:left w:w="110" w:type="dxa"/>
+              <w:bottom w:w="70" w:type="dxa"/>
+              <w:right w:w="110" w:type="dxa"/>
             </w:tcMar>
           </w:tcPr>
           <w:p>
             <w:r>
               <w:rPr>
-                <w:rFonts w:ascii="Arial" w:cs="Arial" w:eastAsia="Arial" w:hAnsi="Arial"/>
                 <w:color w:val="27251F"/>
                 <w:sz w:val="19"/>
                 <w:szCs w:val="19"/>
               </w:rPr>
-              <w:t xml:space="preserve">Busiest month</w:t>
+              <w:t>Busiest month</w:t>
             </w:r>
           </w:p>
         </w:tc>
         <w:tc>
           <w:tcPr>
-            <w:tcW w:type="dxa" w:w="6800"/>
+            <w:tcW w:w="6800" w:type="dxa"/>
             <w:tcBorders>
-              <w:top w:val="single" w:color="D9D9D6" w:sz="4"/>
-              <w:left w:val="single" w:color="D9D9D6" w:sz="4"/>
-              <w:bottom w:val="single" w:color="D9D9D6" w:sz="4"/>
-              <w:right w:val="single" w:color="D9D9D6" w:sz="4"/>
+              <w:top w:val="single" w:sz="4" w:space="0" w:color="D9D9D6"/>
+              <w:left w:val="single" w:sz="4" w:space="0" w:color="D9D9D6"/>
+              <w:bottom w:val="single" w:sz="4" w:space="0" w:color="D9D9D6"/>
+              <w:right w:val="single" w:sz="4" w:space="0" w:color="D9D9D6"/>
             </w:tcBorders>
-            <w:shd w:fill="FFFFFF" w:color="auto" w:val="clear"/>
+            <w:shd w:val="clear" w:color="auto" w:fill="FFFFFF"/>
             <w:tcMar>
-              <w:top w:type="dxa" w:w="70"/>
-              <w:left w:type="dxa" w:w="110"/>
-              <w:bottom w:type="dxa" w:w="70"/>
-              <w:right w:type="dxa" w:w="110"/>
+              <w:top w:w="70" w:type="dxa"/>
+              <w:left w:w="110" w:type="dxa"/>
+              <w:bottom w:w="70" w:type="dxa"/>
+              <w:right w:w="110" w:type="dxa"/>
             </w:tcMar>
           </w:tcPr>
           <w:p>
             <w:r>
               <w:rPr>
-                <w:rFonts w:ascii="Arial" w:cs="Arial" w:eastAsia="Arial" w:hAnsi="Arial"/>
                 <w:color w:val="27251F"/>
                 <w:sz w:val="19"/>
                 <w:szCs w:val="19"/>
               </w:rPr>
-              <w:t xml:space="preserve">The month with the most hires.</w:t>
+              <w:t>The month with the most hires.</w:t>
             </w:r>
           </w:p>
         </w:tc>
       </w:tr>
       <w:tr>
+        <w:tblPrEx>
+          <w:tblCellMar>
+            <w:top w:w="0" w:type="dxa"/>
+            <w:bottom w:w="0" w:type="dxa"/>
+          </w:tblCellMar>
+        </w:tblPrEx>
         <w:trPr>
           <w:cantSplit/>
-          <w:tblHeader w:val="false"/>
         </w:trPr>
         <w:tc>
           <w:tcPr>
-            <w:tcW w:type="dxa" w:w="2600"/>
+            <w:tcW w:w="2600" w:type="dxa"/>
             <w:tcBorders>
-              <w:top w:val="single" w:color="D9D9D6" w:sz="4"/>
-              <w:left w:val="single" w:color="D9D9D6" w:sz="4"/>
-              <w:bottom w:val="single" w:color="D9D9D6" w:sz="4"/>
-              <w:right w:val="single" w:color="D9D9D6" w:sz="4"/>
+              <w:top w:val="single" w:sz="4" w:space="0" w:color="D9D9D6"/>
+              <w:left w:val="single" w:sz="4" w:space="0" w:color="D9D9D6"/>
+              <w:bottom w:val="single" w:sz="4" w:space="0" w:color="D9D9D6"/>
+              <w:right w:val="single" w:sz="4" w:space="0" w:color="D9D9D6"/>
             </w:tcBorders>
-            <w:shd w:fill="FFFFFF" w:color="auto" w:val="clear"/>
+            <w:shd w:val="clear" w:color="auto" w:fill="FFFFFF"/>
             <w:tcMar>
-              <w:top w:type="dxa" w:w="70"/>
-              <w:left w:type="dxa" w:w="110"/>
-              <w:bottom w:type="dxa" w:w="70"/>
-              <w:right w:type="dxa" w:w="110"/>
+              <w:top w:w="70" w:type="dxa"/>
+              <w:left w:w="110" w:type="dxa"/>
+              <w:bottom w:w="70" w:type="dxa"/>
+              <w:right w:w="110" w:type="dxa"/>
             </w:tcMar>
           </w:tcPr>
           <w:p>
             <w:r>
               <w:rPr>
-                <w:rFonts w:ascii="Arial" w:cs="Arial" w:eastAsia="Arial" w:hAnsi="Arial"/>
                 <w:color w:val="27251F"/>
                 <w:sz w:val="19"/>
                 <w:szCs w:val="19"/>
               </w:rPr>
-              <w:t xml:space="preserve">Next 3 months</w:t>
+              <w:t>Next 3 months</w:t>
             </w:r>
           </w:p>
         </w:tc>
         <w:tc>
           <w:tcPr>
-            <w:tcW w:type="dxa" w:w="6800"/>
+            <w:tcW w:w="6800" w:type="dxa"/>
             <w:tcBorders>
-              <w:top w:val="single" w:color="D9D9D6" w:sz="4"/>
-              <w:left w:val="single" w:color="D9D9D6" w:sz="4"/>
-              <w:bottom w:val="single" w:color="D9D9D6" w:sz="4"/>
-              <w:right w:val="single" w:color="D9D9D6" w:sz="4"/>
+              <w:top w:val="single" w:sz="4" w:space="0" w:color="D9D9D6"/>
+              <w:left w:val="single" w:sz="4" w:space="0" w:color="D9D9D6"/>
+              <w:bottom w:val="single" w:sz="4" w:space="0" w:color="D9D9D6"/>
+              <w:right w:val="single" w:sz="4" w:space="0" w:color="D9D9D6"/>
             </w:tcBorders>
-            <w:shd w:fill="FFFFFF" w:color="auto" w:val="clear"/>
+            <w:shd w:val="clear" w:color="auto" w:fill="FFFFFF"/>
             <w:tcMar>
-              <w:top w:type="dxa" w:w="70"/>
-              <w:left w:type="dxa" w:w="110"/>
-              <w:bottom w:type="dxa" w:w="70"/>
-              <w:right w:type="dxa" w:w="110"/>
+              <w:top w:w="70" w:type="dxa"/>
+              <w:left w:w="110" w:type="dxa"/>
+              <w:bottom w:w="70" w:type="dxa"/>
+              <w:right w:w="110" w:type="dxa"/>
             </w:tcMar>
           </w:tcPr>
           <w:p>
             <w:r>
               <w:rPr>
-                <w:rFonts w:ascii="Arial" w:cs="Arial" w:eastAsia="Arial" w:hAnsi="Arial"/>
                 <w:color w:val="27251F"/>
                 <w:sz w:val="19"/>
                 <w:szCs w:val="19"/>
               </w:rPr>
-              <w:t xml:space="preserve">Hires needed in the coming three months (from this month on when you look at the current year).</w:t>
+              <w:t>Hires needed in the coming three months (from this month on when you look at the current year).</w:t>
             </w:r>
           </w:p>
         </w:tc>
       </w:tr>
       <w:tr>
+        <w:tblPrEx>
+          <w:tblCellMar>
+            <w:top w:w="0" w:type="dxa"/>
+            <w:bottom w:w="0" w:type="dxa"/>
+          </w:tblCellMar>
+        </w:tblPrEx>
         <w:trPr>
           <w:cantSplit/>
-          <w:tblHeader w:val="false"/>
         </w:trPr>
         <w:tc>
           <w:tcPr>
-            <w:tcW w:type="dxa" w:w="2600"/>
+            <w:tcW w:w="2600" w:type="dxa"/>
             <w:tcBorders>
-              <w:top w:val="single" w:color="D9D9D6" w:sz="4"/>
-              <w:left w:val="single" w:color="D9D9D6" w:sz="4"/>
-              <w:bottom w:val="single" w:color="D9D9D6" w:sz="4"/>
-              <w:right w:val="single" w:color="D9D9D6" w:sz="4"/>
+              <w:top w:val="single" w:sz="4" w:space="0" w:color="D9D9D6"/>
+              <w:left w:val="single" w:sz="4" w:space="0" w:color="D9D9D6"/>
+              <w:bottom w:val="single" w:sz="4" w:space="0" w:color="D9D9D6"/>
+              <w:right w:val="single" w:sz="4" w:space="0" w:color="D9D9D6"/>
             </w:tcBorders>
-            <w:shd w:fill="FFFFFF" w:color="auto" w:val="clear"/>
+            <w:shd w:val="clear" w:color="auto" w:fill="FFFFFF"/>
             <w:tcMar>
-              <w:top w:type="dxa" w:w="70"/>
-              <w:left w:type="dxa" w:w="110"/>
-              <w:bottom w:type="dxa" w:w="70"/>
-              <w:right w:type="dxa" w:w="110"/>
+              <w:top w:w="70" w:type="dxa"/>
+              <w:left w:w="110" w:type="dxa"/>
+              <w:bottom w:w="70" w:type="dxa"/>
+              <w:right w:w="110" w:type="dxa"/>
             </w:tcMar>
           </w:tcPr>
           <w:p>
             <w:r>
               <w:rPr>
-                <w:rFonts w:ascii="Arial" w:cs="Arial" w:eastAsia="Arial" w:hAnsi="Arial"/>
                 <w:color w:val="27251F"/>
                 <w:sz w:val="19"/>
                 <w:szCs w:val="19"/>
               </w:rPr>
-              <w:t xml:space="preserve">Store with most hires</w:t>
+              <w:t>Store with most hires</w:t>
             </w:r>
           </w:p>
         </w:tc>
         <w:tc>
           <w:tcPr>
-            <w:tcW w:type="dxa" w:w="6800"/>
+            <w:tcW w:w="6800" w:type="dxa"/>
             <w:tcBorders>
-              <w:top w:val="single" w:color="D9D9D6" w:sz="4"/>
-              <w:left w:val="single" w:color="D9D9D6" w:sz="4"/>
-              <w:bottom w:val="single" w:color="D9D9D6" w:sz="4"/>
-              <w:right w:val="single" w:color="D9D9D6" w:sz="4"/>
+              <w:top w:val="single" w:sz="4" w:space="0" w:color="D9D9D6"/>
+              <w:left w:val="single" w:sz="4" w:space="0" w:color="D9D9D6"/>
+              <w:bottom w:val="single" w:sz="4" w:space="0" w:color="D9D9D6"/>
+              <w:right w:val="single" w:sz="4" w:space="0" w:color="D9D9D6"/>
             </w:tcBorders>
-            <w:shd w:fill="FFFFFF" w:color="auto" w:val="clear"/>
+            <w:shd w:val="clear" w:color="auto" w:fill="FFFFFF"/>
             <w:tcMar>
-              <w:top w:type="dxa" w:w="70"/>
-              <w:left w:type="dxa" w:w="110"/>
-              <w:bottom w:type="dxa" w:w="70"/>
-              <w:right w:type="dxa" w:w="110"/>
+              <w:top w:w="70" w:type="dxa"/>
+              <w:left w:w="110" w:type="dxa"/>
+              <w:bottom w:w="70" w:type="dxa"/>
+              <w:right w:w="110" w:type="dxa"/>
             </w:tcMar>
           </w:tcPr>
           <w:p>
             <w:r>
               <w:rPr>
-                <w:rFonts w:ascii="Arial" w:cs="Arial" w:eastAsia="Arial" w:hAnsi="Arial"/>
                 <w:color w:val="27251F"/>
                 <w:sz w:val="19"/>
                 <w:szCs w:val="19"/>
               </w:rPr>
-              <w:t xml:space="preserve">The store with the highest total over the year. It only shows when the table is viewed by store.</w:t>
+              <w:t>The store with the highest total over the year. It only shows when the table is viewed by store.</w:t>
             </w:r>
           </w:p>
         </w:tc>
@@ -782,39 +845,42 @@
       <w:pPr>
         <w:spacing w:after="40"/>
       </w:pPr>
-      <w:r>
-        <w:rPr>
-          <w:rFonts w:ascii="Arial" w:cs="Arial" w:eastAsia="Arial" w:hAnsi="Arial"/>
-          <w:color w:val="27251F"/>
-          <w:sz w:val="21"/>
-          <w:szCs w:val="21"/>
-        </w:rPr>
-        <w:t xml:space="preserve"/>
-      </w:r>
-    </w:p>
-    <w:p>
-      <w:pPr>
-        <w:spacing w:after="90" w:line="290"/>
-      </w:pPr>
-      <w:r>
-        <w:rPr>
-          <w:rFonts w:ascii="Arial" w:cs="Arial" w:eastAsia="Arial" w:hAnsi="Arial"/>
+    </w:p>
+    <w:p>
+      <w:pPr>
+        <w:spacing w:after="90" w:line="290" w:lineRule="auto"/>
+      </w:pPr>
+      <w:r>
+        <w:rPr>
           <w:b/>
           <w:bCs/>
           <w:color w:val="27251F"/>
-          <w:sz w:val="21"/>
-          <w:szCs w:val="21"/>
-        </w:rPr>
-        <w:t xml:space="preserve">Then decide: </w:t>
-      </w:r>
-      <w:r>
-        <w:rPr>
-          <w:rFonts w:ascii="Arial" w:cs="Arial" w:eastAsia="Arial" w:hAnsi="Arial"/>
-          <w:color w:val="27251F"/>
-          <w:sz w:val="21"/>
-          <w:szCs w:val="21"/>
-        </w:rPr>
-        <w:t xml:space="preserve">plan your recruitment capacity around the busiest month and the next three months.</w:t>
+        </w:rPr>
+        <w:t xml:space="preserve">Then </w:t>
+      </w:r>
+      <w:proofErr w:type="gramStart"/>
+      <w:r>
+        <w:rPr>
+          <w:b/>
+          <w:bCs/>
+          <w:color w:val="27251F"/>
+        </w:rPr>
+        <w:t>decide:</w:t>
+      </w:r>
+      <w:proofErr w:type="gramEnd"/>
+      <w:r>
+        <w:rPr>
+          <w:b/>
+          <w:bCs/>
+          <w:color w:val="27251F"/>
+        </w:rPr>
+        <w:t xml:space="preserve"> </w:t>
+      </w:r>
+      <w:r>
+        <w:rPr>
+          <w:color w:val="27251F"/>
+        </w:rPr>
+        <w:t>plan your recruitment capacity around the busiest month and the next three months.</w:t>
       </w:r>
     </w:p>
     <w:p>
@@ -822,21 +888,24 @@
         <w:pStyle w:val="Heading2"/>
       </w:pPr>
       <w:r>
-        <w:t xml:space="preserve">Step 3 - Read the Smart Insights</w:t>
+        <w:t>Step 3 - Read the Smart Insights</w:t>
       </w:r>
     </w:p>
     <w:p>
       <w:pPr>
         <w:keepNext/>
-        <w:spacing w:after="120" w:before="60"/>
+        <w:spacing w:before="60" w:after="120"/>
         <w:jc w:val="center"/>
       </w:pPr>
       <w:r>
+        <w:rPr>
+          <w:noProof/>
+        </w:rPr>
         <w:drawing>
-          <wp:inline distT="0" distB="0" distL="0" distR="0">
+          <wp:inline distT="0" distB="0" distL="0" distR="0" wp14:anchorId="73FB6911" wp14:editId="0EFA9D13">
             <wp:extent cx="6953250" cy="1457325"/>
-            <wp:effectExtent t="0" r="0" b="0" l="0"/>
-            <wp:docPr id="1" name="" descr="" title=""/>
+            <wp:effectExtent l="0" t="0" r="0" b="0"/>
+            <wp:docPr id="822763848" name="Picture 822763848"/>
             <wp:cNvGraphicFramePr>
               <a:graphicFrameLocks xmlns:a="http://schemas.openxmlformats.org/drawingml/2006/main" noChangeAspect="1"/>
             </wp:cNvGraphicFramePr>
@@ -844,13 +913,13 @@
               <a:graphicData uri="http://schemas.openxmlformats.org/drawingml/2006/picture">
                 <pic:pic xmlns:pic="http://schemas.openxmlformats.org/drawingml/2006/picture">
                   <pic:nvPicPr>
-                    <pic:cNvPr id="0" name="" descr=""/>
+                    <pic:cNvPr id="0" name=""/>
                     <pic:cNvPicPr>
                       <a:picLocks noChangeAspect="1" noChangeArrowheads="1"/>
                     </pic:cNvPicPr>
                   </pic:nvPicPr>
                   <pic:blipFill>
-                    <a:blip r:embed="rId14" cstate="none"/>
+                    <a:blip r:embed="rId12"/>
                     <a:srcRect/>
                     <a:stretch>
                       <a:fillRect/>
@@ -874,16 +943,13 @@
     </w:p>
     <w:p>
       <w:pPr>
-        <w:spacing w:after="70" w:line="270"/>
-      </w:pPr>
-      <w:r>
-        <w:rPr>
-          <w:rFonts w:ascii="Arial" w:cs="Arial" w:eastAsia="Arial" w:hAnsi="Arial"/>
-          <w:color w:val="27251F"/>
-          <w:sz w:val="21"/>
-          <w:szCs w:val="21"/>
-        </w:rPr>
-        <w:t xml:space="preserve">A few plain sentences worked out from the table: the busiest month, whether the next 3 months are above or below the monthly average, whether monthly hiring rises or falls through the year, how concentrated the hiring is, the consultant whose stores need the most hires, and how many hires only replace early leavers. They follow your filters and the "View by" choice.</w:t>
+        <w:spacing w:after="70" w:line="270" w:lineRule="auto"/>
+      </w:pPr>
+      <w:r>
+        <w:rPr>
+          <w:color w:val="27251F"/>
+        </w:rPr>
+        <w:t>A few plain sentences worked out from the table: the busiest month, whether the next 3 months are above or below the monthly average, whether monthly hiring rises or falls through the year, how concentrated the hiring is, the consultant whose stores need the most hires, and how many hires only replace early leavers. They follow your filters and the "View by" choice.</w:t>
       </w:r>
     </w:p>
     <w:p>
@@ -891,21 +957,25 @@
         <w:pStyle w:val="Heading2"/>
       </w:pPr>
       <w:r>
-        <w:t xml:space="preserve">Step 4 - When are the hires needed?</w:t>
+        <w:lastRenderedPageBreak/>
+        <w:t>Step 4 - When are the hires needed?</w:t>
       </w:r>
     </w:p>
     <w:p>
       <w:pPr>
         <w:keepNext/>
-        <w:spacing w:after="120" w:before="60"/>
+        <w:spacing w:before="60" w:after="120"/>
         <w:jc w:val="center"/>
       </w:pPr>
       <w:r>
+        <w:rPr>
+          <w:noProof/>
+        </w:rPr>
         <w:drawing>
-          <wp:inline distT="0" distB="0" distL="0" distR="0">
+          <wp:inline distT="0" distB="0" distL="0" distR="0" wp14:anchorId="3F68AAF5" wp14:editId="2D7356AA">
             <wp:extent cx="6953250" cy="1962150"/>
-            <wp:effectExtent t="0" r="0" b="0" l="0"/>
-            <wp:docPr id="1" name="" descr="" title=""/>
+            <wp:effectExtent l="0" t="0" r="0" b="0"/>
+            <wp:docPr id="2040156896" name="Picture 2040156896"/>
             <wp:cNvGraphicFramePr>
               <a:graphicFrameLocks xmlns:a="http://schemas.openxmlformats.org/drawingml/2006/main" noChangeAspect="1"/>
             </wp:cNvGraphicFramePr>
@@ -913,13 +983,13 @@
               <a:graphicData uri="http://schemas.openxmlformats.org/drawingml/2006/picture">
                 <pic:pic xmlns:pic="http://schemas.openxmlformats.org/drawingml/2006/picture">
                   <pic:nvPicPr>
-                    <pic:cNvPr id="0" name="" descr=""/>
+                    <pic:cNvPr id="0" name=""/>
                     <pic:cNvPicPr>
                       <a:picLocks noChangeAspect="1" noChangeArrowheads="1"/>
                     </pic:cNvPicPr>
                   </pic:nvPicPr>
                   <pic:blipFill>
-                    <a:blip r:embed="rId15" cstate="none"/>
+                    <a:blip r:embed="rId13"/>
                     <a:srcRect/>
                     <a:stretch>
                       <a:fillRect/>
@@ -943,41 +1013,46 @@
     </w:p>
     <w:p>
       <w:pPr>
-        <w:spacing w:after="70" w:line="270"/>
-      </w:pPr>
-      <w:r>
-        <w:rPr>
-          <w:rFonts w:ascii="Arial" w:cs="Arial" w:eastAsia="Arial" w:hAnsi="Arial"/>
-          <w:color w:val="27251F"/>
-          <w:sz w:val="21"/>
-          <w:szCs w:val="21"/>
-        </w:rPr>
-        <w:t xml:space="preserve">Hires needed in each month. Dark bars are months that already have an uploaded employee list; light bars are forecast. Hover a bar to see the month and its number.</w:t>
-      </w:r>
-    </w:p>
-    <w:p>
-      <w:pPr>
-        <w:spacing w:after="90" w:line="290"/>
-      </w:pPr>
-      <w:r>
-        <w:rPr>
-          <w:rFonts w:ascii="Arial" w:cs="Arial" w:eastAsia="Arial" w:hAnsi="Arial"/>
+        <w:spacing w:after="70" w:line="270" w:lineRule="auto"/>
+      </w:pPr>
+      <w:r>
+        <w:rPr>
+          <w:color w:val="27251F"/>
+        </w:rPr>
+        <w:t xml:space="preserve">Hires </w:t>
+      </w:r>
+      <w:proofErr w:type="gramStart"/>
+      <w:r>
+        <w:rPr>
+          <w:color w:val="27251F"/>
+        </w:rPr>
+        <w:t>needed in</w:t>
+      </w:r>
+      <w:proofErr w:type="gramEnd"/>
+      <w:r>
+        <w:rPr>
+          <w:color w:val="27251F"/>
+        </w:rPr>
+        <w:t xml:space="preserve"> each month. Dark bars are months that already have an uploaded employee list; light bars are forecast. Hover a bar to see the month and its number.</w:t>
+      </w:r>
+    </w:p>
+    <w:p>
+      <w:pPr>
+        <w:spacing w:after="90" w:line="290" w:lineRule="auto"/>
+      </w:pPr>
+      <w:r>
+        <w:rPr>
           <w:b/>
           <w:bCs/>
           <w:color w:val="27251F"/>
-          <w:sz w:val="21"/>
-          <w:szCs w:val="21"/>
         </w:rPr>
         <w:t xml:space="preserve">What to look at: </w:t>
       </w:r>
       <w:r>
         <w:rPr>
-          <w:rFonts w:ascii="Arial" w:cs="Arial" w:eastAsia="Arial" w:hAnsi="Arial"/>
-          <w:color w:val="27251F"/>
-          <w:sz w:val="21"/>
-          <w:szCs w:val="21"/>
-        </w:rPr>
-        <w:t xml:space="preserve">which months stand out, and how the light (forecast) bars compare with the dark ones.</w:t>
+          <w:color w:val="27251F"/>
+        </w:rPr>
+        <w:t>which months stand out, and how the light (forecast) bars compare with the dark ones.</w:t>
       </w:r>
     </w:p>
     <w:p>
@@ -985,21 +1060,35 @@
         <w:pStyle w:val="Heading2"/>
       </w:pPr>
       <w:r>
-        <w:t xml:space="preserve">Step 5 - Which jobs do you need to hire for?</w:t>
+        <w:t>Step 5 - Which jobs do you need to hire for?</w:t>
       </w:r>
     </w:p>
     <w:p>
       <w:pPr>
         <w:keepNext/>
-        <w:spacing w:after="120" w:before="60"/>
+        <w:spacing w:before="60" w:after="120"/>
         <w:jc w:val="center"/>
-      </w:pPr>
-      <w:r>
+        <w:rPr>
+          <w:noProof/>
+          <w:rtl/>
+        </w:rPr>
+      </w:pPr>
+    </w:p>
+    <w:p>
+      <w:pPr>
+        <w:keepNext/>
+        <w:spacing w:before="60" w:after="120"/>
+        <w:jc w:val="center"/>
+      </w:pPr>
+      <w:r>
+        <w:rPr>
+          <w:noProof/>
+        </w:rPr>
         <w:drawing>
-          <wp:inline distT="0" distB="0" distL="0" distR="0">
-            <wp:extent cx="6953250" cy="5724525"/>
-            <wp:effectExtent t="0" r="0" b="0" l="0"/>
-            <wp:docPr id="1" name="" descr="" title=""/>
+          <wp:inline distT="0" distB="0" distL="0" distR="0" wp14:anchorId="3CD0938C" wp14:editId="784A3B3C">
+            <wp:extent cx="6953250" cy="4016829"/>
+            <wp:effectExtent l="0" t="0" r="0" b="3175"/>
+            <wp:docPr id="1708156835" name="Picture 1708156835"/>
             <wp:cNvGraphicFramePr>
               <a:graphicFrameLocks xmlns:a="http://schemas.openxmlformats.org/drawingml/2006/main" noChangeAspect="1"/>
             </wp:cNvGraphicFramePr>
@@ -1007,14 +1096,14 @@
               <a:graphicData uri="http://schemas.openxmlformats.org/drawingml/2006/picture">
                 <pic:pic xmlns:pic="http://schemas.openxmlformats.org/drawingml/2006/picture">
                   <pic:nvPicPr>
-                    <pic:cNvPr id="0" name="" descr=""/>
+                    <pic:cNvPr id="0" name=""/>
                     <pic:cNvPicPr>
                       <a:picLocks noChangeAspect="1" noChangeArrowheads="1"/>
                     </pic:cNvPicPr>
                   </pic:nvPicPr>
-                  <pic:blipFill>
-                    <a:blip r:embed="rId16" cstate="none"/>
-                    <a:srcRect/>
+                  <pic:blipFill rotWithShape="1">
+                    <a:blip r:embed="rId14"/>
+                    <a:srcRect b="29831"/>
                     <a:stretch>
                       <a:fillRect/>
                     </a:stretch>
@@ -1022,11 +1111,19 @@
                   <pic:spPr bwMode="auto">
                     <a:xfrm>
                       <a:off x="0" y="0"/>
-                      <a:ext cx="6953250" cy="5724525"/>
+                      <a:ext cx="6953250" cy="4016829"/>
                     </a:xfrm>
                     <a:prstGeom prst="rect">
                       <a:avLst/>
                     </a:prstGeom>
+                    <a:ln>
+                      <a:noFill/>
+                    </a:ln>
+                    <a:extLst>
+                      <a:ext uri="{53640926-AAD7-44D8-BBD7-CCE9431645EC}">
+                        <a14:shadowObscured xmlns:a14="http://schemas.microsoft.com/office/drawing/2010/main"/>
+                      </a:ext>
+                    </a:extLst>
                   </pic:spPr>
                 </pic:pic>
               </a:graphicData>
@@ -1037,38 +1134,93 @@
     </w:p>
     <w:p>
       <w:pPr>
-        <w:spacing w:after="70" w:line="270"/>
-      </w:pPr>
-      <w:r>
-        <w:rPr>
-          <w:rFonts w:ascii="Arial" w:cs="Arial" w:eastAsia="Arial" w:hAnsi="Arial"/>
-          <w:color w:val="27251F"/>
-          <w:sz w:val="21"/>
-          <w:szCs w:val="21"/>
-        </w:rPr>
-        <w:t xml:space="preserve">Hires needed by job title, following the filters above. Pick a month to see the jobs to hire for in that month; otherwise the whole year is shown. Jobs that need no hires are hidden.</w:t>
-      </w:r>
-    </w:p>
-    <w:p>
-      <w:pPr>
-        <w:pStyle w:val="Heading2"/>
-      </w:pPr>
-      <w:r>
-        <w:t xml:space="preserve">Step 6 - Read the main table</w:t>
-      </w:r>
-    </w:p>
-    <w:p>
-      <w:pPr>
-        <w:keepNext/>
-        <w:spacing w:after="120" w:before="60"/>
-        <w:jc w:val="center"/>
-      </w:pPr>
-      <w:r>
+        <w:spacing w:after="70" w:line="270" w:lineRule="auto"/>
+        <w:rPr>
+          <w:color w:val="27251F"/>
+          <w:rtl/>
+        </w:rPr>
+      </w:pPr>
+    </w:p>
+    <w:p>
+      <w:pPr>
+        <w:spacing w:after="70" w:line="270" w:lineRule="auto"/>
+        <w:rPr>
+          <w:color w:val="27251F"/>
+          <w:rtl/>
+        </w:rPr>
+      </w:pPr>
+    </w:p>
+    <w:p>
+      <w:pPr>
+        <w:spacing w:after="70" w:line="270" w:lineRule="auto"/>
+        <w:rPr>
+          <w:color w:val="27251F"/>
+          <w:rtl/>
+        </w:rPr>
+      </w:pPr>
+    </w:p>
+    <w:p>
+      <w:pPr>
+        <w:spacing w:after="70" w:line="270" w:lineRule="auto"/>
+        <w:rPr>
+          <w:color w:val="27251F"/>
+          <w:rtl/>
+        </w:rPr>
+      </w:pPr>
+    </w:p>
+    <w:p>
+      <w:pPr>
+        <w:spacing w:after="70" w:line="270" w:lineRule="auto"/>
+        <w:rPr>
+          <w:color w:val="27251F"/>
+          <w:rtl/>
+        </w:rPr>
+      </w:pPr>
+    </w:p>
+    <w:p>
+      <w:pPr>
+        <w:spacing w:after="70" w:line="270" w:lineRule="auto"/>
+        <w:rPr>
+          <w:color w:val="27251F"/>
+          <w:rtl/>
+        </w:rPr>
+      </w:pPr>
+    </w:p>
+    <w:p>
+      <w:pPr>
+        <w:spacing w:after="70" w:line="270" w:lineRule="auto"/>
+        <w:rPr>
+          <w:color w:val="27251F"/>
+          <w:rtl/>
+        </w:rPr>
+      </w:pPr>
+    </w:p>
+    <w:p>
+      <w:pPr>
+        <w:spacing w:after="70" w:line="270" w:lineRule="auto"/>
+        <w:rPr>
+          <w:color w:val="27251F"/>
+          <w:rtl/>
+        </w:rPr>
+      </w:pPr>
+    </w:p>
+    <w:p>
+      <w:pPr>
+        <w:spacing w:after="70" w:line="270" w:lineRule="auto"/>
+        <w:rPr>
+          <w:color w:val="27251F"/>
+          <w:rtl/>
+        </w:rPr>
+      </w:pPr>
+      <w:r>
+        <w:rPr>
+          <w:noProof/>
+        </w:rPr>
         <w:drawing>
-          <wp:inline distT="0" distB="0" distL="0" distR="0">
-            <wp:extent cx="6953250" cy="3562350"/>
-            <wp:effectExtent t="0" r="0" b="0" l="0"/>
-            <wp:docPr id="1" name="" descr="" title=""/>
+          <wp:inline distT="0" distB="0" distL="0" distR="0" wp14:anchorId="1BB514CD" wp14:editId="0CEBB858">
+            <wp:extent cx="5942849" cy="1496332"/>
+            <wp:effectExtent l="0" t="0" r="1270" b="8890"/>
+            <wp:docPr id="1365508959" name="Picture 1365508959"/>
             <wp:cNvGraphicFramePr>
               <a:graphicFrameLocks xmlns:a="http://schemas.openxmlformats.org/drawingml/2006/main" noChangeAspect="1"/>
             </wp:cNvGraphicFramePr>
@@ -1076,13 +1228,113 @@
               <a:graphicData uri="http://schemas.openxmlformats.org/drawingml/2006/picture">
                 <pic:pic xmlns:pic="http://schemas.openxmlformats.org/drawingml/2006/picture">
                   <pic:nvPicPr>
-                    <pic:cNvPr id="0" name="" descr=""/>
+                    <pic:cNvPr id="0" name=""/>
+                    <pic:cNvPicPr>
+                      <a:picLocks noChangeAspect="1" noChangeArrowheads="1"/>
+                    </pic:cNvPicPr>
+                  </pic:nvPicPr>
+                  <pic:blipFill rotWithShape="1">
+                    <a:blip r:embed="rId14"/>
+                    <a:srcRect t="69417"/>
+                    <a:stretch>
+                      <a:fillRect/>
+                    </a:stretch>
+                  </pic:blipFill>
+                  <pic:spPr bwMode="auto">
+                    <a:xfrm>
+                      <a:off x="0" y="0"/>
+                      <a:ext cx="5943600" cy="1496521"/>
+                    </a:xfrm>
+                    <a:prstGeom prst="rect">
+                      <a:avLst/>
+                    </a:prstGeom>
+                    <a:ln>
+                      <a:noFill/>
+                    </a:ln>
+                    <a:extLst>
+                      <a:ext uri="{53640926-AAD7-44D8-BBD7-CCE9431645EC}">
+                        <a14:shadowObscured xmlns:a14="http://schemas.microsoft.com/office/drawing/2010/main"/>
+                      </a:ext>
+                    </a:extLst>
+                  </pic:spPr>
+                </pic:pic>
+              </a:graphicData>
+            </a:graphic>
+          </wp:inline>
+        </w:drawing>
+      </w:r>
+    </w:p>
+    <w:p>
+      <w:pPr>
+        <w:spacing w:after="70" w:line="270" w:lineRule="auto"/>
+        <w:rPr>
+          <w:color w:val="27251F"/>
+          <w:rtl/>
+        </w:rPr>
+      </w:pPr>
+    </w:p>
+    <w:p>
+      <w:pPr>
+        <w:spacing w:after="70" w:line="270" w:lineRule="auto"/>
+      </w:pPr>
+      <w:r>
+        <w:rPr>
+          <w:color w:val="27251F"/>
+        </w:rPr>
+        <w:t xml:space="preserve">Hires needed by job title, following the filters above. Pick a month to see the jobs to hire for in that month; </w:t>
+      </w:r>
+      <w:proofErr w:type="gramStart"/>
+      <w:r>
+        <w:rPr>
+          <w:color w:val="27251F"/>
+        </w:rPr>
+        <w:t>otherwise</w:t>
+      </w:r>
+      <w:proofErr w:type="gramEnd"/>
+      <w:r>
+        <w:rPr>
+          <w:color w:val="27251F"/>
+        </w:rPr>
+        <w:t xml:space="preserve"> the whole year is shown. Jobs that need no hires are hidden.</w:t>
+      </w:r>
+    </w:p>
+    <w:p>
+      <w:pPr>
+        <w:pStyle w:val="Heading2"/>
+      </w:pPr>
+      <w:r>
+        <w:t>Step 6 - Read the main table</w:t>
+      </w:r>
+    </w:p>
+    <w:p>
+      <w:pPr>
+        <w:keepNext/>
+        <w:spacing w:before="60" w:after="120"/>
+        <w:jc w:val="center"/>
+      </w:pPr>
+      <w:r>
+        <w:rPr>
+          <w:noProof/>
+        </w:rPr>
+        <w:drawing>
+          <wp:inline distT="0" distB="0" distL="0" distR="0" wp14:anchorId="62629428" wp14:editId="7ADAC0DB">
+            <wp:extent cx="6953250" cy="3562350"/>
+            <wp:effectExtent l="0" t="0" r="0" b="0"/>
+            <wp:docPr id="2023257561" name="Picture 2023257561"/>
+            <wp:cNvGraphicFramePr>
+              <a:graphicFrameLocks xmlns:a="http://schemas.openxmlformats.org/drawingml/2006/main" noChangeAspect="1"/>
+            </wp:cNvGraphicFramePr>
+            <a:graphic xmlns:a="http://schemas.openxmlformats.org/drawingml/2006/main">
+              <a:graphicData uri="http://schemas.openxmlformats.org/drawingml/2006/picture">
+                <pic:pic xmlns:pic="http://schemas.openxmlformats.org/drawingml/2006/picture">
+                  <pic:nvPicPr>
+                    <pic:cNvPr id="0" name=""/>
                     <pic:cNvPicPr>
                       <a:picLocks noChangeAspect="1" noChangeArrowheads="1"/>
                     </pic:cNvPicPr>
                   </pic:nvPicPr>
                   <pic:blipFill>
-                    <a:blip r:embed="rId17" cstate="none"/>
+                    <a:blip r:embed="rId15"/>
                     <a:srcRect/>
                     <a:stretch>
                       <a:fillRect/>
@@ -1106,16 +1358,13 @@
     </w:p>
     <w:p>
       <w:pPr>
-        <w:spacing w:after="70" w:line="270"/>
-      </w:pPr>
-      <w:r>
-        <w:rPr>
-          <w:rFonts w:ascii="Arial" w:cs="Arial" w:eastAsia="Arial" w:hAnsi="Arial"/>
-          <w:color w:val="27251F"/>
-          <w:sz w:val="21"/>
-          <w:szCs w:val="21"/>
-        </w:rPr>
-        <w:t xml:space="preserve">Each cell is the number of people to hire in that month to reach the projection. Use "View by" above the table to group the rows by store (with its Operation Consultant), job, payroll group or Operation Consultant - the totals stay the same, only the grouping changes.</w:t>
+        <w:spacing w:after="70" w:line="270" w:lineRule="auto"/>
+      </w:pPr>
+      <w:r>
+        <w:rPr>
+          <w:color w:val="27251F"/>
+        </w:rPr>
+        <w:t>Each cell is the number of people to hire in that month to reach the projection. Use "View by" above the table to group the rows by store (with its Operation Consultant), job, payroll group or Operation Consultant - the totals stay the same, only the grouping changes.</w:t>
       </w:r>
     </w:p>
     <w:p>
@@ -1125,16 +1374,13 @@
           <w:ilvl w:val="0"/>
           <w:numId w:val="2"/>
         </w:numPr>
-        <w:spacing w:after="60" w:line="280"/>
-      </w:pPr>
-      <w:r>
-        <w:rPr>
-          <w:rFonts w:ascii="Arial" w:cs="Arial" w:eastAsia="Arial" w:hAnsi="Arial"/>
-          <w:color w:val="27251F"/>
-          <w:sz w:val="21"/>
-          <w:szCs w:val="21"/>
-        </w:rPr>
-        <w:t xml:space="preserve">One column per month and a Total at the end. The last row adds up every row.</w:t>
+        <w:spacing w:after="60" w:line="280" w:lineRule="auto"/>
+      </w:pPr>
+      <w:r>
+        <w:rPr>
+          <w:color w:val="27251F"/>
+        </w:rPr>
+        <w:t>One column per month and a Total at the end. The last row adds up every row.</w:t>
       </w:r>
     </w:p>
     <w:p>
@@ -1144,16 +1390,13 @@
           <w:ilvl w:val="0"/>
           <w:numId w:val="2"/>
         </w:numPr>
-        <w:spacing w:after="60" w:line="280"/>
-      </w:pPr>
-      <w:r>
-        <w:rPr>
-          <w:rFonts w:ascii="Arial" w:cs="Arial" w:eastAsia="Arial" w:hAnsi="Arial"/>
-          <w:color w:val="27251F"/>
-          <w:sz w:val="21"/>
-          <w:szCs w:val="21"/>
-        </w:rPr>
-        <w:t xml:space="preserve">The darker the red, the more hires that month. A dash means the projection has no data for that month.</w:t>
+        <w:spacing w:after="60" w:line="280" w:lineRule="auto"/>
+      </w:pPr>
+      <w:r>
+        <w:rPr>
+          <w:color w:val="27251F"/>
+        </w:rPr>
+        <w:t>The darker the red, the more hires that month. A dash means the projection has no data for that month.</w:t>
       </w:r>
     </w:p>
     <w:p>
@@ -1163,16 +1406,13 @@
           <w:ilvl w:val="0"/>
           <w:numId w:val="2"/>
         </w:numPr>
-        <w:spacing w:after="60" w:line="280"/>
-      </w:pPr>
-      <w:r>
-        <w:rPr>
-          <w:rFonts w:ascii="Arial" w:cs="Arial" w:eastAsia="Arial" w:hAnsi="Arial"/>
-          <w:color w:val="27251F"/>
-          <w:sz w:val="21"/>
-          <w:szCs w:val="21"/>
-        </w:rPr>
-        <w:t xml:space="preserve">"Roster" months use the uploaded employee list; "Forecast" months are estimated from the latest roster.</w:t>
+        <w:spacing w:after="60" w:line="280" w:lineRule="auto"/>
+      </w:pPr>
+      <w:r>
+        <w:rPr>
+          <w:color w:val="27251F"/>
+        </w:rPr>
+        <w:t>"Roster" months use the uploaded employee list; "Forecast" months are estimated from the latest roster.</w:t>
       </w:r>
     </w:p>
     <w:p>
@@ -1182,66 +1422,129 @@
           <w:ilvl w:val="0"/>
           <w:numId w:val="2"/>
         </w:numPr>
-        <w:spacing w:after="60" w:line="280"/>
-      </w:pPr>
-      <w:r>
-        <w:rPr>
-          <w:rFonts w:ascii="Arial" w:cs="Arial" w:eastAsia="Arial" w:hAnsi="Arial"/>
-          <w:color w:val="27251F"/>
-          <w:sz w:val="21"/>
-          <w:szCs w:val="21"/>
-        </w:rPr>
-        <w:t xml:space="preserve">Click a column title to sort, and use the search box to find a row.</w:t>
-      </w:r>
-    </w:p>
-    <w:p>
-      <w:pPr>
-        <w:spacing w:after="90" w:line="290"/>
-      </w:pPr>
-      <w:r>
-        <w:rPr>
-          <w:rFonts w:ascii="Arial" w:cs="Arial" w:eastAsia="Arial" w:hAnsi="Arial"/>
+        <w:spacing w:after="60" w:line="280" w:lineRule="auto"/>
+      </w:pPr>
+      <w:r>
+        <w:rPr>
+          <w:color w:val="27251F"/>
+        </w:rPr>
+        <w:t xml:space="preserve">Click a column title to </w:t>
+      </w:r>
+      <w:proofErr w:type="gramStart"/>
+      <w:r>
+        <w:rPr>
+          <w:color w:val="27251F"/>
+        </w:rPr>
+        <w:t>sort, and</w:t>
+      </w:r>
+      <w:proofErr w:type="gramEnd"/>
+      <w:r>
+        <w:rPr>
+          <w:color w:val="27251F"/>
+        </w:rPr>
+        <w:t xml:space="preserve"> use the search box to find a row.</w:t>
+      </w:r>
+    </w:p>
+    <w:p>
+      <w:pPr>
+        <w:spacing w:after="90" w:line="290" w:lineRule="auto"/>
+      </w:pPr>
+      <w:r>
+        <w:rPr>
           <w:b/>
           <w:bCs/>
           <w:color w:val="27251F"/>
-          <w:sz w:val="21"/>
-          <w:szCs w:val="21"/>
-        </w:rPr>
-        <w:t xml:space="preserve">Then decide: </w:t>
-      </w:r>
-      <w:r>
-        <w:rPr>
-          <w:rFonts w:ascii="Arial" w:cs="Arial" w:eastAsia="Arial" w:hAnsi="Arial"/>
-          <w:color w:val="27251F"/>
-          <w:sz w:val="21"/>
-          <w:szCs w:val="21"/>
-        </w:rPr>
-        <w:t xml:space="preserve">start with the stores at the top (largest total) and the darkest months, and agree a recruitment plan with the responsible Operation Consultant.</w:t>
-      </w:r>
-    </w:p>
-    <w:p>
-      <w:pPr>
-        <w:spacing w:after="90" w:line="290"/>
-      </w:pPr>
-      <w:r>
-        <w:rPr>
-          <w:rFonts w:ascii="Arial" w:cs="Arial" w:eastAsia="Arial" w:hAnsi="Arial"/>
+        </w:rPr>
+        <w:t xml:space="preserve">Then </w:t>
+      </w:r>
+      <w:proofErr w:type="gramStart"/>
+      <w:r>
+        <w:rPr>
           <w:b/>
           <w:bCs/>
           <w:color w:val="27251F"/>
-          <w:sz w:val="21"/>
-          <w:szCs w:val="21"/>
-        </w:rPr>
-        <w:t xml:space="preserve">Good to know: </w:t>
-      </w:r>
-      <w:r>
-        <w:rPr>
-          <w:rFonts w:ascii="Arial" w:cs="Arial" w:eastAsia="Arial" w:hAnsi="Arial"/>
-          <w:color w:val="27251F"/>
-          <w:sz w:val="21"/>
-          <w:szCs w:val="21"/>
-        </w:rPr>
-        <w:t xml:space="preserve">for months that already have an uploaded employee list, hires = shortage + expected resignations (per store and job, as on Workforce Planning). Later months are simulated from the latest list: people expected to resign leave, then hires fill up to that month's projection. Expected resignations already include people who leave in their first 90 days.</w:t>
+        </w:rPr>
+        <w:t>decide:</w:t>
+      </w:r>
+      <w:proofErr w:type="gramEnd"/>
+      <w:r>
+        <w:rPr>
+          <w:b/>
+          <w:bCs/>
+          <w:color w:val="27251F"/>
+        </w:rPr>
+        <w:t xml:space="preserve"> </w:t>
+      </w:r>
+      <w:r>
+        <w:rPr>
+          <w:color w:val="27251F"/>
+        </w:rPr>
+        <w:t xml:space="preserve">start with the stores at the top (largest total) and the darkest </w:t>
+      </w:r>
+      <w:proofErr w:type="gramStart"/>
+      <w:r>
+        <w:rPr>
+          <w:color w:val="27251F"/>
+        </w:rPr>
+        <w:t>months, and</w:t>
+      </w:r>
+      <w:proofErr w:type="gramEnd"/>
+      <w:r>
+        <w:rPr>
+          <w:color w:val="27251F"/>
+        </w:rPr>
+        <w:t xml:space="preserve"> agree a recruitment plan with the </w:t>
+      </w:r>
+      <w:proofErr w:type="gramStart"/>
+      <w:r>
+        <w:rPr>
+          <w:color w:val="27251F"/>
+        </w:rPr>
+        <w:t>responsible Operation Consultant</w:t>
+      </w:r>
+      <w:proofErr w:type="gramEnd"/>
+      <w:r>
+        <w:rPr>
+          <w:color w:val="27251F"/>
+        </w:rPr>
+        <w:t>.</w:t>
+      </w:r>
+    </w:p>
+    <w:p>
+      <w:pPr>
+        <w:spacing w:after="90" w:line="290" w:lineRule="auto"/>
+      </w:pPr>
+      <w:r>
+        <w:rPr>
+          <w:b/>
+          <w:bCs/>
+          <w:color w:val="27251F"/>
+        </w:rPr>
+        <w:t xml:space="preserve">Good to </w:t>
+      </w:r>
+      <w:proofErr w:type="gramStart"/>
+      <w:r>
+        <w:rPr>
+          <w:b/>
+          <w:bCs/>
+          <w:color w:val="27251F"/>
+        </w:rPr>
+        <w:t>know:</w:t>
+      </w:r>
+      <w:proofErr w:type="gramEnd"/>
+      <w:r>
+        <w:rPr>
+          <w:b/>
+          <w:bCs/>
+          <w:color w:val="27251F"/>
+        </w:rPr>
+        <w:t xml:space="preserve"> </w:t>
+      </w:r>
+      <w:r>
+        <w:rPr>
+          <w:color w:val="27251F"/>
+        </w:rPr>
+        <w:t>for months that already have an uploaded employee list, hires = shortage + expected resignations (per store and job, as on Workforce Planning). Later months are simulated from the latest list: people expected to resign leave, then hires fill up to that month's projection. Expected resignations already include people who leave in their first 90 days.</w:t>
       </w:r>
     </w:p>
     <w:p>
@@ -1249,21 +1552,24 @@
         <w:pStyle w:val="Heading2"/>
       </w:pPr>
       <w:r>
-        <w:t xml:space="preserve">Step 7 - Who is responsible?</w:t>
-      </w:r>
-    </w:p>
-    <w:p>
-      <w:pPr>
-        <w:keepNext w:val="false"/>
-        <w:spacing w:after="120" w:before="60"/>
+        <w:lastRenderedPageBreak/>
+        <w:t>Step 7 - Who is responsible?</w:t>
+      </w:r>
+    </w:p>
+    <w:p>
+      <w:pPr>
+        <w:spacing w:before="60" w:after="120"/>
         <w:jc w:val="center"/>
       </w:pPr>
       <w:r>
+        <w:rPr>
+          <w:noProof/>
+        </w:rPr>
         <w:drawing>
-          <wp:inline distT="0" distB="0" distL="0" distR="0">
+          <wp:inline distT="0" distB="0" distL="0" distR="0" wp14:anchorId="35259B34" wp14:editId="7EBFE74A">
             <wp:extent cx="6953250" cy="3048000"/>
-            <wp:effectExtent t="0" r="0" b="0" l="0"/>
-            <wp:docPr id="1" name="" descr="" title=""/>
+            <wp:effectExtent l="0" t="0" r="0" b="0"/>
+            <wp:docPr id="330589889" name="Picture 330589889"/>
             <wp:cNvGraphicFramePr>
               <a:graphicFrameLocks xmlns:a="http://schemas.openxmlformats.org/drawingml/2006/main" noChangeAspect="1"/>
             </wp:cNvGraphicFramePr>
@@ -1271,13 +1577,13 @@
               <a:graphicData uri="http://schemas.openxmlformats.org/drawingml/2006/picture">
                 <pic:pic xmlns:pic="http://schemas.openxmlformats.org/drawingml/2006/picture">
                   <pic:nvPicPr>
-                    <pic:cNvPr id="0" name="" descr=""/>
+                    <pic:cNvPr id="0" name=""/>
                     <pic:cNvPicPr>
                       <a:picLocks noChangeAspect="1" noChangeArrowheads="1"/>
                     </pic:cNvPicPr>
                   </pic:nvPicPr>
                   <pic:blipFill>
-                    <a:blip r:embed="rId18" cstate="none"/>
+                    <a:blip r:embed="rId16"/>
                     <a:srcRect/>
                     <a:stretch>
                       <a:fillRect/>
@@ -1301,16 +1607,18 @@
     </w:p>
     <w:p>
       <w:pPr>
-        <w:keepNext w:val="false"/>
-        <w:spacing w:after="120" w:before="60"/>
+        <w:spacing w:before="60" w:after="120"/>
         <w:jc w:val="center"/>
       </w:pPr>
       <w:r>
+        <w:rPr>
+          <w:noProof/>
+        </w:rPr>
         <w:drawing>
-          <wp:inline distT="0" distB="0" distL="0" distR="0">
+          <wp:inline distT="0" distB="0" distL="0" distR="0" wp14:anchorId="2318F413" wp14:editId="0F584FDA">
             <wp:extent cx="6953250" cy="1304925"/>
-            <wp:effectExtent t="0" r="0" b="0" l="0"/>
-            <wp:docPr id="1" name="" descr="" title=""/>
+            <wp:effectExtent l="0" t="0" r="0" b="0"/>
+            <wp:docPr id="1278772111" name="Picture 1278772111"/>
             <wp:cNvGraphicFramePr>
               <a:graphicFrameLocks xmlns:a="http://schemas.openxmlformats.org/drawingml/2006/main" noChangeAspect="1"/>
             </wp:cNvGraphicFramePr>
@@ -1318,13 +1626,13 @@
               <a:graphicData uri="http://schemas.openxmlformats.org/drawingml/2006/picture">
                 <pic:pic xmlns:pic="http://schemas.openxmlformats.org/drawingml/2006/picture">
                   <pic:nvPicPr>
-                    <pic:cNvPr id="0" name="" descr=""/>
+                    <pic:cNvPr id="0" name=""/>
                     <pic:cNvPicPr>
                       <a:picLocks noChangeAspect="1" noChangeArrowheads="1"/>
                     </pic:cNvPicPr>
                   </pic:nvPicPr>
                   <pic:blipFill>
-                    <a:blip r:embed="rId19" cstate="none"/>
+                    <a:blip r:embed="rId17"/>
                     <a:srcRect/>
                     <a:stretch>
                       <a:fillRect/>
@@ -1348,16 +1656,18 @@
     </w:p>
     <w:p>
       <w:pPr>
-        <w:keepNext w:val="false"/>
-        <w:spacing w:after="120" w:before="60"/>
+        <w:spacing w:before="60" w:after="120"/>
         <w:jc w:val="center"/>
       </w:pPr>
       <w:r>
+        <w:rPr>
+          <w:noProof/>
+        </w:rPr>
         <w:drawing>
-          <wp:inline distT="0" distB="0" distL="0" distR="0">
+          <wp:inline distT="0" distB="0" distL="0" distR="0" wp14:anchorId="49FC1498" wp14:editId="66AEE01C">
             <wp:extent cx="6953250" cy="1304925"/>
-            <wp:effectExtent t="0" r="0" b="0" l="0"/>
-            <wp:docPr id="1" name="" descr="" title=""/>
+            <wp:effectExtent l="0" t="0" r="0" b="0"/>
+            <wp:docPr id="656750544" name="Picture 656750544"/>
             <wp:cNvGraphicFramePr>
               <a:graphicFrameLocks xmlns:a="http://schemas.openxmlformats.org/drawingml/2006/main" noChangeAspect="1"/>
             </wp:cNvGraphicFramePr>
@@ -1365,13 +1675,13 @@
               <a:graphicData uri="http://schemas.openxmlformats.org/drawingml/2006/picture">
                 <pic:pic xmlns:pic="http://schemas.openxmlformats.org/drawingml/2006/picture">
                   <pic:nvPicPr>
-                    <pic:cNvPr id="0" name="" descr=""/>
+                    <pic:cNvPr id="0" name=""/>
                     <pic:cNvPicPr>
                       <a:picLocks noChangeAspect="1" noChangeArrowheads="1"/>
                     </pic:cNvPicPr>
                   </pic:nvPicPr>
                   <pic:blipFill>
-                    <a:blip r:embed="rId20" cstate="none"/>
+                    <a:blip r:embed="rId18"/>
                     <a:srcRect/>
                     <a:stretch>
                       <a:fillRect/>
@@ -1396,15 +1706,18 @@
     <w:p>
       <w:pPr>
         <w:keepNext/>
-        <w:spacing w:after="120" w:before="60"/>
+        <w:spacing w:before="60" w:after="120"/>
         <w:jc w:val="center"/>
       </w:pPr>
       <w:r>
+        <w:rPr>
+          <w:noProof/>
+        </w:rPr>
         <w:drawing>
-          <wp:inline distT="0" distB="0" distL="0" distR="0">
+          <wp:inline distT="0" distB="0" distL="0" distR="0" wp14:anchorId="5DD88AA8" wp14:editId="574C2BDE">
             <wp:extent cx="6953250" cy="1524000"/>
-            <wp:effectExtent t="0" r="0" b="0" l="0"/>
-            <wp:docPr id="1" name="" descr="" title=""/>
+            <wp:effectExtent l="0" t="0" r="0" b="0"/>
+            <wp:docPr id="893781119" name="Picture 893781119"/>
             <wp:cNvGraphicFramePr>
               <a:graphicFrameLocks xmlns:a="http://schemas.openxmlformats.org/drawingml/2006/main" noChangeAspect="1"/>
             </wp:cNvGraphicFramePr>
@@ -1412,13 +1725,13 @@
               <a:graphicData uri="http://schemas.openxmlformats.org/drawingml/2006/picture">
                 <pic:pic xmlns:pic="http://schemas.openxmlformats.org/drawingml/2006/picture">
                   <pic:nvPicPr>
-                    <pic:cNvPr id="0" name="" descr=""/>
+                    <pic:cNvPr id="0" name=""/>
                     <pic:cNvPicPr>
                       <a:picLocks noChangeAspect="1" noChangeArrowheads="1"/>
                     </pic:cNvPicPr>
                   </pic:nvPicPr>
                   <pic:blipFill>
-                    <a:blip r:embed="rId21" cstate="none"/>
+                    <a:blip r:embed="rId19"/>
                     <a:srcRect/>
                     <a:stretch>
                       <a:fillRect/>
@@ -1442,47 +1755,40 @@
     </w:p>
     <w:p>
       <w:pPr>
-        <w:spacing w:after="70" w:line="270"/>
-      </w:pPr>
-      <w:r>
-        <w:rPr>
-          <w:rFonts w:ascii="Arial" w:cs="Arial" w:eastAsia="Arial" w:hAnsi="Arial"/>
-          <w:color w:val="27251F"/>
-          <w:sz w:val="21"/>
-          <w:szCs w:val="21"/>
-        </w:rPr>
-        <w:t xml:space="preserve">The same hires per month, rolled up by Operation Consultant, Director, Manager and Senior Consultant, with the number of stores each covers.</w:t>
+        <w:spacing w:after="70" w:line="270" w:lineRule="auto"/>
+        <w:rPr>
+          <w:color w:val="27251F"/>
+          <w:rtl/>
+        </w:rPr>
+      </w:pPr>
+    </w:p>
+    <w:p>
+      <w:pPr>
+        <w:spacing w:after="70" w:line="270" w:lineRule="auto"/>
+      </w:pPr>
+      <w:r>
+        <w:rPr>
+          <w:color w:val="27251F"/>
+        </w:rPr>
+        <w:t>The same hires per month, rolled up by Operation Consultant, Director, Manager and Senior Consultant, with the number of stores each covers.</w:t>
       </w:r>
     </w:p>
     <w:sectPr>
-      <w:headerReference w:type="default" r:id="rId7"/>
-      <w:footerReference w:type="default" r:id="rId8"/>
-      <w:pgSz w:w="11906" w:h="16838" w:orient="portrait"/>
+      <w:headerReference w:type="default" r:id="rId20"/>
+      <w:footerReference w:type="default" r:id="rId21"/>
+      <w:pgSz w:w="11906" w:h="16838"/>
       <w:pgMar w:top="1500" w:right="432" w:bottom="994" w:left="432" w:header="706" w:footer="706" w:gutter="0"/>
-      <w:pgNumType/>
+      <w:cols w:space="720"/>
       <w:docGrid w:linePitch="360"/>
     </w:sectPr>
   </w:body>
 </w:document>
 </file>
 
-<file path=word/comments.xml><?xml version="1.0" encoding="utf-8"?>
-<w:comments xmlns:cx="http://schemas.microsoft.com/office/drawing/2014/chartex" xmlns:cx1="http://schemas.microsoft.com/office/drawing/2015/9/8/chartex" xmlns:cx2="http://schemas.microsoft.com/office/drawing/2015/10/21/chartex" xmlns:cx3="http://schemas.microsoft.com/office/drawing/2016/5/9/chartex" xmlns:cx4="http://schemas.microsoft.com/office/drawing/2016/5/10/chartex" xmlns:cx5="http://schemas.microsoft.com/office/drawing/2016/5/11/chartex" xmlns:cx6="http://schemas.microsoft.com/office/drawing/2016/5/12/chartex" xmlns:cx7="http://schemas.microsoft.com/office/drawing/2016/5/13/chartex" xmlns:cx8="http://schemas.microsoft.com/office/drawing/2016/5/14/chartex" xmlns:mc="http://schemas.openxmlformats.org/markup-compatibility/2006" xmlns:aink="http://schemas.microsoft.com/office/drawing/2016/ink" xmlns:am3d="http://schemas.microsoft.com/office/drawing/2017/model3d" xmlns:o="urn:schemas-microsoft-com:office:office" xmlns:r="http://schemas.openxmlformats.org/officeDocument/2006/relationships" xmlns:m="http://schemas.openxmlformats.org/officeDocument/2006/math" xmlns:v="urn:schemas-microsoft-com:vml" xmlns:wp14="http://schemas.microsoft.com/office/word/2010/wordprocessingDrawing" xmlns:wp="http://schemas.openxmlformats.org/drawingml/2006/wordprocessingDrawing" xmlns:w10="urn:schemas-microsoft-com:office:word" xmlns:w="http://schemas.openxmlformats.org/wordprocessingml/2006/main" xmlns:w14="http://schemas.microsoft.com/office/word/2010/wordml" xmlns:w15="http://schemas.microsoft.com/office/word/2012/wordml" xmlns:w16cex="http://schemas.microsoft.com/office/word/2018/wordml/cex" xmlns:w16cid="http://schemas.microsoft.com/office/word/2016/wordml/cid" xmlns:w16="http://schemas.microsoft.com/office/word/2018/wordml" xmlns:w16sdtdh="http://schemas.microsoft.com/office/word/2020/wordml/sdtdatahash" xmlns:w16se="http://schemas.microsoft.com/office/word/2015/wordml/symex" xmlns:wpg="http://schemas.microsoft.com/office/word/2010/wordprocessingGroup" xmlns:wpi="http://schemas.microsoft.com/office/word/2010/wordprocessingInk" xmlns:wne="http://schemas.microsoft.com/office/word/2006/wordml" xmlns:wps="http://schemas.microsoft.com/office/word/2010/wordprocessingShape"/>
-</file>
-
 <file path=word/endnotes.xml><?xml version="1.0" encoding="utf-8"?>
-<w:endnotes xmlns:wpc="http://schemas.microsoft.com/office/word/2010/wordprocessingCanvas" xmlns:mc="http://schemas.openxmlformats.org/markup-compatibility/2006" xmlns:o="urn:schemas-microsoft-com:office:office" xmlns:r="http://schemas.openxmlformats.org/officeDocument/2006/relationships" xmlns:m="http://schemas.openxmlformats.org/officeDocument/2006/math" xmlns:v="urn:schemas-microsoft-com:vml" xmlns:wp14="http://schemas.microsoft.com/office/word/2010/wordprocessingDrawing" xmlns:wp="http://schemas.openxmlformats.org/drawingml/2006/wordprocessingDrawing" xmlns:w10="urn:schemas-microsoft-com:office:word" xmlns:w="http://schemas.openxmlformats.org/wordprocessingml/2006/main" xmlns:w14="http://schemas.microsoft.com/office/word/2010/wordml" xmlns:w15="http://schemas.microsoft.com/office/word/2012/wordml" xmlns:wpg="http://schemas.microsoft.com/office/word/2010/wordprocessingGroup" xmlns:wpi="http://schemas.microsoft.com/office/word/2010/wordprocessingInk" xmlns:wne="http://schemas.microsoft.com/office/word/2006/wordml" xmlns:wps="http://schemas.microsoft.com/office/word/2010/wordprocessingShape" mc:Ignorable="w14 w15 wp14">
+<w:endnotes xmlns:wpc="http://schemas.microsoft.com/office/word/2010/wordprocessingCanvas" xmlns:cx="http://schemas.microsoft.com/office/drawing/2014/chartex" xmlns:cx1="http://schemas.microsoft.com/office/drawing/2015/9/8/chartex" xmlns:cx2="http://schemas.microsoft.com/office/drawing/2015/10/21/chartex" xmlns:cx3="http://schemas.microsoft.com/office/drawing/2016/5/9/chartex" xmlns:cx4="http://schemas.microsoft.com/office/drawing/2016/5/10/chartex" xmlns:cx5="http://schemas.microsoft.com/office/drawing/2016/5/11/chartex" xmlns:cx6="http://schemas.microsoft.com/office/drawing/2016/5/12/chartex" xmlns:cx7="http://schemas.microsoft.com/office/drawing/2016/5/13/chartex" xmlns:cx8="http://schemas.microsoft.com/office/drawing/2016/5/14/chartex" xmlns:mc="http://schemas.openxmlformats.org/markup-compatibility/2006" xmlns:aink="http://schemas.microsoft.com/office/drawing/2016/ink" xmlns:am3d="http://schemas.microsoft.com/office/drawing/2017/model3d" xmlns:o="urn:schemas-microsoft-com:office:office" xmlns:oel="http://schemas.microsoft.com/office/2019/extlst" xmlns:r="http://schemas.openxmlformats.org/officeDocument/2006/relationships" xmlns:m="http://schemas.openxmlformats.org/officeDocument/2006/math" xmlns:v="urn:schemas-microsoft-com:vml" xmlns:wp14="http://schemas.microsoft.com/office/word/2010/wordprocessingDrawing" xmlns:wp="http://schemas.openxmlformats.org/drawingml/2006/wordprocessingDrawing" xmlns:w10="urn:schemas-microsoft-com:office:word" xmlns:w="http://schemas.openxmlformats.org/wordprocessingml/2006/main" xmlns:w14="http://schemas.microsoft.com/office/word/2010/wordml" xmlns:w15="http://schemas.microsoft.com/office/word/2012/wordml" xmlns:w16cex="http://schemas.microsoft.com/office/word/2018/wordml/cex" xmlns:w16cid="http://schemas.microsoft.com/office/word/2016/wordml/cid" xmlns:w16="http://schemas.microsoft.com/office/word/2018/wordml" xmlns:w16du="http://schemas.microsoft.com/office/word/2023/wordml/word16du" xmlns:w16sdtdh="http://schemas.microsoft.com/office/word/2020/wordml/sdtdatahash" xmlns:w16sdtfl="http://schemas.microsoft.com/office/word/2024/wordml/sdtformatlock" xmlns:w16se="http://schemas.microsoft.com/office/word/2015/wordml/symex" xmlns:wpg="http://schemas.microsoft.com/office/word/2010/wordprocessingGroup" xmlns:wpi="http://schemas.microsoft.com/office/word/2010/wordprocessingInk" xmlns:wne="http://schemas.microsoft.com/office/word/2006/wordml" xmlns:wps="http://schemas.microsoft.com/office/word/2010/wordprocessingShape" mc:Ignorable="w14 w15 w16se w16cid w16 w16cex w16sdtdh w16sdtfl w16du wp14">
   <w:endnote w:type="separator" w:id="-1">
     <w:p>
-      <w:pPr>
-        <w:spacing w:after="0" w:line="240" w:lineRule="auto"/>
-      </w:pPr>
-      <w:r>
-        <w:rPr>
-          <w:rStyle w:val="EndnoteReference"/>
-        </w:rPr>
-        <w:endnoteRef/>
-      </w:r>
       <w:r>
         <w:separator/>
       </w:r>
@@ -1490,15 +1796,6 @@
   </w:endnote>
   <w:endnote w:type="continuationSeparator" w:id="0">
     <w:p>
-      <w:pPr>
-        <w:spacing w:after="0" w:line="240" w:lineRule="auto"/>
-      </w:pPr>
-      <w:r>
-        <w:rPr>
-          <w:rStyle w:val="EndnoteReference"/>
-        </w:rPr>
-        <w:endnoteRef/>
-      </w:r>
       <w:r>
         <w:continuationSeparator/>
       </w:r>
@@ -1508,14 +1805,13 @@
 </file>
 
 <file path=word/footer1.xml><?xml version="1.0" encoding="utf-8"?>
-<w:ftr xmlns:wpc="http://schemas.microsoft.com/office/word/2010/wordprocessingCanvas" xmlns:mc="http://schemas.openxmlformats.org/markup-compatibility/2006" xmlns:o="urn:schemas-microsoft-com:office:office" xmlns:r="http://schemas.openxmlformats.org/officeDocument/2006/relationships" xmlns:m="http://schemas.openxmlformats.org/officeDocument/2006/math" xmlns:v="urn:schemas-microsoft-com:vml" xmlns:wp14="http://schemas.microsoft.com/office/word/2010/wordprocessingDrawing" xmlns:wp="http://schemas.openxmlformats.org/drawingml/2006/wordprocessingDrawing" xmlns:w10="urn:schemas-microsoft-com:office:word" xmlns:w="http://schemas.openxmlformats.org/wordprocessingml/2006/main" xmlns:w14="http://schemas.microsoft.com/office/word/2010/wordml" xmlns:w15="http://schemas.microsoft.com/office/word/2012/wordml" xmlns:wpg="http://schemas.microsoft.com/office/word/2010/wordprocessingGroup" xmlns:wpi="http://schemas.microsoft.com/office/word/2010/wordprocessingInk" xmlns:wne="http://schemas.microsoft.com/office/word/2006/wordml" xmlns:wps="http://schemas.microsoft.com/office/word/2010/wordprocessingShape">
+<w:ftr xmlns:wpc="http://schemas.microsoft.com/office/word/2010/wordprocessingCanvas" xmlns:cx="http://schemas.microsoft.com/office/drawing/2014/chartex" xmlns:cx1="http://schemas.microsoft.com/office/drawing/2015/9/8/chartex" xmlns:cx2="http://schemas.microsoft.com/office/drawing/2015/10/21/chartex" xmlns:cx3="http://schemas.microsoft.com/office/drawing/2016/5/9/chartex" xmlns:cx4="http://schemas.microsoft.com/office/drawing/2016/5/10/chartex" xmlns:cx5="http://schemas.microsoft.com/office/drawing/2016/5/11/chartex" xmlns:cx6="http://schemas.microsoft.com/office/drawing/2016/5/12/chartex" xmlns:cx7="http://schemas.microsoft.com/office/drawing/2016/5/13/chartex" xmlns:cx8="http://schemas.microsoft.com/office/drawing/2016/5/14/chartex" xmlns:mc="http://schemas.openxmlformats.org/markup-compatibility/2006" xmlns:aink="http://schemas.microsoft.com/office/drawing/2016/ink" xmlns:am3d="http://schemas.microsoft.com/office/drawing/2017/model3d" xmlns:o="urn:schemas-microsoft-com:office:office" xmlns:oel="http://schemas.microsoft.com/office/2019/extlst" xmlns:r="http://schemas.openxmlformats.org/officeDocument/2006/relationships" xmlns:m="http://schemas.openxmlformats.org/officeDocument/2006/math" xmlns:v="urn:schemas-microsoft-com:vml" xmlns:wp14="http://schemas.microsoft.com/office/word/2010/wordprocessingDrawing" xmlns:wp="http://schemas.openxmlformats.org/drawingml/2006/wordprocessingDrawing" xmlns:w10="urn:schemas-microsoft-com:office:word" xmlns:w="http://schemas.openxmlformats.org/wordprocessingml/2006/main" xmlns:w14="http://schemas.microsoft.com/office/word/2010/wordml" xmlns:w15="http://schemas.microsoft.com/office/word/2012/wordml" xmlns:w16cex="http://schemas.microsoft.com/office/word/2018/wordml/cex" xmlns:w16cid="http://schemas.microsoft.com/office/word/2016/wordml/cid" xmlns:w16="http://schemas.microsoft.com/office/word/2018/wordml" xmlns:w16du="http://schemas.microsoft.com/office/word/2023/wordml/word16du" xmlns:w16sdtdh="http://schemas.microsoft.com/office/word/2020/wordml/sdtdatahash" xmlns:w16sdtfl="http://schemas.microsoft.com/office/word/2024/wordml/sdtformatlock" xmlns:w16se="http://schemas.microsoft.com/office/word/2015/wordml/symex" xmlns:wpg="http://schemas.microsoft.com/office/word/2010/wordprocessingGroup" xmlns:wpi="http://schemas.microsoft.com/office/word/2010/wordprocessingInk" xmlns:wne="http://schemas.microsoft.com/office/word/2006/wordml" xmlns:wps="http://schemas.microsoft.com/office/word/2010/wordprocessingShape" mc:Ignorable="w14 w15 w16se w16cid w16 w16cex w16sdtdh w16sdtfl w16du wp14">
   <w:p>
     <w:pPr>
       <w:jc w:val="center"/>
     </w:pPr>
     <w:r>
       <w:rPr>
-        <w:rFonts w:ascii="Arial" w:cs="Arial" w:eastAsia="Arial" w:hAnsi="Arial"/>
         <w:color w:val="666666"/>
         <w:sz w:val="16"/>
         <w:szCs w:val="16"/>
@@ -1524,14 +1820,43 @@
     </w:r>
     <w:r>
       <w:rPr>
-        <w:rFonts w:ascii="Arial" w:cs="Arial" w:eastAsia="Arial" w:hAnsi="Arial"/>
         <w:color w:val="666666"/>
         <w:sz w:val="16"/>
         <w:szCs w:val="16"/>
       </w:rPr>
       <w:fldChar w:fldCharType="begin"/>
-      <w:instrText xml:space="preserve">PAGE</w:instrText>
+    </w:r>
+    <w:r>
+      <w:rPr>
+        <w:color w:val="666666"/>
+        <w:sz w:val="16"/>
+        <w:szCs w:val="16"/>
+      </w:rPr>
+      <w:instrText>PAGE</w:instrText>
+    </w:r>
+    <w:r>
+      <w:rPr>
+        <w:color w:val="666666"/>
+        <w:sz w:val="16"/>
+        <w:szCs w:val="16"/>
+      </w:rPr>
       <w:fldChar w:fldCharType="separate"/>
+    </w:r>
+    <w:r>
+      <w:rPr>
+        <w:noProof/>
+        <w:color w:val="666666"/>
+        <w:sz w:val="16"/>
+        <w:szCs w:val="16"/>
+      </w:rPr>
+      <w:t>1</w:t>
+    </w:r>
+    <w:r>
+      <w:rPr>
+        <w:color w:val="666666"/>
+        <w:sz w:val="16"/>
+        <w:szCs w:val="16"/>
+      </w:rPr>
       <w:fldChar w:fldCharType="end"/>
     </w:r>
   </w:p>
@@ -1539,18 +1864,9 @@
 </file>
 
 <file path=word/footnotes.xml><?xml version="1.0" encoding="utf-8"?>
-<w:footnotes xmlns:wpc="http://schemas.microsoft.com/office/word/2010/wordprocessingCanvas" xmlns:mc="http://schemas.openxmlformats.org/markup-compatibility/2006" xmlns:o="urn:schemas-microsoft-com:office:office" xmlns:r="http://schemas.openxmlformats.org/officeDocument/2006/relationships" xmlns:m="http://schemas.openxmlformats.org/officeDocument/2006/math" xmlns:v="urn:schemas-microsoft-com:vml" xmlns:wp14="http://schemas.microsoft.com/office/word/2010/wordprocessingDrawing" xmlns:wp="http://schemas.openxmlformats.org/drawingml/2006/wordprocessingDrawing" xmlns:w10="urn:schemas-microsoft-com:office:word" xmlns:w="http://schemas.openxmlformats.org/wordprocessingml/2006/main" xmlns:w14="http://schemas.microsoft.com/office/word/2010/wordml" xmlns:w15="http://schemas.microsoft.com/office/word/2012/wordml" xmlns:wpg="http://schemas.microsoft.com/office/word/2010/wordprocessingGroup" xmlns:wpi="http://schemas.microsoft.com/office/word/2010/wordprocessingInk" xmlns:wne="http://schemas.microsoft.com/office/word/2006/wordml" xmlns:wps="http://schemas.microsoft.com/office/word/2010/wordprocessingShape" mc:Ignorable="w14 w15 wp14">
+<w:footnotes xmlns:wpc="http://schemas.microsoft.com/office/word/2010/wordprocessingCanvas" xmlns:cx="http://schemas.microsoft.com/office/drawing/2014/chartex" xmlns:cx1="http://schemas.microsoft.com/office/drawing/2015/9/8/chartex" xmlns:cx2="http://schemas.microsoft.com/office/drawing/2015/10/21/chartex" xmlns:cx3="http://schemas.microsoft.com/office/drawing/2016/5/9/chartex" xmlns:cx4="http://schemas.microsoft.com/office/drawing/2016/5/10/chartex" xmlns:cx5="http://schemas.microsoft.com/office/drawing/2016/5/11/chartex" xmlns:cx6="http://schemas.microsoft.com/office/drawing/2016/5/12/chartex" xmlns:cx7="http://schemas.microsoft.com/office/drawing/2016/5/13/chartex" xmlns:cx8="http://schemas.microsoft.com/office/drawing/2016/5/14/chartex" xmlns:mc="http://schemas.openxmlformats.org/markup-compatibility/2006" xmlns:aink="http://schemas.microsoft.com/office/drawing/2016/ink" xmlns:am3d="http://schemas.microsoft.com/office/drawing/2017/model3d" xmlns:o="urn:schemas-microsoft-com:office:office" xmlns:oel="http://schemas.microsoft.com/office/2019/extlst" xmlns:r="http://schemas.openxmlformats.org/officeDocument/2006/relationships" xmlns:m="http://schemas.openxmlformats.org/officeDocument/2006/math" xmlns:v="urn:schemas-microsoft-com:vml" xmlns:wp14="http://schemas.microsoft.com/office/word/2010/wordprocessingDrawing" xmlns:wp="http://schemas.openxmlformats.org/drawingml/2006/wordprocessingDrawing" xmlns:w10="urn:schemas-microsoft-com:office:word" xmlns:w="http://schemas.openxmlformats.org/wordprocessingml/2006/main" xmlns:w14="http://schemas.microsoft.com/office/word/2010/wordml" xmlns:w15="http://schemas.microsoft.com/office/word/2012/wordml" xmlns:w16cex="http://schemas.microsoft.com/office/word/2018/wordml/cex" xmlns:w16cid="http://schemas.microsoft.com/office/word/2016/wordml/cid" xmlns:w16="http://schemas.microsoft.com/office/word/2018/wordml" xmlns:w16du="http://schemas.microsoft.com/office/word/2023/wordml/word16du" xmlns:w16sdtdh="http://schemas.microsoft.com/office/word/2020/wordml/sdtdatahash" xmlns:w16sdtfl="http://schemas.microsoft.com/office/word/2024/wordml/sdtformatlock" xmlns:w16se="http://schemas.microsoft.com/office/word/2015/wordml/symex" xmlns:wpg="http://schemas.microsoft.com/office/word/2010/wordprocessingGroup" xmlns:wpi="http://schemas.microsoft.com/office/word/2010/wordprocessingInk" xmlns:wne="http://schemas.microsoft.com/office/word/2006/wordml" xmlns:wps="http://schemas.microsoft.com/office/word/2010/wordprocessingShape" mc:Ignorable="w14 w15 w16se w16cid w16 w16cex w16sdtdh w16sdtfl w16du wp14">
   <w:footnote w:type="separator" w:id="-1">
     <w:p>
-      <w:pPr>
-        <w:spacing w:after="0" w:line="240" w:lineRule="auto"/>
-      </w:pPr>
-      <w:r>
-        <w:rPr>
-          <w:rStyle w:val="FootnoteReference"/>
-        </w:rPr>
-        <w:footnoteRef/>
-      </w:r>
       <w:r>
         <w:separator/>
       </w:r>
@@ -1558,15 +1874,6 @@
   </w:footnote>
   <w:footnote w:type="continuationSeparator" w:id="0">
     <w:p>
-      <w:pPr>
-        <w:spacing w:after="0" w:line="240" w:lineRule="auto"/>
-      </w:pPr>
-      <w:r>
-        <w:rPr>
-          <w:rStyle w:val="FootnoteReference"/>
-        </w:rPr>
-        <w:footnoteRef/>
-      </w:r>
       <w:r>
         <w:continuationSeparator/>
       </w:r>
@@ -1576,19 +1883,22 @@
 </file>
 
 <file path=word/header1.xml><?xml version="1.0" encoding="utf-8"?>
-<w:hdr xmlns:wpc="http://schemas.microsoft.com/office/word/2010/wordprocessingCanvas" xmlns:mc="http://schemas.openxmlformats.org/markup-compatibility/2006" xmlns:o="urn:schemas-microsoft-com:office:office" xmlns:r="http://schemas.openxmlformats.org/officeDocument/2006/relationships" xmlns:m="http://schemas.openxmlformats.org/officeDocument/2006/math" xmlns:v="urn:schemas-microsoft-com:vml" xmlns:wp14="http://schemas.microsoft.com/office/word/2010/wordprocessingDrawing" xmlns:wp="http://schemas.openxmlformats.org/drawingml/2006/wordprocessingDrawing" xmlns:w10="urn:schemas-microsoft-com:office:word" xmlns:w="http://schemas.openxmlformats.org/wordprocessingml/2006/main" xmlns:w14="http://schemas.microsoft.com/office/word/2010/wordml" xmlns:w15="http://schemas.microsoft.com/office/word/2012/wordml" xmlns:wpg="http://schemas.microsoft.com/office/word/2010/wordprocessingGroup" xmlns:wpi="http://schemas.microsoft.com/office/word/2010/wordprocessingInk" xmlns:wne="http://schemas.microsoft.com/office/word/2006/wordml" xmlns:wps="http://schemas.microsoft.com/office/word/2010/wordprocessingShape" xmlns:cx="http://schemas.microsoft.com/office/drawing/2014/chartex" xmlns:cx1="http://schemas.microsoft.com/office/drawing/2015/9/8/chartex" xmlns:cx2="http://schemas.microsoft.com/office/drawing/2015/10/21/chartex" xmlns:cx3="http://schemas.microsoft.com/office/drawing/2016/5/9/chartex" xmlns:cx4="http://schemas.microsoft.com/office/drawing/2016/5/10/chartex" xmlns:cx5="http://schemas.microsoft.com/office/drawing/2016/5/11/chartex" xmlns:cx6="http://schemas.microsoft.com/office/drawing/2016/5/12/chartex" xmlns:cx7="http://schemas.microsoft.com/office/drawing/2016/5/13/chartex" xmlns:cx8="http://schemas.microsoft.com/office/drawing/2016/5/14/chartex" xmlns:w16cid="http://schemas.microsoft.com/office/word/2016/wordml/cid" xmlns:w16se="http://schemas.microsoft.com/office/word/2015/wordml/symex">
+<w:hdr xmlns:wpc="http://schemas.microsoft.com/office/word/2010/wordprocessingCanvas" xmlns:cx="http://schemas.microsoft.com/office/drawing/2014/chartex" xmlns:cx1="http://schemas.microsoft.com/office/drawing/2015/9/8/chartex" xmlns:cx2="http://schemas.microsoft.com/office/drawing/2015/10/21/chartex" xmlns:cx3="http://schemas.microsoft.com/office/drawing/2016/5/9/chartex" xmlns:cx4="http://schemas.microsoft.com/office/drawing/2016/5/10/chartex" xmlns:cx5="http://schemas.microsoft.com/office/drawing/2016/5/11/chartex" xmlns:cx6="http://schemas.microsoft.com/office/drawing/2016/5/12/chartex" xmlns:cx7="http://schemas.microsoft.com/office/drawing/2016/5/13/chartex" xmlns:cx8="http://schemas.microsoft.com/office/drawing/2016/5/14/chartex" xmlns:mc="http://schemas.openxmlformats.org/markup-compatibility/2006" xmlns:aink="http://schemas.microsoft.com/office/drawing/2016/ink" xmlns:am3d="http://schemas.microsoft.com/office/drawing/2017/model3d" xmlns:o="urn:schemas-microsoft-com:office:office" xmlns:oel="http://schemas.microsoft.com/office/2019/extlst" xmlns:r="http://schemas.openxmlformats.org/officeDocument/2006/relationships" xmlns:m="http://schemas.openxmlformats.org/officeDocument/2006/math" xmlns:v="urn:schemas-microsoft-com:vml" xmlns:wp14="http://schemas.microsoft.com/office/word/2010/wordprocessingDrawing" xmlns:wp="http://schemas.openxmlformats.org/drawingml/2006/wordprocessingDrawing" xmlns:w10="urn:schemas-microsoft-com:office:word" xmlns:w="http://schemas.openxmlformats.org/wordprocessingml/2006/main" xmlns:w14="http://schemas.microsoft.com/office/word/2010/wordml" xmlns:w15="http://schemas.microsoft.com/office/word/2012/wordml" xmlns:w16cex="http://schemas.microsoft.com/office/word/2018/wordml/cex" xmlns:w16cid="http://schemas.microsoft.com/office/word/2016/wordml/cid" xmlns:w16="http://schemas.microsoft.com/office/word/2018/wordml" xmlns:w16du="http://schemas.microsoft.com/office/word/2023/wordml/word16du" xmlns:w16sdtdh="http://schemas.microsoft.com/office/word/2020/wordml/sdtdatahash" xmlns:w16sdtfl="http://schemas.microsoft.com/office/word/2024/wordml/sdtformatlock" xmlns:w16se="http://schemas.microsoft.com/office/word/2015/wordml/symex" xmlns:wpg="http://schemas.microsoft.com/office/word/2010/wordprocessingGroup" xmlns:wpi="http://schemas.microsoft.com/office/word/2010/wordprocessingInk" xmlns:wne="http://schemas.microsoft.com/office/word/2006/wordml" xmlns:wps="http://schemas.microsoft.com/office/word/2010/wordprocessingShape" mc:Ignorable="w14 w15 w16se w16cid w16 w16cex w16sdtdh w16sdtfl w16du wp14">
   <w:p>
     <w:pPr>
       <w:pBdr>
-        <w:bottom w:val="single" w:color="DA291C" w:sz="12" w:space="4"/>
+        <w:bottom w:val="single" w:sz="12" w:space="4" w:color="DA291C"/>
       </w:pBdr>
     </w:pPr>
     <w:r>
+      <w:rPr>
+        <w:noProof/>
+      </w:rPr>
       <w:drawing>
-        <wp:inline distT="0" distB="0" distL="0" distR="0">
+        <wp:inline distT="0" distB="0" distL="0" distR="0" wp14:anchorId="63088B95" wp14:editId="59DFBAC1">
           <wp:extent cx="323850" cy="285750"/>
-          <wp:effectExtent t="0" r="0" b="0" l="0"/>
-          <wp:docPr id="1" name="" descr="" title=""/>
+          <wp:effectExtent l="0" t="0" r="0" b="0"/>
+          <wp:docPr id="859227973" name="Picture 859227973"/>
           <wp:cNvGraphicFramePr>
             <a:graphicFrameLocks xmlns:a="http://schemas.openxmlformats.org/drawingml/2006/main" noChangeAspect="1"/>
           </wp:cNvGraphicFramePr>
@@ -1596,13 +1906,13 @@
             <a:graphicData uri="http://schemas.openxmlformats.org/drawingml/2006/picture">
               <pic:pic xmlns:pic="http://schemas.openxmlformats.org/drawingml/2006/picture">
                 <pic:nvPicPr>
-                  <pic:cNvPr id="0" name="" descr=""/>
+                  <pic:cNvPr id="0" name=""/>
                   <pic:cNvPicPr>
                     <a:picLocks noChangeAspect="1" noChangeArrowheads="1"/>
                   </pic:cNvPicPr>
                 </pic:nvPicPr>
                 <pic:blipFill>
-                  <a:blip r:embed="rId0" cstate="none"/>
+                  <a:blip r:embed="rId1"/>
                   <a:srcRect/>
                   <a:stretch>
                     <a:fillRect/>
@@ -1625,24 +1935,47 @@
     </w:r>
     <w:r>
       <w:rPr>
-        <w:rFonts w:ascii="Arial" w:cs="Arial" w:eastAsia="Arial" w:hAnsi="Arial"/>
         <w:b/>
         <w:bCs/>
         <w:color w:val="27251F"/>
         <w:sz w:val="18"/>
         <w:szCs w:val="18"/>
       </w:rPr>
-      <w:t xml:space="preserve">   McDonald's Egypt - Crew Insights Hub  |  User Guide</w:t>
+      <w:t xml:space="preserve">   McDonald's Egypt - Crew Insights </w:t>
+    </w:r>
+    <w:proofErr w:type="gramStart"/>
+    <w:r>
+      <w:rPr>
+        <w:b/>
+        <w:bCs/>
+        <w:color w:val="27251F"/>
+        <w:sz w:val="18"/>
+        <w:szCs w:val="18"/>
+      </w:rPr>
+      <w:t>Hub  |</w:t>
+    </w:r>
+    <w:proofErr w:type="gramEnd"/>
+    <w:r>
+      <w:rPr>
+        <w:b/>
+        <w:bCs/>
+        <w:color w:val="27251F"/>
+        <w:sz w:val="18"/>
+        <w:szCs w:val="18"/>
+      </w:rPr>
+      <w:t xml:space="preserve">  User Guide</w:t>
     </w:r>
   </w:p>
 </w:hdr>
 </file>
 
 <file path=word/numbering.xml><?xml version="1.0" encoding="utf-8"?>
-<w:numbering xmlns:wpc="http://schemas.microsoft.com/office/word/2010/wordprocessingCanvas" xmlns:mc="http://schemas.openxmlformats.org/markup-compatibility/2006" xmlns:o="urn:schemas-microsoft-com:office:office" xmlns:r="http://schemas.openxmlformats.org/officeDocument/2006/relationships" xmlns:m="http://schemas.openxmlformats.org/officeDocument/2006/math" xmlns:v="urn:schemas-microsoft-com:vml" xmlns:wp14="http://schemas.microsoft.com/office/word/2010/wordprocessingDrawing" xmlns:wp="http://schemas.openxmlformats.org/drawingml/2006/wordprocessingDrawing" xmlns:w10="urn:schemas-microsoft-com:office:word" xmlns:w="http://schemas.openxmlformats.org/wordprocessingml/2006/main" xmlns:w14="http://schemas.microsoft.com/office/word/2010/wordml" xmlns:w15="http://schemas.microsoft.com/office/word/2012/wordml" xmlns:wpg="http://schemas.microsoft.com/office/word/2010/wordprocessingGroup" xmlns:wpi="http://schemas.microsoft.com/office/word/2010/wordprocessingInk" xmlns:wne="http://schemas.microsoft.com/office/word/2006/wordml" xmlns:wps="http://schemas.microsoft.com/office/word/2010/wordprocessingShape" mc:Ignorable="w14 w15 wp14">
-  <w:abstractNum w:abstractNumId="1" w15:restartNumberingAfterBreak="0">
+<w:numbering xmlns:wpc="http://schemas.microsoft.com/office/word/2010/wordprocessingCanvas" xmlns:cx="http://schemas.microsoft.com/office/drawing/2014/chartex" xmlns:cx1="http://schemas.microsoft.com/office/drawing/2015/9/8/chartex" xmlns:cx2="http://schemas.microsoft.com/office/drawing/2015/10/21/chartex" xmlns:cx3="http://schemas.microsoft.com/office/drawing/2016/5/9/chartex" xmlns:cx4="http://schemas.microsoft.com/office/drawing/2016/5/10/chartex" xmlns:cx5="http://schemas.microsoft.com/office/drawing/2016/5/11/chartex" xmlns:cx6="http://schemas.microsoft.com/office/drawing/2016/5/12/chartex" xmlns:cx7="http://schemas.microsoft.com/office/drawing/2016/5/13/chartex" xmlns:cx8="http://schemas.microsoft.com/office/drawing/2016/5/14/chartex" xmlns:mc="http://schemas.openxmlformats.org/markup-compatibility/2006" xmlns:aink="http://schemas.microsoft.com/office/drawing/2016/ink" xmlns:am3d="http://schemas.microsoft.com/office/drawing/2017/model3d" xmlns:o="urn:schemas-microsoft-com:office:office" xmlns:oel="http://schemas.microsoft.com/office/2019/extlst" xmlns:r="http://schemas.openxmlformats.org/officeDocument/2006/relationships" xmlns:m="http://schemas.openxmlformats.org/officeDocument/2006/math" xmlns:v="urn:schemas-microsoft-com:vml" xmlns:wp14="http://schemas.microsoft.com/office/word/2010/wordprocessingDrawing" xmlns:wp="http://schemas.openxmlformats.org/drawingml/2006/wordprocessingDrawing" xmlns:w10="urn:schemas-microsoft-com:office:word" xmlns:w="http://schemas.openxmlformats.org/wordprocessingml/2006/main" xmlns:w14="http://schemas.microsoft.com/office/word/2010/wordml" xmlns:w15="http://schemas.microsoft.com/office/word/2012/wordml" xmlns:w16cex="http://schemas.microsoft.com/office/word/2018/wordml/cex" xmlns:w16cid="http://schemas.microsoft.com/office/word/2016/wordml/cid" xmlns:w16="http://schemas.microsoft.com/office/word/2018/wordml" xmlns:w16du="http://schemas.microsoft.com/office/word/2023/wordml/word16du" xmlns:w16sdtdh="http://schemas.microsoft.com/office/word/2020/wordml/sdtdatahash" xmlns:w16sdtfl="http://schemas.microsoft.com/office/word/2024/wordml/sdtformatlock" xmlns:w16se="http://schemas.microsoft.com/office/word/2015/wordml/symex" xmlns:wpg="http://schemas.microsoft.com/office/word/2010/wordprocessingGroup" xmlns:wpi="http://schemas.microsoft.com/office/word/2010/wordprocessingInk" xmlns:wne="http://schemas.microsoft.com/office/word/2006/wordml" xmlns:wps="http://schemas.microsoft.com/office/word/2010/wordprocessingShape" mc:Ignorable="w14 w15 w16se w16cid w16 w16cex w16sdtdh w16sdtfl w16du wp14">
+  <w:abstractNum w:abstractNumId="0" w15:restartNumberingAfterBreak="0">
+    <w:nsid w:val="17EB51C3"/>
     <w:multiLevelType w:val="hybridMultilevel"/>
-    <w:lvl w:ilvl="0" w15:tentative="1">
+    <w:tmpl w:val="1E66AEB8"/>
+    <w:lvl w:ilvl="0" w:tplc="47BEA0BC">
       <w:start w:val="1"/>
       <w:numFmt w:val="bullet"/>
       <w:lvlText w:val="●"/>
@@ -1651,7 +1984,7 @@
         <w:ind w:left="720" w:hanging="360"/>
       </w:pPr>
     </w:lvl>
-    <w:lvl w:ilvl="1" w15:tentative="1">
+    <w:lvl w:ilvl="1" w:tplc="D28E230A">
       <w:start w:val="1"/>
       <w:numFmt w:val="bullet"/>
       <w:lvlText w:val="○"/>
@@ -1660,7 +1993,7 @@
         <w:ind w:left="1440" w:hanging="360"/>
       </w:pPr>
     </w:lvl>
-    <w:lvl w:ilvl="2" w15:tentative="1">
+    <w:lvl w:ilvl="2" w:tplc="A408612C">
       <w:start w:val="1"/>
       <w:numFmt w:val="bullet"/>
       <w:lvlText w:val="■"/>
@@ -1669,7 +2002,7 @@
         <w:ind w:left="2160" w:hanging="360"/>
       </w:pPr>
     </w:lvl>
-    <w:lvl w:ilvl="3" w15:tentative="1">
+    <w:lvl w:ilvl="3" w:tplc="28FCB7AC">
       <w:start w:val="1"/>
       <w:numFmt w:val="bullet"/>
       <w:lvlText w:val="●"/>
@@ -1678,7 +2011,7 @@
         <w:ind w:left="2880" w:hanging="360"/>
       </w:pPr>
     </w:lvl>
-    <w:lvl w:ilvl="4" w15:tentative="1">
+    <w:lvl w:ilvl="4" w:tplc="E21858C4">
       <w:start w:val="1"/>
       <w:numFmt w:val="bullet"/>
       <w:lvlText w:val="○"/>
@@ -1687,7 +2020,7 @@
         <w:ind w:left="3600" w:hanging="360"/>
       </w:pPr>
     </w:lvl>
-    <w:lvl w:ilvl="5" w15:tentative="1">
+    <w:lvl w:ilvl="5" w:tplc="C4F439FC">
       <w:start w:val="1"/>
       <w:numFmt w:val="bullet"/>
       <w:lvlText w:val="■"/>
@@ -1696,7 +2029,7 @@
         <w:ind w:left="4320" w:hanging="360"/>
       </w:pPr>
     </w:lvl>
-    <w:lvl w:ilvl="6" w15:tentative="1">
+    <w:lvl w:ilvl="6" w:tplc="E2788FF8">
       <w:start w:val="1"/>
       <w:numFmt w:val="bullet"/>
       <w:lvlText w:val="●"/>
@@ -1705,7 +2038,7 @@
         <w:ind w:left="5040" w:hanging="360"/>
       </w:pPr>
     </w:lvl>
-    <w:lvl w:ilvl="7" w15:tentative="1">
+    <w:lvl w:ilvl="7" w:tplc="A3BE559E">
       <w:start w:val="1"/>
       <w:numFmt w:val="bullet"/>
       <w:lvlText w:val="●"/>
@@ -1714,7 +2047,7 @@
         <w:ind w:left="5760" w:hanging="360"/>
       </w:pPr>
     </w:lvl>
-    <w:lvl w:ilvl="8" w15:tentative="1">
+    <w:lvl w:ilvl="8" w:tplc="185A9E60">
       <w:start w:val="1"/>
       <w:numFmt w:val="bullet"/>
       <w:lvlText w:val="●"/>
@@ -1724,9 +2057,11 @@
       </w:pPr>
     </w:lvl>
   </w:abstractNum>
-  <w:abstractNum w:abstractNumId="2" w15:restartNumberingAfterBreak="0">
+  <w:abstractNum w:abstractNumId="1" w15:restartNumberingAfterBreak="0">
+    <w:nsid w:val="57B16EFF"/>
     <w:multiLevelType w:val="hybridMultilevel"/>
-    <w:lvl w:ilvl="0" w15:tentative="1">
+    <w:tmpl w:val="DE54CD52"/>
+    <w:lvl w:ilvl="0" w:tplc="788AEA64">
       <w:start w:val="1"/>
       <w:numFmt w:val="bullet"/>
       <w:lvlText w:val="•"/>
@@ -1735,15 +2070,55 @@
         <w:ind w:left="540" w:hanging="260"/>
       </w:pPr>
     </w:lvl>
+    <w:lvl w:ilvl="1" w:tplc="889C3CEE">
+      <w:numFmt w:val="decimal"/>
+      <w:lvlText w:val=""/>
+      <w:lvlJc w:val="left"/>
+    </w:lvl>
+    <w:lvl w:ilvl="2" w:tplc="C896B5B2">
+      <w:numFmt w:val="decimal"/>
+      <w:lvlText w:val=""/>
+      <w:lvlJc w:val="left"/>
+    </w:lvl>
+    <w:lvl w:ilvl="3" w:tplc="03869D0A">
+      <w:numFmt w:val="decimal"/>
+      <w:lvlText w:val=""/>
+      <w:lvlJc w:val="left"/>
+    </w:lvl>
+    <w:lvl w:ilvl="4" w:tplc="289E8302">
+      <w:numFmt w:val="decimal"/>
+      <w:lvlText w:val=""/>
+      <w:lvlJc w:val="left"/>
+    </w:lvl>
+    <w:lvl w:ilvl="5" w:tplc="70D8A542">
+      <w:numFmt w:val="decimal"/>
+      <w:lvlText w:val=""/>
+      <w:lvlJc w:val="left"/>
+    </w:lvl>
+    <w:lvl w:ilvl="6" w:tplc="8222CCD8">
+      <w:numFmt w:val="decimal"/>
+      <w:lvlText w:val=""/>
+      <w:lvlJc w:val="left"/>
+    </w:lvl>
+    <w:lvl w:ilvl="7" w:tplc="2DBE595E">
+      <w:numFmt w:val="decimal"/>
+      <w:lvlText w:val=""/>
+      <w:lvlJc w:val="left"/>
+    </w:lvl>
+    <w:lvl w:ilvl="8" w:tplc="D236F876">
+      <w:numFmt w:val="decimal"/>
+      <w:lvlText w:val=""/>
+      <w:lvlJc w:val="left"/>
+    </w:lvl>
   </w:abstractNum>
-  <w:num w:numId="1">
-    <w:abstractNumId w:val="1"/>
+  <w:num w:numId="1" w16cid:durableId="105123971">
+    <w:abstractNumId w:val="0"/>
     <w:lvlOverride w:ilvl="0">
       <w:startOverride w:val="1"/>
     </w:lvlOverride>
   </w:num>
-  <w:num w:numId="2">
-    <w:abstractNumId w:val="2"/>
+  <w:num w:numId="2" w16cid:durableId="1760981647">
+    <w:abstractNumId w:val="1"/>
     <w:lvlOverride w:ilvl="0">
       <w:startOverride w:val="1"/>
     </w:lvlOverride>
@@ -1752,54 +2127,446 @@
 </file>
 
 <file path=word/styles.xml><?xml version="1.0" encoding="utf-8"?>
-<w:styles xmlns:mc="http://schemas.openxmlformats.org/markup-compatibility/2006" xmlns:r="http://schemas.openxmlformats.org/officeDocument/2006/relationships" xmlns:w="http://schemas.openxmlformats.org/wordprocessingml/2006/main" xmlns:w14="http://schemas.microsoft.com/office/word/2010/wordml" xmlns:w15="http://schemas.microsoft.com/office/word/2012/wordml" mc:Ignorable="w14 w15">
+<w:styles xmlns:mc="http://schemas.openxmlformats.org/markup-compatibility/2006" xmlns:r="http://schemas.openxmlformats.org/officeDocument/2006/relationships" xmlns:w="http://schemas.openxmlformats.org/wordprocessingml/2006/main" xmlns:w14="http://schemas.microsoft.com/office/word/2010/wordml" xmlns:w15="http://schemas.microsoft.com/office/word/2012/wordml" xmlns:w16cex="http://schemas.microsoft.com/office/word/2018/wordml/cex" xmlns:w16cid="http://schemas.microsoft.com/office/word/2016/wordml/cid" xmlns:w16="http://schemas.microsoft.com/office/word/2018/wordml" xmlns:w16du="http://schemas.microsoft.com/office/word/2023/wordml/word16du" xmlns:w16sdtdh="http://schemas.microsoft.com/office/word/2020/wordml/sdtdatahash" xmlns:w16sdtfl="http://schemas.microsoft.com/office/word/2024/wordml/sdtformatlock" xmlns:w16se="http://schemas.microsoft.com/office/word/2015/wordml/symex" mc:Ignorable="w14 w15 w16se w16cid w16 w16cex w16sdtdh w16sdtfl w16du">
   <w:docDefaults>
     <w:rPrDefault>
       <w:rPr>
-        <w:rFonts w:ascii="Arial" w:cs="Arial" w:eastAsia="Arial" w:hAnsi="Arial"/>
+        <w:rFonts w:ascii="Arial" w:eastAsia="Arial" w:hAnsi="Arial" w:cs="Arial"/>
         <w:sz w:val="21"/>
         <w:szCs w:val="21"/>
+        <w:lang w:val="en-US" w:eastAsia="en-US" w:bidi="ar-SA"/>
       </w:rPr>
     </w:rPrDefault>
     <w:pPrDefault/>
   </w:docDefaults>
-  <w:style w:type="paragraph" w:styleId="Title">
-    <w:name w:val="Title"/>
-    <w:basedOn w:val="Normal"/>
-    <w:next w:val="Normal"/>
+  <w:latentStyles w:defLockedState="0" w:defUIPriority="99" w:defSemiHidden="0" w:defUnhideWhenUsed="0" w:defQFormat="0" w:count="376">
+    <w:lsdException w:name="Normal" w:uiPriority="0" w:qFormat="1"/>
+    <w:lsdException w:name="heading 1" w:uiPriority="9" w:qFormat="1"/>
+    <w:lsdException w:name="heading 2" w:semiHidden="1" w:uiPriority="9" w:unhideWhenUsed="1" w:qFormat="1"/>
+    <w:lsdException w:name="heading 3" w:semiHidden="1" w:uiPriority="9" w:unhideWhenUsed="1" w:qFormat="1"/>
+    <w:lsdException w:name="heading 4" w:semiHidden="1" w:uiPriority="9" w:unhideWhenUsed="1" w:qFormat="1"/>
+    <w:lsdException w:name="heading 5" w:semiHidden="1" w:uiPriority="9" w:unhideWhenUsed="1" w:qFormat="1"/>
+    <w:lsdException w:name="heading 6" w:semiHidden="1" w:uiPriority="9" w:unhideWhenUsed="1" w:qFormat="1"/>
+    <w:lsdException w:name="heading 7" w:semiHidden="1" w:uiPriority="9" w:unhideWhenUsed="1" w:qFormat="1"/>
+    <w:lsdException w:name="heading 8" w:semiHidden="1" w:uiPriority="9" w:unhideWhenUsed="1" w:qFormat="1"/>
+    <w:lsdException w:name="heading 9" w:semiHidden="1" w:uiPriority="9" w:unhideWhenUsed="1" w:qFormat="1"/>
+    <w:lsdException w:name="index 1" w:semiHidden="1" w:unhideWhenUsed="1"/>
+    <w:lsdException w:name="index 2" w:semiHidden="1" w:unhideWhenUsed="1"/>
+    <w:lsdException w:name="index 3" w:semiHidden="1" w:unhideWhenUsed="1"/>
+    <w:lsdException w:name="index 4" w:semiHidden="1" w:unhideWhenUsed="1"/>
+    <w:lsdException w:name="index 5" w:semiHidden="1" w:unhideWhenUsed="1"/>
+    <w:lsdException w:name="index 6" w:semiHidden="1" w:unhideWhenUsed="1"/>
+    <w:lsdException w:name="index 7" w:semiHidden="1" w:unhideWhenUsed="1"/>
+    <w:lsdException w:name="index 8" w:semiHidden="1" w:unhideWhenUsed="1"/>
+    <w:lsdException w:name="index 9" w:semiHidden="1" w:unhideWhenUsed="1"/>
+    <w:lsdException w:name="toc 1" w:semiHidden="1" w:uiPriority="39" w:unhideWhenUsed="1"/>
+    <w:lsdException w:name="toc 2" w:semiHidden="1" w:uiPriority="39" w:unhideWhenUsed="1"/>
+    <w:lsdException w:name="toc 3" w:semiHidden="1" w:uiPriority="39" w:unhideWhenUsed="1"/>
+    <w:lsdException w:name="toc 4" w:semiHidden="1" w:uiPriority="39" w:unhideWhenUsed="1"/>
+    <w:lsdException w:name="toc 5" w:semiHidden="1" w:uiPriority="39" w:unhideWhenUsed="1"/>
+    <w:lsdException w:name="toc 6" w:semiHidden="1" w:uiPriority="39" w:unhideWhenUsed="1"/>
+    <w:lsdException w:name="toc 7" w:semiHidden="1" w:uiPriority="39" w:unhideWhenUsed="1"/>
+    <w:lsdException w:name="toc 8" w:semiHidden="1" w:uiPriority="39" w:unhideWhenUsed="1"/>
+    <w:lsdException w:name="toc 9" w:semiHidden="1" w:uiPriority="39" w:unhideWhenUsed="1"/>
+    <w:lsdException w:name="Normal Indent" w:semiHidden="1" w:unhideWhenUsed="1"/>
+    <w:lsdException w:name="footnote text" w:semiHidden="1" w:unhideWhenUsed="1"/>
+    <w:lsdException w:name="annotation text" w:semiHidden="1" w:unhideWhenUsed="1"/>
+    <w:lsdException w:name="header" w:semiHidden="1" w:unhideWhenUsed="1"/>
+    <w:lsdException w:name="footer" w:semiHidden="1" w:unhideWhenUsed="1"/>
+    <w:lsdException w:name="index heading" w:semiHidden="1" w:unhideWhenUsed="1"/>
+    <w:lsdException w:name="caption" w:semiHidden="1" w:uiPriority="35" w:unhideWhenUsed="1" w:qFormat="1"/>
+    <w:lsdException w:name="table of figures" w:semiHidden="1" w:unhideWhenUsed="1"/>
+    <w:lsdException w:name="envelope address" w:semiHidden="1" w:unhideWhenUsed="1"/>
+    <w:lsdException w:name="envelope return" w:semiHidden="1" w:unhideWhenUsed="1"/>
+    <w:lsdException w:name="footnote reference" w:semiHidden="1" w:unhideWhenUsed="1"/>
+    <w:lsdException w:name="annotation reference" w:semiHidden="1" w:unhideWhenUsed="1"/>
+    <w:lsdException w:name="line number" w:semiHidden="1" w:unhideWhenUsed="1"/>
+    <w:lsdException w:name="page number" w:semiHidden="1" w:unhideWhenUsed="1"/>
+    <w:lsdException w:name="endnote reference" w:semiHidden="1" w:unhideWhenUsed="1"/>
+    <w:lsdException w:name="endnote text" w:semiHidden="1" w:unhideWhenUsed="1"/>
+    <w:lsdException w:name="table of authorities" w:semiHidden="1" w:unhideWhenUsed="1"/>
+    <w:lsdException w:name="macro" w:semiHidden="1" w:unhideWhenUsed="1"/>
+    <w:lsdException w:name="toa heading" w:semiHidden="1" w:unhideWhenUsed="1"/>
+    <w:lsdException w:name="List" w:semiHidden="1" w:unhideWhenUsed="1"/>
+    <w:lsdException w:name="List Bullet" w:semiHidden="1" w:unhideWhenUsed="1"/>
+    <w:lsdException w:name="List Number" w:semiHidden="1" w:unhideWhenUsed="1"/>
+    <w:lsdException w:name="List 2" w:semiHidden="1" w:unhideWhenUsed="1"/>
+    <w:lsdException w:name="List 3" w:semiHidden="1" w:unhideWhenUsed="1"/>
+    <w:lsdException w:name="List 4" w:semiHidden="1" w:unhideWhenUsed="1"/>
+    <w:lsdException w:name="List 5" w:semiHidden="1" w:unhideWhenUsed="1"/>
+    <w:lsdException w:name="List Bullet 2" w:semiHidden="1" w:unhideWhenUsed="1"/>
+    <w:lsdException w:name="List Bullet 3" w:semiHidden="1" w:unhideWhenUsed="1"/>
+    <w:lsdException w:name="List Bullet 4" w:semiHidden="1" w:unhideWhenUsed="1"/>
+    <w:lsdException w:name="List Bullet 5" w:semiHidden="1" w:unhideWhenUsed="1"/>
+    <w:lsdException w:name="List Number 2" w:semiHidden="1" w:unhideWhenUsed="1"/>
+    <w:lsdException w:name="List Number 3" w:semiHidden="1" w:unhideWhenUsed="1"/>
+    <w:lsdException w:name="List Number 4" w:semiHidden="1" w:unhideWhenUsed="1"/>
+    <w:lsdException w:name="List Number 5" w:semiHidden="1" w:unhideWhenUsed="1"/>
+    <w:lsdException w:name="Title" w:uiPriority="10" w:qFormat="1"/>
+    <w:lsdException w:name="Closing" w:semiHidden="1" w:unhideWhenUsed="1"/>
+    <w:lsdException w:name="Signature" w:semiHidden="1" w:unhideWhenUsed="1"/>
+    <w:lsdException w:name="Default Paragraph Font" w:semiHidden="1" w:uiPriority="1" w:unhideWhenUsed="1"/>
+    <w:lsdException w:name="Body Text" w:semiHidden="1" w:unhideWhenUsed="1"/>
+    <w:lsdException w:name="Body Text Indent" w:semiHidden="1" w:unhideWhenUsed="1"/>
+    <w:lsdException w:name="List Continue" w:semiHidden="1" w:unhideWhenUsed="1"/>
+    <w:lsdException w:name="List Continue 2" w:semiHidden="1" w:unhideWhenUsed="1"/>
+    <w:lsdException w:name="List Continue 3" w:semiHidden="1" w:unhideWhenUsed="1"/>
+    <w:lsdException w:name="List Continue 4" w:semiHidden="1" w:unhideWhenUsed="1"/>
+    <w:lsdException w:name="List Continue 5" w:semiHidden="1" w:unhideWhenUsed="1"/>
+    <w:lsdException w:name="Message Header" w:semiHidden="1" w:unhideWhenUsed="1"/>
+    <w:lsdException w:name="Subtitle" w:uiPriority="11" w:qFormat="1"/>
+    <w:lsdException w:name="Salutation" w:semiHidden="1" w:unhideWhenUsed="1"/>
+    <w:lsdException w:name="Date" w:semiHidden="1" w:unhideWhenUsed="1"/>
+    <w:lsdException w:name="Body Text First Indent" w:semiHidden="1" w:unhideWhenUsed="1"/>
+    <w:lsdException w:name="Body Text First Indent 2" w:semiHidden="1" w:unhideWhenUsed="1"/>
+    <w:lsdException w:name="Note Heading" w:semiHidden="1" w:unhideWhenUsed="1"/>
+    <w:lsdException w:name="Body Text 2" w:semiHidden="1" w:unhideWhenUsed="1"/>
+    <w:lsdException w:name="Body Text 3" w:semiHidden="1" w:unhideWhenUsed="1"/>
+    <w:lsdException w:name="Body Text Indent 2" w:semiHidden="1" w:unhideWhenUsed="1"/>
+    <w:lsdException w:name="Body Text Indent 3" w:semiHidden="1" w:unhideWhenUsed="1"/>
+    <w:lsdException w:name="Block Text" w:semiHidden="1" w:unhideWhenUsed="1"/>
+    <w:lsdException w:name="Hyperlink" w:semiHidden="1" w:unhideWhenUsed="1"/>
+    <w:lsdException w:name="FollowedHyperlink" w:semiHidden="1" w:unhideWhenUsed="1"/>
+    <w:lsdException w:name="Strong" w:uiPriority="22" w:qFormat="1"/>
+    <w:lsdException w:name="Emphasis" w:uiPriority="20" w:qFormat="1"/>
+    <w:lsdException w:name="Document Map" w:semiHidden="1" w:unhideWhenUsed="1"/>
+    <w:lsdException w:name="Plain Text" w:semiHidden="1" w:unhideWhenUsed="1"/>
+    <w:lsdException w:name="E-mail Signature" w:semiHidden="1" w:unhideWhenUsed="1"/>
+    <w:lsdException w:name="HTML Top of Form" w:semiHidden="1" w:unhideWhenUsed="1"/>
+    <w:lsdException w:name="HTML Bottom of Form" w:semiHidden="1" w:unhideWhenUsed="1"/>
+    <w:lsdException w:name="Normal (Web)" w:semiHidden="1" w:unhideWhenUsed="1"/>
+    <w:lsdException w:name="HTML Acronym" w:semiHidden="1" w:unhideWhenUsed="1"/>
+    <w:lsdException w:name="HTML Address" w:semiHidden="1" w:unhideWhenUsed="1"/>
+    <w:lsdException w:name="HTML Cite" w:semiHidden="1" w:unhideWhenUsed="1"/>
+    <w:lsdException w:name="HTML Code" w:semiHidden="1" w:unhideWhenUsed="1"/>
+    <w:lsdException w:name="HTML Definition" w:semiHidden="1" w:unhideWhenUsed="1"/>
+    <w:lsdException w:name="HTML Keyboard" w:semiHidden="1" w:unhideWhenUsed="1"/>
+    <w:lsdException w:name="HTML Preformatted" w:semiHidden="1" w:unhideWhenUsed="1"/>
+    <w:lsdException w:name="HTML Sample" w:semiHidden="1" w:unhideWhenUsed="1"/>
+    <w:lsdException w:name="HTML Typewriter" w:semiHidden="1" w:unhideWhenUsed="1"/>
+    <w:lsdException w:name="HTML Variable" w:semiHidden="1" w:unhideWhenUsed="1"/>
+    <w:lsdException w:name="Normal Table" w:semiHidden="1" w:unhideWhenUsed="1"/>
+    <w:lsdException w:name="annotation subject" w:semiHidden="1" w:unhideWhenUsed="1"/>
+    <w:lsdException w:name="No List" w:semiHidden="1" w:unhideWhenUsed="1"/>
+    <w:lsdException w:name="Outline List 1" w:semiHidden="1" w:unhideWhenUsed="1"/>
+    <w:lsdException w:name="Outline List 2" w:semiHidden="1" w:unhideWhenUsed="1"/>
+    <w:lsdException w:name="Outline List 3" w:semiHidden="1" w:unhideWhenUsed="1"/>
+    <w:lsdException w:name="Table Simple 1" w:semiHidden="1" w:unhideWhenUsed="1"/>
+    <w:lsdException w:name="Table Simple 2" w:semiHidden="1" w:unhideWhenUsed="1"/>
+    <w:lsdException w:name="Table Simple 3" w:semiHidden="1" w:unhideWhenUsed="1"/>
+    <w:lsdException w:name="Table Classic 1" w:semiHidden="1" w:unhideWhenUsed="1"/>
+    <w:lsdException w:name="Table Classic 2" w:semiHidden="1" w:unhideWhenUsed="1"/>
+    <w:lsdException w:name="Table Classic 3" w:semiHidden="1" w:unhideWhenUsed="1"/>
+    <w:lsdException w:name="Table Classic 4" w:semiHidden="1" w:unhideWhenUsed="1"/>
+    <w:lsdException w:name="Table Colorful 1" w:semiHidden="1" w:unhideWhenUsed="1"/>
+    <w:lsdException w:name="Table Colorful 2" w:semiHidden="1" w:unhideWhenUsed="1"/>
+    <w:lsdException w:name="Table Colorful 3" w:semiHidden="1" w:unhideWhenUsed="1"/>
+    <w:lsdException w:name="Table Columns 1" w:semiHidden="1" w:unhideWhenUsed="1"/>
+    <w:lsdException w:name="Table Columns 2" w:semiHidden="1" w:unhideWhenUsed="1"/>
+    <w:lsdException w:name="Table Columns 3" w:semiHidden="1" w:unhideWhenUsed="1"/>
+    <w:lsdException w:name="Table Columns 4" w:semiHidden="1" w:unhideWhenUsed="1"/>
+    <w:lsdException w:name="Table Columns 5" w:semiHidden="1" w:unhideWhenUsed="1"/>
+    <w:lsdException w:name="Table Grid 1" w:semiHidden="1" w:unhideWhenUsed="1"/>
+    <w:lsdException w:name="Table Grid 2" w:semiHidden="1" w:unhideWhenUsed="1"/>
+    <w:lsdException w:name="Table Grid 3" w:semiHidden="1" w:unhideWhenUsed="1"/>
+    <w:lsdException w:name="Table Grid 4" w:semiHidden="1" w:unhideWhenUsed="1"/>
+    <w:lsdException w:name="Table Grid 5" w:semiHidden="1" w:unhideWhenUsed="1"/>
+    <w:lsdException w:name="Table Grid 6" w:semiHidden="1" w:unhideWhenUsed="1"/>
+    <w:lsdException w:name="Table Grid 7" w:semiHidden="1" w:unhideWhenUsed="1"/>
+    <w:lsdException w:name="Table Grid 8" w:semiHidden="1" w:unhideWhenUsed="1"/>
+    <w:lsdException w:name="Table List 1" w:semiHidden="1" w:unhideWhenUsed="1"/>
+    <w:lsdException w:name="Table List 2" w:semiHidden="1" w:unhideWhenUsed="1"/>
+    <w:lsdException w:name="Table List 3" w:semiHidden="1" w:unhideWhenUsed="1"/>
+    <w:lsdException w:name="Table List 4" w:semiHidden="1" w:unhideWhenUsed="1"/>
+    <w:lsdException w:name="Table List 5" w:semiHidden="1" w:unhideWhenUsed="1"/>
+    <w:lsdException w:name="Table List 6" w:semiHidden="1" w:unhideWhenUsed="1"/>
+    <w:lsdException w:name="Table List 7" w:semiHidden="1" w:unhideWhenUsed="1"/>
+    <w:lsdException w:name="Table List 8" w:semiHidden="1" w:unhideWhenUsed="1"/>
+    <w:lsdException w:name="Table 3D effects 1" w:semiHidden="1" w:unhideWhenUsed="1"/>
+    <w:lsdException w:name="Table 3D effects 2" w:semiHidden="1" w:unhideWhenUsed="1"/>
+    <w:lsdException w:name="Table 3D effects 3" w:semiHidden="1" w:unhideWhenUsed="1"/>
+    <w:lsdException w:name="Table Contemporary" w:semiHidden="1" w:unhideWhenUsed="1"/>
+    <w:lsdException w:name="Table Elegant" w:semiHidden="1" w:unhideWhenUsed="1"/>
+    <w:lsdException w:name="Table Professional" w:semiHidden="1" w:unhideWhenUsed="1"/>
+    <w:lsdException w:name="Table Subtle 1" w:semiHidden="1" w:unhideWhenUsed="1"/>
+    <w:lsdException w:name="Table Subtle 2" w:semiHidden="1" w:unhideWhenUsed="1"/>
+    <w:lsdException w:name="Table Web 1" w:semiHidden="1" w:unhideWhenUsed="1"/>
+    <w:lsdException w:name="Table Web 2" w:semiHidden="1" w:unhideWhenUsed="1"/>
+    <w:lsdException w:name="Table Web 3" w:semiHidden="1" w:unhideWhenUsed="1"/>
+    <w:lsdException w:name="Balloon Text" w:semiHidden="1" w:unhideWhenUsed="1"/>
+    <w:lsdException w:name="Table Grid" w:uiPriority="39"/>
+    <w:lsdException w:name="Table Theme" w:semiHidden="1" w:unhideWhenUsed="1"/>
+    <w:lsdException w:name="Placeholder Text" w:semiHidden="1"/>
+    <w:lsdException w:name="No Spacing" w:uiPriority="1" w:qFormat="1"/>
+    <w:lsdException w:name="Light Shading" w:uiPriority="60"/>
+    <w:lsdException w:name="Light List" w:uiPriority="61"/>
+    <w:lsdException w:name="Light Grid" w:uiPriority="62"/>
+    <w:lsdException w:name="Medium Shading 1" w:uiPriority="63"/>
+    <w:lsdException w:name="Medium Shading 2" w:uiPriority="64"/>
+    <w:lsdException w:name="Medium List 1" w:uiPriority="65"/>
+    <w:lsdException w:name="Medium List 2" w:uiPriority="66"/>
+    <w:lsdException w:name="Medium Grid 1" w:uiPriority="67"/>
+    <w:lsdException w:name="Medium Grid 2" w:uiPriority="68"/>
+    <w:lsdException w:name="Medium Grid 3" w:uiPriority="69"/>
+    <w:lsdException w:name="Dark List" w:uiPriority="70"/>
+    <w:lsdException w:name="Colorful Shading" w:uiPriority="71"/>
+    <w:lsdException w:name="Colorful List" w:uiPriority="72"/>
+    <w:lsdException w:name="Colorful Grid" w:uiPriority="73"/>
+    <w:lsdException w:name="Light Shading Accent 1" w:uiPriority="60"/>
+    <w:lsdException w:name="Light List Accent 1" w:uiPriority="61"/>
+    <w:lsdException w:name="Light Grid Accent 1" w:uiPriority="62"/>
+    <w:lsdException w:name="Medium Shading 1 Accent 1" w:uiPriority="63"/>
+    <w:lsdException w:name="Medium Shading 2 Accent 1" w:uiPriority="64"/>
+    <w:lsdException w:name="Medium List 1 Accent 1" w:uiPriority="65"/>
+    <w:lsdException w:name="Revision" w:semiHidden="1"/>
+    <w:lsdException w:name="List Paragraph" w:uiPriority="34" w:qFormat="1"/>
+    <w:lsdException w:name="Quote" w:uiPriority="29" w:qFormat="1"/>
+    <w:lsdException w:name="Intense Quote" w:uiPriority="30" w:qFormat="1"/>
+    <w:lsdException w:name="Medium List 2 Accent 1" w:uiPriority="66"/>
+    <w:lsdException w:name="Medium Grid 1 Accent 1" w:uiPriority="67"/>
+    <w:lsdException w:name="Medium Grid 2 Accent 1" w:uiPriority="68"/>
+    <w:lsdException w:name="Medium Grid 3 Accent 1" w:uiPriority="69"/>
+    <w:lsdException w:name="Dark List Accent 1" w:uiPriority="70"/>
+    <w:lsdException w:name="Colorful Shading Accent 1" w:uiPriority="71"/>
+    <w:lsdException w:name="Colorful List Accent 1" w:uiPriority="72"/>
+    <w:lsdException w:name="Colorful Grid Accent 1" w:uiPriority="73"/>
+    <w:lsdException w:name="Light Shading Accent 2" w:uiPriority="60"/>
+    <w:lsdException w:name="Light List Accent 2" w:uiPriority="61"/>
+    <w:lsdException w:name="Light Grid Accent 2" w:uiPriority="62"/>
+    <w:lsdException w:name="Medium Shading 1 Accent 2" w:uiPriority="63"/>
+    <w:lsdException w:name="Medium Shading 2 Accent 2" w:uiPriority="64"/>
+    <w:lsdException w:name="Medium List 1 Accent 2" w:uiPriority="65"/>
+    <w:lsdException w:name="Medium List 2 Accent 2" w:uiPriority="66"/>
+    <w:lsdException w:name="Medium Grid 1 Accent 2" w:uiPriority="67"/>
+    <w:lsdException w:name="Medium Grid 2 Accent 2" w:uiPriority="68"/>
+    <w:lsdException w:name="Medium Grid 3 Accent 2" w:uiPriority="69"/>
+    <w:lsdException w:name="Dark List Accent 2" w:uiPriority="70"/>
+    <w:lsdException w:name="Colorful Shading Accent 2" w:uiPriority="71"/>
+    <w:lsdException w:name="Colorful List Accent 2" w:uiPriority="72"/>
+    <w:lsdException w:name="Colorful Grid Accent 2" w:uiPriority="73"/>
+    <w:lsdException w:name="Light Shading Accent 3" w:uiPriority="60"/>
+    <w:lsdException w:name="Light List Accent 3" w:uiPriority="61"/>
+    <w:lsdException w:name="Light Grid Accent 3" w:uiPriority="62"/>
+    <w:lsdException w:name="Medium Shading 1 Accent 3" w:uiPriority="63"/>
+    <w:lsdException w:name="Medium Shading 2 Accent 3" w:uiPriority="64"/>
+    <w:lsdException w:name="Medium List 1 Accent 3" w:uiPriority="65"/>
+    <w:lsdException w:name="Medium List 2 Accent 3" w:uiPriority="66"/>
+    <w:lsdException w:name="Medium Grid 1 Accent 3" w:uiPriority="67"/>
+    <w:lsdException w:name="Medium Grid 2 Accent 3" w:uiPriority="68"/>
+    <w:lsdException w:name="Medium Grid 3 Accent 3" w:uiPriority="69"/>
+    <w:lsdException w:name="Dark List Accent 3" w:uiPriority="70"/>
+    <w:lsdException w:name="Colorful Shading Accent 3" w:uiPriority="71"/>
+    <w:lsdException w:name="Colorful List Accent 3" w:uiPriority="72"/>
+    <w:lsdException w:name="Colorful Grid Accent 3" w:uiPriority="73"/>
+    <w:lsdException w:name="Light Shading Accent 4" w:uiPriority="60"/>
+    <w:lsdException w:name="Light List Accent 4" w:uiPriority="61"/>
+    <w:lsdException w:name="Light Grid Accent 4" w:uiPriority="62"/>
+    <w:lsdException w:name="Medium Shading 1 Accent 4" w:uiPriority="63"/>
+    <w:lsdException w:name="Medium Shading 2 Accent 4" w:uiPriority="64"/>
+    <w:lsdException w:name="Medium List 1 Accent 4" w:uiPriority="65"/>
+    <w:lsdException w:name="Medium List 2 Accent 4" w:uiPriority="66"/>
+    <w:lsdException w:name="Medium Grid 1 Accent 4" w:uiPriority="67"/>
+    <w:lsdException w:name="Medium Grid 2 Accent 4" w:uiPriority="68"/>
+    <w:lsdException w:name="Medium Grid 3 Accent 4" w:uiPriority="69"/>
+    <w:lsdException w:name="Dark List Accent 4" w:uiPriority="70"/>
+    <w:lsdException w:name="Colorful Shading Accent 4" w:uiPriority="71"/>
+    <w:lsdException w:name="Colorful List Accent 4" w:uiPriority="72"/>
+    <w:lsdException w:name="Colorful Grid Accent 4" w:uiPriority="73"/>
+    <w:lsdException w:name="Light Shading Accent 5" w:uiPriority="60"/>
+    <w:lsdException w:name="Light List Accent 5" w:uiPriority="61"/>
+    <w:lsdException w:name="Light Grid Accent 5" w:uiPriority="62"/>
+    <w:lsdException w:name="Medium Shading 1 Accent 5" w:uiPriority="63"/>
+    <w:lsdException w:name="Medium Shading 2 Accent 5" w:uiPriority="64"/>
+    <w:lsdException w:name="Medium List 1 Accent 5" w:uiPriority="65"/>
+    <w:lsdException w:name="Medium List 2 Accent 5" w:uiPriority="66"/>
+    <w:lsdException w:name="Medium Grid 1 Accent 5" w:uiPriority="67"/>
+    <w:lsdException w:name="Medium Grid 2 Accent 5" w:uiPriority="68"/>
+    <w:lsdException w:name="Medium Grid 3 Accent 5" w:uiPriority="69"/>
+    <w:lsdException w:name="Dark List Accent 5" w:uiPriority="70"/>
+    <w:lsdException w:name="Colorful Shading Accent 5" w:uiPriority="71"/>
+    <w:lsdException w:name="Colorful List Accent 5" w:uiPriority="72"/>
+    <w:lsdException w:name="Colorful Grid Accent 5" w:uiPriority="73"/>
+    <w:lsdException w:name="Light Shading Accent 6" w:uiPriority="60"/>
+    <w:lsdException w:name="Light List Accent 6" w:uiPriority="61"/>
+    <w:lsdException w:name="Light Grid Accent 6" w:uiPriority="62"/>
+    <w:lsdException w:name="Medium Shading 1 Accent 6" w:uiPriority="63"/>
+    <w:lsdException w:name="Medium Shading 2 Accent 6" w:uiPriority="64"/>
+    <w:lsdException w:name="Medium List 1 Accent 6" w:uiPriority="65"/>
+    <w:lsdException w:name="Medium List 2 Accent 6" w:uiPriority="66"/>
+    <w:lsdException w:name="Medium Grid 1 Accent 6" w:uiPriority="67"/>
+    <w:lsdException w:name="Medium Grid 2 Accent 6" w:uiPriority="68"/>
+    <w:lsdException w:name="Medium Grid 3 Accent 6" w:uiPriority="69"/>
+    <w:lsdException w:name="Dark List Accent 6" w:uiPriority="70"/>
+    <w:lsdException w:name="Colorful Shading Accent 6" w:uiPriority="71"/>
+    <w:lsdException w:name="Colorful List Accent 6" w:uiPriority="72"/>
+    <w:lsdException w:name="Colorful Grid Accent 6" w:uiPriority="73"/>
+    <w:lsdException w:name="Subtle Emphasis" w:uiPriority="19" w:qFormat="1"/>
+    <w:lsdException w:name="Intense Emphasis" w:uiPriority="21" w:qFormat="1"/>
+    <w:lsdException w:name="Subtle Reference" w:uiPriority="31" w:qFormat="1"/>
+    <w:lsdException w:name="Intense Reference" w:uiPriority="32" w:qFormat="1"/>
+    <w:lsdException w:name="Book Title" w:uiPriority="33" w:qFormat="1"/>
+    <w:lsdException w:name="Bibliography" w:semiHidden="1" w:uiPriority="37" w:unhideWhenUsed="1"/>
+    <w:lsdException w:name="TOC Heading" w:semiHidden="1" w:uiPriority="39" w:unhideWhenUsed="1" w:qFormat="1"/>
+    <w:lsdException w:name="Plain Table 1" w:uiPriority="41"/>
+    <w:lsdException w:name="Plain Table 2" w:uiPriority="42"/>
+    <w:lsdException w:name="Plain Table 3" w:uiPriority="43"/>
+    <w:lsdException w:name="Plain Table 4" w:uiPriority="44"/>
+    <w:lsdException w:name="Plain Table 5" w:uiPriority="45"/>
+    <w:lsdException w:name="Grid Table Light" w:uiPriority="40"/>
+    <w:lsdException w:name="Grid Table 1 Light" w:uiPriority="46"/>
+    <w:lsdException w:name="Grid Table 2" w:uiPriority="47"/>
+    <w:lsdException w:name="Grid Table 3" w:uiPriority="48"/>
+    <w:lsdException w:name="Grid Table 4" w:uiPriority="49"/>
+    <w:lsdException w:name="Grid Table 5 Dark" w:uiPriority="50"/>
+    <w:lsdException w:name="Grid Table 6 Colorful" w:uiPriority="51"/>
+    <w:lsdException w:name="Grid Table 7 Colorful" w:uiPriority="52"/>
+    <w:lsdException w:name="Grid Table 1 Light Accent 1" w:uiPriority="46"/>
+    <w:lsdException w:name="Grid Table 2 Accent 1" w:uiPriority="47"/>
+    <w:lsdException w:name="Grid Table 3 Accent 1" w:uiPriority="48"/>
+    <w:lsdException w:name="Grid Table 4 Accent 1" w:uiPriority="49"/>
+    <w:lsdException w:name="Grid Table 5 Dark Accent 1" w:uiPriority="50"/>
+    <w:lsdException w:name="Grid Table 6 Colorful Accent 1" w:uiPriority="51"/>
+    <w:lsdException w:name="Grid Table 7 Colorful Accent 1" w:uiPriority="52"/>
+    <w:lsdException w:name="Grid Table 1 Light Accent 2" w:uiPriority="46"/>
+    <w:lsdException w:name="Grid Table 2 Accent 2" w:uiPriority="47"/>
+    <w:lsdException w:name="Grid Table 3 Accent 2" w:uiPriority="48"/>
+    <w:lsdException w:name="Grid Table 4 Accent 2" w:uiPriority="49"/>
+    <w:lsdException w:name="Grid Table 5 Dark Accent 2" w:uiPriority="50"/>
+    <w:lsdException w:name="Grid Table 6 Colorful Accent 2" w:uiPriority="51"/>
+    <w:lsdException w:name="Grid Table 7 Colorful Accent 2" w:uiPriority="52"/>
+    <w:lsdException w:name="Grid Table 1 Light Accent 3" w:uiPriority="46"/>
+    <w:lsdException w:name="Grid Table 2 Accent 3" w:uiPriority="47"/>
+    <w:lsdException w:name="Grid Table 3 Accent 3" w:uiPriority="48"/>
+    <w:lsdException w:name="Grid Table 4 Accent 3" w:uiPriority="49"/>
+    <w:lsdException w:name="Grid Table 5 Dark Accent 3" w:uiPriority="50"/>
+    <w:lsdException w:name="Grid Table 6 Colorful Accent 3" w:uiPriority="51"/>
+    <w:lsdException w:name="Grid Table 7 Colorful Accent 3" w:uiPriority="52"/>
+    <w:lsdException w:name="Grid Table 1 Light Accent 4" w:uiPriority="46"/>
+    <w:lsdException w:name="Grid Table 2 Accent 4" w:uiPriority="47"/>
+    <w:lsdException w:name="Grid Table 3 Accent 4" w:uiPriority="48"/>
+    <w:lsdException w:name="Grid Table 4 Accent 4" w:uiPriority="49"/>
+    <w:lsdException w:name="Grid Table 5 Dark Accent 4" w:uiPriority="50"/>
+    <w:lsdException w:name="Grid Table 6 Colorful Accent 4" w:uiPriority="51"/>
+    <w:lsdException w:name="Grid Table 7 Colorful Accent 4" w:uiPriority="52"/>
+    <w:lsdException w:name="Grid Table 1 Light Accent 5" w:uiPriority="46"/>
+    <w:lsdException w:name="Grid Table 2 Accent 5" w:uiPriority="47"/>
+    <w:lsdException w:name="Grid Table 3 Accent 5" w:uiPriority="48"/>
+    <w:lsdException w:name="Grid Table 4 Accent 5" w:uiPriority="49"/>
+    <w:lsdException w:name="Grid Table 5 Dark Accent 5" w:uiPriority="50"/>
+    <w:lsdException w:name="Grid Table 6 Colorful Accent 5" w:uiPriority="51"/>
+    <w:lsdException w:name="Grid Table 7 Colorful Accent 5" w:uiPriority="52"/>
+    <w:lsdException w:name="Grid Table 1 Light Accent 6" w:uiPriority="46"/>
+    <w:lsdException w:name="Grid Table 2 Accent 6" w:uiPriority="47"/>
+    <w:lsdException w:name="Grid Table 3 Accent 6" w:uiPriority="48"/>
+    <w:lsdException w:name="Grid Table 4 Accent 6" w:uiPriority="49"/>
+    <w:lsdException w:name="Grid Table 5 Dark Accent 6" w:uiPriority="50"/>
+    <w:lsdException w:name="Grid Table 6 Colorful Accent 6" w:uiPriority="51"/>
+    <w:lsdException w:name="Grid Table 7 Colorful Accent 6" w:uiPriority="52"/>
+    <w:lsdException w:name="List Table 1 Light" w:uiPriority="46"/>
+    <w:lsdException w:name="List Table 2" w:uiPriority="47"/>
+    <w:lsdException w:name="List Table 3" w:uiPriority="48"/>
+    <w:lsdException w:name="List Table 4" w:uiPriority="49"/>
+    <w:lsdException w:name="List Table 5 Dark" w:uiPriority="50"/>
+    <w:lsdException w:name="List Table 6 Colorful" w:uiPriority="51"/>
+    <w:lsdException w:name="List Table 7 Colorful" w:uiPriority="52"/>
+    <w:lsdException w:name="List Table 1 Light Accent 1" w:uiPriority="46"/>
+    <w:lsdException w:name="List Table 2 Accent 1" w:uiPriority="47"/>
+    <w:lsdException w:name="List Table 3 Accent 1" w:uiPriority="48"/>
+    <w:lsdException w:name="List Table 4 Accent 1" w:uiPriority="49"/>
+    <w:lsdException w:name="List Table 5 Dark Accent 1" w:uiPriority="50"/>
+    <w:lsdException w:name="List Table 6 Colorful Accent 1" w:uiPriority="51"/>
+    <w:lsdException w:name="List Table 7 Colorful Accent 1" w:uiPriority="52"/>
+    <w:lsdException w:name="List Table 1 Light Accent 2" w:uiPriority="46"/>
+    <w:lsdException w:name="List Table 2 Accent 2" w:uiPriority="47"/>
+    <w:lsdException w:name="List Table 3 Accent 2" w:uiPriority="48"/>
+    <w:lsdException w:name="List Table 4 Accent 2" w:uiPriority="49"/>
+    <w:lsdException w:name="List Table 5 Dark Accent 2" w:uiPriority="50"/>
+    <w:lsdException w:name="List Table 6 Colorful Accent 2" w:uiPriority="51"/>
+    <w:lsdException w:name="List Table 7 Colorful Accent 2" w:uiPriority="52"/>
+    <w:lsdException w:name="List Table 1 Light Accent 3" w:uiPriority="46"/>
+    <w:lsdException w:name="List Table 2 Accent 3" w:uiPriority="47"/>
+    <w:lsdException w:name="List Table 3 Accent 3" w:uiPriority="48"/>
+    <w:lsdException w:name="List Table 4 Accent 3" w:uiPriority="49"/>
+    <w:lsdException w:name="List Table 5 Dark Accent 3" w:uiPriority="50"/>
+    <w:lsdException w:name="List Table 6 Colorful Accent 3" w:uiPriority="51"/>
+    <w:lsdException w:name="List Table 7 Colorful Accent 3" w:uiPriority="52"/>
+    <w:lsdException w:name="List Table 1 Light Accent 4" w:uiPriority="46"/>
+    <w:lsdException w:name="List Table 2 Accent 4" w:uiPriority="47"/>
+    <w:lsdException w:name="List Table 3 Accent 4" w:uiPriority="48"/>
+    <w:lsdException w:name="List Table 4 Accent 4" w:uiPriority="49"/>
+    <w:lsdException w:name="List Table 5 Dark Accent 4" w:uiPriority="50"/>
+    <w:lsdException w:name="List Table 6 Colorful Accent 4" w:uiPriority="51"/>
+    <w:lsdException w:name="List Table 7 Colorful Accent 4" w:uiPriority="52"/>
+    <w:lsdException w:name="List Table 1 Light Accent 5" w:uiPriority="46"/>
+    <w:lsdException w:name="List Table 2 Accent 5" w:uiPriority="47"/>
+    <w:lsdException w:name="List Table 3 Accent 5" w:uiPriority="48"/>
+    <w:lsdException w:name="List Table 4 Accent 5" w:uiPriority="49"/>
+    <w:lsdException w:name="List Table 5 Dark Accent 5" w:uiPriority="50"/>
+    <w:lsdException w:name="List Table 6 Colorful Accent 5" w:uiPriority="51"/>
+    <w:lsdException w:name="List Table 7 Colorful Accent 5" w:uiPriority="52"/>
+    <w:lsdException w:name="List Table 1 Light Accent 6" w:uiPriority="46"/>
+    <w:lsdException w:name="List Table 2 Accent 6" w:uiPriority="47"/>
+    <w:lsdException w:name="List Table 3 Accent 6" w:uiPriority="48"/>
+    <w:lsdException w:name="List Table 4 Accent 6" w:uiPriority="49"/>
+    <w:lsdException w:name="List Table 5 Dark Accent 6" w:uiPriority="50"/>
+    <w:lsdException w:name="List Table 6 Colorful Accent 6" w:uiPriority="51"/>
+    <w:lsdException w:name="List Table 7 Colorful Accent 6" w:uiPriority="52"/>
+    <w:lsdException w:name="Mention" w:semiHidden="1" w:unhideWhenUsed="1"/>
+    <w:lsdException w:name="Smart Hyperlink" w:semiHidden="1" w:unhideWhenUsed="1"/>
+    <w:lsdException w:name="Hashtag" w:semiHidden="1" w:unhideWhenUsed="1"/>
+    <w:lsdException w:name="Unresolved Mention" w:semiHidden="1" w:unhideWhenUsed="1"/>
+    <w:lsdException w:name="Smart Link" w:semiHidden="1" w:unhideWhenUsed="1"/>
+  </w:latentStyles>
+  <w:style w:type="paragraph" w:default="1" w:styleId="Normal">
+    <w:name w:val="Normal"/>
     <w:qFormat/>
-    <w:rPr>
-      <w:sz w:val="56"/>
-      <w:szCs w:val="56"/>
-    </w:rPr>
   </w:style>
   <w:style w:type="paragraph" w:styleId="Heading1">
-    <w:name w:val="Heading 1"/>
-    <w:basedOn w:val="Normal"/>
-    <w:next w:val="Normal"/>
+    <w:name w:val="heading 1"/>
+    <w:uiPriority w:val="9"/>
     <w:qFormat/>
+    <w:pPr>
+      <w:spacing w:before="120" w:after="60"/>
+      <w:outlineLvl w:val="0"/>
+    </w:pPr>
     <w:rPr>
-      <w:color w:val="2E74B5"/>
-      <w:sz w:val="32"/>
-      <w:szCs w:val="32"/>
+      <w:b/>
+      <w:bCs/>
+      <w:color w:val="DA291C"/>
+      <w:sz w:val="40"/>
+      <w:szCs w:val="40"/>
     </w:rPr>
   </w:style>
   <w:style w:type="paragraph" w:styleId="Heading2">
-    <w:name w:val="Heading 2"/>
-    <w:basedOn w:val="Normal"/>
-    <w:next w:val="Normal"/>
+    <w:name w:val="heading 2"/>
+    <w:uiPriority w:val="9"/>
+    <w:unhideWhenUsed/>
     <w:qFormat/>
+    <w:pPr>
+      <w:keepNext/>
+      <w:pBdr>
+        <w:left w:val="single" w:sz="24" w:space="6" w:color="DA291C"/>
+      </w:pBdr>
+      <w:spacing w:before="260" w:after="100"/>
+      <w:outlineLvl w:val="1"/>
+    </w:pPr>
     <w:rPr>
-      <w:color w:val="2E74B5"/>
+      <w:b/>
+      <w:bCs/>
+      <w:color w:val="27251F"/>
       <w:sz w:val="26"/>
       <w:szCs w:val="26"/>
     </w:rPr>
   </w:style>
   <w:style w:type="paragraph" w:styleId="Heading3">
-    <w:name w:val="Heading 3"/>
-    <w:basedOn w:val="Normal"/>
-    <w:next w:val="Normal"/>
+    <w:name w:val="heading 3"/>
+    <w:uiPriority w:val="9"/>
+    <w:semiHidden/>
+    <w:unhideWhenUsed/>
     <w:qFormat/>
+    <w:pPr>
+      <w:outlineLvl w:val="2"/>
+    </w:pPr>
     <w:rPr>
       <w:color w:val="1F4D78"/>
       <w:sz w:val="24"/>
@@ -1807,10 +2574,14 @@
     </w:rPr>
   </w:style>
   <w:style w:type="paragraph" w:styleId="Heading4">
-    <w:name w:val="Heading 4"/>
-    <w:basedOn w:val="Normal"/>
-    <w:next w:val="Normal"/>
+    <w:name w:val="heading 4"/>
+    <w:uiPriority w:val="9"/>
+    <w:semiHidden/>
+    <w:unhideWhenUsed/>
     <w:qFormat/>
+    <w:pPr>
+      <w:outlineLvl w:val="3"/>
+    </w:pPr>
     <w:rPr>
       <w:i/>
       <w:iCs/>
@@ -1818,27 +2589,69 @@
     </w:rPr>
   </w:style>
   <w:style w:type="paragraph" w:styleId="Heading5">
-    <w:name w:val="Heading 5"/>
-    <w:basedOn w:val="Normal"/>
-    <w:next w:val="Normal"/>
+    <w:name w:val="heading 5"/>
+    <w:uiPriority w:val="9"/>
+    <w:semiHidden/>
+    <w:unhideWhenUsed/>
     <w:qFormat/>
+    <w:pPr>
+      <w:outlineLvl w:val="4"/>
+    </w:pPr>
     <w:rPr>
       <w:color w:val="2E74B5"/>
     </w:rPr>
   </w:style>
   <w:style w:type="paragraph" w:styleId="Heading6">
-    <w:name w:val="Heading 6"/>
-    <w:basedOn w:val="Normal"/>
-    <w:next w:val="Normal"/>
+    <w:name w:val="heading 6"/>
+    <w:uiPriority w:val="9"/>
+    <w:semiHidden/>
+    <w:unhideWhenUsed/>
     <w:qFormat/>
+    <w:pPr>
+      <w:outlineLvl w:val="5"/>
+    </w:pPr>
     <w:rPr>
       <w:color w:val="1F4D78"/>
     </w:rPr>
   </w:style>
-  <w:style w:type="paragraph" w:styleId="Strong">
-    <w:name w:val="Strong"/>
-    <w:basedOn w:val="Normal"/>
-    <w:next w:val="Normal"/>
+  <w:style w:type="character" w:default="1" w:styleId="DefaultParagraphFont">
+    <w:name w:val="Default Paragraph Font"/>
+    <w:uiPriority w:val="1"/>
+    <w:semiHidden/>
+    <w:unhideWhenUsed/>
+  </w:style>
+  <w:style w:type="table" w:default="1" w:styleId="TableNormal">
+    <w:name w:val="Normal Table"/>
+    <w:uiPriority w:val="99"/>
+    <w:semiHidden/>
+    <w:unhideWhenUsed/>
+    <w:tblPr>
+      <w:tblInd w:w="0" w:type="dxa"/>
+      <w:tblCellMar>
+        <w:top w:w="0" w:type="dxa"/>
+        <w:left w:w="108" w:type="dxa"/>
+        <w:bottom w:w="0" w:type="dxa"/>
+        <w:right w:w="108" w:type="dxa"/>
+      </w:tblCellMar>
+    </w:tblPr>
+  </w:style>
+  <w:style w:type="numbering" w:default="1" w:styleId="NoList">
+    <w:name w:val="No List"/>
+    <w:uiPriority w:val="99"/>
+    <w:semiHidden/>
+    <w:unhideWhenUsed/>
+  </w:style>
+  <w:style w:type="paragraph" w:styleId="Title">
+    <w:name w:val="Title"/>
+    <w:uiPriority w:val="10"/>
+    <w:qFormat/>
+    <w:rPr>
+      <w:sz w:val="56"/>
+      <w:szCs w:val="56"/>
+    </w:rPr>
+  </w:style>
+  <w:style w:type="paragraph" w:customStyle="1" w:styleId="Strong1">
+    <w:name w:val="Strong1"/>
     <w:qFormat/>
     <w:rPr>
       <w:b/>
@@ -1847,12 +2660,10 @@
   </w:style>
   <w:style w:type="paragraph" w:styleId="ListParagraph">
     <w:name w:val="List Paragraph"/>
-    <w:basedOn w:val="Normal"/>
     <w:qFormat/>
   </w:style>
   <w:style w:type="character" w:styleId="Hyperlink">
     <w:name w:val="Hyperlink"/>
-    <w:basedOn w:val="DefaultParagraphFont"/>
     <w:uiPriority w:val="99"/>
     <w:unhideWhenUsed/>
     <w:rPr>
@@ -1862,7 +2673,6 @@
   </w:style>
   <w:style w:type="character" w:styleId="FootnoteReference">
     <w:name w:val="footnote reference"/>
-    <w:basedOn w:val="DefaultParagraphFont"/>
     <w:uiPriority w:val="99"/>
     <w:semiHidden/>
     <w:unhideWhenUsed/>
@@ -1872,22 +2682,17 @@
   </w:style>
   <w:style w:type="paragraph" w:styleId="FootnoteText">
     <w:name w:val="footnote text"/>
-    <w:basedOn w:val="Normal"/>
     <w:link w:val="FootnoteTextChar"/>
     <w:uiPriority w:val="99"/>
     <w:semiHidden/>
     <w:unhideWhenUsed/>
-    <w:pPr>
-      <w:spacing w:after="0" w:line="240" w:lineRule="auto"/>
-    </w:pPr>
     <w:rPr>
       <w:sz w:val="20"/>
       <w:szCs w:val="20"/>
     </w:rPr>
   </w:style>
-  <w:style w:type="character" w:styleId="FootnoteTextChar">
+  <w:style w:type="character" w:customStyle="1" w:styleId="FootnoteTextChar">
     <w:name w:val="Footnote Text Char"/>
-    <w:basedOn w:val="DefaultParagraphFont"/>
     <w:link w:val="FootnoteText"/>
     <w:uiPriority w:val="99"/>
     <w:semiHidden/>
@@ -1899,7 +2704,6 @@
   </w:style>
   <w:style w:type="character" w:styleId="EndnoteReference">
     <w:name w:val="endnote reference"/>
-    <w:basedOn w:val="DefaultParagraphFont"/>
     <w:uiPriority w:val="99"/>
     <w:semiHidden/>
     <w:unhideWhenUsed/>
@@ -1909,22 +2713,17 @@
   </w:style>
   <w:style w:type="paragraph" w:styleId="EndnoteText">
     <w:name w:val="endnote text"/>
-    <w:basedOn w:val="Normal"/>
     <w:link w:val="EndnoteTextChar"/>
     <w:uiPriority w:val="99"/>
     <w:semiHidden/>
     <w:unhideWhenUsed/>
-    <w:pPr>
-      <w:spacing w:after="0" w:line="240" w:lineRule="auto"/>
-    </w:pPr>
     <w:rPr>
       <w:sz w:val="20"/>
       <w:szCs w:val="20"/>
     </w:rPr>
   </w:style>
-  <w:style w:type="character" w:styleId="EndnoteTextChar">
+  <w:style w:type="character" w:customStyle="1" w:styleId="EndnoteTextChar">
     <w:name w:val="Endnote Text Char"/>
-    <w:basedOn w:val="DefaultParagraphFont"/>
     <w:link w:val="EndnoteText"/>
     <w:uiPriority w:val="99"/>
     <w:semiHidden/>
@@ -1934,45 +2733,320 @@
       <w:szCs w:val="20"/>
     </w:rPr>
   </w:style>
-  <w:style w:type="paragraph" w:styleId="Heading1">
-    <w:name w:val="Heading 1"/>
-    <w:basedOn w:val="Normal"/>
-    <w:next w:val="Normal"/>
-    <w:qFormat/>
-    <w:pPr>
-      <w:spacing w:after="60" w:before="120"/>
-      <w:outlineLvl w:val="0"/>
-    </w:pPr>
-    <w:rPr>
-      <w:rFonts w:ascii="Arial" w:cs="Arial" w:eastAsia="Arial" w:hAnsi="Arial"/>
-      <w:b/>
-      <w:bCs/>
-      <w:color w:val="DA291C"/>
-      <w:sz w:val="40"/>
-      <w:szCs w:val="40"/>
-    </w:rPr>
-  </w:style>
-  <w:style w:type="paragraph" w:styleId="Heading2">
-    <w:name w:val="Heading 2"/>
-    <w:basedOn w:val="Normal"/>
-    <w:next w:val="Normal"/>
-    <w:qFormat/>
-    <w:pPr>
-      <w:keepNext/>
-      <w:pBdr>
-        <w:left w:val="single" w:color="DA291C" w:sz="24" w:space="6"/>
-      </w:pBdr>
-      <w:spacing w:after="100" w:before="260"/>
-      <w:outlineLvl w:val="1"/>
-    </w:pPr>
-    <w:rPr>
-      <w:rFonts w:ascii="Arial" w:cs="Arial" w:eastAsia="Arial" w:hAnsi="Arial"/>
-      <w:b/>
-      <w:bCs/>
-      <w:color w:val="27251F"/>
-      <w:sz w:val="26"/>
-      <w:szCs w:val="26"/>
-    </w:rPr>
-  </w:style>
 </w:styles>
+</file>
+
+<file path=word/theme/theme1.xml><?xml version="1.0" encoding="utf-8"?>
+<a:theme xmlns:a="http://schemas.openxmlformats.org/drawingml/2006/main" name="Office Theme">
+  <a:themeElements>
+    <a:clrScheme name="Office">
+      <a:dk1>
+        <a:sysClr val="windowText" lastClr="000000"/>
+      </a:dk1>
+      <a:lt1>
+        <a:sysClr val="window" lastClr="FFFFFF"/>
+      </a:lt1>
+      <a:dk2>
+        <a:srgbClr val="0E2841"/>
+      </a:dk2>
+      <a:lt2>
+        <a:srgbClr val="E8E8E8"/>
+      </a:lt2>
+      <a:accent1>
+        <a:srgbClr val="156082"/>
+      </a:accent1>
+      <a:accent2>
+        <a:srgbClr val="E97132"/>
+      </a:accent2>
+      <a:accent3>
+        <a:srgbClr val="196B24"/>
+      </a:accent3>
+      <a:accent4>
+        <a:srgbClr val="0F9ED5"/>
+      </a:accent4>
+      <a:accent5>
+        <a:srgbClr val="A02B93"/>
+      </a:accent5>
+      <a:accent6>
+        <a:srgbClr val="4EA72E"/>
+      </a:accent6>
+      <a:hlink>
+        <a:srgbClr val="467886"/>
+      </a:hlink>
+      <a:folHlink>
+        <a:srgbClr val="96607D"/>
+      </a:folHlink>
+    </a:clrScheme>
+    <a:fontScheme name="Office">
+      <a:majorFont>
+        <a:latin typeface="Aptos Display" panose="02110004020202020204"/>
+        <a:ea typeface=""/>
+        <a:cs typeface=""/>
+        <a:font script="Jpan" typeface="游ゴシック Light"/>
+        <a:font script="Hang" typeface="맑은 고딕"/>
+        <a:font script="Hans" typeface="等线 Light"/>
+        <a:font script="Hant" typeface="新細明體"/>
+        <a:font script="Arab" typeface="Times New Roman"/>
+        <a:font script="Hebr" typeface="Times New Roman"/>
+        <a:font script="Thai" typeface="Angsana New"/>
+        <a:font script="Ethi" typeface="Nyala"/>
+        <a:font script="Beng" typeface="Vrinda"/>
+        <a:font script="Gujr" typeface="Shruti"/>
+        <a:font script="Khmr" typeface="MoolBoran"/>
+        <a:font script="Knda" typeface="Tunga"/>
+        <a:font script="Guru" typeface="Raavi"/>
+        <a:font script="Cans" typeface="Euphemia"/>
+        <a:font script="Cher" typeface="Plantagenet Cherokee"/>
+        <a:font script="Yiii" typeface="Microsoft Yi Baiti"/>
+        <a:font script="Tibt" typeface="Microsoft Himalaya"/>
+        <a:font script="Thaa" typeface="MV Boli"/>
+        <a:font script="Deva" typeface="Mangal"/>
+        <a:font script="Telu" typeface="Gautami"/>
+        <a:font script="Taml" typeface="Latha"/>
+        <a:font script="Syrc" typeface="Estrangelo Edessa"/>
+        <a:font script="Orya" typeface="Kalinga"/>
+        <a:font script="Mlym" typeface="Kartika"/>
+        <a:font script="Laoo" typeface="DokChampa"/>
+        <a:font script="Sinh" typeface="Iskoola Pota"/>
+        <a:font script="Mong" typeface="Mongolian Baiti"/>
+        <a:font script="Viet" typeface="Times New Roman"/>
+        <a:font script="Uigh" typeface="Microsoft Uighur"/>
+        <a:font script="Geor" typeface="Sylfaen"/>
+        <a:font script="Armn" typeface="Arial"/>
+        <a:font script="Bugi" typeface="Leelawadee UI"/>
+        <a:font script="Bopo" typeface="Microsoft JhengHei"/>
+        <a:font script="Java" typeface="Javanese Text"/>
+        <a:font script="Lisu" typeface="Segoe UI"/>
+        <a:font script="Mymr" typeface="Myanmar Text"/>
+        <a:font script="Nkoo" typeface="Ebrima"/>
+        <a:font script="Olck" typeface="Nirmala UI"/>
+        <a:font script="Osma" typeface="Ebrima"/>
+        <a:font script="Phag" typeface="Phagspa"/>
+        <a:font script="Syrn" typeface="Estrangelo Edessa"/>
+        <a:font script="Syrj" typeface="Estrangelo Edessa"/>
+        <a:font script="Syre" typeface="Estrangelo Edessa"/>
+        <a:font script="Sora" typeface="Nirmala UI"/>
+        <a:font script="Tale" typeface="Microsoft Tai Le"/>
+        <a:font script="Talu" typeface="Microsoft New Tai Lue"/>
+        <a:font script="Tfng" typeface="Ebrima"/>
+      </a:majorFont>
+      <a:minorFont>
+        <a:latin typeface="Aptos" panose="02110004020202020204"/>
+        <a:ea typeface=""/>
+        <a:cs typeface=""/>
+        <a:font script="Jpan" typeface="游明朝"/>
+        <a:font script="Hang" typeface="맑은 고딕"/>
+        <a:font script="Hans" typeface="等线"/>
+        <a:font script="Hant" typeface="新細明體"/>
+        <a:font script="Arab" typeface="Arial"/>
+        <a:font script="Hebr" typeface="Arial"/>
+        <a:font script="Thai" typeface="Cordia New"/>
+        <a:font script="Ethi" typeface="Nyala"/>
+        <a:font script="Beng" typeface="Vrinda"/>
+        <a:font script="Gujr" typeface="Shruti"/>
+        <a:font script="Khmr" typeface="DaunPenh"/>
+        <a:font script="Knda" typeface="Tunga"/>
+        <a:font script="Guru" typeface="Raavi"/>
+        <a:font script="Cans" typeface="Euphemia"/>
+        <a:font script="Cher" typeface="Plantagenet Cherokee"/>
+        <a:font script="Yiii" typeface="Microsoft Yi Baiti"/>
+        <a:font script="Tibt" typeface="Microsoft Himalaya"/>
+        <a:font script="Thaa" typeface="MV Boli"/>
+        <a:font script="Deva" typeface="Mangal"/>
+        <a:font script="Telu" typeface="Gautami"/>
+        <a:font script="Taml" typeface="Latha"/>
+        <a:font script="Syrc" typeface="Estrangelo Edessa"/>
+        <a:font script="Orya" typeface="Kalinga"/>
+        <a:font script="Mlym" typeface="Kartika"/>
+        <a:font script="Laoo" typeface="DokChampa"/>
+        <a:font script="Sinh" typeface="Iskoola Pota"/>
+        <a:font script="Mong" typeface="Mongolian Baiti"/>
+        <a:font script="Viet" typeface="Arial"/>
+        <a:font script="Uigh" typeface="Microsoft Uighur"/>
+        <a:font script="Geor" typeface="Sylfaen"/>
+        <a:font script="Armn" typeface="Arial"/>
+        <a:font script="Bugi" typeface="Leelawadee UI"/>
+        <a:font script="Bopo" typeface="Microsoft JhengHei"/>
+        <a:font script="Java" typeface="Javanese Text"/>
+        <a:font script="Lisu" typeface="Segoe UI"/>
+        <a:font script="Mymr" typeface="Myanmar Text"/>
+        <a:font script="Nkoo" typeface="Ebrima"/>
+        <a:font script="Olck" typeface="Nirmala UI"/>
+        <a:font script="Osma" typeface="Ebrima"/>
+        <a:font script="Phag" typeface="Phagspa"/>
+        <a:font script="Syrn" typeface="Estrangelo Edessa"/>
+        <a:font script="Syrj" typeface="Estrangelo Edessa"/>
+        <a:font script="Syre" typeface="Estrangelo Edessa"/>
+        <a:font script="Sora" typeface="Nirmala UI"/>
+        <a:font script="Tale" typeface="Microsoft Tai Le"/>
+        <a:font script="Talu" typeface="Microsoft New Tai Lue"/>
+        <a:font script="Tfng" typeface="Ebrima"/>
+      </a:minorFont>
+    </a:fontScheme>
+    <a:fmtScheme name="Office">
+      <a:fillStyleLst>
+        <a:solidFill>
+          <a:schemeClr val="phClr"/>
+        </a:solidFill>
+        <a:gradFill rotWithShape="1">
+          <a:gsLst>
+            <a:gs pos="0">
+              <a:schemeClr val="phClr">
+                <a:lumMod val="110000"/>
+                <a:satMod val="105000"/>
+                <a:tint val="67000"/>
+              </a:schemeClr>
+            </a:gs>
+            <a:gs pos="50000">
+              <a:schemeClr val="phClr">
+                <a:lumMod val="105000"/>
+                <a:satMod val="103000"/>
+                <a:tint val="73000"/>
+              </a:schemeClr>
+            </a:gs>
+            <a:gs pos="100000">
+              <a:schemeClr val="phClr">
+                <a:lumMod val="105000"/>
+                <a:satMod val="109000"/>
+                <a:tint val="81000"/>
+              </a:schemeClr>
+            </a:gs>
+          </a:gsLst>
+          <a:lin ang="5400000" scaled="0"/>
+        </a:gradFill>
+        <a:gradFill rotWithShape="1">
+          <a:gsLst>
+            <a:gs pos="0">
+              <a:schemeClr val="phClr">
+                <a:satMod val="103000"/>
+                <a:lumMod val="102000"/>
+                <a:tint val="94000"/>
+              </a:schemeClr>
+            </a:gs>
+            <a:gs pos="50000">
+              <a:schemeClr val="phClr">
+                <a:satMod val="110000"/>
+                <a:lumMod val="100000"/>
+                <a:shade val="100000"/>
+              </a:schemeClr>
+            </a:gs>
+            <a:gs pos="100000">
+              <a:schemeClr val="phClr">
+                <a:lumMod val="99000"/>
+                <a:satMod val="120000"/>
+                <a:shade val="78000"/>
+              </a:schemeClr>
+            </a:gs>
+          </a:gsLst>
+          <a:lin ang="5400000" scaled="0"/>
+        </a:gradFill>
+      </a:fillStyleLst>
+      <a:lnStyleLst>
+        <a:ln w="12700" cap="flat" cmpd="sng" algn="ctr">
+          <a:solidFill>
+            <a:schemeClr val="phClr"/>
+          </a:solidFill>
+          <a:prstDash val="solid"/>
+          <a:miter lim="800000"/>
+        </a:ln>
+        <a:ln w="19050" cap="flat" cmpd="sng" algn="ctr">
+          <a:solidFill>
+            <a:schemeClr val="phClr"/>
+          </a:solidFill>
+          <a:prstDash val="solid"/>
+          <a:miter lim="800000"/>
+        </a:ln>
+        <a:ln w="25400" cap="flat" cmpd="sng" algn="ctr">
+          <a:solidFill>
+            <a:schemeClr val="phClr"/>
+          </a:solidFill>
+          <a:prstDash val="solid"/>
+          <a:miter lim="800000"/>
+        </a:ln>
+      </a:lnStyleLst>
+      <a:effectStyleLst>
+        <a:effectStyle>
+          <a:effectLst/>
+        </a:effectStyle>
+        <a:effectStyle>
+          <a:effectLst/>
+        </a:effectStyle>
+        <a:effectStyle>
+          <a:effectLst>
+            <a:outerShdw blurRad="57150" dist="19050" dir="5400000" algn="ctr" rotWithShape="0">
+              <a:srgbClr val="000000">
+                <a:alpha val="63000"/>
+              </a:srgbClr>
+            </a:outerShdw>
+          </a:effectLst>
+        </a:effectStyle>
+      </a:effectStyleLst>
+      <a:bgFillStyleLst>
+        <a:solidFill>
+          <a:schemeClr val="phClr"/>
+        </a:solidFill>
+        <a:solidFill>
+          <a:schemeClr val="phClr">
+            <a:tint val="95000"/>
+            <a:satMod val="170000"/>
+          </a:schemeClr>
+        </a:solidFill>
+        <a:gradFill rotWithShape="1">
+          <a:gsLst>
+            <a:gs pos="0">
+              <a:schemeClr val="phClr">
+                <a:tint val="93000"/>
+                <a:satMod val="150000"/>
+                <a:shade val="98000"/>
+                <a:lumMod val="102000"/>
+              </a:schemeClr>
+            </a:gs>
+            <a:gs pos="50000">
+              <a:schemeClr val="phClr">
+                <a:tint val="98000"/>
+                <a:satMod val="130000"/>
+                <a:shade val="90000"/>
+                <a:lumMod val="103000"/>
+              </a:schemeClr>
+            </a:gs>
+            <a:gs pos="100000">
+              <a:schemeClr val="phClr">
+                <a:shade val="63000"/>
+                <a:satMod val="120000"/>
+              </a:schemeClr>
+            </a:gs>
+          </a:gsLst>
+          <a:lin ang="5400000" scaled="0"/>
+        </a:gradFill>
+      </a:bgFillStyleLst>
+    </a:fmtScheme>
+  </a:themeElements>
+  <a:objectDefaults>
+    <a:lnDef>
+      <a:spPr/>
+      <a:bodyPr/>
+      <a:lstStyle/>
+      <a:style>
+        <a:lnRef idx="2">
+          <a:schemeClr val="accent1"/>
+        </a:lnRef>
+        <a:fillRef idx="0">
+          <a:schemeClr val="accent1"/>
+        </a:fillRef>
+        <a:effectRef idx="1">
+          <a:schemeClr val="accent1"/>
+        </a:effectRef>
+        <a:fontRef idx="minor">
+          <a:schemeClr val="tx1"/>
+        </a:fontRef>
+      </a:style>
+    </a:lnDef>
+  </a:objectDefaults>
+  <a:extraClrSchemeLst/>
+  <a:extLst>
+    <a:ext uri="{05A4C25C-085E-4340-85A3-A5531E510DB2}">
+      <thm15:themeFamily xmlns:thm15="http://schemas.microsoft.com/office/thememl/2012/main" name="Office Theme" id="{2E142A2C-CD16-42D6-873A-C26D2A0506FA}" vid="{1BDDFF52-6CD6-40A5-AB3C-68EB2F1E4D0A}"/>
+    </a:ext>
+  </a:extLst>
+</a:theme>
 </file>
--- a/docs/user-guide/en/pages/03-hiringforecast.docx
+++ b/docs/user-guide/en/pages/03-hiringforecast.docx
@@ -1218,7 +1218,7 @@
         </w:rPr>
         <w:drawing>
           <wp:inline distT="0" distB="0" distL="0" distR="0" wp14:anchorId="1BB514CD" wp14:editId="0CEBB858">
-            <wp:extent cx="5942849" cy="1496332"/>
+            <wp:extent cx="6953250" cy="1496332"/>
             <wp:effectExtent l="0" t="0" r="1270" b="8890"/>
             <wp:docPr id="1365508959" name="Picture 1365508959"/>
             <wp:cNvGraphicFramePr>
@@ -1235,7 +1235,7 @@
                   </pic:nvPicPr>
                   <pic:blipFill rotWithShape="1">
                     <a:blip r:embed="rId14"/>
-                    <a:srcRect t="69417"/>
+                    <a:srcRect t="69417" b="4445"/>
                     <a:stretch>
                       <a:fillRect/>
                     </a:stretch>
@@ -1243,7 +1243,7 @@
                   <pic:spPr bwMode="auto">
                     <a:xfrm>
                       <a:off x="0" y="0"/>
-                      <a:ext cx="5943600" cy="1496521"/>
+                      <a:ext cx="6953250" cy="1496332"/>
                     </a:xfrm>
                     <a:prstGeom prst="rect">
                       <a:avLst/>

--- a/docs/user-guide/en/pages/03-hiringforecast.docx
+++ b/docs/user-guide/en/pages/03-hiringforecast.docx
@@ -1,6 +1,6 @@
 
 <file path=word/document.xml><?xml version="1.0" encoding="utf-8"?>
-<w:document xmlns:wpc="http://schemas.microsoft.com/office/word/2010/wordprocessingCanvas" xmlns:mc="http://schemas.openxmlformats.org/markup-compatibility/2006" xmlns:o="urn:schemas-microsoft-com:office:office" xmlns:r="http://schemas.openxmlformats.org/officeDocument/2006/relationships" xmlns:m="http://schemas.openxmlformats.org/officeDocument/2006/math" xmlns:v="urn:schemas-microsoft-com:vml" xmlns:wp14="http://schemas.microsoft.com/office/word/2010/wordprocessingDrawing" xmlns:wp="http://schemas.openxmlformats.org/drawingml/2006/wordprocessingDrawing" xmlns:w10="urn:schemas-microsoft-com:office:word" xmlns:w="http://schemas.openxmlformats.org/wordprocessingml/2006/main" xmlns:w14="http://schemas.microsoft.com/office/word/2010/wordml" xmlns:w15="http://schemas.microsoft.com/office/word/2012/wordml" xmlns:wpg="http://schemas.microsoft.com/office/word/2010/wordprocessingGroup" xmlns:wpi="http://schemas.microsoft.com/office/word/2010/wordprocessingInk" xmlns:wne="http://schemas.microsoft.com/office/word/2006/wordml" xmlns:wps="http://schemas.microsoft.com/office/word/2010/wordprocessingShape" xmlns:cx="http://schemas.microsoft.com/office/drawing/2014/chartex" xmlns:cx1="http://schemas.microsoft.com/office/drawing/2015/9/8/chartex" xmlns:cx2="http://schemas.microsoft.com/office/drawing/2015/10/21/chartex" xmlns:cx3="http://schemas.microsoft.com/office/drawing/2016/5/9/chartex" xmlns:cx4="http://schemas.microsoft.com/office/drawing/2016/5/10/chartex" xmlns:cx5="http://schemas.microsoft.com/office/drawing/2016/5/11/chartex" xmlns:cx6="http://schemas.microsoft.com/office/drawing/2016/5/12/chartex" xmlns:cx7="http://schemas.microsoft.com/office/drawing/2016/5/13/chartex" xmlns:cx8="http://schemas.microsoft.com/office/drawing/2016/5/14/chartex" xmlns:aink="http://schemas.microsoft.com/office/drawing/2016/ink" xmlns:am3d="http://schemas.microsoft.com/office/drawing/2017/model3d" xmlns:w16cex="http://schemas.microsoft.com/office/word/2018/wordml/cex" xmlns:w16cid="http://schemas.microsoft.com/office/word/2016/wordml/cid" xmlns:w16="http://schemas.microsoft.com/office/word/2018/wordml" xmlns:w16sdtdh="http://schemas.microsoft.com/office/word/2020/wordml/sdtdatahash" xmlns:w16se="http://schemas.microsoft.com/office/word/2015/wordml/symex" mc:Ignorable="w14 w15 wp14">
+<w:document xmlns:wpc="http://schemas.microsoft.com/office/word/2010/wordprocessingCanvas" xmlns:cx="http://schemas.microsoft.com/office/drawing/2014/chartex" xmlns:cx1="http://schemas.microsoft.com/office/drawing/2015/9/8/chartex" xmlns:cx2="http://schemas.microsoft.com/office/drawing/2015/10/21/chartex" xmlns:cx3="http://schemas.microsoft.com/office/drawing/2016/5/9/chartex" xmlns:cx4="http://schemas.microsoft.com/office/drawing/2016/5/10/chartex" xmlns:cx5="http://schemas.microsoft.com/office/drawing/2016/5/11/chartex" xmlns:cx6="http://schemas.microsoft.com/office/drawing/2016/5/12/chartex" xmlns:cx7="http://schemas.microsoft.com/office/drawing/2016/5/13/chartex" xmlns:cx8="http://schemas.microsoft.com/office/drawing/2016/5/14/chartex" xmlns:mc="http://schemas.openxmlformats.org/markup-compatibility/2006" xmlns:aink="http://schemas.microsoft.com/office/drawing/2016/ink" xmlns:am3d="http://schemas.microsoft.com/office/drawing/2017/model3d" xmlns:o="urn:schemas-microsoft-com:office:office" xmlns:oel="http://schemas.microsoft.com/office/2019/extlst" xmlns:r="http://schemas.openxmlformats.org/officeDocument/2006/relationships" xmlns:m="http://schemas.openxmlformats.org/officeDocument/2006/math" xmlns:v="urn:schemas-microsoft-com:vml" xmlns:wp14="http://schemas.microsoft.com/office/word/2010/wordprocessingDrawing" xmlns:wp="http://schemas.openxmlformats.org/drawingml/2006/wordprocessingDrawing" xmlns:w10="urn:schemas-microsoft-com:office:word" xmlns:w="http://schemas.openxmlformats.org/wordprocessingml/2006/main" xmlns:w14="http://schemas.microsoft.com/office/word/2010/wordml" xmlns:w15="http://schemas.microsoft.com/office/word/2012/wordml" xmlns:w16cex="http://schemas.microsoft.com/office/word/2018/wordml/cex" xmlns:w16cid="http://schemas.microsoft.com/office/word/2016/wordml/cid" xmlns:w16="http://schemas.microsoft.com/office/word/2018/wordml" xmlns:w16du="http://schemas.microsoft.com/office/word/2023/wordml/word16du" xmlns:w16sdtdh="http://schemas.microsoft.com/office/word/2020/wordml/sdtdatahash" xmlns:w16sdtfl="http://schemas.microsoft.com/office/word/2024/wordml/sdtformatlock" xmlns:w16se="http://schemas.microsoft.com/office/word/2015/wordml/symex" xmlns:wpg="http://schemas.microsoft.com/office/word/2010/wordprocessingGroup" xmlns:wpi="http://schemas.microsoft.com/office/word/2010/wordprocessingInk" xmlns:wne="http://schemas.microsoft.com/office/word/2006/wordml" xmlns:wps="http://schemas.microsoft.com/office/word/2010/wordprocessingShape" mc:Ignorable="w14 w15 w16se w16cid w16 w16cex w16sdtdh w16sdtfl w16du wp14">
   <w:body>
     <w:p>
       <w:pPr>
@@ -8,44 +8,49 @@
         <w:pageBreakBefore/>
       </w:pPr>
       <w:r>
-        <w:t xml:space="preserve">Hiring Forecast</w:t>
-      </w:r>
-    </w:p>
-    <w:p>
-      <w:pPr>
-        <w:spacing w:after="90" w:line="290"/>
-      </w:pPr>
-      <w:r>
-        <w:rPr>
-          <w:rFonts w:ascii="Arial" w:cs="Arial" w:eastAsia="Arial" w:hAnsi="Arial"/>
+        <w:t>Hiring Forecast</w:t>
+      </w:r>
+    </w:p>
+    <w:p>
+      <w:pPr>
+        <w:spacing w:after="90" w:line="290" w:lineRule="auto"/>
+      </w:pPr>
+      <w:r>
+        <w:rPr>
           <w:color w:val="666666"/>
           <w:sz w:val="19"/>
           <w:szCs w:val="19"/>
         </w:rPr>
-        <w:t xml:space="preserve">Where to find it: </w:t>
-      </w:r>
-      <w:r>
-        <w:rPr>
-          <w:rFonts w:ascii="Arial" w:cs="Arial" w:eastAsia="Arial" w:hAnsi="Arial"/>
+        <w:t xml:space="preserve">Where to find it: Side </w:t>
+      </w:r>
+      <w:proofErr w:type="gramStart"/>
+      <w:r>
+        <w:rPr>
           <w:color w:val="666666"/>
           <w:sz w:val="19"/>
           <w:szCs w:val="19"/>
         </w:rPr>
-        <w:t xml:space="preserve">Side menu  &gt;  Hiring Forecast</w:t>
-      </w:r>
-    </w:p>
-    <w:p>
-      <w:pPr>
-        <w:spacing w:after="90" w:line="290"/>
-      </w:pPr>
-      <w:r>
-        <w:rPr>
-          <w:rFonts w:ascii="Arial" w:cs="Arial" w:eastAsia="Arial" w:hAnsi="Arial"/>
-          <w:color w:val="27251F"/>
-          <w:sz w:val="21"/>
-          <w:szCs w:val="21"/>
-        </w:rPr>
-        <w:t xml:space="preserve">Use this page to plan recruitment ahead. It shows how many people each store needs to hire in each month of the year. The figures are an estimate based on past resignations and the projection - they are not a hiring order, and they change as new employee lists and projections are uploaded.</w:t>
+        <w:t>menu  &gt;</w:t>
+      </w:r>
+      <w:proofErr w:type="gramEnd"/>
+      <w:r>
+        <w:rPr>
+          <w:color w:val="666666"/>
+          <w:sz w:val="19"/>
+          <w:szCs w:val="19"/>
+        </w:rPr>
+        <w:t xml:space="preserve">  Hiring Forecast</w:t>
+      </w:r>
+    </w:p>
+    <w:p>
+      <w:pPr>
+        <w:spacing w:after="90" w:line="290" w:lineRule="auto"/>
+      </w:pPr>
+      <w:r>
+        <w:rPr>
+          <w:color w:val="27251F"/>
+        </w:rPr>
+        <w:t>Use this page to plan recruitment ahead. It shows how many people each store needs to hire in each month of the year. The figures are an estimate based on past resignations and the projection - they are not a hiring order, and they change as new employee lists and projections are uploaded.</w:t>
       </w:r>
     </w:p>
     <w:p>
@@ -53,21 +58,24 @@
         <w:pStyle w:val="Heading2"/>
       </w:pPr>
       <w:r>
-        <w:t xml:space="preserve">Step 1 - Choose your scope</w:t>
+        <w:t>Step 1 - Choose your scope</w:t>
       </w:r>
     </w:p>
     <w:p>
       <w:pPr>
         <w:keepNext/>
-        <w:spacing w:after="120" w:before="60"/>
+        <w:spacing w:before="60" w:after="120"/>
         <w:jc w:val="center"/>
       </w:pPr>
       <w:r>
+        <w:rPr>
+          <w:noProof/>
+        </w:rPr>
         <w:drawing>
-          <wp:inline distT="0" distB="0" distL="0" distR="0">
-            <wp:extent cx="5715000" cy="381000"/>
-            <wp:effectExtent t="0" r="0" b="0" l="0"/>
-            <wp:docPr id="1" name="" descr="" title=""/>
+          <wp:inline distT="0" distB="0" distL="0" distR="0" wp14:anchorId="7B8AB8B0" wp14:editId="13DC4448">
+            <wp:extent cx="6953250" cy="466725"/>
+            <wp:effectExtent l="0" t="0" r="0" b="0"/>
+            <wp:docPr id="1" name="Picture 1"/>
             <wp:cNvGraphicFramePr>
               <a:graphicFrameLocks xmlns:a="http://schemas.openxmlformats.org/drawingml/2006/main" noChangeAspect="1"/>
             </wp:cNvGraphicFramePr>
@@ -75,13 +83,13 @@
               <a:graphicData uri="http://schemas.openxmlformats.org/drawingml/2006/picture">
                 <pic:pic xmlns:pic="http://schemas.openxmlformats.org/drawingml/2006/picture">
                   <pic:nvPicPr>
-                    <pic:cNvPr id="0" name="" descr=""/>
+                    <pic:cNvPr id="0" name=""/>
                     <pic:cNvPicPr>
                       <a:picLocks noChangeAspect="1" noChangeArrowheads="1"/>
                     </pic:cNvPicPr>
                   </pic:nvPicPr>
                   <pic:blipFill>
-                    <a:blip r:embed="rId9" cstate="none"/>
+                    <a:blip r:embed="rId7"/>
                     <a:srcRect/>
                     <a:stretch>
                       <a:fillRect/>
@@ -90,7 +98,7 @@
                   <pic:spPr bwMode="auto">
                     <a:xfrm>
                       <a:off x="0" y="0"/>
-                      <a:ext cx="5715000" cy="381000"/>
+                      <a:ext cx="6953250" cy="466725"/>
                     </a:xfrm>
                     <a:prstGeom prst="rect">
                       <a:avLst/>
@@ -105,41 +113,60 @@
     </w:p>
     <w:p>
       <w:pPr>
-        <w:spacing w:after="90" w:line="290"/>
-      </w:pPr>
-      <w:r>
-        <w:rPr>
-          <w:rFonts w:ascii="Arial" w:cs="Arial" w:eastAsia="Arial" w:hAnsi="Arial"/>
-          <w:color w:val="27251F"/>
-          <w:sz w:val="21"/>
-          <w:szCs w:val="21"/>
-        </w:rPr>
-        <w:t xml:space="preserve">Year, Store, Job title and the Operation Consultant / Manager / Senior Consultant / Director selectors narrow the table and its totals. You only see the stores you have access to.</w:t>
-      </w:r>
-    </w:p>
-    <w:p>
-      <w:pPr>
-        <w:spacing w:after="90" w:line="290"/>
-      </w:pPr>
-      <w:r>
-        <w:rPr>
-          <w:rFonts w:ascii="Arial" w:cs="Arial" w:eastAsia="Arial" w:hAnsi="Arial"/>
+        <w:spacing w:after="70" w:line="270" w:lineRule="auto"/>
+      </w:pPr>
+      <w:r>
+        <w:rPr>
+          <w:color w:val="27251F"/>
+        </w:rPr>
+        <w:t>Year, Store, Job title and the Operation Consultant / Manager / Senior Consultant / Director selectors narrow the table and its totals. You only see the stores you have access to.</w:t>
+      </w:r>
+    </w:p>
+    <w:p>
+      <w:pPr>
+        <w:spacing w:after="90" w:line="290" w:lineRule="auto"/>
+      </w:pPr>
+      <w:r>
+        <w:rPr>
           <w:b/>
           <w:bCs/>
           <w:color w:val="27251F"/>
-          <w:sz w:val="21"/>
-          <w:szCs w:val="21"/>
         </w:rPr>
         <w:t xml:space="preserve">Good to know: </w:t>
       </w:r>
       <w:r>
         <w:rPr>
-          <w:rFonts w:ascii="Arial" w:cs="Arial" w:eastAsia="Arial" w:hAnsi="Arial"/>
-          <w:color w:val="27251F"/>
-          <w:sz w:val="21"/>
-          <w:szCs w:val="21"/>
-        </w:rPr>
-        <w:t xml:space="preserve">the Month filter focuses the summary cards, the Smart Insights and the monthly chart on one month. The table below always shows the whole year.</w:t>
+          <w:color w:val="27251F"/>
+        </w:rPr>
+        <w:t xml:space="preserve">the Month filter </w:t>
+      </w:r>
+      <w:proofErr w:type="gramStart"/>
+      <w:r>
+        <w:rPr>
+          <w:color w:val="27251F"/>
+        </w:rPr>
+        <w:t>focuses</w:t>
+      </w:r>
+      <w:proofErr w:type="gramEnd"/>
+      <w:r>
+        <w:rPr>
+          <w:color w:val="27251F"/>
+        </w:rPr>
+        <w:t xml:space="preserve"> the summary cards, the Smart Insights and the monthly chart </w:t>
+      </w:r>
+      <w:proofErr w:type="gramStart"/>
+      <w:r>
+        <w:rPr>
+          <w:color w:val="27251F"/>
+        </w:rPr>
+        <w:t>on</w:t>
+      </w:r>
+      <w:proofErr w:type="gramEnd"/>
+      <w:r>
+        <w:rPr>
+          <w:color w:val="27251F"/>
+        </w:rPr>
+        <w:t xml:space="preserve"> one month. The table below always shows the whole year.</w:t>
       </w:r>
     </w:p>
     <w:p>
@@ -147,45 +174,58 @@
         <w:pStyle w:val="Heading2"/>
       </w:pPr>
       <w:r>
-        <w:t xml:space="preserve">Step 2 - Read the summary cards</w:t>
+        <w:t>Step 2 - Read the summary cards</w:t>
       </w:r>
     </w:p>
     <w:tbl>
       <w:tblPr>
-        <w:tblW w:type="dxa" w:w="9399"/>
+        <w:tblW w:w="11000" w:type="dxa"/>
         <w:jc w:val="center"/>
         <w:tblBorders>
-          <w:top w:val="single" w:color="auto" w:sz="4"/>
-          <w:left w:val="single" w:color="auto" w:sz="4"/>
-          <w:bottom w:val="single" w:color="auto" w:sz="4"/>
-          <w:right w:val="single" w:color="auto" w:sz="4"/>
-          <w:insideH w:val="single" w:color="auto" w:sz="4"/>
-          <w:insideV w:val="single" w:color="auto" w:sz="4"/>
+          <w:top w:val="single" w:sz="4" w:space="0" w:color="auto"/>
+          <w:left w:val="single" w:sz="4" w:space="0" w:color="auto"/>
+          <w:bottom w:val="single" w:sz="4" w:space="0" w:color="auto"/>
+          <w:right w:val="single" w:sz="4" w:space="0" w:color="auto"/>
+          <w:insideH w:val="single" w:sz="4" w:space="0" w:color="auto"/>
+          <w:insideV w:val="single" w:sz="4" w:space="0" w:color="auto"/>
         </w:tblBorders>
+        <w:tblCellMar>
+          <w:left w:w="10" w:type="dxa"/>
+          <w:right w:w="10" w:type="dxa"/>
+        </w:tblCellMar>
+        <w:tblLook w:val="04A0" w:firstRow="1" w:lastRow="0" w:firstColumn="1" w:lastColumn="0" w:noHBand="0" w:noVBand="1"/>
       </w:tblPr>
       <w:tblGrid>
-        <w:gridCol w:w="3133"/>
-        <w:gridCol w:w="3133"/>
-        <w:gridCol w:w="3133"/>
+        <w:gridCol w:w="2750"/>
+        <w:gridCol w:w="2750"/>
+        <w:gridCol w:w="2750"/>
+        <w:gridCol w:w="2750"/>
       </w:tblGrid>
       <w:tr>
+        <w:tblPrEx>
+          <w:tblCellMar>
+            <w:top w:w="0" w:type="dxa"/>
+            <w:bottom w:w="0" w:type="dxa"/>
+          </w:tblCellMar>
+        </w:tblPrEx>
         <w:trPr>
           <w:cantSplit/>
+          <w:jc w:val="center"/>
         </w:trPr>
         <w:tc>
           <w:tcPr>
-            <w:tcW w:type="dxa" w:w="3133"/>
+            <w:tcW w:w="2750" w:type="dxa"/>
             <w:tcBorders>
-              <w:top w:val="none" w:color="FFFFFF" w:sz="0"/>
-              <w:left w:val="none" w:color="FFFFFF" w:sz="0"/>
-              <w:bottom w:val="none" w:color="FFFFFF" w:sz="0"/>
-              <w:right w:val="none" w:color="FFFFFF" w:sz="0"/>
+              <w:top w:val="none" w:sz="0" w:space="0" w:color="FFFFFF"/>
+              <w:left w:val="none" w:sz="0" w:space="0" w:color="FFFFFF"/>
+              <w:bottom w:val="none" w:sz="0" w:space="0" w:color="FFFFFF"/>
+              <w:right w:val="none" w:sz="0" w:space="0" w:color="FFFFFF"/>
             </w:tcBorders>
             <w:tcMar>
-              <w:top w:type="dxa" w:w="40"/>
-              <w:left w:type="dxa" w:w="40"/>
-              <w:bottom w:type="dxa" w:w="80"/>
-              <w:right w:type="dxa" w:w="40"/>
+              <w:top w:w="40" w:type="dxa"/>
+              <w:left w:w="40" w:type="dxa"/>
+              <w:bottom w:w="80" w:type="dxa"/>
+              <w:right w:w="40" w:type="dxa"/>
             </w:tcMar>
           </w:tcPr>
           <w:p>
@@ -193,11 +233,14 @@
               <w:jc w:val="center"/>
             </w:pPr>
             <w:r>
+              <w:rPr>
+                <w:noProof/>
+              </w:rPr>
               <w:drawing>
-                <wp:inline distT="0" distB="0" distL="0" distR="0">
-                  <wp:extent cx="1809750" cy="971550"/>
-                  <wp:effectExtent t="0" r="0" b="0" l="0"/>
-                  <wp:docPr id="1" name="" descr="" title=""/>
+                <wp:inline distT="0" distB="0" distL="0" distR="0" wp14:anchorId="043439E1" wp14:editId="629D174C">
+                  <wp:extent cx="1590675" cy="847725"/>
+                  <wp:effectExtent l="0" t="0" r="0" b="0"/>
+                  <wp:docPr id="130906955" name="Picture 130906955"/>
                   <wp:cNvGraphicFramePr>
                     <a:graphicFrameLocks xmlns:a="http://schemas.openxmlformats.org/drawingml/2006/main" noChangeAspect="1"/>
                   </wp:cNvGraphicFramePr>
@@ -205,13 +248,13 @@
                     <a:graphicData uri="http://schemas.openxmlformats.org/drawingml/2006/picture">
                       <pic:pic xmlns:pic="http://schemas.openxmlformats.org/drawingml/2006/picture">
                         <pic:nvPicPr>
-                          <pic:cNvPr id="0" name="" descr=""/>
+                          <pic:cNvPr id="0" name=""/>
                           <pic:cNvPicPr>
                             <a:picLocks noChangeAspect="1" noChangeArrowheads="1"/>
                           </pic:cNvPicPr>
                         </pic:nvPicPr>
                         <pic:blipFill>
-                          <a:blip r:embed="rId10" cstate="none"/>
+                          <a:blip r:embed="rId8"/>
                           <a:srcRect/>
                           <a:stretch>
                             <a:fillRect/>
@@ -220,7 +263,7 @@
                         <pic:spPr bwMode="auto">
                           <a:xfrm>
                             <a:off x="0" y="0"/>
-                            <a:ext cx="1809750" cy="971550"/>
+                            <a:ext cx="1590675" cy="847725"/>
                           </a:xfrm>
                           <a:prstGeom prst="rect">
                             <a:avLst/>
@@ -236,18 +279,18 @@
         </w:tc>
         <w:tc>
           <w:tcPr>
-            <w:tcW w:type="dxa" w:w="3133"/>
+            <w:tcW w:w="2750" w:type="dxa"/>
             <w:tcBorders>
-              <w:top w:val="none" w:color="FFFFFF" w:sz="0"/>
-              <w:left w:val="none" w:color="FFFFFF" w:sz="0"/>
-              <w:bottom w:val="none" w:color="FFFFFF" w:sz="0"/>
-              <w:right w:val="none" w:color="FFFFFF" w:sz="0"/>
+              <w:top w:val="none" w:sz="0" w:space="0" w:color="FFFFFF"/>
+              <w:left w:val="none" w:sz="0" w:space="0" w:color="FFFFFF"/>
+              <w:bottom w:val="none" w:sz="0" w:space="0" w:color="FFFFFF"/>
+              <w:right w:val="none" w:sz="0" w:space="0" w:color="FFFFFF"/>
             </w:tcBorders>
             <w:tcMar>
-              <w:top w:type="dxa" w:w="40"/>
-              <w:left w:type="dxa" w:w="40"/>
-              <w:bottom w:type="dxa" w:w="80"/>
-              <w:right w:type="dxa" w:w="40"/>
+              <w:top w:w="40" w:type="dxa"/>
+              <w:left w:w="40" w:type="dxa"/>
+              <w:bottom w:w="80" w:type="dxa"/>
+              <w:right w:w="40" w:type="dxa"/>
             </w:tcMar>
           </w:tcPr>
           <w:p>
@@ -255,11 +298,14 @@
               <w:jc w:val="center"/>
             </w:pPr>
             <w:r>
+              <w:rPr>
+                <w:noProof/>
+              </w:rPr>
               <w:drawing>
-                <wp:inline distT="0" distB="0" distL="0" distR="0">
-                  <wp:extent cx="1809750" cy="971550"/>
-                  <wp:effectExtent t="0" r="0" b="0" l="0"/>
-                  <wp:docPr id="1" name="" descr="" title=""/>
+                <wp:inline distT="0" distB="0" distL="0" distR="0" wp14:anchorId="3F939F0B" wp14:editId="1D493A12">
+                  <wp:extent cx="1590675" cy="847725"/>
+                  <wp:effectExtent l="0" t="0" r="0" b="0"/>
+                  <wp:docPr id="1808902126" name="Picture 1808902126"/>
                   <wp:cNvGraphicFramePr>
                     <a:graphicFrameLocks xmlns:a="http://schemas.openxmlformats.org/drawingml/2006/main" noChangeAspect="1"/>
                   </wp:cNvGraphicFramePr>
@@ -267,13 +313,13 @@
                     <a:graphicData uri="http://schemas.openxmlformats.org/drawingml/2006/picture">
                       <pic:pic xmlns:pic="http://schemas.openxmlformats.org/drawingml/2006/picture">
                         <pic:nvPicPr>
-                          <pic:cNvPr id="0" name="" descr=""/>
+                          <pic:cNvPr id="0" name=""/>
                           <pic:cNvPicPr>
                             <a:picLocks noChangeAspect="1" noChangeArrowheads="1"/>
                           </pic:cNvPicPr>
                         </pic:nvPicPr>
                         <pic:blipFill>
-                          <a:blip r:embed="rId11" cstate="none"/>
+                          <a:blip r:embed="rId9"/>
                           <a:srcRect/>
                           <a:stretch>
                             <a:fillRect/>
@@ -282,7 +328,7 @@
                         <pic:spPr bwMode="auto">
                           <a:xfrm>
                             <a:off x="0" y="0"/>
-                            <a:ext cx="1809750" cy="971550"/>
+                            <a:ext cx="1590675" cy="847725"/>
                           </a:xfrm>
                           <a:prstGeom prst="rect">
                             <a:avLst/>
@@ -298,18 +344,18 @@
         </w:tc>
         <w:tc>
           <w:tcPr>
-            <w:tcW w:type="dxa" w:w="3133"/>
+            <w:tcW w:w="2750" w:type="dxa"/>
             <w:tcBorders>
-              <w:top w:val="none" w:color="FFFFFF" w:sz="0"/>
-              <w:left w:val="none" w:color="FFFFFF" w:sz="0"/>
-              <w:bottom w:val="none" w:color="FFFFFF" w:sz="0"/>
-              <w:right w:val="none" w:color="FFFFFF" w:sz="0"/>
+              <w:top w:val="none" w:sz="0" w:space="0" w:color="FFFFFF"/>
+              <w:left w:val="none" w:sz="0" w:space="0" w:color="FFFFFF"/>
+              <w:bottom w:val="none" w:sz="0" w:space="0" w:color="FFFFFF"/>
+              <w:right w:val="none" w:sz="0" w:space="0" w:color="FFFFFF"/>
             </w:tcBorders>
             <w:tcMar>
-              <w:top w:type="dxa" w:w="40"/>
-              <w:left w:type="dxa" w:w="40"/>
-              <w:bottom w:type="dxa" w:w="80"/>
-              <w:right w:type="dxa" w:w="40"/>
+              <w:top w:w="40" w:type="dxa"/>
+              <w:left w:w="40" w:type="dxa"/>
+              <w:bottom w:w="80" w:type="dxa"/>
+              <w:right w:w="40" w:type="dxa"/>
             </w:tcMar>
           </w:tcPr>
           <w:p>
@@ -317,11 +363,14 @@
               <w:jc w:val="center"/>
             </w:pPr>
             <w:r>
+              <w:rPr>
+                <w:noProof/>
+              </w:rPr>
               <w:drawing>
-                <wp:inline distT="0" distB="0" distL="0" distR="0">
-                  <wp:extent cx="1809750" cy="971550"/>
-                  <wp:effectExtent t="0" r="0" b="0" l="0"/>
-                  <wp:docPr id="1" name="" descr="" title=""/>
+                <wp:inline distT="0" distB="0" distL="0" distR="0" wp14:anchorId="1D458C8C" wp14:editId="102D9FB1">
+                  <wp:extent cx="1590675" cy="847725"/>
+                  <wp:effectExtent l="0" t="0" r="0" b="0"/>
+                  <wp:docPr id="1080807093" name="Picture 1080807093"/>
                   <wp:cNvGraphicFramePr>
                     <a:graphicFrameLocks xmlns:a="http://schemas.openxmlformats.org/drawingml/2006/main" noChangeAspect="1"/>
                   </wp:cNvGraphicFramePr>
@@ -329,13 +378,13 @@
                     <a:graphicData uri="http://schemas.openxmlformats.org/drawingml/2006/picture">
                       <pic:pic xmlns:pic="http://schemas.openxmlformats.org/drawingml/2006/picture">
                         <pic:nvPicPr>
-                          <pic:cNvPr id="0" name="" descr=""/>
+                          <pic:cNvPr id="0" name=""/>
                           <pic:cNvPicPr>
                             <a:picLocks noChangeAspect="1" noChangeArrowheads="1"/>
                           </pic:cNvPicPr>
                         </pic:nvPicPr>
                         <pic:blipFill>
-                          <a:blip r:embed="rId12" cstate="none"/>
+                          <a:blip r:embed="rId10"/>
                           <a:srcRect/>
                           <a:stretch>
                             <a:fillRect/>
@@ -344,74 +393,7 @@
                         <pic:spPr bwMode="auto">
                           <a:xfrm>
                             <a:off x="0" y="0"/>
-                            <a:ext cx="1809750" cy="971550"/>
-                          </a:xfrm>
-                          <a:prstGeom prst="rect">
-                            <a:avLst/>
-                          </a:prstGeom>
-                        </pic:spPr>
-                      </pic:pic>
-                    </a:graphicData>
-                  </a:graphic>
-                </wp:inline>
-              </w:drawing>
-            </w:r>
-          </w:p>
-        </w:tc>
-      </w:tr>
-      <w:tr>
-        <w:trPr>
-          <w:cantSplit/>
-        </w:trPr>
-        <w:tc>
-          <w:tcPr>
-            <w:tcW w:type="dxa" w:w="3133"/>
-            <w:tcBorders>
-              <w:top w:val="none" w:color="FFFFFF" w:sz="0"/>
-              <w:left w:val="none" w:color="FFFFFF" w:sz="0"/>
-              <w:bottom w:val="none" w:color="FFFFFF" w:sz="0"/>
-              <w:right w:val="none" w:color="FFFFFF" w:sz="0"/>
-            </w:tcBorders>
-            <w:tcMar>
-              <w:top w:type="dxa" w:w="40"/>
-              <w:left w:type="dxa" w:w="40"/>
-              <w:bottom w:type="dxa" w:w="80"/>
-              <w:right w:type="dxa" w:w="40"/>
-            </w:tcMar>
-          </w:tcPr>
-          <w:p>
-            <w:pPr>
-              <w:jc w:val="center"/>
-            </w:pPr>
-            <w:r>
-              <w:drawing>
-                <wp:inline distT="0" distB="0" distL="0" distR="0">
-                  <wp:extent cx="1809750" cy="971550"/>
-                  <wp:effectExtent t="0" r="0" b="0" l="0"/>
-                  <wp:docPr id="1" name="" descr="" title=""/>
-                  <wp:cNvGraphicFramePr>
-                    <a:graphicFrameLocks xmlns:a="http://schemas.openxmlformats.org/drawingml/2006/main" noChangeAspect="1"/>
-                  </wp:cNvGraphicFramePr>
-                  <a:graphic xmlns:a="http://schemas.openxmlformats.org/drawingml/2006/main">
-                    <a:graphicData uri="http://schemas.openxmlformats.org/drawingml/2006/picture">
-                      <pic:pic xmlns:pic="http://schemas.openxmlformats.org/drawingml/2006/picture">
-                        <pic:nvPicPr>
-                          <pic:cNvPr id="0" name="" descr=""/>
-                          <pic:cNvPicPr>
-                            <a:picLocks noChangeAspect="1" noChangeArrowheads="1"/>
-                          </pic:cNvPicPr>
-                        </pic:nvPicPr>
-                        <pic:blipFill>
-                          <a:blip r:embed="rId13" cstate="none"/>
-                          <a:srcRect/>
-                          <a:stretch>
-                            <a:fillRect/>
-                          </a:stretch>
-                        </pic:blipFill>
-                        <pic:spPr bwMode="auto">
-                          <a:xfrm>
-                            <a:off x="0" y="0"/>
-                            <a:ext cx="1809750" cy="971550"/>
+                            <a:ext cx="1590675" cy="847725"/>
                           </a:xfrm>
                           <a:prstGeom prst="rect">
                             <a:avLst/>
@@ -427,39 +409,68 @@
         </w:tc>
         <w:tc>
           <w:tcPr>
-            <w:tcW w:type="dxa" w:w="3133"/>
+            <w:tcW w:w="2750" w:type="dxa"/>
             <w:tcBorders>
-              <w:top w:val="none" w:color="FFFFFF" w:sz="0"/>
-              <w:left w:val="none" w:color="FFFFFF" w:sz="0"/>
-              <w:bottom w:val="none" w:color="FFFFFF" w:sz="0"/>
-              <w:right w:val="none" w:color="FFFFFF" w:sz="0"/>
+              <w:top w:val="none" w:sz="0" w:space="0" w:color="FFFFFF"/>
+              <w:left w:val="none" w:sz="0" w:space="0" w:color="FFFFFF"/>
+              <w:bottom w:val="none" w:sz="0" w:space="0" w:color="FFFFFF"/>
+              <w:right w:val="none" w:sz="0" w:space="0" w:color="FFFFFF"/>
             </w:tcBorders>
             <w:tcMar>
-              <w:top w:type="dxa" w:w="40"/>
-              <w:left w:type="dxa" w:w="40"/>
-              <w:bottom w:type="dxa" w:w="80"/>
-              <w:right w:type="dxa" w:w="40"/>
+              <w:top w:w="40" w:type="dxa"/>
+              <w:left w:w="40" w:type="dxa"/>
+              <w:bottom w:w="80" w:type="dxa"/>
+              <w:right w:w="40" w:type="dxa"/>
             </w:tcMar>
           </w:tcPr>
-          <w:p/>
-        </w:tc>
-        <w:tc>
-          <w:tcPr>
-            <w:tcW w:type="dxa" w:w="3133"/>
-            <w:tcBorders>
-              <w:top w:val="none" w:color="FFFFFF" w:sz="0"/>
-              <w:left w:val="none" w:color="FFFFFF" w:sz="0"/>
-              <w:bottom w:val="none" w:color="FFFFFF" w:sz="0"/>
-              <w:right w:val="none" w:color="FFFFFF" w:sz="0"/>
-            </w:tcBorders>
-            <w:tcMar>
-              <w:top w:type="dxa" w:w="40"/>
-              <w:left w:type="dxa" w:w="40"/>
-              <w:bottom w:type="dxa" w:w="80"/>
-              <w:right w:type="dxa" w:w="40"/>
-            </w:tcMar>
-          </w:tcPr>
-          <w:p/>
+          <w:p>
+            <w:pPr>
+              <w:jc w:val="center"/>
+            </w:pPr>
+            <w:r>
+              <w:rPr>
+                <w:noProof/>
+              </w:rPr>
+              <w:drawing>
+                <wp:inline distT="0" distB="0" distL="0" distR="0" wp14:anchorId="4154120E" wp14:editId="51458B3C">
+                  <wp:extent cx="1590675" cy="847725"/>
+                  <wp:effectExtent l="0" t="0" r="0" b="0"/>
+                  <wp:docPr id="444516365" name="Picture 444516365"/>
+                  <wp:cNvGraphicFramePr>
+                    <a:graphicFrameLocks xmlns:a="http://schemas.openxmlformats.org/drawingml/2006/main" noChangeAspect="1"/>
+                  </wp:cNvGraphicFramePr>
+                  <a:graphic xmlns:a="http://schemas.openxmlformats.org/drawingml/2006/main">
+                    <a:graphicData uri="http://schemas.openxmlformats.org/drawingml/2006/picture">
+                      <pic:pic xmlns:pic="http://schemas.openxmlformats.org/drawingml/2006/picture">
+                        <pic:nvPicPr>
+                          <pic:cNvPr id="0" name=""/>
+                          <pic:cNvPicPr>
+                            <a:picLocks noChangeAspect="1" noChangeArrowheads="1"/>
+                          </pic:cNvPicPr>
+                        </pic:nvPicPr>
+                        <pic:blipFill>
+                          <a:blip r:embed="rId11"/>
+                          <a:srcRect/>
+                          <a:stretch>
+                            <a:fillRect/>
+                          </a:stretch>
+                        </pic:blipFill>
+                        <pic:spPr bwMode="auto">
+                          <a:xfrm>
+                            <a:off x="0" y="0"/>
+                            <a:ext cx="1590675" cy="847725"/>
+                          </a:xfrm>
+                          <a:prstGeom prst="rect">
+                            <a:avLst/>
+                          </a:prstGeom>
+                        </pic:spPr>
+                      </pic:pic>
+                    </a:graphicData>
+                  </a:graphic>
+                </wp:inline>
+              </w:drawing>
+            </w:r>
+          </w:p>
         </w:tc>
       </w:tr>
     </w:tbl>
@@ -467,352 +478,364 @@
       <w:pPr>
         <w:spacing w:after="40"/>
       </w:pPr>
-      <w:r>
-        <w:rPr>
-          <w:rFonts w:ascii="Arial" w:cs="Arial" w:eastAsia="Arial" w:hAnsi="Arial"/>
-          <w:color w:val="27251F"/>
-          <w:sz w:val="21"/>
-          <w:szCs w:val="21"/>
-        </w:rPr>
-        <w:t xml:space="preserve"/>
-      </w:r>
     </w:p>
     <w:tbl>
       <w:tblPr>
-        <w:tblW w:type="dxa" w:w="9400"/>
+        <w:tblW w:w="9400" w:type="dxa"/>
         <w:tblBorders>
-          <w:top w:val="single" w:color="auto" w:sz="4"/>
-          <w:left w:val="single" w:color="auto" w:sz="4"/>
-          <w:bottom w:val="single" w:color="auto" w:sz="4"/>
-          <w:right w:val="single" w:color="auto" w:sz="4"/>
-          <w:insideH w:val="single" w:color="auto" w:sz="4"/>
-          <w:insideV w:val="single" w:color="auto" w:sz="4"/>
+          <w:top w:val="single" w:sz="4" w:space="0" w:color="auto"/>
+          <w:left w:val="single" w:sz="4" w:space="0" w:color="auto"/>
+          <w:bottom w:val="single" w:sz="4" w:space="0" w:color="auto"/>
+          <w:right w:val="single" w:sz="4" w:space="0" w:color="auto"/>
+          <w:insideH w:val="single" w:sz="4" w:space="0" w:color="auto"/>
+          <w:insideV w:val="single" w:sz="4" w:space="0" w:color="auto"/>
         </w:tblBorders>
+        <w:tblCellMar>
+          <w:left w:w="10" w:type="dxa"/>
+          <w:right w:w="10" w:type="dxa"/>
+        </w:tblCellMar>
+        <w:tblLook w:val="04A0" w:firstRow="1" w:lastRow="0" w:firstColumn="1" w:lastColumn="0" w:noHBand="0" w:noVBand="1"/>
       </w:tblPr>
       <w:tblGrid>
         <w:gridCol w:w="2600"/>
         <w:gridCol w:w="6800"/>
       </w:tblGrid>
       <w:tr>
+        <w:tblPrEx>
+          <w:tblCellMar>
+            <w:top w:w="0" w:type="dxa"/>
+            <w:bottom w:w="0" w:type="dxa"/>
+          </w:tblCellMar>
+        </w:tblPrEx>
         <w:trPr>
           <w:cantSplit/>
           <w:tblHeader/>
         </w:trPr>
         <w:tc>
           <w:tcPr>
-            <w:tcW w:type="dxa" w:w="2600"/>
+            <w:tcW w:w="2600" w:type="dxa"/>
             <w:tcBorders>
-              <w:top w:val="single" w:color="D9D9D6" w:sz="4"/>
-              <w:left w:val="single" w:color="D9D9D6" w:sz="4"/>
-              <w:bottom w:val="single" w:color="D9D9D6" w:sz="4"/>
-              <w:right w:val="single" w:color="D9D9D6" w:sz="4"/>
+              <w:top w:val="single" w:sz="4" w:space="0" w:color="D9D9D6"/>
+              <w:left w:val="single" w:sz="4" w:space="0" w:color="D9D9D6"/>
+              <w:bottom w:val="single" w:sz="4" w:space="0" w:color="D9D9D6"/>
+              <w:right w:val="single" w:sz="4" w:space="0" w:color="D9D9D6"/>
             </w:tcBorders>
-            <w:shd w:fill="FFC72C" w:color="auto" w:val="clear"/>
+            <w:shd w:val="clear" w:color="auto" w:fill="FFC72C"/>
             <w:tcMar>
-              <w:top w:type="dxa" w:w="70"/>
-              <w:left w:type="dxa" w:w="110"/>
-              <w:bottom w:type="dxa" w:w="70"/>
-              <w:right w:type="dxa" w:w="110"/>
+              <w:top w:w="70" w:type="dxa"/>
+              <w:left w:w="110" w:type="dxa"/>
+              <w:bottom w:w="70" w:type="dxa"/>
+              <w:right w:w="110" w:type="dxa"/>
             </w:tcMar>
           </w:tcPr>
           <w:p>
             <w:r>
               <w:rPr>
-                <w:rFonts w:ascii="Arial" w:cs="Arial" w:eastAsia="Arial" w:hAnsi="Arial"/>
                 <w:b/>
                 <w:bCs/>
                 <w:color w:val="27251F"/>
                 <w:sz w:val="19"/>
                 <w:szCs w:val="19"/>
               </w:rPr>
-              <w:t xml:space="preserve">Card</w:t>
+              <w:t>Card</w:t>
             </w:r>
           </w:p>
         </w:tc>
         <w:tc>
           <w:tcPr>
-            <w:tcW w:type="dxa" w:w="6800"/>
+            <w:tcW w:w="6800" w:type="dxa"/>
             <w:tcBorders>
-              <w:top w:val="single" w:color="D9D9D6" w:sz="4"/>
-              <w:left w:val="single" w:color="D9D9D6" w:sz="4"/>
-              <w:bottom w:val="single" w:color="D9D9D6" w:sz="4"/>
-              <w:right w:val="single" w:color="D9D9D6" w:sz="4"/>
+              <w:top w:val="single" w:sz="4" w:space="0" w:color="D9D9D6"/>
+              <w:left w:val="single" w:sz="4" w:space="0" w:color="D9D9D6"/>
+              <w:bottom w:val="single" w:sz="4" w:space="0" w:color="D9D9D6"/>
+              <w:right w:val="single" w:sz="4" w:space="0" w:color="D9D9D6"/>
             </w:tcBorders>
-            <w:shd w:fill="FFC72C" w:color="auto" w:val="clear"/>
+            <w:shd w:val="clear" w:color="auto" w:fill="FFC72C"/>
             <w:tcMar>
-              <w:top w:type="dxa" w:w="70"/>
-              <w:left w:type="dxa" w:w="110"/>
-              <w:bottom w:type="dxa" w:w="70"/>
-              <w:right w:type="dxa" w:w="110"/>
+              <w:top w:w="70" w:type="dxa"/>
+              <w:left w:w="110" w:type="dxa"/>
+              <w:bottom w:w="70" w:type="dxa"/>
+              <w:right w:w="110" w:type="dxa"/>
             </w:tcMar>
           </w:tcPr>
           <w:p>
             <w:r>
               <w:rPr>
-                <w:rFonts w:ascii="Arial" w:cs="Arial" w:eastAsia="Arial" w:hAnsi="Arial"/>
                 <w:b/>
                 <w:bCs/>
                 <w:color w:val="27251F"/>
                 <w:sz w:val="19"/>
                 <w:szCs w:val="19"/>
               </w:rPr>
-              <w:t xml:space="preserve">What it shows</w:t>
+              <w:t>What it shows</w:t>
             </w:r>
           </w:p>
         </w:tc>
       </w:tr>
       <w:tr>
+        <w:tblPrEx>
+          <w:tblCellMar>
+            <w:top w:w="0" w:type="dxa"/>
+            <w:bottom w:w="0" w:type="dxa"/>
+          </w:tblCellMar>
+        </w:tblPrEx>
         <w:trPr>
           <w:cantSplit/>
-          <w:tblHeader w:val="false"/>
         </w:trPr>
         <w:tc>
           <w:tcPr>
-            <w:tcW w:type="dxa" w:w="2600"/>
+            <w:tcW w:w="2600" w:type="dxa"/>
             <w:tcBorders>
-              <w:top w:val="single" w:color="D9D9D6" w:sz="4"/>
-              <w:left w:val="single" w:color="D9D9D6" w:sz="4"/>
-              <w:bottom w:val="single" w:color="D9D9D6" w:sz="4"/>
-              <w:right w:val="single" w:color="D9D9D6" w:sz="4"/>
+              <w:top w:val="single" w:sz="4" w:space="0" w:color="D9D9D6"/>
+              <w:left w:val="single" w:sz="4" w:space="0" w:color="D9D9D6"/>
+              <w:bottom w:val="single" w:sz="4" w:space="0" w:color="D9D9D6"/>
+              <w:right w:val="single" w:sz="4" w:space="0" w:color="D9D9D6"/>
             </w:tcBorders>
-            <w:shd w:fill="FFFFFF" w:color="auto" w:val="clear"/>
+            <w:shd w:val="clear" w:color="auto" w:fill="FFFFFF"/>
             <w:tcMar>
-              <w:top w:type="dxa" w:w="70"/>
-              <w:left w:type="dxa" w:w="110"/>
-              <w:bottom w:type="dxa" w:w="70"/>
-              <w:right w:type="dxa" w:w="110"/>
+              <w:top w:w="70" w:type="dxa"/>
+              <w:left w:w="110" w:type="dxa"/>
+              <w:bottom w:w="70" w:type="dxa"/>
+              <w:right w:w="110" w:type="dxa"/>
             </w:tcMar>
           </w:tcPr>
           <w:p>
             <w:r>
               <w:rPr>
-                <w:rFonts w:ascii="Arial" w:cs="Arial" w:eastAsia="Arial" w:hAnsi="Arial"/>
                 <w:color w:val="27251F"/>
                 <w:sz w:val="19"/>
                 <w:szCs w:val="19"/>
               </w:rPr>
-              <w:t xml:space="preserve">Hires needed in the year</w:t>
+              <w:t>Hires needed in the year</w:t>
             </w:r>
           </w:p>
         </w:tc>
         <w:tc>
           <w:tcPr>
-            <w:tcW w:type="dxa" w:w="6800"/>
+            <w:tcW w:w="6800" w:type="dxa"/>
             <w:tcBorders>
-              <w:top w:val="single" w:color="D9D9D6" w:sz="4"/>
-              <w:left w:val="single" w:color="D9D9D6" w:sz="4"/>
-              <w:bottom w:val="single" w:color="D9D9D6" w:sz="4"/>
-              <w:right w:val="single" w:color="D9D9D6" w:sz="4"/>
+              <w:top w:val="single" w:sz="4" w:space="0" w:color="D9D9D6"/>
+              <w:left w:val="single" w:sz="4" w:space="0" w:color="D9D9D6"/>
+              <w:bottom w:val="single" w:sz="4" w:space="0" w:color="D9D9D6"/>
+              <w:right w:val="single" w:sz="4" w:space="0" w:color="D9D9D6"/>
             </w:tcBorders>
-            <w:shd w:fill="FFFFFF" w:color="auto" w:val="clear"/>
+            <w:shd w:val="clear" w:color="auto" w:fill="FFFFFF"/>
             <w:tcMar>
-              <w:top w:type="dxa" w:w="70"/>
-              <w:left w:type="dxa" w:w="110"/>
-              <w:bottom w:type="dxa" w:w="70"/>
-              <w:right w:type="dxa" w:w="110"/>
+              <w:top w:w="70" w:type="dxa"/>
+              <w:left w:w="110" w:type="dxa"/>
+              <w:bottom w:w="70" w:type="dxa"/>
+              <w:right w:w="110" w:type="dxa"/>
             </w:tcMar>
           </w:tcPr>
           <w:p>
             <w:r>
               <w:rPr>
-                <w:rFonts w:ascii="Arial" w:cs="Arial" w:eastAsia="Arial" w:hAnsi="Arial"/>
                 <w:color w:val="27251F"/>
                 <w:sz w:val="19"/>
                 <w:szCs w:val="19"/>
               </w:rPr>
-              <w:t xml:space="preserve">Total of all stores and months shown.</w:t>
+              <w:t>Total of all stores and months shown.</w:t>
             </w:r>
           </w:p>
         </w:tc>
       </w:tr>
       <w:tr>
+        <w:tblPrEx>
+          <w:tblCellMar>
+            <w:top w:w="0" w:type="dxa"/>
+            <w:bottom w:w="0" w:type="dxa"/>
+          </w:tblCellMar>
+        </w:tblPrEx>
         <w:trPr>
           <w:cantSplit/>
-          <w:tblHeader w:val="false"/>
         </w:trPr>
         <w:tc>
           <w:tcPr>
-            <w:tcW w:type="dxa" w:w="2600"/>
+            <w:tcW w:w="2600" w:type="dxa"/>
             <w:tcBorders>
-              <w:top w:val="single" w:color="D9D9D6" w:sz="4"/>
-              <w:left w:val="single" w:color="D9D9D6" w:sz="4"/>
-              <w:bottom w:val="single" w:color="D9D9D6" w:sz="4"/>
-              <w:right w:val="single" w:color="D9D9D6" w:sz="4"/>
+              <w:top w:val="single" w:sz="4" w:space="0" w:color="D9D9D6"/>
+              <w:left w:val="single" w:sz="4" w:space="0" w:color="D9D9D6"/>
+              <w:bottom w:val="single" w:sz="4" w:space="0" w:color="D9D9D6"/>
+              <w:right w:val="single" w:sz="4" w:space="0" w:color="D9D9D6"/>
             </w:tcBorders>
-            <w:shd w:fill="FFFFFF" w:color="auto" w:val="clear"/>
+            <w:shd w:val="clear" w:color="auto" w:fill="FFFFFF"/>
             <w:tcMar>
-              <w:top w:type="dxa" w:w="70"/>
-              <w:left w:type="dxa" w:w="110"/>
-              <w:bottom w:type="dxa" w:w="70"/>
-              <w:right w:type="dxa" w:w="110"/>
+              <w:top w:w="70" w:type="dxa"/>
+              <w:left w:w="110" w:type="dxa"/>
+              <w:bottom w:w="70" w:type="dxa"/>
+              <w:right w:w="110" w:type="dxa"/>
             </w:tcMar>
           </w:tcPr>
           <w:p>
             <w:r>
               <w:rPr>
-                <w:rFonts w:ascii="Arial" w:cs="Arial" w:eastAsia="Arial" w:hAnsi="Arial"/>
                 <w:color w:val="27251F"/>
                 <w:sz w:val="19"/>
                 <w:szCs w:val="19"/>
               </w:rPr>
-              <w:t xml:space="preserve">Busiest month</w:t>
+              <w:t>Busiest month</w:t>
             </w:r>
           </w:p>
         </w:tc>
         <w:tc>
           <w:tcPr>
-            <w:tcW w:type="dxa" w:w="6800"/>
+            <w:tcW w:w="6800" w:type="dxa"/>
             <w:tcBorders>
-              <w:top w:val="single" w:color="D9D9D6" w:sz="4"/>
-              <w:left w:val="single" w:color="D9D9D6" w:sz="4"/>
-              <w:bottom w:val="single" w:color="D9D9D6" w:sz="4"/>
-              <w:right w:val="single" w:color="D9D9D6" w:sz="4"/>
+              <w:top w:val="single" w:sz="4" w:space="0" w:color="D9D9D6"/>
+              <w:left w:val="single" w:sz="4" w:space="0" w:color="D9D9D6"/>
+              <w:bottom w:val="single" w:sz="4" w:space="0" w:color="D9D9D6"/>
+              <w:right w:val="single" w:sz="4" w:space="0" w:color="D9D9D6"/>
             </w:tcBorders>
-            <w:shd w:fill="FFFFFF" w:color="auto" w:val="clear"/>
+            <w:shd w:val="clear" w:color="auto" w:fill="FFFFFF"/>
             <w:tcMar>
-              <w:top w:type="dxa" w:w="70"/>
-              <w:left w:type="dxa" w:w="110"/>
-              <w:bottom w:type="dxa" w:w="70"/>
-              <w:right w:type="dxa" w:w="110"/>
+              <w:top w:w="70" w:type="dxa"/>
+              <w:left w:w="110" w:type="dxa"/>
+              <w:bottom w:w="70" w:type="dxa"/>
+              <w:right w:w="110" w:type="dxa"/>
             </w:tcMar>
           </w:tcPr>
           <w:p>
             <w:r>
               <w:rPr>
-                <w:rFonts w:ascii="Arial" w:cs="Arial" w:eastAsia="Arial" w:hAnsi="Arial"/>
                 <w:color w:val="27251F"/>
                 <w:sz w:val="19"/>
                 <w:szCs w:val="19"/>
               </w:rPr>
-              <w:t xml:space="preserve">The month with the most hires.</w:t>
+              <w:t>The month with the most hires.</w:t>
             </w:r>
           </w:p>
         </w:tc>
       </w:tr>
       <w:tr>
+        <w:tblPrEx>
+          <w:tblCellMar>
+            <w:top w:w="0" w:type="dxa"/>
+            <w:bottom w:w="0" w:type="dxa"/>
+          </w:tblCellMar>
+        </w:tblPrEx>
         <w:trPr>
           <w:cantSplit/>
-          <w:tblHeader w:val="false"/>
         </w:trPr>
         <w:tc>
           <w:tcPr>
-            <w:tcW w:type="dxa" w:w="2600"/>
+            <w:tcW w:w="2600" w:type="dxa"/>
             <w:tcBorders>
-              <w:top w:val="single" w:color="D9D9D6" w:sz="4"/>
-              <w:left w:val="single" w:color="D9D9D6" w:sz="4"/>
-              <w:bottom w:val="single" w:color="D9D9D6" w:sz="4"/>
-              <w:right w:val="single" w:color="D9D9D6" w:sz="4"/>
+              <w:top w:val="single" w:sz="4" w:space="0" w:color="D9D9D6"/>
+              <w:left w:val="single" w:sz="4" w:space="0" w:color="D9D9D6"/>
+              <w:bottom w:val="single" w:sz="4" w:space="0" w:color="D9D9D6"/>
+              <w:right w:val="single" w:sz="4" w:space="0" w:color="D9D9D6"/>
             </w:tcBorders>
-            <w:shd w:fill="FFFFFF" w:color="auto" w:val="clear"/>
+            <w:shd w:val="clear" w:color="auto" w:fill="FFFFFF"/>
             <w:tcMar>
-              <w:top w:type="dxa" w:w="70"/>
-              <w:left w:type="dxa" w:w="110"/>
-              <w:bottom w:type="dxa" w:w="70"/>
-              <w:right w:type="dxa" w:w="110"/>
+              <w:top w:w="70" w:type="dxa"/>
+              <w:left w:w="110" w:type="dxa"/>
+              <w:bottom w:w="70" w:type="dxa"/>
+              <w:right w:w="110" w:type="dxa"/>
             </w:tcMar>
           </w:tcPr>
           <w:p>
             <w:r>
               <w:rPr>
-                <w:rFonts w:ascii="Arial" w:cs="Arial" w:eastAsia="Arial" w:hAnsi="Arial"/>
                 <w:color w:val="27251F"/>
                 <w:sz w:val="19"/>
                 <w:szCs w:val="19"/>
               </w:rPr>
-              <w:t xml:space="preserve">Next 3 months</w:t>
+              <w:t>Next 3 months</w:t>
             </w:r>
           </w:p>
         </w:tc>
         <w:tc>
           <w:tcPr>
-            <w:tcW w:type="dxa" w:w="6800"/>
+            <w:tcW w:w="6800" w:type="dxa"/>
             <w:tcBorders>
-              <w:top w:val="single" w:color="D9D9D6" w:sz="4"/>
-              <w:left w:val="single" w:color="D9D9D6" w:sz="4"/>
-              <w:bottom w:val="single" w:color="D9D9D6" w:sz="4"/>
-              <w:right w:val="single" w:color="D9D9D6" w:sz="4"/>
+              <w:top w:val="single" w:sz="4" w:space="0" w:color="D9D9D6"/>
+              <w:left w:val="single" w:sz="4" w:space="0" w:color="D9D9D6"/>
+              <w:bottom w:val="single" w:sz="4" w:space="0" w:color="D9D9D6"/>
+              <w:right w:val="single" w:sz="4" w:space="0" w:color="D9D9D6"/>
             </w:tcBorders>
-            <w:shd w:fill="FFFFFF" w:color="auto" w:val="clear"/>
+            <w:shd w:val="clear" w:color="auto" w:fill="FFFFFF"/>
             <w:tcMar>
-              <w:top w:type="dxa" w:w="70"/>
-              <w:left w:type="dxa" w:w="110"/>
-              <w:bottom w:type="dxa" w:w="70"/>
-              <w:right w:type="dxa" w:w="110"/>
+              <w:top w:w="70" w:type="dxa"/>
+              <w:left w:w="110" w:type="dxa"/>
+              <w:bottom w:w="70" w:type="dxa"/>
+              <w:right w:w="110" w:type="dxa"/>
             </w:tcMar>
           </w:tcPr>
           <w:p>
             <w:r>
               <w:rPr>
-                <w:rFonts w:ascii="Arial" w:cs="Arial" w:eastAsia="Arial" w:hAnsi="Arial"/>
                 <w:color w:val="27251F"/>
                 <w:sz w:val="19"/>
                 <w:szCs w:val="19"/>
               </w:rPr>
-              <w:t xml:space="preserve">Hires needed in the coming three months (from this month on when you look at the current year).</w:t>
+              <w:t>Hires needed in the coming three months (from this month on when you look at the current year).</w:t>
             </w:r>
           </w:p>
         </w:tc>
       </w:tr>
       <w:tr>
+        <w:tblPrEx>
+          <w:tblCellMar>
+            <w:top w:w="0" w:type="dxa"/>
+            <w:bottom w:w="0" w:type="dxa"/>
+          </w:tblCellMar>
+        </w:tblPrEx>
         <w:trPr>
           <w:cantSplit/>
-          <w:tblHeader w:val="false"/>
         </w:trPr>
         <w:tc>
           <w:tcPr>
-            <w:tcW w:type="dxa" w:w="2600"/>
+            <w:tcW w:w="2600" w:type="dxa"/>
             <w:tcBorders>
-              <w:top w:val="single" w:color="D9D9D6" w:sz="4"/>
-              <w:left w:val="single" w:color="D9D9D6" w:sz="4"/>
-              <w:bottom w:val="single" w:color="D9D9D6" w:sz="4"/>
-              <w:right w:val="single" w:color="D9D9D6" w:sz="4"/>
+              <w:top w:val="single" w:sz="4" w:space="0" w:color="D9D9D6"/>
+              <w:left w:val="single" w:sz="4" w:space="0" w:color="D9D9D6"/>
+              <w:bottom w:val="single" w:sz="4" w:space="0" w:color="D9D9D6"/>
+              <w:right w:val="single" w:sz="4" w:space="0" w:color="D9D9D6"/>
             </w:tcBorders>
-            <w:shd w:fill="FFFFFF" w:color="auto" w:val="clear"/>
+            <w:shd w:val="clear" w:color="auto" w:fill="FFFFFF"/>
             <w:tcMar>
-              <w:top w:type="dxa" w:w="70"/>
-              <w:left w:type="dxa" w:w="110"/>
-              <w:bottom w:type="dxa" w:w="70"/>
-              <w:right w:type="dxa" w:w="110"/>
+              <w:top w:w="70" w:type="dxa"/>
+              <w:left w:w="110" w:type="dxa"/>
+              <w:bottom w:w="70" w:type="dxa"/>
+              <w:right w:w="110" w:type="dxa"/>
             </w:tcMar>
           </w:tcPr>
           <w:p>
             <w:r>
               <w:rPr>
-                <w:rFonts w:ascii="Arial" w:cs="Arial" w:eastAsia="Arial" w:hAnsi="Arial"/>
                 <w:color w:val="27251F"/>
                 <w:sz w:val="19"/>
                 <w:szCs w:val="19"/>
               </w:rPr>
-              <w:t xml:space="preserve">Store with most hires</w:t>
+              <w:t>Store with most hires</w:t>
             </w:r>
           </w:p>
         </w:tc>
         <w:tc>
           <w:tcPr>
-            <w:tcW w:type="dxa" w:w="6800"/>
+            <w:tcW w:w="6800" w:type="dxa"/>
             <w:tcBorders>
-              <w:top w:val="single" w:color="D9D9D6" w:sz="4"/>
-              <w:left w:val="single" w:color="D9D9D6" w:sz="4"/>
-              <w:bottom w:val="single" w:color="D9D9D6" w:sz="4"/>
-              <w:right w:val="single" w:color="D9D9D6" w:sz="4"/>
+              <w:top w:val="single" w:sz="4" w:space="0" w:color="D9D9D6"/>
+              <w:left w:val="single" w:sz="4" w:space="0" w:color="D9D9D6"/>
+              <w:bottom w:val="single" w:sz="4" w:space="0" w:color="D9D9D6"/>
+              <w:right w:val="single" w:sz="4" w:space="0" w:color="D9D9D6"/>
             </w:tcBorders>
-            <w:shd w:fill="FFFFFF" w:color="auto" w:val="clear"/>
+            <w:shd w:val="clear" w:color="auto" w:fill="FFFFFF"/>
             <w:tcMar>
-              <w:top w:type="dxa" w:w="70"/>
-              <w:left w:type="dxa" w:w="110"/>
-              <w:bottom w:type="dxa" w:w="70"/>
-              <w:right w:type="dxa" w:w="110"/>
+              <w:top w:w="70" w:type="dxa"/>
+              <w:left w:w="110" w:type="dxa"/>
+              <w:bottom w:w="70" w:type="dxa"/>
+              <w:right w:w="110" w:type="dxa"/>
             </w:tcMar>
           </w:tcPr>
           <w:p>
             <w:r>
               <w:rPr>
-                <w:rFonts w:ascii="Arial" w:cs="Arial" w:eastAsia="Arial" w:hAnsi="Arial"/>
                 <w:color w:val="27251F"/>
                 <w:sz w:val="19"/>
                 <w:szCs w:val="19"/>
               </w:rPr>
-              <w:t xml:space="preserve">The store with the highest total over the year. It only shows when the table is viewed by store.</w:t>
+              <w:t>The store with the highest total over the year. It only shows when the table is viewed by store.</w:t>
             </w:r>
           </w:p>
         </w:tc>
@@ -822,39 +845,42 @@
       <w:pPr>
         <w:spacing w:after="40"/>
       </w:pPr>
-      <w:r>
-        <w:rPr>
-          <w:rFonts w:ascii="Arial" w:cs="Arial" w:eastAsia="Arial" w:hAnsi="Arial"/>
-          <w:color w:val="27251F"/>
-          <w:sz w:val="21"/>
-          <w:szCs w:val="21"/>
-        </w:rPr>
-        <w:t xml:space="preserve"/>
-      </w:r>
-    </w:p>
-    <w:p>
-      <w:pPr>
-        <w:spacing w:after="90" w:line="290"/>
-      </w:pPr>
-      <w:r>
-        <w:rPr>
-          <w:rFonts w:ascii="Arial" w:cs="Arial" w:eastAsia="Arial" w:hAnsi="Arial"/>
+    </w:p>
+    <w:p>
+      <w:pPr>
+        <w:spacing w:after="90" w:line="290" w:lineRule="auto"/>
+      </w:pPr>
+      <w:r>
+        <w:rPr>
           <w:b/>
           <w:bCs/>
           <w:color w:val="27251F"/>
-          <w:sz w:val="21"/>
-          <w:szCs w:val="21"/>
-        </w:rPr>
-        <w:t xml:space="preserve">Then decide: </w:t>
-      </w:r>
-      <w:r>
-        <w:rPr>
-          <w:rFonts w:ascii="Arial" w:cs="Arial" w:eastAsia="Arial" w:hAnsi="Arial"/>
-          <w:color w:val="27251F"/>
-          <w:sz w:val="21"/>
-          <w:szCs w:val="21"/>
-        </w:rPr>
-        <w:t xml:space="preserve">plan your recruitment capacity around the busiest month and the next three months.</w:t>
+        </w:rPr>
+        <w:t xml:space="preserve">Then </w:t>
+      </w:r>
+      <w:proofErr w:type="gramStart"/>
+      <w:r>
+        <w:rPr>
+          <w:b/>
+          <w:bCs/>
+          <w:color w:val="27251F"/>
+        </w:rPr>
+        <w:t>decide:</w:t>
+      </w:r>
+      <w:proofErr w:type="gramEnd"/>
+      <w:r>
+        <w:rPr>
+          <w:b/>
+          <w:bCs/>
+          <w:color w:val="27251F"/>
+        </w:rPr>
+        <w:t xml:space="preserve"> </w:t>
+      </w:r>
+      <w:r>
+        <w:rPr>
+          <w:color w:val="27251F"/>
+        </w:rPr>
+        <w:t>plan your recruitment capacity around the busiest month and the next three months.</w:t>
       </w:r>
     </w:p>
     <w:p>
@@ -862,21 +888,24 @@
         <w:pStyle w:val="Heading2"/>
       </w:pPr>
       <w:r>
-        <w:t xml:space="preserve">Step 3 - Read the Smart Insights</w:t>
+        <w:t>Step 3 - Read the Smart Insights</w:t>
       </w:r>
     </w:p>
     <w:p>
       <w:pPr>
         <w:keepNext/>
-        <w:spacing w:after="120" w:before="60"/>
+        <w:spacing w:before="60" w:after="120"/>
         <w:jc w:val="center"/>
       </w:pPr>
       <w:r>
+        <w:rPr>
+          <w:noProof/>
+        </w:rPr>
         <w:drawing>
-          <wp:inline distT="0" distB="0" distL="0" distR="0">
-            <wp:extent cx="5715000" cy="1200150"/>
-            <wp:effectExtent t="0" r="0" b="0" l="0"/>
-            <wp:docPr id="1" name="" descr="" title=""/>
+          <wp:inline distT="0" distB="0" distL="0" distR="0" wp14:anchorId="73FB6911" wp14:editId="0EFA9D13">
+            <wp:extent cx="6953250" cy="1457325"/>
+            <wp:effectExtent l="0" t="0" r="0" b="0"/>
+            <wp:docPr id="822763848" name="Picture 822763848"/>
             <wp:cNvGraphicFramePr>
               <a:graphicFrameLocks xmlns:a="http://schemas.openxmlformats.org/drawingml/2006/main" noChangeAspect="1"/>
             </wp:cNvGraphicFramePr>
@@ -884,13 +913,13 @@
               <a:graphicData uri="http://schemas.openxmlformats.org/drawingml/2006/picture">
                 <pic:pic xmlns:pic="http://schemas.openxmlformats.org/drawingml/2006/picture">
                   <pic:nvPicPr>
-                    <pic:cNvPr id="0" name="" descr=""/>
+                    <pic:cNvPr id="0" name=""/>
                     <pic:cNvPicPr>
                       <a:picLocks noChangeAspect="1" noChangeArrowheads="1"/>
                     </pic:cNvPicPr>
                   </pic:nvPicPr>
                   <pic:blipFill>
-                    <a:blip r:embed="rId14" cstate="none"/>
+                    <a:blip r:embed="rId12"/>
                     <a:srcRect/>
                     <a:stretch>
                       <a:fillRect/>
@@ -899,7 +928,7 @@
                   <pic:spPr bwMode="auto">
                     <a:xfrm>
                       <a:off x="0" y="0"/>
-                      <a:ext cx="5715000" cy="1200150"/>
+                      <a:ext cx="6953250" cy="1457325"/>
                     </a:xfrm>
                     <a:prstGeom prst="rect">
                       <a:avLst/>
@@ -914,16 +943,13 @@
     </w:p>
     <w:p>
       <w:pPr>
-        <w:spacing w:after="90" w:line="290"/>
-      </w:pPr>
-      <w:r>
-        <w:rPr>
-          <w:rFonts w:ascii="Arial" w:cs="Arial" w:eastAsia="Arial" w:hAnsi="Arial"/>
-          <w:color w:val="27251F"/>
-          <w:sz w:val="21"/>
-          <w:szCs w:val="21"/>
-        </w:rPr>
-        <w:t xml:space="preserve">A few plain sentences worked out from the table: the busiest month, whether the next 3 months are above or below the monthly average, whether monthly hiring rises or falls through the year, how concentrated the hiring is, the consultant whose stores need the most hires, and how many hires only replace early leavers. They follow your filters and the "View by" choice.</w:t>
+        <w:spacing w:after="70" w:line="270" w:lineRule="auto"/>
+      </w:pPr>
+      <w:r>
+        <w:rPr>
+          <w:color w:val="27251F"/>
+        </w:rPr>
+        <w:t>A few plain sentences worked out from the table: the busiest month, whether the next 3 months are above or below the monthly average, whether monthly hiring rises or falls through the year, how concentrated the hiring is, the consultant whose stores need the most hires, and how many hires only replace early leavers. They follow your filters and the "View by" choice.</w:t>
       </w:r>
     </w:p>
     <w:p>
@@ -931,21 +957,25 @@
         <w:pStyle w:val="Heading2"/>
       </w:pPr>
       <w:r>
-        <w:t xml:space="preserve">Step 4 - When are the hires needed?</w:t>
+        <w:lastRenderedPageBreak/>
+        <w:t>Step 4 - When are the hires needed?</w:t>
       </w:r>
     </w:p>
     <w:p>
       <w:pPr>
         <w:keepNext/>
-        <w:spacing w:after="120" w:before="60"/>
+        <w:spacing w:before="60" w:after="120"/>
         <w:jc w:val="center"/>
       </w:pPr>
       <w:r>
+        <w:rPr>
+          <w:noProof/>
+        </w:rPr>
         <w:drawing>
-          <wp:inline distT="0" distB="0" distL="0" distR="0">
-            <wp:extent cx="5715000" cy="1609725"/>
-            <wp:effectExtent t="0" r="0" b="0" l="0"/>
-            <wp:docPr id="1" name="" descr="" title=""/>
+          <wp:inline distT="0" distB="0" distL="0" distR="0" wp14:anchorId="3F68AAF5" wp14:editId="2D7356AA">
+            <wp:extent cx="6953250" cy="1962150"/>
+            <wp:effectExtent l="0" t="0" r="0" b="0"/>
+            <wp:docPr id="2040156896" name="Picture 2040156896"/>
             <wp:cNvGraphicFramePr>
               <a:graphicFrameLocks xmlns:a="http://schemas.openxmlformats.org/drawingml/2006/main" noChangeAspect="1"/>
             </wp:cNvGraphicFramePr>
@@ -953,13 +983,13 @@
               <a:graphicData uri="http://schemas.openxmlformats.org/drawingml/2006/picture">
                 <pic:pic xmlns:pic="http://schemas.openxmlformats.org/drawingml/2006/picture">
                   <pic:nvPicPr>
-                    <pic:cNvPr id="0" name="" descr=""/>
+                    <pic:cNvPr id="0" name=""/>
                     <pic:cNvPicPr>
                       <a:picLocks noChangeAspect="1" noChangeArrowheads="1"/>
                     </pic:cNvPicPr>
                   </pic:nvPicPr>
                   <pic:blipFill>
-                    <a:blip r:embed="rId15" cstate="none"/>
+                    <a:blip r:embed="rId13"/>
                     <a:srcRect/>
                     <a:stretch>
                       <a:fillRect/>
@@ -968,7 +998,7 @@
                   <pic:spPr bwMode="auto">
                     <a:xfrm>
                       <a:off x="0" y="0"/>
-                      <a:ext cx="5715000" cy="1609725"/>
+                      <a:ext cx="6953250" cy="1962150"/>
                     </a:xfrm>
                     <a:prstGeom prst="rect">
                       <a:avLst/>
@@ -983,41 +1013,46 @@
     </w:p>
     <w:p>
       <w:pPr>
-        <w:spacing w:after="90" w:line="290"/>
-      </w:pPr>
-      <w:r>
-        <w:rPr>
-          <w:rFonts w:ascii="Arial" w:cs="Arial" w:eastAsia="Arial" w:hAnsi="Arial"/>
-          <w:color w:val="27251F"/>
-          <w:sz w:val="21"/>
-          <w:szCs w:val="21"/>
-        </w:rPr>
-        <w:t xml:space="preserve">Hires needed in each month. Dark bars are months that already have an uploaded employee list; light bars are forecast. Hover a bar to see the month and its number.</w:t>
-      </w:r>
-    </w:p>
-    <w:p>
-      <w:pPr>
-        <w:spacing w:after="90" w:line="290"/>
-      </w:pPr>
-      <w:r>
-        <w:rPr>
-          <w:rFonts w:ascii="Arial" w:cs="Arial" w:eastAsia="Arial" w:hAnsi="Arial"/>
+        <w:spacing w:after="70" w:line="270" w:lineRule="auto"/>
+      </w:pPr>
+      <w:r>
+        <w:rPr>
+          <w:color w:val="27251F"/>
+        </w:rPr>
+        <w:t xml:space="preserve">Hires </w:t>
+      </w:r>
+      <w:proofErr w:type="gramStart"/>
+      <w:r>
+        <w:rPr>
+          <w:color w:val="27251F"/>
+        </w:rPr>
+        <w:t>needed in</w:t>
+      </w:r>
+      <w:proofErr w:type="gramEnd"/>
+      <w:r>
+        <w:rPr>
+          <w:color w:val="27251F"/>
+        </w:rPr>
+        <w:t xml:space="preserve"> each month. Dark bars are months that already have an uploaded employee list; light bars are forecast. Hover a bar to see the month and its number.</w:t>
+      </w:r>
+    </w:p>
+    <w:p>
+      <w:pPr>
+        <w:spacing w:after="90" w:line="290" w:lineRule="auto"/>
+      </w:pPr>
+      <w:r>
+        <w:rPr>
           <w:b/>
           <w:bCs/>
           <w:color w:val="27251F"/>
-          <w:sz w:val="21"/>
-          <w:szCs w:val="21"/>
         </w:rPr>
         <w:t xml:space="preserve">What to look at: </w:t>
       </w:r>
       <w:r>
         <w:rPr>
-          <w:rFonts w:ascii="Arial" w:cs="Arial" w:eastAsia="Arial" w:hAnsi="Arial"/>
-          <w:color w:val="27251F"/>
-          <w:sz w:val="21"/>
-          <w:szCs w:val="21"/>
-        </w:rPr>
-        <w:t xml:space="preserve">which months stand out, and how the light (forecast) bars compare with the dark ones.</w:t>
+          <w:color w:val="27251F"/>
+        </w:rPr>
+        <w:t>which months stand out, and how the light (forecast) bars compare with the dark ones.</w:t>
       </w:r>
     </w:p>
     <w:p>
@@ -1025,21 +1060,35 @@
         <w:pStyle w:val="Heading2"/>
       </w:pPr>
       <w:r>
-        <w:t xml:space="preserve">Step 5 - Which jobs do you need to hire for?</w:t>
+        <w:t>Step 5 - Which jobs do you need to hire for?</w:t>
       </w:r>
     </w:p>
     <w:p>
       <w:pPr>
         <w:keepNext/>
-        <w:spacing w:after="120" w:before="60"/>
+        <w:spacing w:before="60" w:after="120"/>
         <w:jc w:val="center"/>
-      </w:pPr>
-      <w:r>
+        <w:rPr>
+          <w:noProof/>
+          <w:rtl/>
+        </w:rPr>
+      </w:pPr>
+    </w:p>
+    <w:p>
+      <w:pPr>
+        <w:keepNext/>
+        <w:spacing w:before="60" w:after="120"/>
+        <w:jc w:val="center"/>
+      </w:pPr>
+      <w:r>
+        <w:rPr>
+          <w:noProof/>
+        </w:rPr>
         <w:drawing>
-          <wp:inline distT="0" distB="0" distL="0" distR="0">
-            <wp:extent cx="5715000" cy="4705350"/>
-            <wp:effectExtent t="0" r="0" b="0" l="0"/>
-            <wp:docPr id="1" name="" descr="" title=""/>
+          <wp:inline distT="0" distB="0" distL="0" distR="0" wp14:anchorId="3CD0938C" wp14:editId="784A3B3C">
+            <wp:extent cx="6953250" cy="4016829"/>
+            <wp:effectExtent l="0" t="0" r="0" b="3175"/>
+            <wp:docPr id="1708156835" name="Picture 1708156835"/>
             <wp:cNvGraphicFramePr>
               <a:graphicFrameLocks xmlns:a="http://schemas.openxmlformats.org/drawingml/2006/main" noChangeAspect="1"/>
             </wp:cNvGraphicFramePr>
@@ -1047,13 +1096,245 @@
               <a:graphicData uri="http://schemas.openxmlformats.org/drawingml/2006/picture">
                 <pic:pic xmlns:pic="http://schemas.openxmlformats.org/drawingml/2006/picture">
                   <pic:nvPicPr>
-                    <pic:cNvPr id="0" name="" descr=""/>
+                    <pic:cNvPr id="0" name=""/>
+                    <pic:cNvPicPr>
+                      <a:picLocks noChangeAspect="1" noChangeArrowheads="1"/>
+                    </pic:cNvPicPr>
+                  </pic:nvPicPr>
+                  <pic:blipFill rotWithShape="1">
+                    <a:blip r:embed="rId14"/>
+                    <a:srcRect b="29831"/>
+                    <a:stretch>
+                      <a:fillRect/>
+                    </a:stretch>
+                  </pic:blipFill>
+                  <pic:spPr bwMode="auto">
+                    <a:xfrm>
+                      <a:off x="0" y="0"/>
+                      <a:ext cx="6953250" cy="4016829"/>
+                    </a:xfrm>
+                    <a:prstGeom prst="rect">
+                      <a:avLst/>
+                    </a:prstGeom>
+                    <a:ln>
+                      <a:noFill/>
+                    </a:ln>
+                    <a:extLst>
+                      <a:ext uri="{53640926-AAD7-44D8-BBD7-CCE9431645EC}">
+                        <a14:shadowObscured xmlns:a14="http://schemas.microsoft.com/office/drawing/2010/main"/>
+                      </a:ext>
+                    </a:extLst>
+                  </pic:spPr>
+                </pic:pic>
+              </a:graphicData>
+            </a:graphic>
+          </wp:inline>
+        </w:drawing>
+      </w:r>
+    </w:p>
+    <w:p>
+      <w:pPr>
+        <w:spacing w:after="70" w:line="270" w:lineRule="auto"/>
+        <w:rPr>
+          <w:color w:val="27251F"/>
+          <w:rtl/>
+        </w:rPr>
+      </w:pPr>
+    </w:p>
+    <w:p>
+      <w:pPr>
+        <w:spacing w:after="70" w:line="270" w:lineRule="auto"/>
+        <w:rPr>
+          <w:color w:val="27251F"/>
+          <w:rtl/>
+        </w:rPr>
+      </w:pPr>
+    </w:p>
+    <w:p>
+      <w:pPr>
+        <w:spacing w:after="70" w:line="270" w:lineRule="auto"/>
+        <w:rPr>
+          <w:color w:val="27251F"/>
+          <w:rtl/>
+        </w:rPr>
+      </w:pPr>
+    </w:p>
+    <w:p>
+      <w:pPr>
+        <w:spacing w:after="70" w:line="270" w:lineRule="auto"/>
+        <w:rPr>
+          <w:color w:val="27251F"/>
+          <w:rtl/>
+        </w:rPr>
+      </w:pPr>
+    </w:p>
+    <w:p>
+      <w:pPr>
+        <w:spacing w:after="70" w:line="270" w:lineRule="auto"/>
+        <w:rPr>
+          <w:color w:val="27251F"/>
+          <w:rtl/>
+        </w:rPr>
+      </w:pPr>
+    </w:p>
+    <w:p>
+      <w:pPr>
+        <w:spacing w:after="70" w:line="270" w:lineRule="auto"/>
+        <w:rPr>
+          <w:color w:val="27251F"/>
+          <w:rtl/>
+        </w:rPr>
+      </w:pPr>
+    </w:p>
+    <w:p>
+      <w:pPr>
+        <w:spacing w:after="70" w:line="270" w:lineRule="auto"/>
+        <w:rPr>
+          <w:color w:val="27251F"/>
+          <w:rtl/>
+        </w:rPr>
+      </w:pPr>
+    </w:p>
+    <w:p>
+      <w:pPr>
+        <w:spacing w:after="70" w:line="270" w:lineRule="auto"/>
+        <w:rPr>
+          <w:color w:val="27251F"/>
+          <w:rtl/>
+        </w:rPr>
+      </w:pPr>
+    </w:p>
+    <w:p>
+      <w:pPr>
+        <w:spacing w:after="70" w:line="270" w:lineRule="auto"/>
+        <w:rPr>
+          <w:color w:val="27251F"/>
+          <w:rtl/>
+        </w:rPr>
+      </w:pPr>
+      <w:r>
+        <w:rPr>
+          <w:noProof/>
+        </w:rPr>
+        <w:drawing>
+          <wp:inline distT="0" distB="0" distL="0" distR="0" wp14:anchorId="1BB514CD" wp14:editId="0CEBB858">
+            <wp:extent cx="6953250" cy="1496332"/>
+            <wp:effectExtent l="0" t="0" r="1270" b="8890"/>
+            <wp:docPr id="1365508959" name="Picture 1365508959"/>
+            <wp:cNvGraphicFramePr>
+              <a:graphicFrameLocks xmlns:a="http://schemas.openxmlformats.org/drawingml/2006/main" noChangeAspect="1"/>
+            </wp:cNvGraphicFramePr>
+            <a:graphic xmlns:a="http://schemas.openxmlformats.org/drawingml/2006/main">
+              <a:graphicData uri="http://schemas.openxmlformats.org/drawingml/2006/picture">
+                <pic:pic xmlns:pic="http://schemas.openxmlformats.org/drawingml/2006/picture">
+                  <pic:nvPicPr>
+                    <pic:cNvPr id="0" name=""/>
+                    <pic:cNvPicPr>
+                      <a:picLocks noChangeAspect="1" noChangeArrowheads="1"/>
+                    </pic:cNvPicPr>
+                  </pic:nvPicPr>
+                  <pic:blipFill rotWithShape="1">
+                    <a:blip r:embed="rId14"/>
+                    <a:srcRect t="69417" b="4445"/>
+                    <a:stretch>
+                      <a:fillRect/>
+                    </a:stretch>
+                  </pic:blipFill>
+                  <pic:spPr bwMode="auto">
+                    <a:xfrm>
+                      <a:off x="0" y="0"/>
+                      <a:ext cx="6953250" cy="1496332"/>
+                    </a:xfrm>
+                    <a:prstGeom prst="rect">
+                      <a:avLst/>
+                    </a:prstGeom>
+                    <a:ln>
+                      <a:noFill/>
+                    </a:ln>
+                    <a:extLst>
+                      <a:ext uri="{53640926-AAD7-44D8-BBD7-CCE9431645EC}">
+                        <a14:shadowObscured xmlns:a14="http://schemas.microsoft.com/office/drawing/2010/main"/>
+                      </a:ext>
+                    </a:extLst>
+                  </pic:spPr>
+                </pic:pic>
+              </a:graphicData>
+            </a:graphic>
+          </wp:inline>
+        </w:drawing>
+      </w:r>
+    </w:p>
+    <w:p>
+      <w:pPr>
+        <w:spacing w:after="70" w:line="270" w:lineRule="auto"/>
+        <w:rPr>
+          <w:color w:val="27251F"/>
+          <w:rtl/>
+        </w:rPr>
+      </w:pPr>
+    </w:p>
+    <w:p>
+      <w:pPr>
+        <w:spacing w:after="70" w:line="270" w:lineRule="auto"/>
+      </w:pPr>
+      <w:r>
+        <w:rPr>
+          <w:color w:val="27251F"/>
+        </w:rPr>
+        <w:t xml:space="preserve">Hires needed by job title, following the filters above. Pick a month to see the jobs to hire for in that month; </w:t>
+      </w:r>
+      <w:proofErr w:type="gramStart"/>
+      <w:r>
+        <w:rPr>
+          <w:color w:val="27251F"/>
+        </w:rPr>
+        <w:t>otherwise</w:t>
+      </w:r>
+      <w:proofErr w:type="gramEnd"/>
+      <w:r>
+        <w:rPr>
+          <w:color w:val="27251F"/>
+        </w:rPr>
+        <w:t xml:space="preserve"> the whole year is shown. Jobs that need no hires are hidden.</w:t>
+      </w:r>
+    </w:p>
+    <w:p>
+      <w:pPr>
+        <w:pStyle w:val="Heading2"/>
+      </w:pPr>
+      <w:r>
+        <w:t>Step 6 - Read the main table</w:t>
+      </w:r>
+    </w:p>
+    <w:p>
+      <w:pPr>
+        <w:keepNext/>
+        <w:spacing w:before="60" w:after="120"/>
+        <w:jc w:val="center"/>
+      </w:pPr>
+      <w:r>
+        <w:rPr>
+          <w:noProof/>
+        </w:rPr>
+        <w:drawing>
+          <wp:inline distT="0" distB="0" distL="0" distR="0" wp14:anchorId="62629428" wp14:editId="7ADAC0DB">
+            <wp:extent cx="6953250" cy="3562350"/>
+            <wp:effectExtent l="0" t="0" r="0" b="0"/>
+            <wp:docPr id="2023257561" name="Picture 2023257561"/>
+            <wp:cNvGraphicFramePr>
+              <a:graphicFrameLocks xmlns:a="http://schemas.openxmlformats.org/drawingml/2006/main" noChangeAspect="1"/>
+            </wp:cNvGraphicFramePr>
+            <a:graphic xmlns:a="http://schemas.openxmlformats.org/drawingml/2006/main">
+              <a:graphicData uri="http://schemas.openxmlformats.org/drawingml/2006/picture">
+                <pic:pic xmlns:pic="http://schemas.openxmlformats.org/drawingml/2006/picture">
+                  <pic:nvPicPr>
+                    <pic:cNvPr id="0" name=""/>
                     <pic:cNvPicPr>
                       <a:picLocks noChangeAspect="1" noChangeArrowheads="1"/>
                     </pic:cNvPicPr>
                   </pic:nvPicPr>
                   <pic:blipFill>
-                    <a:blip r:embed="rId16" cstate="none"/>
+                    <a:blip r:embed="rId15"/>
                     <a:srcRect/>
                     <a:stretch>
                       <a:fillRect/>
@@ -1062,7 +1343,7 @@
                   <pic:spPr bwMode="auto">
                     <a:xfrm>
                       <a:off x="0" y="0"/>
-                      <a:ext cx="5715000" cy="4705350"/>
+                      <a:ext cx="6953250" cy="3562350"/>
                     </a:xfrm>
                     <a:prstGeom prst="rect">
                       <a:avLst/>
@@ -1077,16 +1358,193 @@
     </w:p>
     <w:p>
       <w:pPr>
-        <w:spacing w:after="90" w:line="290"/>
-      </w:pPr>
-      <w:r>
-        <w:rPr>
-          <w:rFonts w:ascii="Arial" w:cs="Arial" w:eastAsia="Arial" w:hAnsi="Arial"/>
-          <w:color w:val="27251F"/>
-          <w:sz w:val="21"/>
-          <w:szCs w:val="21"/>
-        </w:rPr>
-        <w:t xml:space="preserve">Hires needed by job title, following the filters above. Pick a month to see the jobs to hire for in that month; otherwise the whole year is shown. Jobs that need no hires are hidden.</w:t>
+        <w:spacing w:after="70" w:line="270" w:lineRule="auto"/>
+      </w:pPr>
+      <w:r>
+        <w:rPr>
+          <w:color w:val="27251F"/>
+        </w:rPr>
+        <w:t>Each cell is the number of people to hire in that month to reach the projection. Use "View by" above the table to group the rows by store (with its Operation Consultant), job, payroll group or Operation Consultant - the totals stay the same, only the grouping changes.</w:t>
+      </w:r>
+    </w:p>
+    <w:p>
+      <w:pPr>
+        <w:pStyle w:val="ListParagraph"/>
+        <w:numPr>
+          <w:ilvl w:val="0"/>
+          <w:numId w:val="2"/>
+        </w:numPr>
+        <w:spacing w:after="60" w:line="280" w:lineRule="auto"/>
+      </w:pPr>
+      <w:r>
+        <w:rPr>
+          <w:color w:val="27251F"/>
+        </w:rPr>
+        <w:t>One column per month and a Total at the end. The last row adds up every row.</w:t>
+      </w:r>
+    </w:p>
+    <w:p>
+      <w:pPr>
+        <w:pStyle w:val="ListParagraph"/>
+        <w:numPr>
+          <w:ilvl w:val="0"/>
+          <w:numId w:val="2"/>
+        </w:numPr>
+        <w:spacing w:after="60" w:line="280" w:lineRule="auto"/>
+      </w:pPr>
+      <w:r>
+        <w:rPr>
+          <w:color w:val="27251F"/>
+        </w:rPr>
+        <w:t>The darker the red, the more hires that month. A dash means the projection has no data for that month.</w:t>
+      </w:r>
+    </w:p>
+    <w:p>
+      <w:pPr>
+        <w:pStyle w:val="ListParagraph"/>
+        <w:numPr>
+          <w:ilvl w:val="0"/>
+          <w:numId w:val="2"/>
+        </w:numPr>
+        <w:spacing w:after="60" w:line="280" w:lineRule="auto"/>
+      </w:pPr>
+      <w:r>
+        <w:rPr>
+          <w:color w:val="27251F"/>
+        </w:rPr>
+        <w:t>"Roster" months use the uploaded employee list; "Forecast" months are estimated from the latest roster.</w:t>
+      </w:r>
+    </w:p>
+    <w:p>
+      <w:pPr>
+        <w:pStyle w:val="ListParagraph"/>
+        <w:numPr>
+          <w:ilvl w:val="0"/>
+          <w:numId w:val="2"/>
+        </w:numPr>
+        <w:spacing w:after="60" w:line="280" w:lineRule="auto"/>
+      </w:pPr>
+      <w:r>
+        <w:rPr>
+          <w:color w:val="27251F"/>
+        </w:rPr>
+        <w:t xml:space="preserve">Click a column title to </w:t>
+      </w:r>
+      <w:proofErr w:type="gramStart"/>
+      <w:r>
+        <w:rPr>
+          <w:color w:val="27251F"/>
+        </w:rPr>
+        <w:t>sort, and</w:t>
+      </w:r>
+      <w:proofErr w:type="gramEnd"/>
+      <w:r>
+        <w:rPr>
+          <w:color w:val="27251F"/>
+        </w:rPr>
+        <w:t xml:space="preserve"> use the search box to find a row.</w:t>
+      </w:r>
+    </w:p>
+    <w:p>
+      <w:pPr>
+        <w:spacing w:after="90" w:line="290" w:lineRule="auto"/>
+      </w:pPr>
+      <w:r>
+        <w:rPr>
+          <w:b/>
+          <w:bCs/>
+          <w:color w:val="27251F"/>
+        </w:rPr>
+        <w:t xml:space="preserve">Then </w:t>
+      </w:r>
+      <w:proofErr w:type="gramStart"/>
+      <w:r>
+        <w:rPr>
+          <w:b/>
+          <w:bCs/>
+          <w:color w:val="27251F"/>
+        </w:rPr>
+        <w:t>decide:</w:t>
+      </w:r>
+      <w:proofErr w:type="gramEnd"/>
+      <w:r>
+        <w:rPr>
+          <w:b/>
+          <w:bCs/>
+          <w:color w:val="27251F"/>
+        </w:rPr>
+        <w:t xml:space="preserve"> </w:t>
+      </w:r>
+      <w:r>
+        <w:rPr>
+          <w:color w:val="27251F"/>
+        </w:rPr>
+        <w:t xml:space="preserve">start with the stores at the top (largest total) and the darkest </w:t>
+      </w:r>
+      <w:proofErr w:type="gramStart"/>
+      <w:r>
+        <w:rPr>
+          <w:color w:val="27251F"/>
+        </w:rPr>
+        <w:t>months, and</w:t>
+      </w:r>
+      <w:proofErr w:type="gramEnd"/>
+      <w:r>
+        <w:rPr>
+          <w:color w:val="27251F"/>
+        </w:rPr>
+        <w:t xml:space="preserve"> agree a recruitment plan with the </w:t>
+      </w:r>
+      <w:proofErr w:type="gramStart"/>
+      <w:r>
+        <w:rPr>
+          <w:color w:val="27251F"/>
+        </w:rPr>
+        <w:t>responsible Operation Consultant</w:t>
+      </w:r>
+      <w:proofErr w:type="gramEnd"/>
+      <w:r>
+        <w:rPr>
+          <w:color w:val="27251F"/>
+        </w:rPr>
+        <w:t>.</w:t>
+      </w:r>
+    </w:p>
+    <w:p>
+      <w:pPr>
+        <w:spacing w:after="90" w:line="290" w:lineRule="auto"/>
+      </w:pPr>
+      <w:r>
+        <w:rPr>
+          <w:b/>
+          <w:bCs/>
+          <w:color w:val="27251F"/>
+        </w:rPr>
+        <w:t xml:space="preserve">Good to </w:t>
+      </w:r>
+      <w:proofErr w:type="gramStart"/>
+      <w:r>
+        <w:rPr>
+          <w:b/>
+          <w:bCs/>
+          <w:color w:val="27251F"/>
+        </w:rPr>
+        <w:t>know:</w:t>
+      </w:r>
+      <w:proofErr w:type="gramEnd"/>
+      <w:r>
+        <w:rPr>
+          <w:b/>
+          <w:bCs/>
+          <w:color w:val="27251F"/>
+        </w:rPr>
+        <w:t xml:space="preserve"> </w:t>
+      </w:r>
+      <w:r>
+        <w:rPr>
+          <w:color w:val="27251F"/>
+        </w:rPr>
+        <w:t>for months that already have an uploaded employee list, hires = shortage + expected resignations (per store and job, as on Workforce Planning). Later months are simulated from the latest list: people expected to resign leave, then hires fill up to that month's projection. Expected resignations already include people who leave in their first 90 days.</w:t>
       </w:r>
     </w:p>
     <w:p>
@@ -1094,21 +1552,24 @@
         <w:pStyle w:val="Heading2"/>
       </w:pPr>
       <w:r>
-        <w:t xml:space="preserve">Step 6 - Read the main table</w:t>
-      </w:r>
-    </w:p>
-    <w:p>
-      <w:pPr>
-        <w:keepNext/>
-        <w:spacing w:after="120" w:before="60"/>
+        <w:lastRenderedPageBreak/>
+        <w:t>Step 7 - Who is responsible?</w:t>
+      </w:r>
+    </w:p>
+    <w:p>
+      <w:pPr>
+        <w:spacing w:before="60" w:after="120"/>
         <w:jc w:val="center"/>
       </w:pPr>
       <w:r>
+        <w:rPr>
+          <w:noProof/>
+        </w:rPr>
         <w:drawing>
-          <wp:inline distT="0" distB="0" distL="0" distR="0">
-            <wp:extent cx="5715000" cy="2924175"/>
-            <wp:effectExtent t="0" r="0" b="0" l="0"/>
-            <wp:docPr id="1" name="" descr="" title=""/>
+          <wp:inline distT="0" distB="0" distL="0" distR="0" wp14:anchorId="35259B34" wp14:editId="7EBFE74A">
+            <wp:extent cx="6953250" cy="3048000"/>
+            <wp:effectExtent l="0" t="0" r="0" b="0"/>
+            <wp:docPr id="330589889" name="Picture 330589889"/>
             <wp:cNvGraphicFramePr>
               <a:graphicFrameLocks xmlns:a="http://schemas.openxmlformats.org/drawingml/2006/main" noChangeAspect="1"/>
             </wp:cNvGraphicFramePr>
@@ -1116,13 +1577,13 @@
               <a:graphicData uri="http://schemas.openxmlformats.org/drawingml/2006/picture">
                 <pic:pic xmlns:pic="http://schemas.openxmlformats.org/drawingml/2006/picture">
                   <pic:nvPicPr>
-                    <pic:cNvPr id="0" name="" descr=""/>
+                    <pic:cNvPr id="0" name=""/>
                     <pic:cNvPicPr>
                       <a:picLocks noChangeAspect="1" noChangeArrowheads="1"/>
                     </pic:cNvPicPr>
                   </pic:nvPicPr>
                   <pic:blipFill>
-                    <a:blip r:embed="rId17" cstate="none"/>
+                    <a:blip r:embed="rId16"/>
                     <a:srcRect/>
                     <a:stretch>
                       <a:fillRect/>
@@ -1131,7 +1592,7 @@
                   <pic:spPr bwMode="auto">
                     <a:xfrm>
                       <a:off x="0" y="0"/>
-                      <a:ext cx="5715000" cy="2924175"/>
+                      <a:ext cx="6953250" cy="3048000"/>
                     </a:xfrm>
                     <a:prstGeom prst="rect">
                       <a:avLst/>
@@ -1146,164 +1607,18 @@
     </w:p>
     <w:p>
       <w:pPr>
-        <w:spacing w:after="90" w:line="290"/>
-      </w:pPr>
-      <w:r>
-        <w:rPr>
-          <w:rFonts w:ascii="Arial" w:cs="Arial" w:eastAsia="Arial" w:hAnsi="Arial"/>
-          <w:color w:val="27251F"/>
-          <w:sz w:val="21"/>
-          <w:szCs w:val="21"/>
-        </w:rPr>
-        <w:t xml:space="preserve">Each cell is the number of people to hire in that month to reach the projection. Use "View by" above the table to group the rows by store (with its Operation Consultant), job, payroll group or Operation Consultant - the totals stay the same, only the grouping changes.</w:t>
-      </w:r>
-    </w:p>
-    <w:p>
-      <w:pPr>
-        <w:pStyle w:val="ListParagraph"/>
-        <w:numPr>
-          <w:ilvl w:val="0"/>
-          <w:numId w:val="2"/>
-        </w:numPr>
-        <w:spacing w:after="60" w:line="280"/>
-      </w:pPr>
-      <w:r>
-        <w:rPr>
-          <w:rFonts w:ascii="Arial" w:cs="Arial" w:eastAsia="Arial" w:hAnsi="Arial"/>
-          <w:color w:val="27251F"/>
-          <w:sz w:val="21"/>
-          <w:szCs w:val="21"/>
-        </w:rPr>
-        <w:t xml:space="preserve">One column per month and a Total at the end. The last row adds up every row.</w:t>
-      </w:r>
-    </w:p>
-    <w:p>
-      <w:pPr>
-        <w:pStyle w:val="ListParagraph"/>
-        <w:numPr>
-          <w:ilvl w:val="0"/>
-          <w:numId w:val="2"/>
-        </w:numPr>
-        <w:spacing w:after="60" w:line="280"/>
-      </w:pPr>
-      <w:r>
-        <w:rPr>
-          <w:rFonts w:ascii="Arial" w:cs="Arial" w:eastAsia="Arial" w:hAnsi="Arial"/>
-          <w:color w:val="27251F"/>
-          <w:sz w:val="21"/>
-          <w:szCs w:val="21"/>
-        </w:rPr>
-        <w:t xml:space="preserve">The darker the red, the more hires that month. A dash means the projection has no data for that month.</w:t>
-      </w:r>
-    </w:p>
-    <w:p>
-      <w:pPr>
-        <w:pStyle w:val="ListParagraph"/>
-        <w:numPr>
-          <w:ilvl w:val="0"/>
-          <w:numId w:val="2"/>
-        </w:numPr>
-        <w:spacing w:after="60" w:line="280"/>
-      </w:pPr>
-      <w:r>
-        <w:rPr>
-          <w:rFonts w:ascii="Arial" w:cs="Arial" w:eastAsia="Arial" w:hAnsi="Arial"/>
-          <w:color w:val="27251F"/>
-          <w:sz w:val="21"/>
-          <w:szCs w:val="21"/>
-        </w:rPr>
-        <w:t xml:space="preserve">"Roster" months use the uploaded employee list; "Forecast" months are estimated from the latest roster.</w:t>
-      </w:r>
-    </w:p>
-    <w:p>
-      <w:pPr>
-        <w:pStyle w:val="ListParagraph"/>
-        <w:numPr>
-          <w:ilvl w:val="0"/>
-          <w:numId w:val="2"/>
-        </w:numPr>
-        <w:spacing w:after="60" w:line="280"/>
-      </w:pPr>
-      <w:r>
-        <w:rPr>
-          <w:rFonts w:ascii="Arial" w:cs="Arial" w:eastAsia="Arial" w:hAnsi="Arial"/>
-          <w:color w:val="27251F"/>
-          <w:sz w:val="21"/>
-          <w:szCs w:val="21"/>
-        </w:rPr>
-        <w:t xml:space="preserve">Click a column title to sort, and use the search box to find a row.</w:t>
-      </w:r>
-    </w:p>
-    <w:p>
-      <w:pPr>
-        <w:spacing w:after="90" w:line="290"/>
-      </w:pPr>
-      <w:r>
-        <w:rPr>
-          <w:rFonts w:ascii="Arial" w:cs="Arial" w:eastAsia="Arial" w:hAnsi="Arial"/>
-          <w:b/>
-          <w:bCs/>
-          <w:color w:val="27251F"/>
-          <w:sz w:val="21"/>
-          <w:szCs w:val="21"/>
-        </w:rPr>
-        <w:t xml:space="preserve">Then decide: </w:t>
-      </w:r>
-      <w:r>
-        <w:rPr>
-          <w:rFonts w:ascii="Arial" w:cs="Arial" w:eastAsia="Arial" w:hAnsi="Arial"/>
-          <w:color w:val="27251F"/>
-          <w:sz w:val="21"/>
-          <w:szCs w:val="21"/>
-        </w:rPr>
-        <w:t xml:space="preserve">start with the stores at the top (largest total) and the darkest months, and agree a recruitment plan with the responsible Operation Consultant.</w:t>
-      </w:r>
-    </w:p>
-    <w:p>
-      <w:pPr>
-        <w:spacing w:after="90" w:line="290"/>
-      </w:pPr>
-      <w:r>
-        <w:rPr>
-          <w:rFonts w:ascii="Arial" w:cs="Arial" w:eastAsia="Arial" w:hAnsi="Arial"/>
-          <w:b/>
-          <w:bCs/>
-          <w:color w:val="27251F"/>
-          <w:sz w:val="21"/>
-          <w:szCs w:val="21"/>
-        </w:rPr>
-        <w:t xml:space="preserve">Good to know: </w:t>
-      </w:r>
-      <w:r>
-        <w:rPr>
-          <w:rFonts w:ascii="Arial" w:cs="Arial" w:eastAsia="Arial" w:hAnsi="Arial"/>
-          <w:color w:val="27251F"/>
-          <w:sz w:val="21"/>
-          <w:szCs w:val="21"/>
-        </w:rPr>
-        <w:t xml:space="preserve">for months that already have an uploaded employee list, hires = shortage + expected resignations (per store and job, as on Workforce Planning). Later months are simulated from the latest list: people expected to resign leave, then hires fill up to that month's projection. Expected resignations already include people who leave in their first 90 days.</w:t>
-      </w:r>
-    </w:p>
-    <w:p>
-      <w:pPr>
-        <w:pStyle w:val="Heading2"/>
-      </w:pPr>
-      <w:r>
-        <w:t xml:space="preserve">Step 7 - Who is responsible?</w:t>
-      </w:r>
-    </w:p>
-    <w:p>
-      <w:pPr>
-        <w:keepNext/>
-        <w:spacing w:after="120" w:before="60"/>
+        <w:spacing w:before="60" w:after="120"/>
         <w:jc w:val="center"/>
       </w:pPr>
       <w:r>
+        <w:rPr>
+          <w:noProof/>
+        </w:rPr>
         <w:drawing>
-          <wp:inline distT="0" distB="0" distL="0" distR="0">
-            <wp:extent cx="5715000" cy="2505075"/>
-            <wp:effectExtent t="0" r="0" b="0" l="0"/>
-            <wp:docPr id="1" name="" descr="" title=""/>
+          <wp:inline distT="0" distB="0" distL="0" distR="0" wp14:anchorId="2318F413" wp14:editId="0F584FDA">
+            <wp:extent cx="6953250" cy="1304925"/>
+            <wp:effectExtent l="0" t="0" r="0" b="0"/>
+            <wp:docPr id="1278772111" name="Picture 1278772111"/>
             <wp:cNvGraphicFramePr>
               <a:graphicFrameLocks xmlns:a="http://schemas.openxmlformats.org/drawingml/2006/main" noChangeAspect="1"/>
             </wp:cNvGraphicFramePr>
@@ -1311,13 +1626,13 @@
               <a:graphicData uri="http://schemas.openxmlformats.org/drawingml/2006/picture">
                 <pic:pic xmlns:pic="http://schemas.openxmlformats.org/drawingml/2006/picture">
                   <pic:nvPicPr>
-                    <pic:cNvPr id="0" name="" descr=""/>
+                    <pic:cNvPr id="0" name=""/>
                     <pic:cNvPicPr>
                       <a:picLocks noChangeAspect="1" noChangeArrowheads="1"/>
                     </pic:cNvPicPr>
                   </pic:nvPicPr>
                   <pic:blipFill>
-                    <a:blip r:embed="rId18" cstate="none"/>
+                    <a:blip r:embed="rId17"/>
                     <a:srcRect/>
                     <a:stretch>
                       <a:fillRect/>
@@ -1326,7 +1641,7 @@
                   <pic:spPr bwMode="auto">
                     <a:xfrm>
                       <a:off x="0" y="0"/>
-                      <a:ext cx="5715000" cy="2505075"/>
+                      <a:ext cx="6953250" cy="1304925"/>
                     </a:xfrm>
                     <a:prstGeom prst="rect">
                       <a:avLst/>
@@ -1341,16 +1656,18 @@
     </w:p>
     <w:p>
       <w:pPr>
-        <w:keepNext/>
-        <w:spacing w:after="120" w:before="60"/>
+        <w:spacing w:before="60" w:after="120"/>
         <w:jc w:val="center"/>
       </w:pPr>
       <w:r>
+        <w:rPr>
+          <w:noProof/>
+        </w:rPr>
         <w:drawing>
-          <wp:inline distT="0" distB="0" distL="0" distR="0">
-            <wp:extent cx="5715000" cy="1076325"/>
-            <wp:effectExtent t="0" r="0" b="0" l="0"/>
-            <wp:docPr id="1" name="" descr="" title=""/>
+          <wp:inline distT="0" distB="0" distL="0" distR="0" wp14:anchorId="49FC1498" wp14:editId="66AEE01C">
+            <wp:extent cx="6953250" cy="1304925"/>
+            <wp:effectExtent l="0" t="0" r="0" b="0"/>
+            <wp:docPr id="656750544" name="Picture 656750544"/>
             <wp:cNvGraphicFramePr>
               <a:graphicFrameLocks xmlns:a="http://schemas.openxmlformats.org/drawingml/2006/main" noChangeAspect="1"/>
             </wp:cNvGraphicFramePr>
@@ -1358,13 +1675,13 @@
               <a:graphicData uri="http://schemas.openxmlformats.org/drawingml/2006/picture">
                 <pic:pic xmlns:pic="http://schemas.openxmlformats.org/drawingml/2006/picture">
                   <pic:nvPicPr>
-                    <pic:cNvPr id="0" name="" descr=""/>
+                    <pic:cNvPr id="0" name=""/>
                     <pic:cNvPicPr>
                       <a:picLocks noChangeAspect="1" noChangeArrowheads="1"/>
                     </pic:cNvPicPr>
                   </pic:nvPicPr>
                   <pic:blipFill>
-                    <a:blip r:embed="rId19" cstate="none"/>
+                    <a:blip r:embed="rId18"/>
                     <a:srcRect/>
                     <a:stretch>
                       <a:fillRect/>
@@ -1373,7 +1690,7 @@
                   <pic:spPr bwMode="auto">
                     <a:xfrm>
                       <a:off x="0" y="0"/>
-                      <a:ext cx="5715000" cy="1076325"/>
+                      <a:ext cx="6953250" cy="1304925"/>
                     </a:xfrm>
                     <a:prstGeom prst="rect">
                       <a:avLst/>
@@ -1389,15 +1706,18 @@
     <w:p>
       <w:pPr>
         <w:keepNext/>
-        <w:spacing w:after="120" w:before="60"/>
+        <w:spacing w:before="60" w:after="120"/>
         <w:jc w:val="center"/>
       </w:pPr>
       <w:r>
+        <w:rPr>
+          <w:noProof/>
+        </w:rPr>
         <w:drawing>
-          <wp:inline distT="0" distB="0" distL="0" distR="0">
-            <wp:extent cx="5715000" cy="1076325"/>
-            <wp:effectExtent t="0" r="0" b="0" l="0"/>
-            <wp:docPr id="1" name="" descr="" title=""/>
+          <wp:inline distT="0" distB="0" distL="0" distR="0" wp14:anchorId="5DD88AA8" wp14:editId="574C2BDE">
+            <wp:extent cx="6953250" cy="1524000"/>
+            <wp:effectExtent l="0" t="0" r="0" b="0"/>
+            <wp:docPr id="893781119" name="Picture 893781119"/>
             <wp:cNvGraphicFramePr>
               <a:graphicFrameLocks xmlns:a="http://schemas.openxmlformats.org/drawingml/2006/main" noChangeAspect="1"/>
             </wp:cNvGraphicFramePr>
@@ -1405,13 +1725,13 @@
               <a:graphicData uri="http://schemas.openxmlformats.org/drawingml/2006/picture">
                 <pic:pic xmlns:pic="http://schemas.openxmlformats.org/drawingml/2006/picture">
                   <pic:nvPicPr>
-                    <pic:cNvPr id="0" name="" descr=""/>
+                    <pic:cNvPr id="0" name=""/>
                     <pic:cNvPicPr>
                       <a:picLocks noChangeAspect="1" noChangeArrowheads="1"/>
                     </pic:cNvPicPr>
                   </pic:nvPicPr>
                   <pic:blipFill>
-                    <a:blip r:embed="rId20" cstate="none"/>
+                    <a:blip r:embed="rId19"/>
                     <a:srcRect/>
                     <a:stretch>
                       <a:fillRect/>
@@ -1420,7 +1740,7 @@
                   <pic:spPr bwMode="auto">
                     <a:xfrm>
                       <a:off x="0" y="0"/>
-                      <a:ext cx="5715000" cy="1076325"/>
+                      <a:ext cx="6953250" cy="1524000"/>
                     </a:xfrm>
                     <a:prstGeom prst="rect">
                       <a:avLst/>
@@ -1435,94 +1755,40 @@
     </w:p>
     <w:p>
       <w:pPr>
-        <w:keepNext/>
-        <w:spacing w:after="120" w:before="60"/>
-        <w:jc w:val="center"/>
-      </w:pPr>
-      <w:r>
-        <w:drawing>
-          <wp:inline distT="0" distB="0" distL="0" distR="0">
-            <wp:extent cx="5715000" cy="1247775"/>
-            <wp:effectExtent t="0" r="0" b="0" l="0"/>
-            <wp:docPr id="1" name="" descr="" title=""/>
-            <wp:cNvGraphicFramePr>
-              <a:graphicFrameLocks xmlns:a="http://schemas.openxmlformats.org/drawingml/2006/main" noChangeAspect="1"/>
-            </wp:cNvGraphicFramePr>
-            <a:graphic xmlns:a="http://schemas.openxmlformats.org/drawingml/2006/main">
-              <a:graphicData uri="http://schemas.openxmlformats.org/drawingml/2006/picture">
-                <pic:pic xmlns:pic="http://schemas.openxmlformats.org/drawingml/2006/picture">
-                  <pic:nvPicPr>
-                    <pic:cNvPr id="0" name="" descr=""/>
-                    <pic:cNvPicPr>
-                      <a:picLocks noChangeAspect="1" noChangeArrowheads="1"/>
-                    </pic:cNvPicPr>
-                  </pic:nvPicPr>
-                  <pic:blipFill>
-                    <a:blip r:embed="rId21" cstate="none"/>
-                    <a:srcRect/>
-                    <a:stretch>
-                      <a:fillRect/>
-                    </a:stretch>
-                  </pic:blipFill>
-                  <pic:spPr bwMode="auto">
-                    <a:xfrm>
-                      <a:off x="0" y="0"/>
-                      <a:ext cx="5715000" cy="1247775"/>
-                    </a:xfrm>
-                    <a:prstGeom prst="rect">
-                      <a:avLst/>
-                    </a:prstGeom>
-                  </pic:spPr>
-                </pic:pic>
-              </a:graphicData>
-            </a:graphic>
-          </wp:inline>
-        </w:drawing>
-      </w:r>
-    </w:p>
-    <w:p>
-      <w:pPr>
-        <w:spacing w:after="90" w:line="290"/>
-      </w:pPr>
-      <w:r>
-        <w:rPr>
-          <w:rFonts w:ascii="Arial" w:cs="Arial" w:eastAsia="Arial" w:hAnsi="Arial"/>
-          <w:color w:val="27251F"/>
-          <w:sz w:val="21"/>
-          <w:szCs w:val="21"/>
-        </w:rPr>
-        <w:t xml:space="preserve">The same hires per month, rolled up by Operation Consultant, Director, Manager and Senior Consultant, with the number of stores each covers.</w:t>
+        <w:spacing w:after="70" w:line="270" w:lineRule="auto"/>
+        <w:rPr>
+          <w:color w:val="27251F"/>
+          <w:rtl/>
+        </w:rPr>
+      </w:pPr>
+    </w:p>
+    <w:p>
+      <w:pPr>
+        <w:spacing w:after="70" w:line="270" w:lineRule="auto"/>
+      </w:pPr>
+      <w:r>
+        <w:rPr>
+          <w:color w:val="27251F"/>
+        </w:rPr>
+        <w:t>The same hires per month, rolled up by Operation Consultant, Director, Manager and Senior Consultant, with the number of stores each covers.</w:t>
       </w:r>
     </w:p>
     <w:sectPr>
-      <w:headerReference w:type="default" r:id="rId7"/>
-      <w:footerReference w:type="default" r:id="rId8"/>
-      <w:pgSz w:w="11906" w:h="16838" w:orient="portrait"/>
-      <w:pgMar w:top="1300" w:right="1250" w:bottom="1000" w:left="1250" w:header="708" w:footer="708" w:gutter="0"/>
-      <w:pgNumType/>
+      <w:headerReference w:type="default" r:id="rId20"/>
+      <w:footerReference w:type="default" r:id="rId21"/>
+      <w:pgSz w:w="11906" w:h="16838"/>
+      <w:pgMar w:top="1500" w:right="432" w:bottom="994" w:left="432" w:header="706" w:footer="706" w:gutter="0"/>
+      <w:cols w:space="720"/>
       <w:docGrid w:linePitch="360"/>
     </w:sectPr>
   </w:body>
 </w:document>
 </file>
 
-<file path=word/comments.xml><?xml version="1.0" encoding="utf-8"?>
-<w:comments xmlns:cx="http://schemas.microsoft.com/office/drawing/2014/chartex" xmlns:cx1="http://schemas.microsoft.com/office/drawing/2015/9/8/chartex" xmlns:cx2="http://schemas.microsoft.com/office/drawing/2015/10/21/chartex" xmlns:cx3="http://schemas.microsoft.com/office/drawing/2016/5/9/chartex" xmlns:cx4="http://schemas.microsoft.com/office/drawing/2016/5/10/chartex" xmlns:cx5="http://schemas.microsoft.com/office/drawing/2016/5/11/chartex" xmlns:cx6="http://schemas.microsoft.com/office/drawing/2016/5/12/chartex" xmlns:cx7="http://schemas.microsoft.com/office/drawing/2016/5/13/chartex" xmlns:cx8="http://schemas.microsoft.com/office/drawing/2016/5/14/chartex" xmlns:mc="http://schemas.openxmlformats.org/markup-compatibility/2006" xmlns:aink="http://schemas.microsoft.com/office/drawing/2016/ink" xmlns:am3d="http://schemas.microsoft.com/office/drawing/2017/model3d" xmlns:o="urn:schemas-microsoft-com:office:office" xmlns:r="http://schemas.openxmlformats.org/officeDocument/2006/relationships" xmlns:m="http://schemas.openxmlformats.org/officeDocument/2006/math" xmlns:v="urn:schemas-microsoft-com:vml" xmlns:wp14="http://schemas.microsoft.com/office/word/2010/wordprocessingDrawing" xmlns:wp="http://schemas.openxmlformats.org/drawingml/2006/wordprocessingDrawing" xmlns:w10="urn:schemas-microsoft-com:office:word" xmlns:w="http://schemas.openxmlformats.org/wordprocessingml/2006/main" xmlns:w14="http://schemas.microsoft.com/office/word/2010/wordml" xmlns:w15="http://schemas.microsoft.com/office/word/2012/wordml" xmlns:w16cex="http://schemas.microsoft.com/office/word/2018/wordml/cex" xmlns:w16cid="http://schemas.microsoft.com/office/word/2016/wordml/cid" xmlns:w16="http://schemas.microsoft.com/office/word/2018/wordml" xmlns:w16sdtdh="http://schemas.microsoft.com/office/word/2020/wordml/sdtdatahash" xmlns:w16se="http://schemas.microsoft.com/office/word/2015/wordml/symex" xmlns:wpg="http://schemas.microsoft.com/office/word/2010/wordprocessingGroup" xmlns:wpi="http://schemas.microsoft.com/office/word/2010/wordprocessingInk" xmlns:wne="http://schemas.microsoft.com/office/word/2006/wordml" xmlns:wps="http://schemas.microsoft.com/office/word/2010/wordprocessingShape"/>
-</file>
-
 <file path=word/endnotes.xml><?xml version="1.0" encoding="utf-8"?>
-<w:endnotes xmlns:wpc="http://schemas.microsoft.com/office/word/2010/wordprocessingCanvas" xmlns:mc="http://schemas.openxmlformats.org/markup-compatibility/2006" xmlns:o="urn:schemas-microsoft-com:office:office" xmlns:r="http://schemas.openxmlformats.org/officeDocument/2006/relationships" xmlns:m="http://schemas.openxmlformats.org/officeDocument/2006/math" xmlns:v="urn:schemas-microsoft-com:vml" xmlns:wp14="http://schemas.microsoft.com/office/word/2010/wordprocessingDrawing" xmlns:wp="http://schemas.openxmlformats.org/drawingml/2006/wordprocessingDrawing" xmlns:w10="urn:schemas-microsoft-com:office:word" xmlns:w="http://schemas.openxmlformats.org/wordprocessingml/2006/main" xmlns:w14="http://schemas.microsoft.com/office/word/2010/wordml" xmlns:w15="http://schemas.microsoft.com/office/word/2012/wordml" xmlns:wpg="http://schemas.microsoft.com/office/word/2010/wordprocessingGroup" xmlns:wpi="http://schemas.microsoft.com/office/word/2010/wordprocessingInk" xmlns:wne="http://schemas.microsoft.com/office/word/2006/wordml" xmlns:wps="http://schemas.microsoft.com/office/word/2010/wordprocessingShape" mc:Ignorable="w14 w15 wp14">
+<w:endnotes xmlns:wpc="http://schemas.microsoft.com/office/word/2010/wordprocessingCanvas" xmlns:cx="http://schemas.microsoft.com/office/drawing/2014/chartex" xmlns:cx1="http://schemas.microsoft.com/office/drawing/2015/9/8/chartex" xmlns:cx2="http://schemas.microsoft.com/office/drawing/2015/10/21/chartex" xmlns:cx3="http://schemas.microsoft.com/office/drawing/2016/5/9/chartex" xmlns:cx4="http://schemas.microsoft.com/office/drawing/2016/5/10/chartex" xmlns:cx5="http://schemas.microsoft.com/office/drawing/2016/5/11/chartex" xmlns:cx6="http://schemas.microsoft.com/office/drawing/2016/5/12/chartex" xmlns:cx7="http://schemas.microsoft.com/office/drawing/2016/5/13/chartex" xmlns:cx8="http://schemas.microsoft.com/office/drawing/2016/5/14/chartex" xmlns:mc="http://schemas.openxmlformats.org/markup-compatibility/2006" xmlns:aink="http://schemas.microsoft.com/office/drawing/2016/ink" xmlns:am3d="http://schemas.microsoft.com/office/drawing/2017/model3d" xmlns:o="urn:schemas-microsoft-com:office:office" xmlns:oel="http://schemas.microsoft.com/office/2019/extlst" xmlns:r="http://schemas.openxmlformats.org/officeDocument/2006/relationships" xmlns:m="http://schemas.openxmlformats.org/officeDocument/2006/math" xmlns:v="urn:schemas-microsoft-com:vml" xmlns:wp14="http://schemas.microsoft.com/office/word/2010/wordprocessingDrawing" xmlns:wp="http://schemas.openxmlformats.org/drawingml/2006/wordprocessingDrawing" xmlns:w10="urn:schemas-microsoft-com:office:word" xmlns:w="http://schemas.openxmlformats.org/wordprocessingml/2006/main" xmlns:w14="http://schemas.microsoft.com/office/word/2010/wordml" xmlns:w15="http://schemas.microsoft.com/office/word/2012/wordml" xmlns:w16cex="http://schemas.microsoft.com/office/word/2018/wordml/cex" xmlns:w16cid="http://schemas.microsoft.com/office/word/2016/wordml/cid" xmlns:w16="http://schemas.microsoft.com/office/word/2018/wordml" xmlns:w16du="http://schemas.microsoft.com/office/word/2023/wordml/word16du" xmlns:w16sdtdh="http://schemas.microsoft.com/office/word/2020/wordml/sdtdatahash" xmlns:w16sdtfl="http://schemas.microsoft.com/office/word/2024/wordml/sdtformatlock" xmlns:w16se="http://schemas.microsoft.com/office/word/2015/wordml/symex" xmlns:wpg="http://schemas.microsoft.com/office/word/2010/wordprocessingGroup" xmlns:wpi="http://schemas.microsoft.com/office/word/2010/wordprocessingInk" xmlns:wne="http://schemas.microsoft.com/office/word/2006/wordml" xmlns:wps="http://schemas.microsoft.com/office/word/2010/wordprocessingShape" mc:Ignorable="w14 w15 w16se w16cid w16 w16cex w16sdtdh w16sdtfl w16du wp14">
   <w:endnote w:type="separator" w:id="-1">
     <w:p>
-      <w:pPr>
-        <w:spacing w:after="0" w:line="240" w:lineRule="auto"/>
-      </w:pPr>
-      <w:r>
-        <w:rPr>
-          <w:rStyle w:val="EndnoteReference"/>
-        </w:rPr>
-        <w:endnoteRef/>
-      </w:r>
       <w:r>
         <w:separator/>
       </w:r>
@@ -1530,15 +1796,6 @@
   </w:endnote>
   <w:endnote w:type="continuationSeparator" w:id="0">
     <w:p>
-      <w:pPr>
-        <w:spacing w:after="0" w:line="240" w:lineRule="auto"/>
-      </w:pPr>
-      <w:r>
-        <w:rPr>
-          <w:rStyle w:val="EndnoteReference"/>
-        </w:rPr>
-        <w:endnoteRef/>
-      </w:r>
       <w:r>
         <w:continuationSeparator/>
       </w:r>
@@ -1548,14 +1805,13 @@
 </file>
 
 <file path=word/footer1.xml><?xml version="1.0" encoding="utf-8"?>
-<w:ftr xmlns:wpc="http://schemas.microsoft.com/office/word/2010/wordprocessingCanvas" xmlns:mc="http://schemas.openxmlformats.org/markup-compatibility/2006" xmlns:o="urn:schemas-microsoft-com:office:office" xmlns:r="http://schemas.openxmlformats.org/officeDocument/2006/relationships" xmlns:m="http://schemas.openxmlformats.org/officeDocument/2006/math" xmlns:v="urn:schemas-microsoft-com:vml" xmlns:wp14="http://schemas.microsoft.com/office/word/2010/wordprocessingDrawing" xmlns:wp="http://schemas.openxmlformats.org/drawingml/2006/wordprocessingDrawing" xmlns:w10="urn:schemas-microsoft-com:office:word" xmlns:w="http://schemas.openxmlformats.org/wordprocessingml/2006/main" xmlns:w14="http://schemas.microsoft.com/office/word/2010/wordml" xmlns:w15="http://schemas.microsoft.com/office/word/2012/wordml" xmlns:wpg="http://schemas.microsoft.com/office/word/2010/wordprocessingGroup" xmlns:wpi="http://schemas.microsoft.com/office/word/2010/wordprocessingInk" xmlns:wne="http://schemas.microsoft.com/office/word/2006/wordml" xmlns:wps="http://schemas.microsoft.com/office/word/2010/wordprocessingShape">
+<w:ftr xmlns:wpc="http://schemas.microsoft.com/office/word/2010/wordprocessingCanvas" xmlns:cx="http://schemas.microsoft.com/office/drawing/2014/chartex" xmlns:cx1="http://schemas.microsoft.com/office/drawing/2015/9/8/chartex" xmlns:cx2="http://schemas.microsoft.com/office/drawing/2015/10/21/chartex" xmlns:cx3="http://schemas.microsoft.com/office/drawing/2016/5/9/chartex" xmlns:cx4="http://schemas.microsoft.com/office/drawing/2016/5/10/chartex" xmlns:cx5="http://schemas.microsoft.com/office/drawing/2016/5/11/chartex" xmlns:cx6="http://schemas.microsoft.com/office/drawing/2016/5/12/chartex" xmlns:cx7="http://schemas.microsoft.com/office/drawing/2016/5/13/chartex" xmlns:cx8="http://schemas.microsoft.com/office/drawing/2016/5/14/chartex" xmlns:mc="http://schemas.openxmlformats.org/markup-compatibility/2006" xmlns:aink="http://schemas.microsoft.com/office/drawing/2016/ink" xmlns:am3d="http://schemas.microsoft.com/office/drawing/2017/model3d" xmlns:o="urn:schemas-microsoft-com:office:office" xmlns:oel="http://schemas.microsoft.com/office/2019/extlst" xmlns:r="http://schemas.openxmlformats.org/officeDocument/2006/relationships" xmlns:m="http://schemas.openxmlformats.org/officeDocument/2006/math" xmlns:v="urn:schemas-microsoft-com:vml" xmlns:wp14="http://schemas.microsoft.com/office/word/2010/wordprocessingDrawing" xmlns:wp="http://schemas.openxmlformats.org/drawingml/2006/wordprocessingDrawing" xmlns:w10="urn:schemas-microsoft-com:office:word" xmlns:w="http://schemas.openxmlformats.org/wordprocessingml/2006/main" xmlns:w14="http://schemas.microsoft.com/office/word/2010/wordml" xmlns:w15="http://schemas.microsoft.com/office/word/2012/wordml" xmlns:w16cex="http://schemas.microsoft.com/office/word/2018/wordml/cex" xmlns:w16cid="http://schemas.microsoft.com/office/word/2016/wordml/cid" xmlns:w16="http://schemas.microsoft.com/office/word/2018/wordml" xmlns:w16du="http://schemas.microsoft.com/office/word/2023/wordml/word16du" xmlns:w16sdtdh="http://schemas.microsoft.com/office/word/2020/wordml/sdtdatahash" xmlns:w16sdtfl="http://schemas.microsoft.com/office/word/2024/wordml/sdtformatlock" xmlns:w16se="http://schemas.microsoft.com/office/word/2015/wordml/symex" xmlns:wpg="http://schemas.microsoft.com/office/word/2010/wordprocessingGroup" xmlns:wpi="http://schemas.microsoft.com/office/word/2010/wordprocessingInk" xmlns:wne="http://schemas.microsoft.com/office/word/2006/wordml" xmlns:wps="http://schemas.microsoft.com/office/word/2010/wordprocessingShape" mc:Ignorable="w14 w15 w16se w16cid w16 w16cex w16sdtdh w16sdtfl w16du wp14">
   <w:p>
     <w:pPr>
       <w:jc w:val="center"/>
     </w:pPr>
     <w:r>
       <w:rPr>
-        <w:rFonts w:ascii="Arial" w:cs="Arial" w:eastAsia="Arial" w:hAnsi="Arial"/>
         <w:color w:val="666666"/>
         <w:sz w:val="16"/>
         <w:szCs w:val="16"/>
@@ -1564,14 +1820,43 @@
     </w:r>
     <w:r>
       <w:rPr>
-        <w:rFonts w:ascii="Arial" w:cs="Arial" w:eastAsia="Arial" w:hAnsi="Arial"/>
         <w:color w:val="666666"/>
         <w:sz w:val="16"/>
         <w:szCs w:val="16"/>
       </w:rPr>
       <w:fldChar w:fldCharType="begin"/>
-      <w:instrText xml:space="preserve">PAGE</w:instrText>
+    </w:r>
+    <w:r>
+      <w:rPr>
+        <w:color w:val="666666"/>
+        <w:sz w:val="16"/>
+        <w:szCs w:val="16"/>
+      </w:rPr>
+      <w:instrText>PAGE</w:instrText>
+    </w:r>
+    <w:r>
+      <w:rPr>
+        <w:color w:val="666666"/>
+        <w:sz w:val="16"/>
+        <w:szCs w:val="16"/>
+      </w:rPr>
       <w:fldChar w:fldCharType="separate"/>
+    </w:r>
+    <w:r>
+      <w:rPr>
+        <w:noProof/>
+        <w:color w:val="666666"/>
+        <w:sz w:val="16"/>
+        <w:szCs w:val="16"/>
+      </w:rPr>
+      <w:t>1</w:t>
+    </w:r>
+    <w:r>
+      <w:rPr>
+        <w:color w:val="666666"/>
+        <w:sz w:val="16"/>
+        <w:szCs w:val="16"/>
+      </w:rPr>
       <w:fldChar w:fldCharType="end"/>
     </w:r>
   </w:p>
@@ -1579,18 +1864,9 @@
 </file>
 
 <file path=word/footnotes.xml><?xml version="1.0" encoding="utf-8"?>
-<w:footnotes xmlns:wpc="http://schemas.microsoft.com/office/word/2010/wordprocessingCanvas" xmlns:mc="http://schemas.openxmlformats.org/markup-compatibility/2006" xmlns:o="urn:schemas-microsoft-com:office:office" xmlns:r="http://schemas.openxmlformats.org/officeDocument/2006/relationships" xmlns:m="http://schemas.openxmlformats.org/officeDocument/2006/math" xmlns:v="urn:schemas-microsoft-com:vml" xmlns:wp14="http://schemas.microsoft.com/office/word/2010/wordprocessingDrawing" xmlns:wp="http://schemas.openxmlformats.org/drawingml/2006/wordprocessingDrawing" xmlns:w10="urn:schemas-microsoft-com:office:word" xmlns:w="http://schemas.openxmlformats.org/wordprocessingml/2006/main" xmlns:w14="http://schemas.microsoft.com/office/word/2010/wordml" xmlns:w15="http://schemas.microsoft.com/office/word/2012/wordml" xmlns:wpg="http://schemas.microsoft.com/office/word/2010/wordprocessingGroup" xmlns:wpi="http://schemas.microsoft.com/office/word/2010/wordprocessingInk" xmlns:wne="http://schemas.microsoft.com/office/word/2006/wordml" xmlns:wps="http://schemas.microsoft.com/office/word/2010/wordprocessingShape" mc:Ignorable="w14 w15 wp14">
+<w:footnotes xmlns:wpc="http://schemas.microsoft.com/office/word/2010/wordprocessingCanvas" xmlns:cx="http://schemas.microsoft.com/office/drawing/2014/chartex" xmlns:cx1="http://schemas.microsoft.com/office/drawing/2015/9/8/chartex" xmlns:cx2="http://schemas.microsoft.com/office/drawing/2015/10/21/chartex" xmlns:cx3="http://schemas.microsoft.com/office/drawing/2016/5/9/chartex" xmlns:cx4="http://schemas.microsoft.com/office/drawing/2016/5/10/chartex" xmlns:cx5="http://schemas.microsoft.com/office/drawing/2016/5/11/chartex" xmlns:cx6="http://schemas.microsoft.com/office/drawing/2016/5/12/chartex" xmlns:cx7="http://schemas.microsoft.com/office/drawing/2016/5/13/chartex" xmlns:cx8="http://schemas.microsoft.com/office/drawing/2016/5/14/chartex" xmlns:mc="http://schemas.openxmlformats.org/markup-compatibility/2006" xmlns:aink="http://schemas.microsoft.com/office/drawing/2016/ink" xmlns:am3d="http://schemas.microsoft.com/office/drawing/2017/model3d" xmlns:o="urn:schemas-microsoft-com:office:office" xmlns:oel="http://schemas.microsoft.com/office/2019/extlst" xmlns:r="http://schemas.openxmlformats.org/officeDocument/2006/relationships" xmlns:m="http://schemas.openxmlformats.org/officeDocument/2006/math" xmlns:v="urn:schemas-microsoft-com:vml" xmlns:wp14="http://schemas.microsoft.com/office/word/2010/wordprocessingDrawing" xmlns:wp="http://schemas.openxmlformats.org/drawingml/2006/wordprocessingDrawing" xmlns:w10="urn:schemas-microsoft-com:office:word" xmlns:w="http://schemas.openxmlformats.org/wordprocessingml/2006/main" xmlns:w14="http://schemas.microsoft.com/office/word/2010/wordml" xmlns:w15="http://schemas.microsoft.com/office/word/2012/wordml" xmlns:w16cex="http://schemas.microsoft.com/office/word/2018/wordml/cex" xmlns:w16cid="http://schemas.microsoft.com/office/word/2016/wordml/cid" xmlns:w16="http://schemas.microsoft.com/office/word/2018/wordml" xmlns:w16du="http://schemas.microsoft.com/office/word/2023/wordml/word16du" xmlns:w16sdtdh="http://schemas.microsoft.com/office/word/2020/wordml/sdtdatahash" xmlns:w16sdtfl="http://schemas.microsoft.com/office/word/2024/wordml/sdtformatlock" xmlns:w16se="http://schemas.microsoft.com/office/word/2015/wordml/symex" xmlns:wpg="http://schemas.microsoft.com/office/word/2010/wordprocessingGroup" xmlns:wpi="http://schemas.microsoft.com/office/word/2010/wordprocessingInk" xmlns:wne="http://schemas.microsoft.com/office/word/2006/wordml" xmlns:wps="http://schemas.microsoft.com/office/word/2010/wordprocessingShape" mc:Ignorable="w14 w15 w16se w16cid w16 w16cex w16sdtdh w16sdtfl w16du wp14">
   <w:footnote w:type="separator" w:id="-1">
     <w:p>
-      <w:pPr>
-        <w:spacing w:after="0" w:line="240" w:lineRule="auto"/>
-      </w:pPr>
-      <w:r>
-        <w:rPr>
-          <w:rStyle w:val="FootnoteReference"/>
-        </w:rPr>
-        <w:footnoteRef/>
-      </w:r>
       <w:r>
         <w:separator/>
       </w:r>
@@ -1598,15 +1874,6 @@
   </w:footnote>
   <w:footnote w:type="continuationSeparator" w:id="0">
     <w:p>
-      <w:pPr>
-        <w:spacing w:after="0" w:line="240" w:lineRule="auto"/>
-      </w:pPr>
-      <w:r>
-        <w:rPr>
-          <w:rStyle w:val="FootnoteReference"/>
-        </w:rPr>
-        <w:footnoteRef/>
-      </w:r>
       <w:r>
         <w:continuationSeparator/>
       </w:r>
@@ -1616,19 +1883,22 @@
 </file>
 
 <file path=word/header1.xml><?xml version="1.0" encoding="utf-8"?>
-<w:hdr xmlns:wpc="http://schemas.microsoft.com/office/word/2010/wordprocessingCanvas" xmlns:mc="http://schemas.openxmlformats.org/markup-compatibility/2006" xmlns:o="urn:schemas-microsoft-com:office:office" xmlns:r="http://schemas.openxmlformats.org/officeDocument/2006/relationships" xmlns:m="http://schemas.openxmlformats.org/officeDocument/2006/math" xmlns:v="urn:schemas-microsoft-com:vml" xmlns:wp14="http://schemas.microsoft.com/office/word/2010/wordprocessingDrawing" xmlns:wp="http://schemas.openxmlformats.org/drawingml/2006/wordprocessingDrawing" xmlns:w10="urn:schemas-microsoft-com:office:word" xmlns:w="http://schemas.openxmlformats.org/wordprocessingml/2006/main" xmlns:w14="http://schemas.microsoft.com/office/word/2010/wordml" xmlns:w15="http://schemas.microsoft.com/office/word/2012/wordml" xmlns:wpg="http://schemas.microsoft.com/office/word/2010/wordprocessingGroup" xmlns:wpi="http://schemas.microsoft.com/office/word/2010/wordprocessingInk" xmlns:wne="http://schemas.microsoft.com/office/word/2006/wordml" xmlns:wps="http://schemas.microsoft.com/office/word/2010/wordprocessingShape" xmlns:cx="http://schemas.microsoft.com/office/drawing/2014/chartex" xmlns:cx1="http://schemas.microsoft.com/office/drawing/2015/9/8/chartex" xmlns:cx2="http://schemas.microsoft.com/office/drawing/2015/10/21/chartex" xmlns:cx3="http://schemas.microsoft.com/office/drawing/2016/5/9/chartex" xmlns:cx4="http://schemas.microsoft.com/office/drawing/2016/5/10/chartex" xmlns:cx5="http://schemas.microsoft.com/office/drawing/2016/5/11/chartex" xmlns:cx6="http://schemas.microsoft.com/office/drawing/2016/5/12/chartex" xmlns:cx7="http://schemas.microsoft.com/office/drawing/2016/5/13/chartex" xmlns:cx8="http://schemas.microsoft.com/office/drawing/2016/5/14/chartex" xmlns:w16cid="http://schemas.microsoft.com/office/word/2016/wordml/cid" xmlns:w16se="http://schemas.microsoft.com/office/word/2015/wordml/symex">
+<w:hdr xmlns:wpc="http://schemas.microsoft.com/office/word/2010/wordprocessingCanvas" xmlns:cx="http://schemas.microsoft.com/office/drawing/2014/chartex" xmlns:cx1="http://schemas.microsoft.com/office/drawing/2015/9/8/chartex" xmlns:cx2="http://schemas.microsoft.com/office/drawing/2015/10/21/chartex" xmlns:cx3="http://schemas.microsoft.com/office/drawing/2016/5/9/chartex" xmlns:cx4="http://schemas.microsoft.com/office/drawing/2016/5/10/chartex" xmlns:cx5="http://schemas.microsoft.com/office/drawing/2016/5/11/chartex" xmlns:cx6="http://schemas.microsoft.com/office/drawing/2016/5/12/chartex" xmlns:cx7="http://schemas.microsoft.com/office/drawing/2016/5/13/chartex" xmlns:cx8="http://schemas.microsoft.com/office/drawing/2016/5/14/chartex" xmlns:mc="http://schemas.openxmlformats.org/markup-compatibility/2006" xmlns:aink="http://schemas.microsoft.com/office/drawing/2016/ink" xmlns:am3d="http://schemas.microsoft.com/office/drawing/2017/model3d" xmlns:o="urn:schemas-microsoft-com:office:office" xmlns:oel="http://schemas.microsoft.com/office/2019/extlst" xmlns:r="http://schemas.openxmlformats.org/officeDocument/2006/relationships" xmlns:m="http://schemas.openxmlformats.org/officeDocument/2006/math" xmlns:v="urn:schemas-microsoft-com:vml" xmlns:wp14="http://schemas.microsoft.com/office/word/2010/wordprocessingDrawing" xmlns:wp="http://schemas.openxmlformats.org/drawingml/2006/wordprocessingDrawing" xmlns:w10="urn:schemas-microsoft-com:office:word" xmlns:w="http://schemas.openxmlformats.org/wordprocessingml/2006/main" xmlns:w14="http://schemas.microsoft.com/office/word/2010/wordml" xmlns:w15="http://schemas.microsoft.com/office/word/2012/wordml" xmlns:w16cex="http://schemas.microsoft.com/office/word/2018/wordml/cex" xmlns:w16cid="http://schemas.microsoft.com/office/word/2016/wordml/cid" xmlns:w16="http://schemas.microsoft.com/office/word/2018/wordml" xmlns:w16du="http://schemas.microsoft.com/office/word/2023/wordml/word16du" xmlns:w16sdtdh="http://schemas.microsoft.com/office/word/2020/wordml/sdtdatahash" xmlns:w16sdtfl="http://schemas.microsoft.com/office/word/2024/wordml/sdtformatlock" xmlns:w16se="http://schemas.microsoft.com/office/word/2015/wordml/symex" xmlns:wpg="http://schemas.microsoft.com/office/word/2010/wordprocessingGroup" xmlns:wpi="http://schemas.microsoft.com/office/word/2010/wordprocessingInk" xmlns:wne="http://schemas.microsoft.com/office/word/2006/wordml" xmlns:wps="http://schemas.microsoft.com/office/word/2010/wordprocessingShape" mc:Ignorable="w14 w15 w16se w16cid w16 w16cex w16sdtdh w16sdtfl w16du wp14">
   <w:p>
     <w:pPr>
       <w:pBdr>
-        <w:bottom w:val="single" w:color="DA291C" w:sz="12" w:space="4"/>
+        <w:bottom w:val="single" w:sz="12" w:space="4" w:color="DA291C"/>
       </w:pBdr>
     </w:pPr>
     <w:r>
+      <w:rPr>
+        <w:noProof/>
+      </w:rPr>
       <w:drawing>
-        <wp:inline distT="0" distB="0" distL="0" distR="0">
+        <wp:inline distT="0" distB="0" distL="0" distR="0" wp14:anchorId="63088B95" wp14:editId="59DFBAC1">
           <wp:extent cx="323850" cy="285750"/>
-          <wp:effectExtent t="0" r="0" b="0" l="0"/>
-          <wp:docPr id="1" name="" descr="" title=""/>
+          <wp:effectExtent l="0" t="0" r="0" b="0"/>
+          <wp:docPr id="859227973" name="Picture 859227973"/>
           <wp:cNvGraphicFramePr>
             <a:graphicFrameLocks xmlns:a="http://schemas.openxmlformats.org/drawingml/2006/main" noChangeAspect="1"/>
           </wp:cNvGraphicFramePr>
@@ -1636,13 +1906,13 @@
             <a:graphicData uri="http://schemas.openxmlformats.org/drawingml/2006/picture">
               <pic:pic xmlns:pic="http://schemas.openxmlformats.org/drawingml/2006/picture">
                 <pic:nvPicPr>
-                  <pic:cNvPr id="0" name="" descr=""/>
+                  <pic:cNvPr id="0" name=""/>
                   <pic:cNvPicPr>
                     <a:picLocks noChangeAspect="1" noChangeArrowheads="1"/>
                   </pic:cNvPicPr>
                 </pic:nvPicPr>
                 <pic:blipFill>
-                  <a:blip r:embed="rId0" cstate="none"/>
+                  <a:blip r:embed="rId1"/>
                   <a:srcRect/>
                   <a:stretch>
                     <a:fillRect/>
@@ -1665,24 +1935,47 @@
     </w:r>
     <w:r>
       <w:rPr>
-        <w:rFonts w:ascii="Arial" w:cs="Arial" w:eastAsia="Arial" w:hAnsi="Arial"/>
         <w:b/>
         <w:bCs/>
         <w:color w:val="27251F"/>
         <w:sz w:val="18"/>
         <w:szCs w:val="18"/>
       </w:rPr>
-      <w:t xml:space="preserve">   McDonald's Egypt - Crew Insights Hub  |  User Guide</w:t>
+      <w:t xml:space="preserve">   McDonald's Egypt - Crew Insights </w:t>
+    </w:r>
+    <w:proofErr w:type="gramStart"/>
+    <w:r>
+      <w:rPr>
+        <w:b/>
+        <w:bCs/>
+        <w:color w:val="27251F"/>
+        <w:sz w:val="18"/>
+        <w:szCs w:val="18"/>
+      </w:rPr>
+      <w:t>Hub  |</w:t>
+    </w:r>
+    <w:proofErr w:type="gramEnd"/>
+    <w:r>
+      <w:rPr>
+        <w:b/>
+        <w:bCs/>
+        <w:color w:val="27251F"/>
+        <w:sz w:val="18"/>
+        <w:szCs w:val="18"/>
+      </w:rPr>
+      <w:t xml:space="preserve">  User Guide</w:t>
     </w:r>
   </w:p>
 </w:hdr>
 </file>
 
 <file path=word/numbering.xml><?xml version="1.0" encoding="utf-8"?>
-<w:numbering xmlns:wpc="http://schemas.microsoft.com/office/word/2010/wordprocessingCanvas" xmlns:mc="http://schemas.openxmlformats.org/markup-compatibility/2006" xmlns:o="urn:schemas-microsoft-com:office:office" xmlns:r="http://schemas.openxmlformats.org/officeDocument/2006/relationships" xmlns:m="http://schemas.openxmlformats.org/officeDocument/2006/math" xmlns:v="urn:schemas-microsoft-com:vml" xmlns:wp14="http://schemas.microsoft.com/office/word/2010/wordprocessingDrawing" xmlns:wp="http://schemas.openxmlformats.org/drawingml/2006/wordprocessingDrawing" xmlns:w10="urn:schemas-microsoft-com:office:word" xmlns:w="http://schemas.openxmlformats.org/wordprocessingml/2006/main" xmlns:w14="http://schemas.microsoft.com/office/word/2010/wordml" xmlns:w15="http://schemas.microsoft.com/office/word/2012/wordml" xmlns:wpg="http://schemas.microsoft.com/office/word/2010/wordprocessingGroup" xmlns:wpi="http://schemas.microsoft.com/office/word/2010/wordprocessingInk" xmlns:wne="http://schemas.microsoft.com/office/word/2006/wordml" xmlns:wps="http://schemas.microsoft.com/office/word/2010/wordprocessingShape" mc:Ignorable="w14 w15 wp14">
-  <w:abstractNum w:abstractNumId="1" w15:restartNumberingAfterBreak="0">
+<w:numbering xmlns:wpc="http://schemas.microsoft.com/office/word/2010/wordprocessingCanvas" xmlns:cx="http://schemas.microsoft.com/office/drawing/2014/chartex" xmlns:cx1="http://schemas.microsoft.com/office/drawing/2015/9/8/chartex" xmlns:cx2="http://schemas.microsoft.com/office/drawing/2015/10/21/chartex" xmlns:cx3="http://schemas.microsoft.com/office/drawing/2016/5/9/chartex" xmlns:cx4="http://schemas.microsoft.com/office/drawing/2016/5/10/chartex" xmlns:cx5="http://schemas.microsoft.com/office/drawing/2016/5/11/chartex" xmlns:cx6="http://schemas.microsoft.com/office/drawing/2016/5/12/chartex" xmlns:cx7="http://schemas.microsoft.com/office/drawing/2016/5/13/chartex" xmlns:cx8="http://schemas.microsoft.com/office/drawing/2016/5/14/chartex" xmlns:mc="http://schemas.openxmlformats.org/markup-compatibility/2006" xmlns:aink="http://schemas.microsoft.com/office/drawing/2016/ink" xmlns:am3d="http://schemas.microsoft.com/office/drawing/2017/model3d" xmlns:o="urn:schemas-microsoft-com:office:office" xmlns:oel="http://schemas.microsoft.com/office/2019/extlst" xmlns:r="http://schemas.openxmlformats.org/officeDocument/2006/relationships" xmlns:m="http://schemas.openxmlformats.org/officeDocument/2006/math" xmlns:v="urn:schemas-microsoft-com:vml" xmlns:wp14="http://schemas.microsoft.com/office/word/2010/wordprocessingDrawing" xmlns:wp="http://schemas.openxmlformats.org/drawingml/2006/wordprocessingDrawing" xmlns:w10="urn:schemas-microsoft-com:office:word" xmlns:w="http://schemas.openxmlformats.org/wordprocessingml/2006/main" xmlns:w14="http://schemas.microsoft.com/office/word/2010/wordml" xmlns:w15="http://schemas.microsoft.com/office/word/2012/wordml" xmlns:w16cex="http://schemas.microsoft.com/office/word/2018/wordml/cex" xmlns:w16cid="http://schemas.microsoft.com/office/word/2016/wordml/cid" xmlns:w16="http://schemas.microsoft.com/office/word/2018/wordml" xmlns:w16du="http://schemas.microsoft.com/office/word/2023/wordml/word16du" xmlns:w16sdtdh="http://schemas.microsoft.com/office/word/2020/wordml/sdtdatahash" xmlns:w16sdtfl="http://schemas.microsoft.com/office/word/2024/wordml/sdtformatlock" xmlns:w16se="http://schemas.microsoft.com/office/word/2015/wordml/symex" xmlns:wpg="http://schemas.microsoft.com/office/word/2010/wordprocessingGroup" xmlns:wpi="http://schemas.microsoft.com/office/word/2010/wordprocessingInk" xmlns:wne="http://schemas.microsoft.com/office/word/2006/wordml" xmlns:wps="http://schemas.microsoft.com/office/word/2010/wordprocessingShape" mc:Ignorable="w14 w15 w16se w16cid w16 w16cex w16sdtdh w16sdtfl w16du wp14">
+  <w:abstractNum w:abstractNumId="0" w15:restartNumberingAfterBreak="0">
+    <w:nsid w:val="17EB51C3"/>
     <w:multiLevelType w:val="hybridMultilevel"/>
-    <w:lvl w:ilvl="0" w15:tentative="1">
+    <w:tmpl w:val="1E66AEB8"/>
+    <w:lvl w:ilvl="0" w:tplc="47BEA0BC">
       <w:start w:val="1"/>
       <w:numFmt w:val="bullet"/>
       <w:lvlText w:val="●"/>
@@ -1691,7 +1984,7 @@
         <w:ind w:left="720" w:hanging="360"/>
       </w:pPr>
     </w:lvl>
-    <w:lvl w:ilvl="1" w15:tentative="1">
+    <w:lvl w:ilvl="1" w:tplc="D28E230A">
       <w:start w:val="1"/>
       <w:numFmt w:val="bullet"/>
       <w:lvlText w:val="○"/>
@@ -1700,7 +1993,7 @@
         <w:ind w:left="1440" w:hanging="360"/>
       </w:pPr>
     </w:lvl>
-    <w:lvl w:ilvl="2" w15:tentative="1">
+    <w:lvl w:ilvl="2" w:tplc="A408612C">
       <w:start w:val="1"/>
       <w:numFmt w:val="bullet"/>
       <w:lvlText w:val="■"/>
@@ -1709,7 +2002,7 @@
         <w:ind w:left="2160" w:hanging="360"/>
       </w:pPr>
     </w:lvl>
-    <w:lvl w:ilvl="3" w15:tentative="1">
+    <w:lvl w:ilvl="3" w:tplc="28FCB7AC">
       <w:start w:val="1"/>
       <w:numFmt w:val="bullet"/>
       <w:lvlText w:val="●"/>
@@ -1718,7 +2011,7 @@
         <w:ind w:left="2880" w:hanging="360"/>
       </w:pPr>
     </w:lvl>
-    <w:lvl w:ilvl="4" w15:tentative="1">
+    <w:lvl w:ilvl="4" w:tplc="E21858C4">
       <w:start w:val="1"/>
       <w:numFmt w:val="bullet"/>
       <w:lvlText w:val="○"/>
@@ -1727,7 +2020,7 @@
         <w:ind w:left="3600" w:hanging="360"/>
       </w:pPr>
     </w:lvl>
-    <w:lvl w:ilvl="5" w15:tentative="1">
+    <w:lvl w:ilvl="5" w:tplc="C4F439FC">
       <w:start w:val="1"/>
       <w:numFmt w:val="bullet"/>
       <w:lvlText w:val="■"/>
@@ -1736,7 +2029,7 @@
         <w:ind w:left="4320" w:hanging="360"/>
       </w:pPr>
     </w:lvl>
-    <w:lvl w:ilvl="6" w15:tentative="1">
+    <w:lvl w:ilvl="6" w:tplc="E2788FF8">
       <w:start w:val="1"/>
       <w:numFmt w:val="bullet"/>
       <w:lvlText w:val="●"/>
@@ -1745,7 +2038,7 @@
         <w:ind w:left="5040" w:hanging="360"/>
       </w:pPr>
     </w:lvl>
-    <w:lvl w:ilvl="7" w15:tentative="1">
+    <w:lvl w:ilvl="7" w:tplc="A3BE559E">
       <w:start w:val="1"/>
       <w:numFmt w:val="bullet"/>
       <w:lvlText w:val="●"/>
@@ -1754,7 +2047,7 @@
         <w:ind w:left="5760" w:hanging="360"/>
       </w:pPr>
     </w:lvl>
-    <w:lvl w:ilvl="8" w15:tentative="1">
+    <w:lvl w:ilvl="8" w:tplc="185A9E60">
       <w:start w:val="1"/>
       <w:numFmt w:val="bullet"/>
       <w:lvlText w:val="●"/>
@@ -1764,9 +2057,11 @@
       </w:pPr>
     </w:lvl>
   </w:abstractNum>
-  <w:abstractNum w:abstractNumId="2" w15:restartNumberingAfterBreak="0">
+  <w:abstractNum w:abstractNumId="1" w15:restartNumberingAfterBreak="0">
+    <w:nsid w:val="57B16EFF"/>
     <w:multiLevelType w:val="hybridMultilevel"/>
-    <w:lvl w:ilvl="0" w15:tentative="1">
+    <w:tmpl w:val="DE54CD52"/>
+    <w:lvl w:ilvl="0" w:tplc="788AEA64">
       <w:start w:val="1"/>
       <w:numFmt w:val="bullet"/>
       <w:lvlText w:val="•"/>
@@ -1775,15 +2070,55 @@
         <w:ind w:left="540" w:hanging="260"/>
       </w:pPr>
     </w:lvl>
+    <w:lvl w:ilvl="1" w:tplc="889C3CEE">
+      <w:numFmt w:val="decimal"/>
+      <w:lvlText w:val=""/>
+      <w:lvlJc w:val="left"/>
+    </w:lvl>
+    <w:lvl w:ilvl="2" w:tplc="C896B5B2">
+      <w:numFmt w:val="decimal"/>
+      <w:lvlText w:val=""/>
+      <w:lvlJc w:val="left"/>
+    </w:lvl>
+    <w:lvl w:ilvl="3" w:tplc="03869D0A">
+      <w:numFmt w:val="decimal"/>
+      <w:lvlText w:val=""/>
+      <w:lvlJc w:val="left"/>
+    </w:lvl>
+    <w:lvl w:ilvl="4" w:tplc="289E8302">
+      <w:numFmt w:val="decimal"/>
+      <w:lvlText w:val=""/>
+      <w:lvlJc w:val="left"/>
+    </w:lvl>
+    <w:lvl w:ilvl="5" w:tplc="70D8A542">
+      <w:numFmt w:val="decimal"/>
+      <w:lvlText w:val=""/>
+      <w:lvlJc w:val="left"/>
+    </w:lvl>
+    <w:lvl w:ilvl="6" w:tplc="8222CCD8">
+      <w:numFmt w:val="decimal"/>
+      <w:lvlText w:val=""/>
+      <w:lvlJc w:val="left"/>
+    </w:lvl>
+    <w:lvl w:ilvl="7" w:tplc="2DBE595E">
+      <w:numFmt w:val="decimal"/>
+      <w:lvlText w:val=""/>
+      <w:lvlJc w:val="left"/>
+    </w:lvl>
+    <w:lvl w:ilvl="8" w:tplc="D236F876">
+      <w:numFmt w:val="decimal"/>
+      <w:lvlText w:val=""/>
+      <w:lvlJc w:val="left"/>
+    </w:lvl>
   </w:abstractNum>
-  <w:num w:numId="1">
-    <w:abstractNumId w:val="1"/>
+  <w:num w:numId="1" w16cid:durableId="105123971">
+    <w:abstractNumId w:val="0"/>
     <w:lvlOverride w:ilvl="0">
       <w:startOverride w:val="1"/>
     </w:lvlOverride>
   </w:num>
-  <w:num w:numId="2">
-    <w:abstractNumId w:val="2"/>
+  <w:num w:numId="2" w16cid:durableId="1760981647">
+    <w:abstractNumId w:val="1"/>
     <w:lvlOverride w:ilvl="0">
       <w:startOverride w:val="1"/>
     </w:lvlOverride>
@@ -1792,54 +2127,446 @@
 </file>
 
 <file path=word/styles.xml><?xml version="1.0" encoding="utf-8"?>
-<w:styles xmlns:mc="http://schemas.openxmlformats.org/markup-compatibility/2006" xmlns:r="http://schemas.openxmlformats.org/officeDocument/2006/relationships" xmlns:w="http://schemas.openxmlformats.org/wordprocessingml/2006/main" xmlns:w14="http://schemas.microsoft.com/office/word/2010/wordml" xmlns:w15="http://schemas.microsoft.com/office/word/2012/wordml" mc:Ignorable="w14 w15">
+<w:styles xmlns:mc="http://schemas.openxmlformats.org/markup-compatibility/2006" xmlns:r="http://schemas.openxmlformats.org/officeDocument/2006/relationships" xmlns:w="http://schemas.openxmlformats.org/wordprocessingml/2006/main" xmlns:w14="http://schemas.microsoft.com/office/word/2010/wordml" xmlns:w15="http://schemas.microsoft.com/office/word/2012/wordml" xmlns:w16cex="http://schemas.microsoft.com/office/word/2018/wordml/cex" xmlns:w16cid="http://schemas.microsoft.com/office/word/2016/wordml/cid" xmlns:w16="http://schemas.microsoft.com/office/word/2018/wordml" xmlns:w16du="http://schemas.microsoft.com/office/word/2023/wordml/word16du" xmlns:w16sdtdh="http://schemas.microsoft.com/office/word/2020/wordml/sdtdatahash" xmlns:w16sdtfl="http://schemas.microsoft.com/office/word/2024/wordml/sdtformatlock" xmlns:w16se="http://schemas.microsoft.com/office/word/2015/wordml/symex" mc:Ignorable="w14 w15 w16se w16cid w16 w16cex w16sdtdh w16sdtfl w16du">
   <w:docDefaults>
     <w:rPrDefault>
       <w:rPr>
-        <w:rFonts w:ascii="Arial" w:cs="Arial" w:eastAsia="Arial" w:hAnsi="Arial"/>
+        <w:rFonts w:ascii="Arial" w:eastAsia="Arial" w:hAnsi="Arial" w:cs="Arial"/>
         <w:sz w:val="21"/>
         <w:szCs w:val="21"/>
+        <w:lang w:val="en-US" w:eastAsia="en-US" w:bidi="ar-SA"/>
       </w:rPr>
     </w:rPrDefault>
     <w:pPrDefault/>
   </w:docDefaults>
-  <w:style w:type="paragraph" w:styleId="Title">
-    <w:name w:val="Title"/>
-    <w:basedOn w:val="Normal"/>
-    <w:next w:val="Normal"/>
+  <w:latentStyles w:defLockedState="0" w:defUIPriority="99" w:defSemiHidden="0" w:defUnhideWhenUsed="0" w:defQFormat="0" w:count="376">
+    <w:lsdException w:name="Normal" w:uiPriority="0" w:qFormat="1"/>
+    <w:lsdException w:name="heading 1" w:uiPriority="9" w:qFormat="1"/>
+    <w:lsdException w:name="heading 2" w:semiHidden="1" w:uiPriority="9" w:unhideWhenUsed="1" w:qFormat="1"/>
+    <w:lsdException w:name="heading 3" w:semiHidden="1" w:uiPriority="9" w:unhideWhenUsed="1" w:qFormat="1"/>
+    <w:lsdException w:name="heading 4" w:semiHidden="1" w:uiPriority="9" w:unhideWhenUsed="1" w:qFormat="1"/>
+    <w:lsdException w:name="heading 5" w:semiHidden="1" w:uiPriority="9" w:unhideWhenUsed="1" w:qFormat="1"/>
+    <w:lsdException w:name="heading 6" w:semiHidden="1" w:uiPriority="9" w:unhideWhenUsed="1" w:qFormat="1"/>
+    <w:lsdException w:name="heading 7" w:semiHidden="1" w:uiPriority="9" w:unhideWhenUsed="1" w:qFormat="1"/>
+    <w:lsdException w:name="heading 8" w:semiHidden="1" w:uiPriority="9" w:unhideWhenUsed="1" w:qFormat="1"/>
+    <w:lsdException w:name="heading 9" w:semiHidden="1" w:uiPriority="9" w:unhideWhenUsed="1" w:qFormat="1"/>
+    <w:lsdException w:name="index 1" w:semiHidden="1" w:unhideWhenUsed="1"/>
+    <w:lsdException w:name="index 2" w:semiHidden="1" w:unhideWhenUsed="1"/>
+    <w:lsdException w:name="index 3" w:semiHidden="1" w:unhideWhenUsed="1"/>
+    <w:lsdException w:name="index 4" w:semiHidden="1" w:unhideWhenUsed="1"/>
+    <w:lsdException w:name="index 5" w:semiHidden="1" w:unhideWhenUsed="1"/>
+    <w:lsdException w:name="index 6" w:semiHidden="1" w:unhideWhenUsed="1"/>
+    <w:lsdException w:name="index 7" w:semiHidden="1" w:unhideWhenUsed="1"/>
+    <w:lsdException w:name="index 8" w:semiHidden="1" w:unhideWhenUsed="1"/>
+    <w:lsdException w:name="index 9" w:semiHidden="1" w:unhideWhenUsed="1"/>
+    <w:lsdException w:name="toc 1" w:semiHidden="1" w:uiPriority="39" w:unhideWhenUsed="1"/>
+    <w:lsdException w:name="toc 2" w:semiHidden="1" w:uiPriority="39" w:unhideWhenUsed="1"/>
+    <w:lsdException w:name="toc 3" w:semiHidden="1" w:uiPriority="39" w:unhideWhenUsed="1"/>
+    <w:lsdException w:name="toc 4" w:semiHidden="1" w:uiPriority="39" w:unhideWhenUsed="1"/>
+    <w:lsdException w:name="toc 5" w:semiHidden="1" w:uiPriority="39" w:unhideWhenUsed="1"/>
+    <w:lsdException w:name="toc 6" w:semiHidden="1" w:uiPriority="39" w:unhideWhenUsed="1"/>
+    <w:lsdException w:name="toc 7" w:semiHidden="1" w:uiPriority="39" w:unhideWhenUsed="1"/>
+    <w:lsdException w:name="toc 8" w:semiHidden="1" w:uiPriority="39" w:unhideWhenUsed="1"/>
+    <w:lsdException w:name="toc 9" w:semiHidden="1" w:uiPriority="39" w:unhideWhenUsed="1"/>
+    <w:lsdException w:name="Normal Indent" w:semiHidden="1" w:unhideWhenUsed="1"/>
+    <w:lsdException w:name="footnote text" w:semiHidden="1" w:unhideWhenUsed="1"/>
+    <w:lsdException w:name="annotation text" w:semiHidden="1" w:unhideWhenUsed="1"/>
+    <w:lsdException w:name="header" w:semiHidden="1" w:unhideWhenUsed="1"/>
+    <w:lsdException w:name="footer" w:semiHidden="1" w:unhideWhenUsed="1"/>
+    <w:lsdException w:name="index heading" w:semiHidden="1" w:unhideWhenUsed="1"/>
+    <w:lsdException w:name="caption" w:semiHidden="1" w:uiPriority="35" w:unhideWhenUsed="1" w:qFormat="1"/>
+    <w:lsdException w:name="table of figures" w:semiHidden="1" w:unhideWhenUsed="1"/>
+    <w:lsdException w:name="envelope address" w:semiHidden="1" w:unhideWhenUsed="1"/>
+    <w:lsdException w:name="envelope return" w:semiHidden="1" w:unhideWhenUsed="1"/>
+    <w:lsdException w:name="footnote reference" w:semiHidden="1" w:unhideWhenUsed="1"/>
+    <w:lsdException w:name="annotation reference" w:semiHidden="1" w:unhideWhenUsed="1"/>
+    <w:lsdException w:name="line number" w:semiHidden="1" w:unhideWhenUsed="1"/>
+    <w:lsdException w:name="page number" w:semiHidden="1" w:unhideWhenUsed="1"/>
+    <w:lsdException w:name="endnote reference" w:semiHidden="1" w:unhideWhenUsed="1"/>
+    <w:lsdException w:name="endnote text" w:semiHidden="1" w:unhideWhenUsed="1"/>
+    <w:lsdException w:name="table of authorities" w:semiHidden="1" w:unhideWhenUsed="1"/>
+    <w:lsdException w:name="macro" w:semiHidden="1" w:unhideWhenUsed="1"/>
+    <w:lsdException w:name="toa heading" w:semiHidden="1" w:unhideWhenUsed="1"/>
+    <w:lsdException w:name="List" w:semiHidden="1" w:unhideWhenUsed="1"/>
+    <w:lsdException w:name="List Bullet" w:semiHidden="1" w:unhideWhenUsed="1"/>
+    <w:lsdException w:name="List Number" w:semiHidden="1" w:unhideWhenUsed="1"/>
+    <w:lsdException w:name="List 2" w:semiHidden="1" w:unhideWhenUsed="1"/>
+    <w:lsdException w:name="List 3" w:semiHidden="1" w:unhideWhenUsed="1"/>
+    <w:lsdException w:name="List 4" w:semiHidden="1" w:unhideWhenUsed="1"/>
+    <w:lsdException w:name="List 5" w:semiHidden="1" w:unhideWhenUsed="1"/>
+    <w:lsdException w:name="List Bullet 2" w:semiHidden="1" w:unhideWhenUsed="1"/>
+    <w:lsdException w:name="List Bullet 3" w:semiHidden="1" w:unhideWhenUsed="1"/>
+    <w:lsdException w:name="List Bullet 4" w:semiHidden="1" w:unhideWhenUsed="1"/>
+    <w:lsdException w:name="List Bullet 5" w:semiHidden="1" w:unhideWhenUsed="1"/>
+    <w:lsdException w:name="List Number 2" w:semiHidden="1" w:unhideWhenUsed="1"/>
+    <w:lsdException w:name="List Number 3" w:semiHidden="1" w:unhideWhenUsed="1"/>
+    <w:lsdException w:name="List Number 4" w:semiHidden="1" w:unhideWhenUsed="1"/>
+    <w:lsdException w:name="List Number 5" w:semiHidden="1" w:unhideWhenUsed="1"/>
+    <w:lsdException w:name="Title" w:uiPriority="10" w:qFormat="1"/>
+    <w:lsdException w:name="Closing" w:semiHidden="1" w:unhideWhenUsed="1"/>
+    <w:lsdException w:name="Signature" w:semiHidden="1" w:unhideWhenUsed="1"/>
+    <w:lsdException w:name="Default Paragraph Font" w:semiHidden="1" w:uiPriority="1" w:unhideWhenUsed="1"/>
+    <w:lsdException w:name="Body Text" w:semiHidden="1" w:unhideWhenUsed="1"/>
+    <w:lsdException w:name="Body Text Indent" w:semiHidden="1" w:unhideWhenUsed="1"/>
+    <w:lsdException w:name="List Continue" w:semiHidden="1" w:unhideWhenUsed="1"/>
+    <w:lsdException w:name="List Continue 2" w:semiHidden="1" w:unhideWhenUsed="1"/>
+    <w:lsdException w:name="List Continue 3" w:semiHidden="1" w:unhideWhenUsed="1"/>
+    <w:lsdException w:name="List Continue 4" w:semiHidden="1" w:unhideWhenUsed="1"/>
+    <w:lsdException w:name="List Continue 5" w:semiHidden="1" w:unhideWhenUsed="1"/>
+    <w:lsdException w:name="Message Header" w:semiHidden="1" w:unhideWhenUsed="1"/>
+    <w:lsdException w:name="Subtitle" w:uiPriority="11" w:qFormat="1"/>
+    <w:lsdException w:name="Salutation" w:semiHidden="1" w:unhideWhenUsed="1"/>
+    <w:lsdException w:name="Date" w:semiHidden="1" w:unhideWhenUsed="1"/>
+    <w:lsdException w:name="Body Text First Indent" w:semiHidden="1" w:unhideWhenUsed="1"/>
+    <w:lsdException w:name="Body Text First Indent 2" w:semiHidden="1" w:unhideWhenUsed="1"/>
+    <w:lsdException w:name="Note Heading" w:semiHidden="1" w:unhideWhenUsed="1"/>
+    <w:lsdException w:name="Body Text 2" w:semiHidden="1" w:unhideWhenUsed="1"/>
+    <w:lsdException w:name="Body Text 3" w:semiHidden="1" w:unhideWhenUsed="1"/>
+    <w:lsdException w:name="Body Text Indent 2" w:semiHidden="1" w:unhideWhenUsed="1"/>
+    <w:lsdException w:name="Body Text Indent 3" w:semiHidden="1" w:unhideWhenUsed="1"/>
+    <w:lsdException w:name="Block Text" w:semiHidden="1" w:unhideWhenUsed="1"/>
+    <w:lsdException w:name="Hyperlink" w:semiHidden="1" w:unhideWhenUsed="1"/>
+    <w:lsdException w:name="FollowedHyperlink" w:semiHidden="1" w:unhideWhenUsed="1"/>
+    <w:lsdException w:name="Strong" w:uiPriority="22" w:qFormat="1"/>
+    <w:lsdException w:name="Emphasis" w:uiPriority="20" w:qFormat="1"/>
+    <w:lsdException w:name="Document Map" w:semiHidden="1" w:unhideWhenUsed="1"/>
+    <w:lsdException w:name="Plain Text" w:semiHidden="1" w:unhideWhenUsed="1"/>
+    <w:lsdException w:name="E-mail Signature" w:semiHidden="1" w:unhideWhenUsed="1"/>
+    <w:lsdException w:name="HTML Top of Form" w:semiHidden="1" w:unhideWhenUsed="1"/>
+    <w:lsdException w:name="HTML Bottom of Form" w:semiHidden="1" w:unhideWhenUsed="1"/>
+    <w:lsdException w:name="Normal (Web)" w:semiHidden="1" w:unhideWhenUsed="1"/>
+    <w:lsdException w:name="HTML Acronym" w:semiHidden="1" w:unhideWhenUsed="1"/>
+    <w:lsdException w:name="HTML Address" w:semiHidden="1" w:unhideWhenUsed="1"/>
+    <w:lsdException w:name="HTML Cite" w:semiHidden="1" w:unhideWhenUsed="1"/>
+    <w:lsdException w:name="HTML Code" w:semiHidden="1" w:unhideWhenUsed="1"/>
+    <w:lsdException w:name="HTML Definition" w:semiHidden="1" w:unhideWhenUsed="1"/>
+    <w:lsdException w:name="HTML Keyboard" w:semiHidden="1" w:unhideWhenUsed="1"/>
+    <w:lsdException w:name="HTML Preformatted" w:semiHidden="1" w:unhideWhenUsed="1"/>
+    <w:lsdException w:name="HTML Sample" w:semiHidden="1" w:unhideWhenUsed="1"/>
+    <w:lsdException w:name="HTML Typewriter" w:semiHidden="1" w:unhideWhenUsed="1"/>
+    <w:lsdException w:name="HTML Variable" w:semiHidden="1" w:unhideWhenUsed="1"/>
+    <w:lsdException w:name="Normal Table" w:semiHidden="1" w:unhideWhenUsed="1"/>
+    <w:lsdException w:name="annotation subject" w:semiHidden="1" w:unhideWhenUsed="1"/>
+    <w:lsdException w:name="No List" w:semiHidden="1" w:unhideWhenUsed="1"/>
+    <w:lsdException w:name="Outline List 1" w:semiHidden="1" w:unhideWhenUsed="1"/>
+    <w:lsdException w:name="Outline List 2" w:semiHidden="1" w:unhideWhenUsed="1"/>
+    <w:lsdException w:name="Outline List 3" w:semiHidden="1" w:unhideWhenUsed="1"/>
+    <w:lsdException w:name="Table Simple 1" w:semiHidden="1" w:unhideWhenUsed="1"/>
+    <w:lsdException w:name="Table Simple 2" w:semiHidden="1" w:unhideWhenUsed="1"/>
+    <w:lsdException w:name="Table Simple 3" w:semiHidden="1" w:unhideWhenUsed="1"/>
+    <w:lsdException w:name="Table Classic 1" w:semiHidden="1" w:unhideWhenUsed="1"/>
+    <w:lsdException w:name="Table Classic 2" w:semiHidden="1" w:unhideWhenUsed="1"/>
+    <w:lsdException w:name="Table Classic 3" w:semiHidden="1" w:unhideWhenUsed="1"/>
+    <w:lsdException w:name="Table Classic 4" w:semiHidden="1" w:unhideWhenUsed="1"/>
+    <w:lsdException w:name="Table Colorful 1" w:semiHidden="1" w:unhideWhenUsed="1"/>
+    <w:lsdException w:name="Table Colorful 2" w:semiHidden="1" w:unhideWhenUsed="1"/>
+    <w:lsdException w:name="Table Colorful 3" w:semiHidden="1" w:unhideWhenUsed="1"/>
+    <w:lsdException w:name="Table Columns 1" w:semiHidden="1" w:unhideWhenUsed="1"/>
+    <w:lsdException w:name="Table Columns 2" w:semiHidden="1" w:unhideWhenUsed="1"/>
+    <w:lsdException w:name="Table Columns 3" w:semiHidden="1" w:unhideWhenUsed="1"/>
+    <w:lsdException w:name="Table Columns 4" w:semiHidden="1" w:unhideWhenUsed="1"/>
+    <w:lsdException w:name="Table Columns 5" w:semiHidden="1" w:unhideWhenUsed="1"/>
+    <w:lsdException w:name="Table Grid 1" w:semiHidden="1" w:unhideWhenUsed="1"/>
+    <w:lsdException w:name="Table Grid 2" w:semiHidden="1" w:unhideWhenUsed="1"/>
+    <w:lsdException w:name="Table Grid 3" w:semiHidden="1" w:unhideWhenUsed="1"/>
+    <w:lsdException w:name="Table Grid 4" w:semiHidden="1" w:unhideWhenUsed="1"/>
+    <w:lsdException w:name="Table Grid 5" w:semiHidden="1" w:unhideWhenUsed="1"/>
+    <w:lsdException w:name="Table Grid 6" w:semiHidden="1" w:unhideWhenUsed="1"/>
+    <w:lsdException w:name="Table Grid 7" w:semiHidden="1" w:unhideWhenUsed="1"/>
+    <w:lsdException w:name="Table Grid 8" w:semiHidden="1" w:unhideWhenUsed="1"/>
+    <w:lsdException w:name="Table List 1" w:semiHidden="1" w:unhideWhenUsed="1"/>
+    <w:lsdException w:name="Table List 2" w:semiHidden="1" w:unhideWhenUsed="1"/>
+    <w:lsdException w:name="Table List 3" w:semiHidden="1" w:unhideWhenUsed="1"/>
+    <w:lsdException w:name="Table List 4" w:semiHidden="1" w:unhideWhenUsed="1"/>
+    <w:lsdException w:name="Table List 5" w:semiHidden="1" w:unhideWhenUsed="1"/>
+    <w:lsdException w:name="Table List 6" w:semiHidden="1" w:unhideWhenUsed="1"/>
+    <w:lsdException w:name="Table List 7" w:semiHidden="1" w:unhideWhenUsed="1"/>
+    <w:lsdException w:name="Table List 8" w:semiHidden="1" w:unhideWhenUsed="1"/>
+    <w:lsdException w:name="Table 3D effects 1" w:semiHidden="1" w:unhideWhenUsed="1"/>
+    <w:lsdException w:name="Table 3D effects 2" w:semiHidden="1" w:unhideWhenUsed="1"/>
+    <w:lsdException w:name="Table 3D effects 3" w:semiHidden="1" w:unhideWhenUsed="1"/>
+    <w:lsdException w:name="Table Contemporary" w:semiHidden="1" w:unhideWhenUsed="1"/>
+    <w:lsdException w:name="Table Elegant" w:semiHidden="1" w:unhideWhenUsed="1"/>
+    <w:lsdException w:name="Table Professional" w:semiHidden="1" w:unhideWhenUsed="1"/>
+    <w:lsdException w:name="Table Subtle 1" w:semiHidden="1" w:unhideWhenUsed="1"/>
+    <w:lsdException w:name="Table Subtle 2" w:semiHidden="1" w:unhideWhenUsed="1"/>
+    <w:lsdException w:name="Table Web 1" w:semiHidden="1" w:unhideWhenUsed="1"/>
+    <w:lsdException w:name="Table Web 2" w:semiHidden="1" w:unhideWhenUsed="1"/>
+    <w:lsdException w:name="Table Web 3" w:semiHidden="1" w:unhideWhenUsed="1"/>
+    <w:lsdException w:name="Balloon Text" w:semiHidden="1" w:unhideWhenUsed="1"/>
+    <w:lsdException w:name="Table Grid" w:uiPriority="39"/>
+    <w:lsdException w:name="Table Theme" w:semiHidden="1" w:unhideWhenUsed="1"/>
+    <w:lsdException w:name="Placeholder Text" w:semiHidden="1"/>
+    <w:lsdException w:name="No Spacing" w:uiPriority="1" w:qFormat="1"/>
+    <w:lsdException w:name="Light Shading" w:uiPriority="60"/>
+    <w:lsdException w:name="Light List" w:uiPriority="61"/>
+    <w:lsdException w:name="Light Grid" w:uiPriority="62"/>
+    <w:lsdException w:name="Medium Shading 1" w:uiPriority="63"/>
+    <w:lsdException w:name="Medium Shading 2" w:uiPriority="64"/>
+    <w:lsdException w:name="Medium List 1" w:uiPriority="65"/>
+    <w:lsdException w:name="Medium List 2" w:uiPriority="66"/>
+    <w:lsdException w:name="Medium Grid 1" w:uiPriority="67"/>
+    <w:lsdException w:name="Medium Grid 2" w:uiPriority="68"/>
+    <w:lsdException w:name="Medium Grid 3" w:uiPriority="69"/>
+    <w:lsdException w:name="Dark List" w:uiPriority="70"/>
+    <w:lsdException w:name="Colorful Shading" w:uiPriority="71"/>
+    <w:lsdException w:name="Colorful List" w:uiPriority="72"/>
+    <w:lsdException w:name="Colorful Grid" w:uiPriority="73"/>
+    <w:lsdException w:name="Light Shading Accent 1" w:uiPriority="60"/>
+    <w:lsdException w:name="Light List Accent 1" w:uiPriority="61"/>
+    <w:lsdException w:name="Light Grid Accent 1" w:uiPriority="62"/>
+    <w:lsdException w:name="Medium Shading 1 Accent 1" w:uiPriority="63"/>
+    <w:lsdException w:name="Medium Shading 2 Accent 1" w:uiPriority="64"/>
+    <w:lsdException w:name="Medium List 1 Accent 1" w:uiPriority="65"/>
+    <w:lsdException w:name="Revision" w:semiHidden="1"/>
+    <w:lsdException w:name="List Paragraph" w:uiPriority="34" w:qFormat="1"/>
+    <w:lsdException w:name="Quote" w:uiPriority="29" w:qFormat="1"/>
+    <w:lsdException w:name="Intense Quote" w:uiPriority="30" w:qFormat="1"/>
+    <w:lsdException w:name="Medium List 2 Accent 1" w:uiPriority="66"/>
+    <w:lsdException w:name="Medium Grid 1 Accent 1" w:uiPriority="67"/>
+    <w:lsdException w:name="Medium Grid 2 Accent 1" w:uiPriority="68"/>
+    <w:lsdException w:name="Medium Grid 3 Accent 1" w:uiPriority="69"/>
+    <w:lsdException w:name="Dark List Accent 1" w:uiPriority="70"/>
+    <w:lsdException w:name="Colorful Shading Accent 1" w:uiPriority="71"/>
+    <w:lsdException w:name="Colorful List Accent 1" w:uiPriority="72"/>
+    <w:lsdException w:name="Colorful Grid Accent 1" w:uiPriority="73"/>
+    <w:lsdException w:name="Light Shading Accent 2" w:uiPriority="60"/>
+    <w:lsdException w:name="Light List Accent 2" w:uiPriority="61"/>
+    <w:lsdException w:name="Light Grid Accent 2" w:uiPriority="62"/>
+    <w:lsdException w:name="Medium Shading 1 Accent 2" w:uiPriority="63"/>
+    <w:lsdException w:name="Medium Shading 2 Accent 2" w:uiPriority="64"/>
+    <w:lsdException w:name="Medium List 1 Accent 2" w:uiPriority="65"/>
+    <w:lsdException w:name="Medium List 2 Accent 2" w:uiPriority="66"/>
+    <w:lsdException w:name="Medium Grid 1 Accent 2" w:uiPriority="67"/>
+    <w:lsdException w:name="Medium Grid 2 Accent 2" w:uiPriority="68"/>
+    <w:lsdException w:name="Medium Grid 3 Accent 2" w:uiPriority="69"/>
+    <w:lsdException w:name="Dark List Accent 2" w:uiPriority="70"/>
+    <w:lsdException w:name="Colorful Shading Accent 2" w:uiPriority="71"/>
+    <w:lsdException w:name="Colorful List Accent 2" w:uiPriority="72"/>
+    <w:lsdException w:name="Colorful Grid Accent 2" w:uiPriority="73"/>
+    <w:lsdException w:name="Light Shading Accent 3" w:uiPriority="60"/>
+    <w:lsdException w:name="Light List Accent 3" w:uiPriority="61"/>
+    <w:lsdException w:name="Light Grid Accent 3" w:uiPriority="62"/>
+    <w:lsdException w:name="Medium Shading 1 Accent 3" w:uiPriority="63"/>
+    <w:lsdException w:name="Medium Shading 2 Accent 3" w:uiPriority="64"/>
+    <w:lsdException w:name="Medium List 1 Accent 3" w:uiPriority="65"/>
+    <w:lsdException w:name="Medium List 2 Accent 3" w:uiPriority="66"/>
+    <w:lsdException w:name="Medium Grid 1 Accent 3" w:uiPriority="67"/>
+    <w:lsdException w:name="Medium Grid 2 Accent 3" w:uiPriority="68"/>
+    <w:lsdException w:name="Medium Grid 3 Accent 3" w:uiPriority="69"/>
+    <w:lsdException w:name="Dark List Accent 3" w:uiPriority="70"/>
+    <w:lsdException w:name="Colorful Shading Accent 3" w:uiPriority="71"/>
+    <w:lsdException w:name="Colorful List Accent 3" w:uiPriority="72"/>
+    <w:lsdException w:name="Colorful Grid Accent 3" w:uiPriority="73"/>
+    <w:lsdException w:name="Light Shading Accent 4" w:uiPriority="60"/>
+    <w:lsdException w:name="Light List Accent 4" w:uiPriority="61"/>
+    <w:lsdException w:name="Light Grid Accent 4" w:uiPriority="62"/>
+    <w:lsdException w:name="Medium Shading 1 Accent 4" w:uiPriority="63"/>
+    <w:lsdException w:name="Medium Shading 2 Accent 4" w:uiPriority="64"/>
+    <w:lsdException w:name="Medium List 1 Accent 4" w:uiPriority="65"/>
+    <w:lsdException w:name="Medium List 2 Accent 4" w:uiPriority="66"/>
+    <w:lsdException w:name="Medium Grid 1 Accent 4" w:uiPriority="67"/>
+    <w:lsdException w:name="Medium Grid 2 Accent 4" w:uiPriority="68"/>
+    <w:lsdException w:name="Medium Grid 3 Accent 4" w:uiPriority="69"/>
+    <w:lsdException w:name="Dark List Accent 4" w:uiPriority="70"/>
+    <w:lsdException w:name="Colorful Shading Accent 4" w:uiPriority="71"/>
+    <w:lsdException w:name="Colorful List Accent 4" w:uiPriority="72"/>
+    <w:lsdException w:name="Colorful Grid Accent 4" w:uiPriority="73"/>
+    <w:lsdException w:name="Light Shading Accent 5" w:uiPriority="60"/>
+    <w:lsdException w:name="Light List Accent 5" w:uiPriority="61"/>
+    <w:lsdException w:name="Light Grid Accent 5" w:uiPriority="62"/>
+    <w:lsdException w:name="Medium Shading 1 Accent 5" w:uiPriority="63"/>
+    <w:lsdException w:name="Medium Shading 2 Accent 5" w:uiPriority="64"/>
+    <w:lsdException w:name="Medium List 1 Accent 5" w:uiPriority="65"/>
+    <w:lsdException w:name="Medium List 2 Accent 5" w:uiPriority="66"/>
+    <w:lsdException w:name="Medium Grid 1 Accent 5" w:uiPriority="67"/>
+    <w:lsdException w:name="Medium Grid 2 Accent 5" w:uiPriority="68"/>
+    <w:lsdException w:name="Medium Grid 3 Accent 5" w:uiPriority="69"/>
+    <w:lsdException w:name="Dark List Accent 5" w:uiPriority="70"/>
+    <w:lsdException w:name="Colorful Shading Accent 5" w:uiPriority="71"/>
+    <w:lsdException w:name="Colorful List Accent 5" w:uiPriority="72"/>
+    <w:lsdException w:name="Colorful Grid Accent 5" w:uiPriority="73"/>
+    <w:lsdException w:name="Light Shading Accent 6" w:uiPriority="60"/>
+    <w:lsdException w:name="Light List Accent 6" w:uiPriority="61"/>
+    <w:lsdException w:name="Light Grid Accent 6" w:uiPriority="62"/>
+    <w:lsdException w:name="Medium Shading 1 Accent 6" w:uiPriority="63"/>
+    <w:lsdException w:name="Medium Shading 2 Accent 6" w:uiPriority="64"/>
+    <w:lsdException w:name="Medium List 1 Accent 6" w:uiPriority="65"/>
+    <w:lsdException w:name="Medium List 2 Accent 6" w:uiPriority="66"/>
+    <w:lsdException w:name="Medium Grid 1 Accent 6" w:uiPriority="67"/>
+    <w:lsdException w:name="Medium Grid 2 Accent 6" w:uiPriority="68"/>
+    <w:lsdException w:name="Medium Grid 3 Accent 6" w:uiPriority="69"/>
+    <w:lsdException w:name="Dark List Accent 6" w:uiPriority="70"/>
+    <w:lsdException w:name="Colorful Shading Accent 6" w:uiPriority="71"/>
+    <w:lsdException w:name="Colorful List Accent 6" w:uiPriority="72"/>
+    <w:lsdException w:name="Colorful Grid Accent 6" w:uiPriority="73"/>
+    <w:lsdException w:name="Subtle Emphasis" w:uiPriority="19" w:qFormat="1"/>
+    <w:lsdException w:name="Intense Emphasis" w:uiPriority="21" w:qFormat="1"/>
+    <w:lsdException w:name="Subtle Reference" w:uiPriority="31" w:qFormat="1"/>
+    <w:lsdException w:name="Intense Reference" w:uiPriority="32" w:qFormat="1"/>
+    <w:lsdException w:name="Book Title" w:uiPriority="33" w:qFormat="1"/>
+    <w:lsdException w:name="Bibliography" w:semiHidden="1" w:uiPriority="37" w:unhideWhenUsed="1"/>
+    <w:lsdException w:name="TOC Heading" w:semiHidden="1" w:uiPriority="39" w:unhideWhenUsed="1" w:qFormat="1"/>
+    <w:lsdException w:name="Plain Table 1" w:uiPriority="41"/>
+    <w:lsdException w:name="Plain Table 2" w:uiPriority="42"/>
+    <w:lsdException w:name="Plain Table 3" w:uiPriority="43"/>
+    <w:lsdException w:name="Plain Table 4" w:uiPriority="44"/>
+    <w:lsdException w:name="Plain Table 5" w:uiPriority="45"/>
+    <w:lsdException w:name="Grid Table Light" w:uiPriority="40"/>
+    <w:lsdException w:name="Grid Table 1 Light" w:uiPriority="46"/>
+    <w:lsdException w:name="Grid Table 2" w:uiPriority="47"/>
+    <w:lsdException w:name="Grid Table 3" w:uiPriority="48"/>
+    <w:lsdException w:name="Grid Table 4" w:uiPriority="49"/>
+    <w:lsdException w:name="Grid Table 5 Dark" w:uiPriority="50"/>
+    <w:lsdException w:name="Grid Table 6 Colorful" w:uiPriority="51"/>
+    <w:lsdException w:name="Grid Table 7 Colorful" w:uiPriority="52"/>
+    <w:lsdException w:name="Grid Table 1 Light Accent 1" w:uiPriority="46"/>
+    <w:lsdException w:name="Grid Table 2 Accent 1" w:uiPriority="47"/>
+    <w:lsdException w:name="Grid Table 3 Accent 1" w:uiPriority="48"/>
+    <w:lsdException w:name="Grid Table 4 Accent 1" w:uiPriority="49"/>
+    <w:lsdException w:name="Grid Table 5 Dark Accent 1" w:uiPriority="50"/>
+    <w:lsdException w:name="Grid Table 6 Colorful Accent 1" w:uiPriority="51"/>
+    <w:lsdException w:name="Grid Table 7 Colorful Accent 1" w:uiPriority="52"/>
+    <w:lsdException w:name="Grid Table 1 Light Accent 2" w:uiPriority="46"/>
+    <w:lsdException w:name="Grid Table 2 Accent 2" w:uiPriority="47"/>
+    <w:lsdException w:name="Grid Table 3 Accent 2" w:uiPriority="48"/>
+    <w:lsdException w:name="Grid Table 4 Accent 2" w:uiPriority="49"/>
+    <w:lsdException w:name="Grid Table 5 Dark Accent 2" w:uiPriority="50"/>
+    <w:lsdException w:name="Grid Table 6 Colorful Accent 2" w:uiPriority="51"/>
+    <w:lsdException w:name="Grid Table 7 Colorful Accent 2" w:uiPriority="52"/>
+    <w:lsdException w:name="Grid Table 1 Light Accent 3" w:uiPriority="46"/>
+    <w:lsdException w:name="Grid Table 2 Accent 3" w:uiPriority="47"/>
+    <w:lsdException w:name="Grid Table 3 Accent 3" w:uiPriority="48"/>
+    <w:lsdException w:name="Grid Table 4 Accent 3" w:uiPriority="49"/>
+    <w:lsdException w:name="Grid Table 5 Dark Accent 3" w:uiPriority="50"/>
+    <w:lsdException w:name="Grid Table 6 Colorful Accent 3" w:uiPriority="51"/>
+    <w:lsdException w:name="Grid Table 7 Colorful Accent 3" w:uiPriority="52"/>
+    <w:lsdException w:name="Grid Table 1 Light Accent 4" w:uiPriority="46"/>
+    <w:lsdException w:name="Grid Table 2 Accent 4" w:uiPriority="47"/>
+    <w:lsdException w:name="Grid Table 3 Accent 4" w:uiPriority="48"/>
+    <w:lsdException w:name="Grid Table 4 Accent 4" w:uiPriority="49"/>
+    <w:lsdException w:name="Grid Table 5 Dark Accent 4" w:uiPriority="50"/>
+    <w:lsdException w:name="Grid Table 6 Colorful Accent 4" w:uiPriority="51"/>
+    <w:lsdException w:name="Grid Table 7 Colorful Accent 4" w:uiPriority="52"/>
+    <w:lsdException w:name="Grid Table 1 Light Accent 5" w:uiPriority="46"/>
+    <w:lsdException w:name="Grid Table 2 Accent 5" w:uiPriority="47"/>
+    <w:lsdException w:name="Grid Table 3 Accent 5" w:uiPriority="48"/>
+    <w:lsdException w:name="Grid Table 4 Accent 5" w:uiPriority="49"/>
+    <w:lsdException w:name="Grid Table 5 Dark Accent 5" w:uiPriority="50"/>
+    <w:lsdException w:name="Grid Table 6 Colorful Accent 5" w:uiPriority="51"/>
+    <w:lsdException w:name="Grid Table 7 Colorful Accent 5" w:uiPriority="52"/>
+    <w:lsdException w:name="Grid Table 1 Light Accent 6" w:uiPriority="46"/>
+    <w:lsdException w:name="Grid Table 2 Accent 6" w:uiPriority="47"/>
+    <w:lsdException w:name="Grid Table 3 Accent 6" w:uiPriority="48"/>
+    <w:lsdException w:name="Grid Table 4 Accent 6" w:uiPriority="49"/>
+    <w:lsdException w:name="Grid Table 5 Dark Accent 6" w:uiPriority="50"/>
+    <w:lsdException w:name="Grid Table 6 Colorful Accent 6" w:uiPriority="51"/>
+    <w:lsdException w:name="Grid Table 7 Colorful Accent 6" w:uiPriority="52"/>
+    <w:lsdException w:name="List Table 1 Light" w:uiPriority="46"/>
+    <w:lsdException w:name="List Table 2" w:uiPriority="47"/>
+    <w:lsdException w:name="List Table 3" w:uiPriority="48"/>
+    <w:lsdException w:name="List Table 4" w:uiPriority="49"/>
+    <w:lsdException w:name="List Table 5 Dark" w:uiPriority="50"/>
+    <w:lsdException w:name="List Table 6 Colorful" w:uiPriority="51"/>
+    <w:lsdException w:name="List Table 7 Colorful" w:uiPriority="52"/>
+    <w:lsdException w:name="List Table 1 Light Accent 1" w:uiPriority="46"/>
+    <w:lsdException w:name="List Table 2 Accent 1" w:uiPriority="47"/>
+    <w:lsdException w:name="List Table 3 Accent 1" w:uiPriority="48"/>
+    <w:lsdException w:name="List Table 4 Accent 1" w:uiPriority="49"/>
+    <w:lsdException w:name="List Table 5 Dark Accent 1" w:uiPriority="50"/>
+    <w:lsdException w:name="List Table 6 Colorful Accent 1" w:uiPriority="51"/>
+    <w:lsdException w:name="List Table 7 Colorful Accent 1" w:uiPriority="52"/>
+    <w:lsdException w:name="List Table 1 Light Accent 2" w:uiPriority="46"/>
+    <w:lsdException w:name="List Table 2 Accent 2" w:uiPriority="47"/>
+    <w:lsdException w:name="List Table 3 Accent 2" w:uiPriority="48"/>
+    <w:lsdException w:name="List Table 4 Accent 2" w:uiPriority="49"/>
+    <w:lsdException w:name="List Table 5 Dark Accent 2" w:uiPriority="50"/>
+    <w:lsdException w:name="List Table 6 Colorful Accent 2" w:uiPriority="51"/>
+    <w:lsdException w:name="List Table 7 Colorful Accent 2" w:uiPriority="52"/>
+    <w:lsdException w:name="List Table 1 Light Accent 3" w:uiPriority="46"/>
+    <w:lsdException w:name="List Table 2 Accent 3" w:uiPriority="47"/>
+    <w:lsdException w:name="List Table 3 Accent 3" w:uiPriority="48"/>
+    <w:lsdException w:name="List Table 4 Accent 3" w:uiPriority="49"/>
+    <w:lsdException w:name="List Table 5 Dark Accent 3" w:uiPriority="50"/>
+    <w:lsdException w:name="List Table 6 Colorful Accent 3" w:uiPriority="51"/>
+    <w:lsdException w:name="List Table 7 Colorful Accent 3" w:uiPriority="52"/>
+    <w:lsdException w:name="List Table 1 Light Accent 4" w:uiPriority="46"/>
+    <w:lsdException w:name="List Table 2 Accent 4" w:uiPriority="47"/>
+    <w:lsdException w:name="List Table 3 Accent 4" w:uiPriority="48"/>
+    <w:lsdException w:name="List Table 4 Accent 4" w:uiPriority="49"/>
+    <w:lsdException w:name="List Table 5 Dark Accent 4" w:uiPriority="50"/>
+    <w:lsdException w:name="List Table 6 Colorful Accent 4" w:uiPriority="51"/>
+    <w:lsdException w:name="List Table 7 Colorful Accent 4" w:uiPriority="52"/>
+    <w:lsdException w:name="List Table 1 Light Accent 5" w:uiPriority="46"/>
+    <w:lsdException w:name="List Table 2 Accent 5" w:uiPriority="47"/>
+    <w:lsdException w:name="List Table 3 Accent 5" w:uiPriority="48"/>
+    <w:lsdException w:name="List Table 4 Accent 5" w:uiPriority="49"/>
+    <w:lsdException w:name="List Table 5 Dark Accent 5" w:uiPriority="50"/>
+    <w:lsdException w:name="List Table 6 Colorful Accent 5" w:uiPriority="51"/>
+    <w:lsdException w:name="List Table 7 Colorful Accent 5" w:uiPriority="52"/>
+    <w:lsdException w:name="List Table 1 Light Accent 6" w:uiPriority="46"/>
+    <w:lsdException w:name="List Table 2 Accent 6" w:uiPriority="47"/>
+    <w:lsdException w:name="List Table 3 Accent 6" w:uiPriority="48"/>
+    <w:lsdException w:name="List Table 4 Accent 6" w:uiPriority="49"/>
+    <w:lsdException w:name="List Table 5 Dark Accent 6" w:uiPriority="50"/>
+    <w:lsdException w:name="List Table 6 Colorful Accent 6" w:uiPriority="51"/>
+    <w:lsdException w:name="List Table 7 Colorful Accent 6" w:uiPriority="52"/>
+    <w:lsdException w:name="Mention" w:semiHidden="1" w:unhideWhenUsed="1"/>
+    <w:lsdException w:name="Smart Hyperlink" w:semiHidden="1" w:unhideWhenUsed="1"/>
+    <w:lsdException w:name="Hashtag" w:semiHidden="1" w:unhideWhenUsed="1"/>
+    <w:lsdException w:name="Unresolved Mention" w:semiHidden="1" w:unhideWhenUsed="1"/>
+    <w:lsdException w:name="Smart Link" w:semiHidden="1" w:unhideWhenUsed="1"/>
+  </w:latentStyles>
+  <w:style w:type="paragraph" w:default="1" w:styleId="Normal">
+    <w:name w:val="Normal"/>
     <w:qFormat/>
-    <w:rPr>
-      <w:sz w:val="56"/>
-      <w:szCs w:val="56"/>
-    </w:rPr>
   </w:style>
   <w:style w:type="paragraph" w:styleId="Heading1">
-    <w:name w:val="Heading 1"/>
-    <w:basedOn w:val="Normal"/>
-    <w:next w:val="Normal"/>
+    <w:name w:val="heading 1"/>
+    <w:uiPriority w:val="9"/>
     <w:qFormat/>
+    <w:pPr>
+      <w:spacing w:before="120" w:after="60"/>
+      <w:outlineLvl w:val="0"/>
+    </w:pPr>
     <w:rPr>
-      <w:color w:val="2E74B5"/>
-      <w:sz w:val="32"/>
-      <w:szCs w:val="32"/>
+      <w:b/>
+      <w:bCs/>
+      <w:color w:val="DA291C"/>
+      <w:sz w:val="40"/>
+      <w:szCs w:val="40"/>
     </w:rPr>
   </w:style>
   <w:style w:type="paragraph" w:styleId="Heading2">
-    <w:name w:val="Heading 2"/>
-    <w:basedOn w:val="Normal"/>
-    <w:next w:val="Normal"/>
+    <w:name w:val="heading 2"/>
+    <w:uiPriority w:val="9"/>
+    <w:unhideWhenUsed/>
     <w:qFormat/>
+    <w:pPr>
+      <w:keepNext/>
+      <w:pBdr>
+        <w:left w:val="single" w:sz="24" w:space="6" w:color="DA291C"/>
+      </w:pBdr>
+      <w:spacing w:before="260" w:after="100"/>
+      <w:outlineLvl w:val="1"/>
+    </w:pPr>
     <w:rPr>
-      <w:color w:val="2E74B5"/>
+      <w:b/>
+      <w:bCs/>
+      <w:color w:val="27251F"/>
       <w:sz w:val="26"/>
       <w:szCs w:val="26"/>
     </w:rPr>
   </w:style>
   <w:style w:type="paragraph" w:styleId="Heading3">
-    <w:name w:val="Heading 3"/>
-    <w:basedOn w:val="Normal"/>
-    <w:next w:val="Normal"/>
+    <w:name w:val="heading 3"/>
+    <w:uiPriority w:val="9"/>
+    <w:semiHidden/>
+    <w:unhideWhenUsed/>
     <w:qFormat/>
+    <w:pPr>
+      <w:outlineLvl w:val="2"/>
+    </w:pPr>
     <w:rPr>
       <w:color w:val="1F4D78"/>
       <w:sz w:val="24"/>
@@ -1847,10 +2574,14 @@
     </w:rPr>
   </w:style>
   <w:style w:type="paragraph" w:styleId="Heading4">
-    <w:name w:val="Heading 4"/>
-    <w:basedOn w:val="Normal"/>
-    <w:next w:val="Normal"/>
+    <w:name w:val="heading 4"/>
+    <w:uiPriority w:val="9"/>
+    <w:semiHidden/>
+    <w:unhideWhenUsed/>
     <w:qFormat/>
+    <w:pPr>
+      <w:outlineLvl w:val="3"/>
+    </w:pPr>
     <w:rPr>
       <w:i/>
       <w:iCs/>
@@ -1858,27 +2589,69 @@
     </w:rPr>
   </w:style>
   <w:style w:type="paragraph" w:styleId="Heading5">
-    <w:name w:val="Heading 5"/>
-    <w:basedOn w:val="Normal"/>
-    <w:next w:val="Normal"/>
+    <w:name w:val="heading 5"/>
+    <w:uiPriority w:val="9"/>
+    <w:semiHidden/>
+    <w:unhideWhenUsed/>
     <w:qFormat/>
+    <w:pPr>
+      <w:outlineLvl w:val="4"/>
+    </w:pPr>
     <w:rPr>
       <w:color w:val="2E74B5"/>
     </w:rPr>
   </w:style>
   <w:style w:type="paragraph" w:styleId="Heading6">
-    <w:name w:val="Heading 6"/>
-    <w:basedOn w:val="Normal"/>
-    <w:next w:val="Normal"/>
+    <w:name w:val="heading 6"/>
+    <w:uiPriority w:val="9"/>
+    <w:semiHidden/>
+    <w:unhideWhenUsed/>
     <w:qFormat/>
+    <w:pPr>
+      <w:outlineLvl w:val="5"/>
+    </w:pPr>
     <w:rPr>
       <w:color w:val="1F4D78"/>
     </w:rPr>
   </w:style>
-  <w:style w:type="paragraph" w:styleId="Strong">
-    <w:name w:val="Strong"/>
-    <w:basedOn w:val="Normal"/>
-    <w:next w:val="Normal"/>
+  <w:style w:type="character" w:default="1" w:styleId="DefaultParagraphFont">
+    <w:name w:val="Default Paragraph Font"/>
+    <w:uiPriority w:val="1"/>
+    <w:semiHidden/>
+    <w:unhideWhenUsed/>
+  </w:style>
+  <w:style w:type="table" w:default="1" w:styleId="TableNormal">
+    <w:name w:val="Normal Table"/>
+    <w:uiPriority w:val="99"/>
+    <w:semiHidden/>
+    <w:unhideWhenUsed/>
+    <w:tblPr>
+      <w:tblInd w:w="0" w:type="dxa"/>
+      <w:tblCellMar>
+        <w:top w:w="0" w:type="dxa"/>
+        <w:left w:w="108" w:type="dxa"/>
+        <w:bottom w:w="0" w:type="dxa"/>
+        <w:right w:w="108" w:type="dxa"/>
+      </w:tblCellMar>
+    </w:tblPr>
+  </w:style>
+  <w:style w:type="numbering" w:default="1" w:styleId="NoList">
+    <w:name w:val="No List"/>
+    <w:uiPriority w:val="99"/>
+    <w:semiHidden/>
+    <w:unhideWhenUsed/>
+  </w:style>
+  <w:style w:type="paragraph" w:styleId="Title">
+    <w:name w:val="Title"/>
+    <w:uiPriority w:val="10"/>
+    <w:qFormat/>
+    <w:rPr>
+      <w:sz w:val="56"/>
+      <w:szCs w:val="56"/>
+    </w:rPr>
+  </w:style>
+  <w:style w:type="paragraph" w:customStyle="1" w:styleId="Strong1">
+    <w:name w:val="Strong1"/>
     <w:qFormat/>
     <w:rPr>
       <w:b/>
@@ -1887,12 +2660,10 @@
   </w:style>
   <w:style w:type="paragraph" w:styleId="ListParagraph">
     <w:name w:val="List Paragraph"/>
-    <w:basedOn w:val="Normal"/>
     <w:qFormat/>
   </w:style>
   <w:style w:type="character" w:styleId="Hyperlink">
     <w:name w:val="Hyperlink"/>
-    <w:basedOn w:val="DefaultParagraphFont"/>
     <w:uiPriority w:val="99"/>
     <w:unhideWhenUsed/>
     <w:rPr>
@@ -1902,7 +2673,6 @@
   </w:style>
   <w:style w:type="character" w:styleId="FootnoteReference">
     <w:name w:val="footnote reference"/>
-    <w:basedOn w:val="DefaultParagraphFont"/>
     <w:uiPriority w:val="99"/>
     <w:semiHidden/>
     <w:unhideWhenUsed/>
@@ -1912,22 +2682,17 @@
   </w:style>
   <w:style w:type="paragraph" w:styleId="FootnoteText">
     <w:name w:val="footnote text"/>
-    <w:basedOn w:val="Normal"/>
     <w:link w:val="FootnoteTextChar"/>
     <w:uiPriority w:val="99"/>
     <w:semiHidden/>
     <w:unhideWhenUsed/>
-    <w:pPr>
-      <w:spacing w:after="0" w:line="240" w:lineRule="auto"/>
-    </w:pPr>
     <w:rPr>
       <w:sz w:val="20"/>
       <w:szCs w:val="20"/>
     </w:rPr>
   </w:style>
-  <w:style w:type="character" w:styleId="FootnoteTextChar">
+  <w:style w:type="character" w:customStyle="1" w:styleId="FootnoteTextChar">
     <w:name w:val="Footnote Text Char"/>
-    <w:basedOn w:val="DefaultParagraphFont"/>
     <w:link w:val="FootnoteText"/>
     <w:uiPriority w:val="99"/>
     <w:semiHidden/>
@@ -1939,7 +2704,6 @@
   </w:style>
   <w:style w:type="character" w:styleId="EndnoteReference">
     <w:name w:val="endnote reference"/>
-    <w:basedOn w:val="DefaultParagraphFont"/>
     <w:uiPriority w:val="99"/>
     <w:semiHidden/>
     <w:unhideWhenUsed/>
@@ -1949,22 +2713,17 @@
   </w:style>
   <w:style w:type="paragraph" w:styleId="EndnoteText">
     <w:name w:val="endnote text"/>
-    <w:basedOn w:val="Normal"/>
     <w:link w:val="EndnoteTextChar"/>
     <w:uiPriority w:val="99"/>
     <w:semiHidden/>
     <w:unhideWhenUsed/>
-    <w:pPr>
-      <w:spacing w:after="0" w:line="240" w:lineRule="auto"/>
-    </w:pPr>
     <w:rPr>
       <w:sz w:val="20"/>
       <w:szCs w:val="20"/>
     </w:rPr>
   </w:style>
-  <w:style w:type="character" w:styleId="EndnoteTextChar">
+  <w:style w:type="character" w:customStyle="1" w:styleId="EndnoteTextChar">
     <w:name w:val="Endnote Text Char"/>
-    <w:basedOn w:val="DefaultParagraphFont"/>
     <w:link w:val="EndnoteText"/>
     <w:uiPriority w:val="99"/>
     <w:semiHidden/>
@@ -1974,45 +2733,320 @@
       <w:szCs w:val="20"/>
     </w:rPr>
   </w:style>
-  <w:style w:type="paragraph" w:styleId="Heading1">
-    <w:name w:val="Heading 1"/>
-    <w:basedOn w:val="Normal"/>
-    <w:next w:val="Normal"/>
-    <w:qFormat/>
-    <w:pPr>
-      <w:spacing w:after="60" w:before="120"/>
-      <w:outlineLvl w:val="0"/>
-    </w:pPr>
-    <w:rPr>
-      <w:rFonts w:ascii="Arial" w:cs="Arial" w:eastAsia="Arial" w:hAnsi="Arial"/>
-      <w:b/>
-      <w:bCs/>
-      <w:color w:val="DA291C"/>
-      <w:sz w:val="40"/>
-      <w:szCs w:val="40"/>
-    </w:rPr>
-  </w:style>
-  <w:style w:type="paragraph" w:styleId="Heading2">
-    <w:name w:val="Heading 2"/>
-    <w:basedOn w:val="Normal"/>
-    <w:next w:val="Normal"/>
-    <w:qFormat/>
-    <w:pPr>
-      <w:keepNext/>
-      <w:pBdr>
-        <w:left w:val="single" w:color="DA291C" w:sz="24" w:space="6"/>
-      </w:pBdr>
-      <w:spacing w:after="100" w:before="260"/>
-      <w:outlineLvl w:val="1"/>
-    </w:pPr>
-    <w:rPr>
-      <w:rFonts w:ascii="Arial" w:cs="Arial" w:eastAsia="Arial" w:hAnsi="Arial"/>
-      <w:b/>
-      <w:bCs/>
-      <w:color w:val="27251F"/>
-      <w:sz w:val="26"/>
-      <w:szCs w:val="26"/>
-    </w:rPr>
-  </w:style>
 </w:styles>
+</file>
+
+<file path=word/theme/theme1.xml><?xml version="1.0" encoding="utf-8"?>
+<a:theme xmlns:a="http://schemas.openxmlformats.org/drawingml/2006/main" name="Office Theme">
+  <a:themeElements>
+    <a:clrScheme name="Office">
+      <a:dk1>
+        <a:sysClr val="windowText" lastClr="000000"/>
+      </a:dk1>
+      <a:lt1>
+        <a:sysClr val="window" lastClr="FFFFFF"/>
+      </a:lt1>
+      <a:dk2>
+        <a:srgbClr val="0E2841"/>
+      </a:dk2>
+      <a:lt2>
+        <a:srgbClr val="E8E8E8"/>
+      </a:lt2>
+      <a:accent1>
+        <a:srgbClr val="156082"/>
+      </a:accent1>
+      <a:accent2>
+        <a:srgbClr val="E97132"/>
+      </a:accent2>
+      <a:accent3>
+        <a:srgbClr val="196B24"/>
+      </a:accent3>
+      <a:accent4>
+        <a:srgbClr val="0F9ED5"/>
+      </a:accent4>
+      <a:accent5>
+        <a:srgbClr val="A02B93"/>
+      </a:accent5>
+      <a:accent6>
+        <a:srgbClr val="4EA72E"/>
+      </a:accent6>
+      <a:hlink>
+        <a:srgbClr val="467886"/>
+      </a:hlink>
+      <a:folHlink>
+        <a:srgbClr val="96607D"/>
+      </a:folHlink>
+    </a:clrScheme>
+    <a:fontScheme name="Office">
+      <a:majorFont>
+        <a:latin typeface="Aptos Display" panose="02110004020202020204"/>
+        <a:ea typeface=""/>
+        <a:cs typeface=""/>
+        <a:font script="Jpan" typeface="游ゴシック Light"/>
+        <a:font script="Hang" typeface="맑은 고딕"/>
+        <a:font script="Hans" typeface="等线 Light"/>
+        <a:font script="Hant" typeface="新細明體"/>
+        <a:font script="Arab" typeface="Times New Roman"/>
+        <a:font script="Hebr" typeface="Times New Roman"/>
+        <a:font script="Thai" typeface="Angsana New"/>
+        <a:font script="Ethi" typeface="Nyala"/>
+        <a:font script="Beng" typeface="Vrinda"/>
+        <a:font script="Gujr" typeface="Shruti"/>
+        <a:font script="Khmr" typeface="MoolBoran"/>
+        <a:font script="Knda" typeface="Tunga"/>
+        <a:font script="Guru" typeface="Raavi"/>
+        <a:font script="Cans" typeface="Euphemia"/>
+        <a:font script="Cher" typeface="Plantagenet Cherokee"/>
+        <a:font script="Yiii" typeface="Microsoft Yi Baiti"/>
+        <a:font script="Tibt" typeface="Microsoft Himalaya"/>
+        <a:font script="Thaa" typeface="MV Boli"/>
+        <a:font script="Deva" typeface="Mangal"/>
+        <a:font script="Telu" typeface="Gautami"/>
+        <a:font script="Taml" typeface="Latha"/>
+        <a:font script="Syrc" typeface="Estrangelo Edessa"/>
+        <a:font script="Orya" typeface="Kalinga"/>
+        <a:font script="Mlym" typeface="Kartika"/>
+        <a:font script="Laoo" typeface="DokChampa"/>
+        <a:font script="Sinh" typeface="Iskoola Pota"/>
+        <a:font script="Mong" typeface="Mongolian Baiti"/>
+        <a:font script="Viet" typeface="Times New Roman"/>
+        <a:font script="Uigh" typeface="Microsoft Uighur"/>
+        <a:font script="Geor" typeface="Sylfaen"/>
+        <a:font script="Armn" typeface="Arial"/>
+        <a:font script="Bugi" typeface="Leelawadee UI"/>
+        <a:font script="Bopo" typeface="Microsoft JhengHei"/>
+        <a:font script="Java" typeface="Javanese Text"/>
+        <a:font script="Lisu" typeface="Segoe UI"/>
+        <a:font script="Mymr" typeface="Myanmar Text"/>
+        <a:font script="Nkoo" typeface="Ebrima"/>
+        <a:font script="Olck" typeface="Nirmala UI"/>
+        <a:font script="Osma" typeface="Ebrima"/>
+        <a:font script="Phag" typeface="Phagspa"/>
+        <a:font script="Syrn" typeface="Estrangelo Edessa"/>
+        <a:font script="Syrj" typeface="Estrangelo Edessa"/>
+        <a:font script="Syre" typeface="Estrangelo Edessa"/>
+        <a:font script="Sora" typeface="Nirmala UI"/>
+        <a:font script="Tale" typeface="Microsoft Tai Le"/>
+        <a:font script="Talu" typeface="Microsoft New Tai Lue"/>
+        <a:font script="Tfng" typeface="Ebrima"/>
+      </a:majorFont>
+      <a:minorFont>
+        <a:latin typeface="Aptos" panose="02110004020202020204"/>
+        <a:ea typeface=""/>
+        <a:cs typeface=""/>
+        <a:font script="Jpan" typeface="游明朝"/>
+        <a:font script="Hang" typeface="맑은 고딕"/>
+        <a:font script="Hans" typeface="等线"/>
+        <a:font script="Hant" typeface="新細明體"/>
+        <a:font script="Arab" typeface="Arial"/>
+        <a:font script="Hebr" typeface="Arial"/>
+        <a:font script="Thai" typeface="Cordia New"/>
+        <a:font script="Ethi" typeface="Nyala"/>
+        <a:font script="Beng" typeface="Vrinda"/>
+        <a:font script="Gujr" typeface="Shruti"/>
+        <a:font script="Khmr" typeface="DaunPenh"/>
+        <a:font script="Knda" typeface="Tunga"/>
+        <a:font script="Guru" typeface="Raavi"/>
+        <a:font script="Cans" typeface="Euphemia"/>
+        <a:font script="Cher" typeface="Plantagenet Cherokee"/>
+        <a:font script="Yiii" typeface="Microsoft Yi Baiti"/>
+        <a:font script="Tibt" typeface="Microsoft Himalaya"/>
+        <a:font script="Thaa" typeface="MV Boli"/>
+        <a:font script="Deva" typeface="Mangal"/>
+        <a:font script="Telu" typeface="Gautami"/>
+        <a:font script="Taml" typeface="Latha"/>
+        <a:font script="Syrc" typeface="Estrangelo Edessa"/>
+        <a:font script="Orya" typeface="Kalinga"/>
+        <a:font script="Mlym" typeface="Kartika"/>
+        <a:font script="Laoo" typeface="DokChampa"/>
+        <a:font script="Sinh" typeface="Iskoola Pota"/>
+        <a:font script="Mong" typeface="Mongolian Baiti"/>
+        <a:font script="Viet" typeface="Arial"/>
+        <a:font script="Uigh" typeface="Microsoft Uighur"/>
+        <a:font script="Geor" typeface="Sylfaen"/>
+        <a:font script="Armn" typeface="Arial"/>
+        <a:font script="Bugi" typeface="Leelawadee UI"/>
+        <a:font script="Bopo" typeface="Microsoft JhengHei"/>
+        <a:font script="Java" typeface="Javanese Text"/>
+        <a:font script="Lisu" typeface="Segoe UI"/>
+        <a:font script="Mymr" typeface="Myanmar Text"/>
+        <a:font script="Nkoo" typeface="Ebrima"/>
+        <a:font script="Olck" typeface="Nirmala UI"/>
+        <a:font script="Osma" typeface="Ebrima"/>
+        <a:font script="Phag" typeface="Phagspa"/>
+        <a:font script="Syrn" typeface="Estrangelo Edessa"/>
+        <a:font script="Syrj" typeface="Estrangelo Edessa"/>
+        <a:font script="Syre" typeface="Estrangelo Edessa"/>
+        <a:font script="Sora" typeface="Nirmala UI"/>
+        <a:font script="Tale" typeface="Microsoft Tai Le"/>
+        <a:font script="Talu" typeface="Microsoft New Tai Lue"/>
+        <a:font script="Tfng" typeface="Ebrima"/>
+      </a:minorFont>
+    </a:fontScheme>
+    <a:fmtScheme name="Office">
+      <a:fillStyleLst>
+        <a:solidFill>
+          <a:schemeClr val="phClr"/>
+        </a:solidFill>
+        <a:gradFill rotWithShape="1">
+          <a:gsLst>
+            <a:gs pos="0">
+              <a:schemeClr val="phClr">
+                <a:lumMod val="110000"/>
+                <a:satMod val="105000"/>
+                <a:tint val="67000"/>
+              </a:schemeClr>
+            </a:gs>
+            <a:gs pos="50000">
+              <a:schemeClr val="phClr">
+                <a:lumMod val="105000"/>
+                <a:satMod val="103000"/>
+                <a:tint val="73000"/>
+              </a:schemeClr>
+            </a:gs>
+            <a:gs pos="100000">
+              <a:schemeClr val="phClr">
+                <a:lumMod val="105000"/>
+                <a:satMod val="109000"/>
+                <a:tint val="81000"/>
+              </a:schemeClr>
+            </a:gs>
+          </a:gsLst>
+          <a:lin ang="5400000" scaled="0"/>
+        </a:gradFill>
+        <a:gradFill rotWithShape="1">
+          <a:gsLst>
+            <a:gs pos="0">
+              <a:schemeClr val="phClr">
+                <a:satMod val="103000"/>
+                <a:lumMod val="102000"/>
+                <a:tint val="94000"/>
+              </a:schemeClr>
+            </a:gs>
+            <a:gs pos="50000">
+              <a:schemeClr val="phClr">
+                <a:satMod val="110000"/>
+                <a:lumMod val="100000"/>
+                <a:shade val="100000"/>
+              </a:schemeClr>
+            </a:gs>
+            <a:gs pos="100000">
+              <a:schemeClr val="phClr">
+                <a:lumMod val="99000"/>
+                <a:satMod val="120000"/>
+                <a:shade val="78000"/>
+              </a:schemeClr>
+            </a:gs>
+          </a:gsLst>
+          <a:lin ang="5400000" scaled="0"/>
+        </a:gradFill>
+      </a:fillStyleLst>
+      <a:lnStyleLst>
+        <a:ln w="12700" cap="flat" cmpd="sng" algn="ctr">
+          <a:solidFill>
+            <a:schemeClr val="phClr"/>
+          </a:solidFill>
+          <a:prstDash val="solid"/>
+          <a:miter lim="800000"/>
+        </a:ln>
+        <a:ln w="19050" cap="flat" cmpd="sng" algn="ctr">
+          <a:solidFill>
+            <a:schemeClr val="phClr"/>
+          </a:solidFill>
+          <a:prstDash val="solid"/>
+          <a:miter lim="800000"/>
+        </a:ln>
+        <a:ln w="25400" cap="flat" cmpd="sng" algn="ctr">
+          <a:solidFill>
+            <a:schemeClr val="phClr"/>
+          </a:solidFill>
+          <a:prstDash val="solid"/>
+          <a:miter lim="800000"/>
+        </a:ln>
+      </a:lnStyleLst>
+      <a:effectStyleLst>
+        <a:effectStyle>
+          <a:effectLst/>
+        </a:effectStyle>
+        <a:effectStyle>
+          <a:effectLst/>
+        </a:effectStyle>
+        <a:effectStyle>
+          <a:effectLst>
+            <a:outerShdw blurRad="57150" dist="19050" dir="5400000" algn="ctr" rotWithShape="0">
+              <a:srgbClr val="000000">
+                <a:alpha val="63000"/>
+              </a:srgbClr>
+            </a:outerShdw>
+          </a:effectLst>
+        </a:effectStyle>
+      </a:effectStyleLst>
+      <a:bgFillStyleLst>
+        <a:solidFill>
+          <a:schemeClr val="phClr"/>
+        </a:solidFill>
+        <a:solidFill>
+          <a:schemeClr val="phClr">
+            <a:tint val="95000"/>
+            <a:satMod val="170000"/>
+          </a:schemeClr>
+        </a:solidFill>
+        <a:gradFill rotWithShape="1">
+          <a:gsLst>
+            <a:gs pos="0">
+              <a:schemeClr val="phClr">
+                <a:tint val="93000"/>
+                <a:satMod val="150000"/>
+                <a:shade val="98000"/>
+                <a:lumMod val="102000"/>
+              </a:schemeClr>
+            </a:gs>
+            <a:gs pos="50000">
+              <a:schemeClr val="phClr">
+                <a:tint val="98000"/>
+                <a:satMod val="130000"/>
+                <a:shade val="90000"/>
+                <a:lumMod val="103000"/>
+              </a:schemeClr>
+            </a:gs>
+            <a:gs pos="100000">
+              <a:schemeClr val="phClr">
+                <a:shade val="63000"/>
+                <a:satMod val="120000"/>
+              </a:schemeClr>
+            </a:gs>
+          </a:gsLst>
+          <a:lin ang="5400000" scaled="0"/>
+        </a:gradFill>
+      </a:bgFillStyleLst>
+    </a:fmtScheme>
+  </a:themeElements>
+  <a:objectDefaults>
+    <a:lnDef>
+      <a:spPr/>
+      <a:bodyPr/>
+      <a:lstStyle/>
+      <a:style>
+        <a:lnRef idx="2">
+          <a:schemeClr val="accent1"/>
+        </a:lnRef>
+        <a:fillRef idx="0">
+          <a:schemeClr val="accent1"/>
+        </a:fillRef>
+        <a:effectRef idx="1">
+          <a:schemeClr val="accent1"/>
+        </a:effectRef>
+        <a:fontRef idx="minor">
+          <a:schemeClr val="tx1"/>
+        </a:fontRef>
+      </a:style>
+    </a:lnDef>
+  </a:objectDefaults>
+  <a:extraClrSchemeLst/>
+  <a:extLst>
+    <a:ext uri="{05A4C25C-085E-4340-85A3-A5531E510DB2}">
+      <thm15:themeFamily xmlns:thm15="http://schemas.microsoft.com/office/thememl/2012/main" name="Office Theme" id="{2E142A2C-CD16-42D6-873A-C26D2A0506FA}" vid="{1BDDFF52-6CD6-40A5-AB3C-68EB2F1E4D0A}"/>
+    </a:ext>
+  </a:extLst>
+</a:theme>
 </file>
--- a/docs/user-guide/en/pages/03-hiringforecast.docx
+++ b/docs/user-guide/en/pages/03-hiringforecast.docx
@@ -132,41 +132,41 @@
           <w:bCs/>
           <w:color w:val="27251F"/>
         </w:rPr>
-        <w:t xml:space="preserve">Good to know: </w:t>
-      </w:r>
-      <w:r>
-        <w:rPr>
-          <w:color w:val="27251F"/>
-        </w:rPr>
-        <w:t xml:space="preserve">the Month filter </w:t>
+        <w:t xml:space="preserve">Good to know: the Month filter focuses the summary cards, the Smart Insights and the jobs card on one month, and highlights that month in the monthly chart (the other bars fade). The main table and the leader tables always show the whole year.</w:t>
+      </w:r>
+      <w:r>
+        <w:rPr>
+          <w:color w:val="27251F"/>
+        </w:rPr>
+        <w:t xml:space="preserve"/>
       </w:r>
       <w:proofErr w:type="gramStart"/>
       <w:r>
         <w:rPr>
           <w:color w:val="27251F"/>
         </w:rPr>
-        <w:t>focuses</w:t>
+        <w:t/>
       </w:r>
       <w:proofErr w:type="gramEnd"/>
       <w:r>
         <w:rPr>
           <w:color w:val="27251F"/>
         </w:rPr>
-        <w:t xml:space="preserve"> the summary cards, the Smart Insights and the monthly chart </w:t>
+        <w:t xml:space="preserve"/>
       </w:r>
       <w:proofErr w:type="gramStart"/>
       <w:r>
         <w:rPr>
           <w:color w:val="27251F"/>
         </w:rPr>
-        <w:t>on</w:t>
+        <w:t/>
       </w:r>
       <w:proofErr w:type="gramEnd"/>
       <w:r>
         <w:rPr>
           <w:color w:val="27251F"/>
         </w:rPr>
-        <w:t xml:space="preserve"> one month. The table below always shows the whole year.</w:t>
+        <w:t xml:space="preserve"/>
       </w:r>
     </w:p>
     <w:p>
@@ -949,7 +949,7 @@
         <w:rPr>
           <w:color w:val="27251F"/>
         </w:rPr>
-        <w:t>A few plain sentences worked out from the table: the busiest month, whether the next 3 months are above or below the monthly average, whether monthly hiring rises or falls through the year, how concentrated the hiring is, the consultant whose stores need the most hires, and how many hires only replace early leavers. They follow your filters and the "View by" choice.</w:t>
+        <w:t xml:space="preserve">A few plain sentences worked out from the table: the busiest month, whether the next 3 months are above or below the monthly average, whether monthly hiring rises or falls through the year, how concentrated the hiring is, and the consultant whose stores need the most hires. They follow your filters and the "View by" choice.</w:t>
       </w:r>
     </w:p>
     <w:p>
@@ -1396,7 +1396,7 @@
         <w:rPr>
           <w:color w:val="27251F"/>
         </w:rPr>
-        <w:t>The darker the red, the more hires that month. A dash means the projection has no data for that month.</w:t>
+        <w:t xml:space="preserve">The darker the red, the more hires that month. A dash means there is nothing to forecast for that month: the projection has no data for it, or there is no employee list to start from.</w:t>
       </w:r>
     </w:p>
     <w:p>
@@ -1770,7 +1770,7 @@
         <w:rPr>
           <w:color w:val="27251F"/>
         </w:rPr>
-        <w:t>The same hires per month, rolled up by Operation Consultant, Director, Manager and Senior Consultant, with the number of stores each covers.</w:t>
+        <w:t xml:space="preserve">The same hires per month, rolled up by Operation Consultant, Director, Manager and Senior Consultant, with the number of stores each covers. These tables are always grouped by store, whatever "View by" is set to.</w:t>
       </w:r>
     </w:p>
     <w:sectPr>
